--- a/Anil-Polsani-Mainframe/CICS/CICS.docx
+++ b/Anil-Polsani-Mainframe/CICS/CICS.docx
@@ -1,6 +1,6 @@
 
 <file path=word/document.xml><?xml version="1.0" encoding="utf-8"?>
-<w:document xmlns:wpc="http://schemas.microsoft.com/office/word/2010/wordprocessingCanvas" xmlns:cx="http://schemas.microsoft.com/office/drawing/2014/chartex" xmlns:cx1="http://schemas.microsoft.com/office/drawing/2015/9/8/chartex" xmlns:cx2="http://schemas.microsoft.com/office/drawing/2015/10/21/chartex" xmlns:cx3="http://schemas.microsoft.com/office/drawing/2016/5/9/chartex" xmlns:cx4="http://schemas.microsoft.com/office/drawing/2016/5/10/chartex" xmlns:cx5="http://schemas.microsoft.com/office/drawing/2016/5/11/chartex" xmlns:cx6="http://schemas.microsoft.com/office/drawing/2016/5/12/chartex" xmlns:cx7="http://schemas.microsoft.com/office/drawing/2016/5/13/chartex" xmlns:cx8="http://schemas.microsoft.com/office/drawing/2016/5/14/chartex" xmlns:mc="http://schemas.openxmlformats.org/markup-compatibility/2006" xmlns:aink="http://schemas.microsoft.com/office/drawing/2016/ink" xmlns:am3d="http://schemas.microsoft.com/office/drawing/2017/model3d" xmlns:o="urn:schemas-microsoft-com:office:office" xmlns:oel="http://schemas.microsoft.com/office/2019/extlst" xmlns:r="http://schemas.openxmlformats.org/officeDocument/2006/relationships" xmlns:m="http://schemas.openxmlformats.org/officeDocument/2006/math" xmlns:v="urn:schemas-microsoft-com:vml" xmlns:wp14="http://schemas.microsoft.com/office/word/2010/wordprocessingDrawing" xmlns:wp="http://schemas.openxmlformats.org/drawingml/2006/wordprocessingDrawing" xmlns:w10="urn:schemas-microsoft-com:office:word" xmlns:w="http://schemas.openxmlformats.org/wordprocessingml/2006/main" xmlns:w14="http://schemas.microsoft.com/office/word/2010/wordml" xmlns:w15="http://schemas.microsoft.com/office/word/2012/wordml" xmlns:w16cex="http://schemas.microsoft.com/office/word/2018/wordml/cex" xmlns:w16cid="http://schemas.microsoft.com/office/word/2016/wordml/cid" xmlns:w16="http://schemas.microsoft.com/office/word/2018/wordml" xmlns:w16du="http://schemas.microsoft.com/office/word/2023/wordml/word16du" xmlns:w16sdtdh="http://schemas.microsoft.com/office/word/2020/wordml/sdtdatahash" xmlns:w16sdtfl="http://schemas.microsoft.com/office/word/2024/wordml/sdtformatlock" xmlns:w16se="http://schemas.microsoft.com/office/word/2015/wordml/symex" xmlns:wpg="http://schemas.microsoft.com/office/word/2010/wordprocessingGroup" xmlns:wpi="http://schemas.microsoft.com/office/word/2010/wordprocessingInk" xmlns:wne="http://schemas.microsoft.com/office/word/2006/wordml" xmlns:wps="http://schemas.microsoft.com/office/word/2010/wordprocessingShape" mc:Ignorable="w14 w15 w16se w16cid w16 w16cex w16sdtdh w16sdtfl w16du wp14">
+<w:document xmlns:wpc="http://schemas.microsoft.com/office/word/2010/wordprocessingCanvas" xmlns:cx="http://schemas.microsoft.com/office/drawing/2014/chartex" xmlns:cx1="http://schemas.microsoft.com/office/drawing/2015/9/8/chartex" xmlns:cx2="http://schemas.microsoft.com/office/drawing/2015/10/21/chartex" xmlns:cx3="http://schemas.microsoft.com/office/drawing/2016/5/9/chartex" xmlns:cx4="http://schemas.microsoft.com/office/drawing/2016/5/10/chartex" xmlns:cx5="http://schemas.microsoft.com/office/drawing/2016/5/11/chartex" xmlns:cx6="http://schemas.microsoft.com/office/drawing/2016/5/12/chartex" xmlns:cx7="http://schemas.microsoft.com/office/drawing/2016/5/13/chartex" xmlns:cx8="http://schemas.microsoft.com/office/drawing/2016/5/14/chartex" xmlns:mc="http://schemas.openxmlformats.org/markup-compatibility/2006" xmlns:aink="http://schemas.microsoft.com/office/drawing/2016/ink" xmlns:am3d="http://schemas.microsoft.com/office/drawing/2017/model3d" xmlns:o="urn:schemas-microsoft-com:office:office" xmlns:oel="http://schemas.microsoft.com/office/2019/extlst" xmlns:r="http://schemas.openxmlformats.org/officeDocument/2006/relationships" xmlns:m="http://schemas.openxmlformats.org/officeDocument/2006/math" xmlns:v="urn:schemas-microsoft-com:vml" xmlns:wp14="http://schemas.microsoft.com/office/word/2010/wordprocessingDrawing" xmlns:wp="http://schemas.openxmlformats.org/drawingml/2006/wordprocessingDrawing" xmlns:w10="urn:schemas-microsoft-com:office:word" xmlns:w="http://schemas.openxmlformats.org/wordprocessingml/2006/main" xmlns:w14="http://schemas.microsoft.com/office/word/2010/wordml" xmlns:w15="http://schemas.microsoft.com/office/word/2012/wordml" xmlns:w16cei="http://schemas.microsoft.com/office/word/2026/wordml/cei" xmlns:w16cex="http://schemas.microsoft.com/office/word/2018/wordml/cex" xmlns:w16cid="http://schemas.microsoft.com/office/word/2016/wordml/cid" xmlns:w16="http://schemas.microsoft.com/office/word/2018/wordml" xmlns:w16du="http://schemas.microsoft.com/office/word/2023/wordml/word16du" xmlns:w16sdtdh="http://schemas.microsoft.com/office/word/2020/wordml/sdtdatahash" xmlns:w16sdtfl="http://schemas.microsoft.com/office/word/2024/wordml/sdtformatlock" xmlns:w16se="http://schemas.microsoft.com/office/word/2015/wordml/symex" xmlns:wpg="http://schemas.microsoft.com/office/word/2010/wordprocessingGroup" xmlns:wpi="http://schemas.microsoft.com/office/word/2010/wordprocessingInk" xmlns:wne="http://schemas.microsoft.com/office/word/2006/wordml" xmlns:wps="http://schemas.microsoft.com/office/word/2010/wordprocessingShape" mc:Ignorable="w14 w15 w16se w16cid w16 w16cex w16sdtdh w16sdtfl w16du wp14">
   <w:body>
     <w:p>
       <w:pPr>
@@ -17571,11 +17571,24 @@
           <w:szCs w:val="24"/>
           <w:lang w:val="en-US"/>
         </w:rPr>
-        <w:t xml:space="preserve"> is doing?? -&gt; It’s waiting for the control -&gt; this is called Resource Wastage</w:t>
-      </w:r>
-      <w:r>
-        <w:rPr>
-          <w:rFonts w:cstheme="minorHAnsi"/>
+        <w:t xml:space="preserve"> is doing?? -&gt; It’s waiting for the control -&gt; this is called </w:t>
+      </w:r>
+      <w:r>
+        <w:rPr>
+          <w:rFonts w:cstheme="minorHAnsi"/>
+          <w:b/>
+          <w:bCs/>
+          <w:sz w:val="24"/>
+          <w:szCs w:val="24"/>
+          <w:lang w:val="en-US"/>
+        </w:rPr>
+        <w:t>Resource Wastage</w:t>
+      </w:r>
+      <w:r>
+        <w:rPr>
+          <w:rFonts w:cstheme="minorHAnsi"/>
+          <w:b/>
+          <w:bCs/>
           <w:sz w:val="24"/>
           <w:szCs w:val="24"/>
           <w:lang w:val="en-US"/>
@@ -18581,7 +18594,16 @@
           <w:szCs w:val="24"/>
           <w:lang w:val="en-US"/>
         </w:rPr>
-        <w:t xml:space="preserve"> - Need to place TRANS Id</w:t>
+        <w:t xml:space="preserve"> - Need to place TRANS I</w:t>
+      </w:r>
+      <w:r>
+        <w:rPr>
+          <w:rFonts w:cstheme="minorHAnsi"/>
+          <w:sz w:val="24"/>
+          <w:szCs w:val="24"/>
+          <w:lang w:val="en-US"/>
+        </w:rPr>
+        <w:t>D</w:t>
       </w:r>
     </w:p>
     <w:p>
@@ -29256,36 +29278,16 @@
           <w:szCs w:val="24"/>
           <w:lang w:val="en-US"/>
         </w:rPr>
-        <w:t xml:space="preserve">PCT </w:t>
-      </w:r>
-      <w:proofErr w:type="gramStart"/>
-      <w:r>
-        <w:rPr>
-          <w:rFonts w:cstheme="minorHAnsi"/>
-          <w:sz w:val="24"/>
-          <w:szCs w:val="24"/>
-          <w:lang w:val="en-US"/>
-        </w:rPr>
-        <w:t xml:space="preserve">Entry </w:t>
-      </w:r>
-      <w:r>
-        <w:rPr>
-          <w:rFonts w:cstheme="minorHAnsi"/>
-          <w:sz w:val="24"/>
-          <w:szCs w:val="24"/>
-          <w:lang w:val="en-US"/>
-        </w:rPr>
-        <w:t xml:space="preserve"> -</w:t>
-      </w:r>
-      <w:proofErr w:type="gramEnd"/>
-      <w:r>
-        <w:rPr>
-          <w:rFonts w:cstheme="minorHAnsi"/>
-          <w:sz w:val="24"/>
-          <w:szCs w:val="24"/>
-          <w:lang w:val="en-US"/>
-        </w:rPr>
-        <w:t>&gt; this is for TRAN-ID</w:t>
+        <w:t>PCT Entry</w:t>
+      </w:r>
+      <w:r>
+        <w:rPr>
+          <w:rFonts w:cstheme="minorHAnsi"/>
+          <w:sz w:val="24"/>
+          <w:szCs w:val="24"/>
+          <w:lang w:val="en-US"/>
+        </w:rPr>
+        <w:t xml:space="preserve"> -&gt; this is for TRAN-ID</w:t>
       </w:r>
     </w:p>
     <w:p>
@@ -29366,17 +29368,15 @@
         <w:lastRenderedPageBreak/>
         <w:t xml:space="preserve">This is front to back </w:t>
       </w:r>
-      <w:proofErr w:type="gramStart"/>
-      <w:r>
-        <w:rPr>
-          <w:rFonts w:cstheme="minorHAnsi"/>
-          <w:sz w:val="24"/>
-          <w:szCs w:val="24"/>
-          <w:lang w:val="en-US"/>
-        </w:rPr>
-        <w:t>connection,</w:t>
-      </w:r>
-      <w:proofErr w:type="gramEnd"/>
+      <w:r>
+        <w:rPr>
+          <w:rFonts w:cstheme="minorHAnsi"/>
+          <w:sz w:val="24"/>
+          <w:szCs w:val="24"/>
+          <w:lang w:val="en-US"/>
+        </w:rPr>
+        <w:t>connection;</w:t>
+      </w:r>
       <w:r>
         <w:rPr>
           <w:rFonts w:cstheme="minorHAnsi"/>
@@ -30245,7 +30245,27 @@
           <w:szCs w:val="24"/>
           <w:lang w:val="en-US"/>
         </w:rPr>
-        <w:t>It Include copybook DFHEIBLK in linkage section</w:t>
+        <w:t xml:space="preserve">It Include copybook </w:t>
+      </w:r>
+      <w:r>
+        <w:rPr>
+          <w:rFonts w:cstheme="minorHAnsi"/>
+          <w:b/>
+          <w:bCs/>
+          <w:sz w:val="24"/>
+          <w:szCs w:val="24"/>
+          <w:lang w:val="en-US"/>
+        </w:rPr>
+        <w:t xml:space="preserve">DFHEIBLK </w:t>
+      </w:r>
+      <w:r>
+        <w:rPr>
+          <w:rFonts w:cstheme="minorHAnsi"/>
+          <w:sz w:val="24"/>
+          <w:szCs w:val="24"/>
+          <w:lang w:val="en-US"/>
+        </w:rPr>
+        <w:t>in linkage section</w:t>
       </w:r>
     </w:p>
     <w:p>
@@ -30271,7 +30291,27 @@
           <w:szCs w:val="24"/>
           <w:lang w:val="en-US"/>
         </w:rPr>
-        <w:t>It also adds DFHCOMMAREA (Group or Elementary variable) if not coded</w:t>
+        <w:t xml:space="preserve">It also adds </w:t>
+      </w:r>
+      <w:r>
+        <w:rPr>
+          <w:rFonts w:cstheme="minorHAnsi"/>
+          <w:b/>
+          <w:bCs/>
+          <w:sz w:val="24"/>
+          <w:szCs w:val="24"/>
+          <w:lang w:val="en-US"/>
+        </w:rPr>
+        <w:t>DFHCOMMAREA</w:t>
+      </w:r>
+      <w:r>
+        <w:rPr>
+          <w:rFonts w:cstheme="minorHAnsi"/>
+          <w:sz w:val="24"/>
+          <w:szCs w:val="24"/>
+          <w:lang w:val="en-US"/>
+        </w:rPr>
+        <w:t xml:space="preserve"> (Group or Elementary variable) if not coded</w:t>
       </w:r>
     </w:p>
     <w:p>
@@ -33101,25 +33141,51 @@
           <w:sz w:val="24"/>
           <w:szCs w:val="24"/>
         </w:rPr>
-        <w:t xml:space="preserve"> with EIBCALEN variable which is defined as S9(04) COMP. [Can hold </w:t>
-      </w:r>
-      <w:proofErr w:type="spellStart"/>
-      <w:r>
-        <w:rPr>
-          <w:rFonts w:cstheme="minorHAnsi"/>
-          <w:sz w:val="24"/>
-          <w:szCs w:val="24"/>
-        </w:rPr>
-        <w:t>upto</w:t>
-      </w:r>
-      <w:proofErr w:type="spellEnd"/>
-      <w:r>
-        <w:rPr>
-          <w:rFonts w:cstheme="minorHAnsi"/>
-          <w:sz w:val="24"/>
-          <w:szCs w:val="24"/>
-        </w:rPr>
-        <w:t xml:space="preserve"> 32K Bytes]. We can’t send bulk data to sub-program using COMMAREA.</w:t>
+        <w:t xml:space="preserve"> </w:t>
+      </w:r>
+      <w:r>
+        <w:rPr>
+          <w:rFonts w:cstheme="minorHAnsi"/>
+          <w:b/>
+          <w:bCs/>
+          <w:sz w:val="24"/>
+          <w:szCs w:val="24"/>
+        </w:rPr>
+        <w:t>with EIBCALEN variable which is defined as S9(04) COMP</w:t>
+      </w:r>
+      <w:r>
+        <w:rPr>
+          <w:rFonts w:cstheme="minorHAnsi"/>
+          <w:b/>
+          <w:bCs/>
+          <w:sz w:val="24"/>
+          <w:szCs w:val="24"/>
+        </w:rPr>
+        <w:t xml:space="preserve"> </w:t>
+      </w:r>
+      <w:r>
+        <w:rPr>
+          <w:rFonts w:cstheme="minorHAnsi"/>
+          <w:sz w:val="24"/>
+          <w:szCs w:val="24"/>
+        </w:rPr>
+        <w:t>[Can hold up</w:t>
+      </w:r>
+      <w:r>
+        <w:rPr>
+          <w:rFonts w:cstheme="minorHAnsi"/>
+          <w:sz w:val="24"/>
+          <w:szCs w:val="24"/>
+        </w:rPr>
+        <w:t xml:space="preserve"> </w:t>
+      </w:r>
+      <w:r>
+        <w:rPr>
+          <w:rFonts w:cstheme="minorHAnsi"/>
+          <w:sz w:val="24"/>
+          <w:szCs w:val="24"/>
+        </w:rPr>
+        <w:t>to 32K Bytes]. We can’t send bulk data to sub-program using COMMAREA.</w:t>
       </w:r>
     </w:p>
     <w:p>
@@ -42844,7 +42910,25 @@
           <w:szCs w:val="24"/>
           <w:lang w:val="en-US"/>
         </w:rPr>
+        <w:t>**</w:t>
+      </w:r>
+      <w:r>
+        <w:rPr>
+          <w:rFonts w:cstheme="minorHAnsi"/>
+          <w:sz w:val="24"/>
+          <w:szCs w:val="24"/>
+          <w:lang w:val="en-US"/>
+        </w:rPr>
         <w:t>Access the data – File open and close is handled by system</w:t>
+      </w:r>
+      <w:r>
+        <w:rPr>
+          <w:rFonts w:cstheme="minorHAnsi"/>
+          <w:sz w:val="24"/>
+          <w:szCs w:val="24"/>
+          <w:lang w:val="en-US"/>
+        </w:rPr>
+        <w:t>**</w:t>
       </w:r>
     </w:p>
     <w:p>
@@ -45380,15 +45464,14 @@
           <w:lang w:val="en-US"/>
         </w:rPr>
       </w:pPr>
-      <w:proofErr w:type="gramStart"/>
-      <w:r>
-        <w:rPr>
-          <w:rFonts w:cstheme="minorHAnsi"/>
-          <w:sz w:val="24"/>
-          <w:szCs w:val="24"/>
-          <w:lang w:val="en-US"/>
-        </w:rPr>
-        <w:t xml:space="preserve">RN  </w:t>
+      <w:r>
+        <w:rPr>
+          <w:rFonts w:cstheme="minorHAnsi"/>
+          <w:sz w:val="24"/>
+          <w:szCs w:val="24"/>
+          <w:lang w:val="en-US"/>
+        </w:rPr>
+        <w:t xml:space="preserve">RN </w:t>
       </w:r>
       <w:proofErr w:type="spellStart"/>
       <w:r>
@@ -45401,7 +45484,6 @@
         <w:t>RN</w:t>
       </w:r>
       <w:proofErr w:type="spellEnd"/>
-      <w:proofErr w:type="gramEnd"/>
       <w:r>
         <w:rPr>
           <w:rFonts w:cstheme="minorHAnsi"/>
@@ -45412,7 +45494,6 @@
         <w:t xml:space="preserve">  </w:t>
       </w:r>
       <w:proofErr w:type="spellStart"/>
-      <w:proofErr w:type="gramStart"/>
       <w:r>
         <w:rPr>
           <w:rFonts w:cstheme="minorHAnsi"/>
@@ -45432,6 +45513,15 @@
         </w:rPr>
         <w:t xml:space="preserve">  </w:t>
       </w:r>
+      <w:r>
+        <w:rPr>
+          <w:rFonts w:cstheme="minorHAnsi"/>
+          <w:sz w:val="24"/>
+          <w:szCs w:val="24"/>
+          <w:lang w:val="en-US"/>
+        </w:rPr>
+        <w:t xml:space="preserve">  </w:t>
+      </w:r>
       <w:proofErr w:type="spellStart"/>
       <w:r>
         <w:rPr>
@@ -45443,7 +45533,6 @@
         <w:t>RN</w:t>
       </w:r>
       <w:proofErr w:type="spellEnd"/>
-      <w:proofErr w:type="gramEnd"/>
       <w:r>
         <w:rPr>
           <w:rFonts w:cstheme="minorHAnsi"/>
@@ -45453,7 +45542,15 @@
         </w:rPr>
         <w:t xml:space="preserve">  </w:t>
       </w:r>
-      <w:proofErr w:type="gramStart"/>
+      <w:r>
+        <w:rPr>
+          <w:rFonts w:cstheme="minorHAnsi"/>
+          <w:sz w:val="24"/>
+          <w:szCs w:val="24"/>
+          <w:lang w:val="en-US"/>
+        </w:rPr>
+        <w:t xml:space="preserve">  </w:t>
+      </w:r>
       <w:r>
         <w:rPr>
           <w:rFonts w:cstheme="minorHAnsi"/>
@@ -45474,7 +45571,71 @@
         <w:t>RP</w:t>
       </w:r>
       <w:proofErr w:type="spellEnd"/>
-      <w:proofErr w:type="gramEnd"/>
+      <w:r>
+        <w:rPr>
+          <w:rFonts w:cstheme="minorHAnsi"/>
+          <w:sz w:val="24"/>
+          <w:szCs w:val="24"/>
+          <w:lang w:val="en-US"/>
+        </w:rPr>
+        <w:t xml:space="preserve"> </w:t>
+      </w:r>
+      <w:r>
+        <w:rPr>
+          <w:rFonts w:cstheme="minorHAnsi"/>
+          <w:sz w:val="24"/>
+          <w:szCs w:val="24"/>
+          <w:lang w:val="en-US"/>
+        </w:rPr>
+        <w:t xml:space="preserve"> </w:t>
+      </w:r>
+      <w:r>
+        <w:rPr>
+          <w:rFonts w:cstheme="minorHAnsi"/>
+          <w:sz w:val="24"/>
+          <w:szCs w:val="24"/>
+          <w:lang w:val="en-US"/>
+        </w:rPr>
+        <w:t xml:space="preserve">RN </w:t>
+      </w:r>
+      <w:r>
+        <w:rPr>
+          <w:rFonts w:cstheme="minorHAnsi"/>
+          <w:sz w:val="24"/>
+          <w:szCs w:val="24"/>
+          <w:lang w:val="en-US"/>
+        </w:rPr>
+        <w:t xml:space="preserve"> </w:t>
+      </w:r>
+      <w:r>
+        <w:rPr>
+          <w:rFonts w:cstheme="minorHAnsi"/>
+          <w:sz w:val="24"/>
+          <w:szCs w:val="24"/>
+          <w:lang w:val="en-US"/>
+        </w:rPr>
+        <w:t xml:space="preserve"> RP  </w:t>
+      </w:r>
+      <w:r>
+        <w:rPr>
+          <w:rFonts w:cstheme="minorHAnsi"/>
+          <w:sz w:val="24"/>
+          <w:szCs w:val="24"/>
+          <w:lang w:val="en-US"/>
+        </w:rPr>
+        <w:t xml:space="preserve"> </w:t>
+      </w:r>
+      <w:proofErr w:type="spellStart"/>
+      <w:r>
+        <w:rPr>
+          <w:rFonts w:cstheme="minorHAnsi"/>
+          <w:sz w:val="24"/>
+          <w:szCs w:val="24"/>
+          <w:lang w:val="en-US"/>
+        </w:rPr>
+        <w:t>RP</w:t>
+      </w:r>
+      <w:proofErr w:type="spellEnd"/>
       <w:r>
         <w:rPr>
           <w:rFonts w:cstheme="minorHAnsi"/>
@@ -45484,17 +45645,6 @@
         </w:rPr>
         <w:t xml:space="preserve">  </w:t>
       </w:r>
-      <w:proofErr w:type="gramStart"/>
-      <w:r>
-        <w:rPr>
-          <w:rFonts w:cstheme="minorHAnsi"/>
-          <w:sz w:val="24"/>
-          <w:szCs w:val="24"/>
-          <w:lang w:val="en-US"/>
-        </w:rPr>
-        <w:t>RN  RP</w:t>
-      </w:r>
-      <w:proofErr w:type="gramEnd"/>
       <w:r>
         <w:rPr>
           <w:rFonts w:cstheme="minorHAnsi"/>
@@ -45504,28 +45654,15 @@
         </w:rPr>
         <w:t xml:space="preserve">  </w:t>
       </w:r>
-      <w:proofErr w:type="spellStart"/>
-      <w:proofErr w:type="gramStart"/>
-      <w:r>
-        <w:rPr>
-          <w:rFonts w:cstheme="minorHAnsi"/>
-          <w:sz w:val="24"/>
-          <w:szCs w:val="24"/>
-          <w:lang w:val="en-US"/>
-        </w:rPr>
-        <w:t>RP</w:t>
-      </w:r>
-      <w:proofErr w:type="spellEnd"/>
-      <w:r>
-        <w:rPr>
-          <w:rFonts w:cstheme="minorHAnsi"/>
-          <w:sz w:val="24"/>
-          <w:szCs w:val="24"/>
-          <w:lang w:val="en-US"/>
-        </w:rPr>
-        <w:t xml:space="preserve">  RN</w:t>
-      </w:r>
-      <w:proofErr w:type="gramEnd"/>
+      <w:r>
+        <w:rPr>
+          <w:rFonts w:cstheme="minorHAnsi"/>
+          <w:sz w:val="24"/>
+          <w:szCs w:val="24"/>
+          <w:lang w:val="en-US"/>
+        </w:rPr>
+        <w:t>RN</w:t>
+      </w:r>
     </w:p>
     <w:p>
       <w:pPr>
@@ -45547,27 +45684,43 @@
           <w:szCs w:val="24"/>
           <w:lang w:val="en-US"/>
         </w:rPr>
-        <w:t xml:space="preserve">3     4     5      6     6    5     5     5    4     </w:t>
-      </w:r>
-      <w:proofErr w:type="gramStart"/>
-      <w:r>
-        <w:rPr>
-          <w:rFonts w:cstheme="minorHAnsi"/>
-          <w:sz w:val="24"/>
-          <w:szCs w:val="24"/>
-          <w:lang w:val="en-US"/>
-        </w:rPr>
-        <w:t>4  (</w:t>
-      </w:r>
-      <w:proofErr w:type="gramEnd"/>
-      <w:r>
-        <w:rPr>
-          <w:rFonts w:cstheme="minorHAnsi"/>
-          <w:sz w:val="24"/>
-          <w:szCs w:val="24"/>
-          <w:lang w:val="en-US"/>
-        </w:rPr>
-        <w:t>we are at 4</w:t>
+        <w:t xml:space="preserve">3     4     5      6     6    5  </w:t>
+      </w:r>
+      <w:r>
+        <w:rPr>
+          <w:rFonts w:cstheme="minorHAnsi"/>
+          <w:sz w:val="24"/>
+          <w:szCs w:val="24"/>
+          <w:lang w:val="en-US"/>
+        </w:rPr>
+        <w:t xml:space="preserve"> </w:t>
+      </w:r>
+      <w:r>
+        <w:rPr>
+          <w:rFonts w:cstheme="minorHAnsi"/>
+          <w:sz w:val="24"/>
+          <w:szCs w:val="24"/>
+          <w:lang w:val="en-US"/>
+        </w:rPr>
+        <w:t xml:space="preserve"> 5    </w:t>
+      </w:r>
+      <w:r>
+        <w:rPr>
+          <w:rFonts w:cstheme="minorHAnsi"/>
+          <w:sz w:val="24"/>
+          <w:szCs w:val="24"/>
+          <w:lang w:val="en-US"/>
+        </w:rPr>
+        <w:t xml:space="preserve"> </w:t>
+      </w:r>
+      <w:r>
+        <w:rPr>
+          <w:rFonts w:cstheme="minorHAnsi"/>
+          <w:sz w:val="24"/>
+          <w:szCs w:val="24"/>
+          <w:lang w:val="en-US"/>
+        </w:rPr>
+        <w:t>5    4     4  (we are at 4</w:t>
       </w:r>
       <w:r>
         <w:rPr>
@@ -50195,6 +50348,22 @@
     <w:p>
       <w:pPr>
         <w:pStyle w:val="ListParagraph"/>
+        <w:spacing w:after="0"/>
+        <w:ind w:left="2880"/>
+        <w:jc w:val="both"/>
+        <w:rPr>
+          <w:rFonts w:cstheme="minorHAnsi"/>
+          <w:b/>
+          <w:bCs/>
+          <w:sz w:val="24"/>
+          <w:szCs w:val="24"/>
+          <w:lang w:val="en-US"/>
+        </w:rPr>
+      </w:pPr>
+    </w:p>
+    <w:p>
+      <w:pPr>
+        <w:pStyle w:val="ListParagraph"/>
         <w:numPr>
           <w:ilvl w:val="2"/>
           <w:numId w:val="5"/>
@@ -50482,6 +50651,22 @@
     <w:p>
       <w:pPr>
         <w:pStyle w:val="ListParagraph"/>
+        <w:spacing w:after="0"/>
+        <w:ind w:left="2880"/>
+        <w:jc w:val="both"/>
+        <w:rPr>
+          <w:rFonts w:cstheme="minorHAnsi"/>
+          <w:b/>
+          <w:bCs/>
+          <w:sz w:val="24"/>
+          <w:szCs w:val="24"/>
+          <w:lang w:val="en-US"/>
+        </w:rPr>
+      </w:pPr>
+    </w:p>
+    <w:p>
+      <w:pPr>
+        <w:pStyle w:val="ListParagraph"/>
         <w:numPr>
           <w:ilvl w:val="2"/>
           <w:numId w:val="5"/>
@@ -50683,6 +50868,20 @@
     <w:p>
       <w:pPr>
         <w:pStyle w:val="ListParagraph"/>
+        <w:spacing w:after="0"/>
+        <w:ind w:left="2160"/>
+        <w:jc w:val="both"/>
+        <w:rPr>
+          <w:rFonts w:cstheme="minorHAnsi"/>
+          <w:sz w:val="24"/>
+          <w:szCs w:val="24"/>
+          <w:lang w:val="en-US"/>
+        </w:rPr>
+      </w:pPr>
+    </w:p>
+    <w:p>
+      <w:pPr>
+        <w:pStyle w:val="ListParagraph"/>
         <w:numPr>
           <w:ilvl w:val="1"/>
           <w:numId w:val="5"/>
@@ -51058,6 +51257,7 @@
           <w:szCs w:val="24"/>
           <w:lang w:val="en-US"/>
         </w:rPr>
+        <w:lastRenderedPageBreak/>
         <w:t xml:space="preserve">QZERO: End of the queue </w:t>
       </w:r>
       <w:r>
@@ -51112,7 +51312,6 @@
           <w:szCs w:val="24"/>
           <w:lang w:val="en-US"/>
         </w:rPr>
-        <w:lastRenderedPageBreak/>
         <w:t>WRITEQ</w:t>
       </w:r>
       <w:r>
@@ -51159,7 +51358,16 @@
           <w:szCs w:val="24"/>
           <w:lang w:val="en-US"/>
         </w:rPr>
-        <w:t>EXEC CICS WRITEQ TS</w:t>
+        <w:t>EXEC CICS WRITEQ T</w:t>
+      </w:r>
+      <w:r>
+        <w:rPr>
+          <w:rFonts w:cstheme="minorHAnsi"/>
+          <w:sz w:val="24"/>
+          <w:szCs w:val="24"/>
+          <w:lang w:val="en-US"/>
+        </w:rPr>
+        <w:t>D</w:t>
       </w:r>
     </w:p>
     <w:p>
@@ -51295,6 +51503,18 @@
     </w:p>
     <w:p>
       <w:pPr>
+        <w:spacing w:after="0"/>
+        <w:jc w:val="both"/>
+        <w:rPr>
+          <w:rFonts w:cstheme="minorHAnsi"/>
+          <w:sz w:val="24"/>
+          <w:szCs w:val="24"/>
+          <w:lang w:val="en-US"/>
+        </w:rPr>
+      </w:pPr>
+    </w:p>
+    <w:p>
+      <w:pPr>
         <w:pStyle w:val="ListParagraph"/>
         <w:numPr>
           <w:ilvl w:val="2"/>
@@ -51353,7 +51573,16 @@
           <w:szCs w:val="24"/>
           <w:lang w:val="en-US"/>
         </w:rPr>
-        <w:t>EXEC CICS DELETEQ TS</w:t>
+        <w:t>EXEC CICS DELETEQ T</w:t>
+      </w:r>
+      <w:r>
+        <w:rPr>
+          <w:rFonts w:cstheme="minorHAnsi"/>
+          <w:sz w:val="24"/>
+          <w:szCs w:val="24"/>
+          <w:lang w:val="en-US"/>
+        </w:rPr>
+        <w:t>D</w:t>
       </w:r>
     </w:p>
     <w:p>
@@ -51572,7 +51801,7 @@
 </file>
 
 <file path=word/endnotes.xml><?xml version="1.0" encoding="utf-8"?>
-<w:endnotes xmlns:wpc="http://schemas.microsoft.com/office/word/2010/wordprocessingCanvas" xmlns:cx="http://schemas.microsoft.com/office/drawing/2014/chartex" xmlns:cx1="http://schemas.microsoft.com/office/drawing/2015/9/8/chartex" xmlns:cx2="http://schemas.microsoft.com/office/drawing/2015/10/21/chartex" xmlns:cx3="http://schemas.microsoft.com/office/drawing/2016/5/9/chartex" xmlns:cx4="http://schemas.microsoft.com/office/drawing/2016/5/10/chartex" xmlns:cx5="http://schemas.microsoft.com/office/drawing/2016/5/11/chartex" xmlns:cx6="http://schemas.microsoft.com/office/drawing/2016/5/12/chartex" xmlns:cx7="http://schemas.microsoft.com/office/drawing/2016/5/13/chartex" xmlns:cx8="http://schemas.microsoft.com/office/drawing/2016/5/14/chartex" xmlns:mc="http://schemas.openxmlformats.org/markup-compatibility/2006" xmlns:aink="http://schemas.microsoft.com/office/drawing/2016/ink" xmlns:am3d="http://schemas.microsoft.com/office/drawing/2017/model3d" xmlns:o="urn:schemas-microsoft-com:office:office" xmlns:oel="http://schemas.microsoft.com/office/2019/extlst" xmlns:r="http://schemas.openxmlformats.org/officeDocument/2006/relationships" xmlns:m="http://schemas.openxmlformats.org/officeDocument/2006/math" xmlns:v="urn:schemas-microsoft-com:vml" xmlns:wp14="http://schemas.microsoft.com/office/word/2010/wordprocessingDrawing" xmlns:wp="http://schemas.openxmlformats.org/drawingml/2006/wordprocessingDrawing" xmlns:w10="urn:schemas-microsoft-com:office:word" xmlns:w="http://schemas.openxmlformats.org/wordprocessingml/2006/main" xmlns:w14="http://schemas.microsoft.com/office/word/2010/wordml" xmlns:w15="http://schemas.microsoft.com/office/word/2012/wordml" xmlns:w16cex="http://schemas.microsoft.com/office/word/2018/wordml/cex" xmlns:w16cid="http://schemas.microsoft.com/office/word/2016/wordml/cid" xmlns:w16="http://schemas.microsoft.com/office/word/2018/wordml" xmlns:w16du="http://schemas.microsoft.com/office/word/2023/wordml/word16du" xmlns:w16sdtdh="http://schemas.microsoft.com/office/word/2020/wordml/sdtdatahash" xmlns:w16sdtfl="http://schemas.microsoft.com/office/word/2024/wordml/sdtformatlock" xmlns:w16se="http://schemas.microsoft.com/office/word/2015/wordml/symex" xmlns:wpg="http://schemas.microsoft.com/office/word/2010/wordprocessingGroup" xmlns:wpi="http://schemas.microsoft.com/office/word/2010/wordprocessingInk" xmlns:wne="http://schemas.microsoft.com/office/word/2006/wordml" xmlns:wps="http://schemas.microsoft.com/office/word/2010/wordprocessingShape" mc:Ignorable="w14 w15 w16se w16cid w16 w16cex w16sdtdh w16sdtfl w16du wp14">
+<w:endnotes xmlns:wpc="http://schemas.microsoft.com/office/word/2010/wordprocessingCanvas" xmlns:cx="http://schemas.microsoft.com/office/drawing/2014/chartex" xmlns:cx1="http://schemas.microsoft.com/office/drawing/2015/9/8/chartex" xmlns:cx2="http://schemas.microsoft.com/office/drawing/2015/10/21/chartex" xmlns:cx3="http://schemas.microsoft.com/office/drawing/2016/5/9/chartex" xmlns:cx4="http://schemas.microsoft.com/office/drawing/2016/5/10/chartex" xmlns:cx5="http://schemas.microsoft.com/office/drawing/2016/5/11/chartex" xmlns:cx6="http://schemas.microsoft.com/office/drawing/2016/5/12/chartex" xmlns:cx7="http://schemas.microsoft.com/office/drawing/2016/5/13/chartex" xmlns:cx8="http://schemas.microsoft.com/office/drawing/2016/5/14/chartex" xmlns:mc="http://schemas.openxmlformats.org/markup-compatibility/2006" xmlns:aink="http://schemas.microsoft.com/office/drawing/2016/ink" xmlns:am3d="http://schemas.microsoft.com/office/drawing/2017/model3d" xmlns:o="urn:schemas-microsoft-com:office:office" xmlns:oel="http://schemas.microsoft.com/office/2019/extlst" xmlns:r="http://schemas.openxmlformats.org/officeDocument/2006/relationships" xmlns:m="http://schemas.openxmlformats.org/officeDocument/2006/math" xmlns:v="urn:schemas-microsoft-com:vml" xmlns:wp14="http://schemas.microsoft.com/office/word/2010/wordprocessingDrawing" xmlns:wp="http://schemas.openxmlformats.org/drawingml/2006/wordprocessingDrawing" xmlns:w10="urn:schemas-microsoft-com:office:word" xmlns:w="http://schemas.openxmlformats.org/wordprocessingml/2006/main" xmlns:w14="http://schemas.microsoft.com/office/word/2010/wordml" xmlns:w15="http://schemas.microsoft.com/office/word/2012/wordml" xmlns:w16cei="http://schemas.microsoft.com/office/word/2026/wordml/cei" xmlns:w16cex="http://schemas.microsoft.com/office/word/2018/wordml/cex" xmlns:w16cid="http://schemas.microsoft.com/office/word/2016/wordml/cid" xmlns:w16="http://schemas.microsoft.com/office/word/2018/wordml" xmlns:w16du="http://schemas.microsoft.com/office/word/2023/wordml/word16du" xmlns:w16sdtdh="http://schemas.microsoft.com/office/word/2020/wordml/sdtdatahash" xmlns:w16sdtfl="http://schemas.microsoft.com/office/word/2024/wordml/sdtformatlock" xmlns:w16se="http://schemas.microsoft.com/office/word/2015/wordml/symex" xmlns:wpg="http://schemas.microsoft.com/office/word/2010/wordprocessingGroup" xmlns:wpi="http://schemas.microsoft.com/office/word/2010/wordprocessingInk" xmlns:wne="http://schemas.microsoft.com/office/word/2006/wordml" xmlns:wps="http://schemas.microsoft.com/office/word/2010/wordprocessingShape" mc:Ignorable="w14 w15 w16se w16cid w16 w16cex w16sdtdh w16sdtfl w16du wp14">
   <w:endnote w:type="separator" w:id="-1">
     <w:p>
       <w:pPr>
@@ -51597,7 +51826,7 @@
 </file>
 
 <file path=word/footer1.xml><?xml version="1.0" encoding="utf-8"?>
-<w:ftr xmlns:wpc="http://schemas.microsoft.com/office/word/2010/wordprocessingCanvas" xmlns:cx="http://schemas.microsoft.com/office/drawing/2014/chartex" xmlns:cx1="http://schemas.microsoft.com/office/drawing/2015/9/8/chartex" xmlns:cx2="http://schemas.microsoft.com/office/drawing/2015/10/21/chartex" xmlns:cx3="http://schemas.microsoft.com/office/drawing/2016/5/9/chartex" xmlns:cx4="http://schemas.microsoft.com/office/drawing/2016/5/10/chartex" xmlns:cx5="http://schemas.microsoft.com/office/drawing/2016/5/11/chartex" xmlns:cx6="http://schemas.microsoft.com/office/drawing/2016/5/12/chartex" xmlns:cx7="http://schemas.microsoft.com/office/drawing/2016/5/13/chartex" xmlns:cx8="http://schemas.microsoft.com/office/drawing/2016/5/14/chartex" xmlns:mc="http://schemas.openxmlformats.org/markup-compatibility/2006" xmlns:aink="http://schemas.microsoft.com/office/drawing/2016/ink" xmlns:am3d="http://schemas.microsoft.com/office/drawing/2017/model3d" xmlns:o="urn:schemas-microsoft-com:office:office" xmlns:oel="http://schemas.microsoft.com/office/2019/extlst" xmlns:r="http://schemas.openxmlformats.org/officeDocument/2006/relationships" xmlns:m="http://schemas.openxmlformats.org/officeDocument/2006/math" xmlns:v="urn:schemas-microsoft-com:vml" xmlns:wp14="http://schemas.microsoft.com/office/word/2010/wordprocessingDrawing" xmlns:wp="http://schemas.openxmlformats.org/drawingml/2006/wordprocessingDrawing" xmlns:w10="urn:schemas-microsoft-com:office:word" xmlns:w="http://schemas.openxmlformats.org/wordprocessingml/2006/main" xmlns:w14="http://schemas.microsoft.com/office/word/2010/wordml" xmlns:w15="http://schemas.microsoft.com/office/word/2012/wordml" xmlns:w16cex="http://schemas.microsoft.com/office/word/2018/wordml/cex" xmlns:w16cid="http://schemas.microsoft.com/office/word/2016/wordml/cid" xmlns:w16="http://schemas.microsoft.com/office/word/2018/wordml" xmlns:w16du="http://schemas.microsoft.com/office/word/2023/wordml/word16du" xmlns:w16sdtdh="http://schemas.microsoft.com/office/word/2020/wordml/sdtdatahash" xmlns:w16sdtfl="http://schemas.microsoft.com/office/word/2024/wordml/sdtformatlock" xmlns:w16se="http://schemas.microsoft.com/office/word/2015/wordml/symex" xmlns:wpg="http://schemas.microsoft.com/office/word/2010/wordprocessingGroup" xmlns:wpi="http://schemas.microsoft.com/office/word/2010/wordprocessingInk" xmlns:wne="http://schemas.microsoft.com/office/word/2006/wordml" xmlns:wps="http://schemas.microsoft.com/office/word/2010/wordprocessingShape" mc:Ignorable="w14 w15 w16se w16cid w16 w16cex w16sdtdh w16sdtfl w16du wp14">
+<w:ftr xmlns:wpc="http://schemas.microsoft.com/office/word/2010/wordprocessingCanvas" xmlns:cx="http://schemas.microsoft.com/office/drawing/2014/chartex" xmlns:cx1="http://schemas.microsoft.com/office/drawing/2015/9/8/chartex" xmlns:cx2="http://schemas.microsoft.com/office/drawing/2015/10/21/chartex" xmlns:cx3="http://schemas.microsoft.com/office/drawing/2016/5/9/chartex" xmlns:cx4="http://schemas.microsoft.com/office/drawing/2016/5/10/chartex" xmlns:cx5="http://schemas.microsoft.com/office/drawing/2016/5/11/chartex" xmlns:cx6="http://schemas.microsoft.com/office/drawing/2016/5/12/chartex" xmlns:cx7="http://schemas.microsoft.com/office/drawing/2016/5/13/chartex" xmlns:cx8="http://schemas.microsoft.com/office/drawing/2016/5/14/chartex" xmlns:mc="http://schemas.openxmlformats.org/markup-compatibility/2006" xmlns:aink="http://schemas.microsoft.com/office/drawing/2016/ink" xmlns:am3d="http://schemas.microsoft.com/office/drawing/2017/model3d" xmlns:o="urn:schemas-microsoft-com:office:office" xmlns:oel="http://schemas.microsoft.com/office/2019/extlst" xmlns:r="http://schemas.openxmlformats.org/officeDocument/2006/relationships" xmlns:m="http://schemas.openxmlformats.org/officeDocument/2006/math" xmlns:v="urn:schemas-microsoft-com:vml" xmlns:wp14="http://schemas.microsoft.com/office/word/2010/wordprocessingDrawing" xmlns:wp="http://schemas.openxmlformats.org/drawingml/2006/wordprocessingDrawing" xmlns:w10="urn:schemas-microsoft-com:office:word" xmlns:w="http://schemas.openxmlformats.org/wordprocessingml/2006/main" xmlns:w14="http://schemas.microsoft.com/office/word/2010/wordml" xmlns:w15="http://schemas.microsoft.com/office/word/2012/wordml" xmlns:w16cei="http://schemas.microsoft.com/office/word/2026/wordml/cei" xmlns:w16cex="http://schemas.microsoft.com/office/word/2018/wordml/cex" xmlns:w16cid="http://schemas.microsoft.com/office/word/2016/wordml/cid" xmlns:w16="http://schemas.microsoft.com/office/word/2018/wordml" xmlns:w16du="http://schemas.microsoft.com/office/word/2023/wordml/word16du" xmlns:w16sdtdh="http://schemas.microsoft.com/office/word/2020/wordml/sdtdatahash" xmlns:w16sdtfl="http://schemas.microsoft.com/office/word/2024/wordml/sdtformatlock" xmlns:w16se="http://schemas.microsoft.com/office/word/2015/wordml/symex" xmlns:wpg="http://schemas.microsoft.com/office/word/2010/wordprocessingGroup" xmlns:wpi="http://schemas.microsoft.com/office/word/2010/wordprocessingInk" xmlns:wne="http://schemas.microsoft.com/office/word/2006/wordml" xmlns:wps="http://schemas.microsoft.com/office/word/2010/wordprocessingShape" mc:Ignorable="w14 w15 w16se w16cid w16 w16cex w16sdtdh w16sdtfl w16du wp14">
   <w:p>
     <w:pPr>
       <w:pStyle w:val="Footer"/>
@@ -51655,7 +51884,7 @@
 </file>
 
 <file path=word/footnotes.xml><?xml version="1.0" encoding="utf-8"?>
-<w:footnotes xmlns:wpc="http://schemas.microsoft.com/office/word/2010/wordprocessingCanvas" xmlns:cx="http://schemas.microsoft.com/office/drawing/2014/chartex" xmlns:cx1="http://schemas.microsoft.com/office/drawing/2015/9/8/chartex" xmlns:cx2="http://schemas.microsoft.com/office/drawing/2015/10/21/chartex" xmlns:cx3="http://schemas.microsoft.com/office/drawing/2016/5/9/chartex" xmlns:cx4="http://schemas.microsoft.com/office/drawing/2016/5/10/chartex" xmlns:cx5="http://schemas.microsoft.com/office/drawing/2016/5/11/chartex" xmlns:cx6="http://schemas.microsoft.com/office/drawing/2016/5/12/chartex" xmlns:cx7="http://schemas.microsoft.com/office/drawing/2016/5/13/chartex" xmlns:cx8="http://schemas.microsoft.com/office/drawing/2016/5/14/chartex" xmlns:mc="http://schemas.openxmlformats.org/markup-compatibility/2006" xmlns:aink="http://schemas.microsoft.com/office/drawing/2016/ink" xmlns:am3d="http://schemas.microsoft.com/office/drawing/2017/model3d" xmlns:o="urn:schemas-microsoft-com:office:office" xmlns:oel="http://schemas.microsoft.com/office/2019/extlst" xmlns:r="http://schemas.openxmlformats.org/officeDocument/2006/relationships" xmlns:m="http://schemas.openxmlformats.org/officeDocument/2006/math" xmlns:v="urn:schemas-microsoft-com:vml" xmlns:wp14="http://schemas.microsoft.com/office/word/2010/wordprocessingDrawing" xmlns:wp="http://schemas.openxmlformats.org/drawingml/2006/wordprocessingDrawing" xmlns:w10="urn:schemas-microsoft-com:office:word" xmlns:w="http://schemas.openxmlformats.org/wordprocessingml/2006/main" xmlns:w14="http://schemas.microsoft.com/office/word/2010/wordml" xmlns:w15="http://schemas.microsoft.com/office/word/2012/wordml" xmlns:w16cex="http://schemas.microsoft.com/office/word/2018/wordml/cex" xmlns:w16cid="http://schemas.microsoft.com/office/word/2016/wordml/cid" xmlns:w16="http://schemas.microsoft.com/office/word/2018/wordml" xmlns:w16du="http://schemas.microsoft.com/office/word/2023/wordml/word16du" xmlns:w16sdtdh="http://schemas.microsoft.com/office/word/2020/wordml/sdtdatahash" xmlns:w16sdtfl="http://schemas.microsoft.com/office/word/2024/wordml/sdtformatlock" xmlns:w16se="http://schemas.microsoft.com/office/word/2015/wordml/symex" xmlns:wpg="http://schemas.microsoft.com/office/word/2010/wordprocessingGroup" xmlns:wpi="http://schemas.microsoft.com/office/word/2010/wordprocessingInk" xmlns:wne="http://schemas.microsoft.com/office/word/2006/wordml" xmlns:wps="http://schemas.microsoft.com/office/word/2010/wordprocessingShape" mc:Ignorable="w14 w15 w16se w16cid w16 w16cex w16sdtdh w16sdtfl w16du wp14">
+<w:footnotes xmlns:wpc="http://schemas.microsoft.com/office/word/2010/wordprocessingCanvas" xmlns:cx="http://schemas.microsoft.com/office/drawing/2014/chartex" xmlns:cx1="http://schemas.microsoft.com/office/drawing/2015/9/8/chartex" xmlns:cx2="http://schemas.microsoft.com/office/drawing/2015/10/21/chartex" xmlns:cx3="http://schemas.microsoft.com/office/drawing/2016/5/9/chartex" xmlns:cx4="http://schemas.microsoft.com/office/drawing/2016/5/10/chartex" xmlns:cx5="http://schemas.microsoft.com/office/drawing/2016/5/11/chartex" xmlns:cx6="http://schemas.microsoft.com/office/drawing/2016/5/12/chartex" xmlns:cx7="http://schemas.microsoft.com/office/drawing/2016/5/13/chartex" xmlns:cx8="http://schemas.microsoft.com/office/drawing/2016/5/14/chartex" xmlns:mc="http://schemas.openxmlformats.org/markup-compatibility/2006" xmlns:aink="http://schemas.microsoft.com/office/drawing/2016/ink" xmlns:am3d="http://schemas.microsoft.com/office/drawing/2017/model3d" xmlns:o="urn:schemas-microsoft-com:office:office" xmlns:oel="http://schemas.microsoft.com/office/2019/extlst" xmlns:r="http://schemas.openxmlformats.org/officeDocument/2006/relationships" xmlns:m="http://schemas.openxmlformats.org/officeDocument/2006/math" xmlns:v="urn:schemas-microsoft-com:vml" xmlns:wp14="http://schemas.microsoft.com/office/word/2010/wordprocessingDrawing" xmlns:wp="http://schemas.openxmlformats.org/drawingml/2006/wordprocessingDrawing" xmlns:w10="urn:schemas-microsoft-com:office:word" xmlns:w="http://schemas.openxmlformats.org/wordprocessingml/2006/main" xmlns:w14="http://schemas.microsoft.com/office/word/2010/wordml" xmlns:w15="http://schemas.microsoft.com/office/word/2012/wordml" xmlns:w16cei="http://schemas.microsoft.com/office/word/2026/wordml/cei" xmlns:w16cex="http://schemas.microsoft.com/office/word/2018/wordml/cex" xmlns:w16cid="http://schemas.microsoft.com/office/word/2016/wordml/cid" xmlns:w16="http://schemas.microsoft.com/office/word/2018/wordml" xmlns:w16du="http://schemas.microsoft.com/office/word/2023/wordml/word16du" xmlns:w16sdtdh="http://schemas.microsoft.com/office/word/2020/wordml/sdtdatahash" xmlns:w16sdtfl="http://schemas.microsoft.com/office/word/2024/wordml/sdtformatlock" xmlns:w16se="http://schemas.microsoft.com/office/word/2015/wordml/symex" xmlns:wpg="http://schemas.microsoft.com/office/word/2010/wordprocessingGroup" xmlns:wpi="http://schemas.microsoft.com/office/word/2010/wordprocessingInk" xmlns:wne="http://schemas.microsoft.com/office/word/2006/wordml" xmlns:wps="http://schemas.microsoft.com/office/word/2010/wordprocessingShape" mc:Ignorable="w14 w15 w16se w16cid w16 w16cex w16sdtdh w16sdtfl w16du wp14">
   <w:footnote w:type="separator" w:id="-1">
     <w:p>
       <w:pPr>
@@ -51680,7 +51909,7 @@
 </file>
 
 <file path=word/numbering.xml><?xml version="1.0" encoding="utf-8"?>
-<w:numbering xmlns:wpc="http://schemas.microsoft.com/office/word/2010/wordprocessingCanvas" xmlns:cx="http://schemas.microsoft.com/office/drawing/2014/chartex" xmlns:cx1="http://schemas.microsoft.com/office/drawing/2015/9/8/chartex" xmlns:cx2="http://schemas.microsoft.com/office/drawing/2015/10/21/chartex" xmlns:cx3="http://schemas.microsoft.com/office/drawing/2016/5/9/chartex" xmlns:cx4="http://schemas.microsoft.com/office/drawing/2016/5/10/chartex" xmlns:cx5="http://schemas.microsoft.com/office/drawing/2016/5/11/chartex" xmlns:cx6="http://schemas.microsoft.com/office/drawing/2016/5/12/chartex" xmlns:cx7="http://schemas.microsoft.com/office/drawing/2016/5/13/chartex" xmlns:cx8="http://schemas.microsoft.com/office/drawing/2016/5/14/chartex" xmlns:mc="http://schemas.openxmlformats.org/markup-compatibility/2006" xmlns:aink="http://schemas.microsoft.com/office/drawing/2016/ink" xmlns:am3d="http://schemas.microsoft.com/office/drawing/2017/model3d" xmlns:o="urn:schemas-microsoft-com:office:office" xmlns:oel="http://schemas.microsoft.com/office/2019/extlst" xmlns:r="http://schemas.openxmlformats.org/officeDocument/2006/relationships" xmlns:m="http://schemas.openxmlformats.org/officeDocument/2006/math" xmlns:v="urn:schemas-microsoft-com:vml" xmlns:wp14="http://schemas.microsoft.com/office/word/2010/wordprocessingDrawing" xmlns:wp="http://schemas.openxmlformats.org/drawingml/2006/wordprocessingDrawing" xmlns:w10="urn:schemas-microsoft-com:office:word" xmlns:w="http://schemas.openxmlformats.org/wordprocessingml/2006/main" xmlns:w14="http://schemas.microsoft.com/office/word/2010/wordml" xmlns:w15="http://schemas.microsoft.com/office/word/2012/wordml" xmlns:w16cex="http://schemas.microsoft.com/office/word/2018/wordml/cex" xmlns:w16cid="http://schemas.microsoft.com/office/word/2016/wordml/cid" xmlns:w16="http://schemas.microsoft.com/office/word/2018/wordml" xmlns:w16du="http://schemas.microsoft.com/office/word/2023/wordml/word16du" xmlns:w16sdtdh="http://schemas.microsoft.com/office/word/2020/wordml/sdtdatahash" xmlns:w16sdtfl="http://schemas.microsoft.com/office/word/2024/wordml/sdtformatlock" xmlns:w16se="http://schemas.microsoft.com/office/word/2015/wordml/symex" xmlns:wpg="http://schemas.microsoft.com/office/word/2010/wordprocessingGroup" xmlns:wpi="http://schemas.microsoft.com/office/word/2010/wordprocessingInk" xmlns:wne="http://schemas.microsoft.com/office/word/2006/wordml" xmlns:wps="http://schemas.microsoft.com/office/word/2010/wordprocessingShape" mc:Ignorable="w14 w15 w16se w16cid w16 w16cex w16sdtdh w16sdtfl w16du wp14">
+<w:numbering xmlns:wpc="http://schemas.microsoft.com/office/word/2010/wordprocessingCanvas" xmlns:cx="http://schemas.microsoft.com/office/drawing/2014/chartex" xmlns:cx1="http://schemas.microsoft.com/office/drawing/2015/9/8/chartex" xmlns:cx2="http://schemas.microsoft.com/office/drawing/2015/10/21/chartex" xmlns:cx3="http://schemas.microsoft.com/office/drawing/2016/5/9/chartex" xmlns:cx4="http://schemas.microsoft.com/office/drawing/2016/5/10/chartex" xmlns:cx5="http://schemas.microsoft.com/office/drawing/2016/5/11/chartex" xmlns:cx6="http://schemas.microsoft.com/office/drawing/2016/5/12/chartex" xmlns:cx7="http://schemas.microsoft.com/office/drawing/2016/5/13/chartex" xmlns:cx8="http://schemas.microsoft.com/office/drawing/2016/5/14/chartex" xmlns:mc="http://schemas.openxmlformats.org/markup-compatibility/2006" xmlns:aink="http://schemas.microsoft.com/office/drawing/2016/ink" xmlns:am3d="http://schemas.microsoft.com/office/drawing/2017/model3d" xmlns:o="urn:schemas-microsoft-com:office:office" xmlns:oel="http://schemas.microsoft.com/office/2019/extlst" xmlns:r="http://schemas.openxmlformats.org/officeDocument/2006/relationships" xmlns:m="http://schemas.openxmlformats.org/officeDocument/2006/math" xmlns:v="urn:schemas-microsoft-com:vml" xmlns:wp14="http://schemas.microsoft.com/office/word/2010/wordprocessingDrawing" xmlns:wp="http://schemas.openxmlformats.org/drawingml/2006/wordprocessingDrawing" xmlns:w10="urn:schemas-microsoft-com:office:word" xmlns:w="http://schemas.openxmlformats.org/wordprocessingml/2006/main" xmlns:w14="http://schemas.microsoft.com/office/word/2010/wordml" xmlns:w15="http://schemas.microsoft.com/office/word/2012/wordml" xmlns:w16cei="http://schemas.microsoft.com/office/word/2026/wordml/cei" xmlns:w16cex="http://schemas.microsoft.com/office/word/2018/wordml/cex" xmlns:w16cid="http://schemas.microsoft.com/office/word/2016/wordml/cid" xmlns:w16="http://schemas.microsoft.com/office/word/2018/wordml" xmlns:w16du="http://schemas.microsoft.com/office/word/2023/wordml/word16du" xmlns:w16sdtdh="http://schemas.microsoft.com/office/word/2020/wordml/sdtdatahash" xmlns:w16sdtfl="http://schemas.microsoft.com/office/word/2024/wordml/sdtformatlock" xmlns:w16se="http://schemas.microsoft.com/office/word/2015/wordml/symex" xmlns:wpg="http://schemas.microsoft.com/office/word/2010/wordprocessingGroup" xmlns:wpi="http://schemas.microsoft.com/office/word/2010/wordprocessingInk" xmlns:wne="http://schemas.microsoft.com/office/word/2006/wordml" xmlns:wps="http://schemas.microsoft.com/office/word/2010/wordprocessingShape" mc:Ignorable="w14 w15 w16se w16cid w16 w16cex w16sdtdh w16sdtfl w16du wp14">
   <w:abstractNum w:abstractNumId="0" w15:restartNumberingAfterBreak="0">
     <w:nsid w:val="057F06A2"/>
     <w:multiLevelType w:val="hybridMultilevel"/>

--- a/Anil-Polsani-Mainframe/CICS/CICS.docx
+++ b/Anil-Polsani-Mainframe/CICS/CICS.docx
@@ -1,6 +1,6 @@
 
 <file path=word/document.xml><?xml version="1.0" encoding="utf-8"?>
-<w:document xmlns:wpc="http://schemas.microsoft.com/office/word/2010/wordprocessingCanvas" xmlns:cx="http://schemas.microsoft.com/office/drawing/2014/chartex" xmlns:cx1="http://schemas.microsoft.com/office/drawing/2015/9/8/chartex" xmlns:cx2="http://schemas.microsoft.com/office/drawing/2015/10/21/chartex" xmlns:cx3="http://schemas.microsoft.com/office/drawing/2016/5/9/chartex" xmlns:cx4="http://schemas.microsoft.com/office/drawing/2016/5/10/chartex" xmlns:cx5="http://schemas.microsoft.com/office/drawing/2016/5/11/chartex" xmlns:cx6="http://schemas.microsoft.com/office/drawing/2016/5/12/chartex" xmlns:cx7="http://schemas.microsoft.com/office/drawing/2016/5/13/chartex" xmlns:cx8="http://schemas.microsoft.com/office/drawing/2016/5/14/chartex" xmlns:mc="http://schemas.openxmlformats.org/markup-compatibility/2006" xmlns:aink="http://schemas.microsoft.com/office/drawing/2016/ink" xmlns:am3d="http://schemas.microsoft.com/office/drawing/2017/model3d" xmlns:o="urn:schemas-microsoft-com:office:office" xmlns:oel="http://schemas.microsoft.com/office/2019/extlst" xmlns:r="http://schemas.openxmlformats.org/officeDocument/2006/relationships" xmlns:m="http://schemas.openxmlformats.org/officeDocument/2006/math" xmlns:v="urn:schemas-microsoft-com:vml" xmlns:wp14="http://schemas.microsoft.com/office/word/2010/wordprocessingDrawing" xmlns:wp="http://schemas.openxmlformats.org/drawingml/2006/wordprocessingDrawing" xmlns:w10="urn:schemas-microsoft-com:office:word" xmlns:w="http://schemas.openxmlformats.org/wordprocessingml/2006/main" xmlns:w14="http://schemas.microsoft.com/office/word/2010/wordml" xmlns:w15="http://schemas.microsoft.com/office/word/2012/wordml" xmlns:w16cei="http://schemas.microsoft.com/office/word/2026/wordml/cei" xmlns:w16cex="http://schemas.microsoft.com/office/word/2018/wordml/cex" xmlns:w16cid="http://schemas.microsoft.com/office/word/2016/wordml/cid" xmlns:w16="http://schemas.microsoft.com/office/word/2018/wordml" xmlns:w16du="http://schemas.microsoft.com/office/word/2023/wordml/word16du" xmlns:w16sdtdh="http://schemas.microsoft.com/office/word/2020/wordml/sdtdatahash" xmlns:w16sdtfl="http://schemas.microsoft.com/office/word/2024/wordml/sdtformatlock" xmlns:w16se="http://schemas.microsoft.com/office/word/2015/wordml/symex" xmlns:wpg="http://schemas.microsoft.com/office/word/2010/wordprocessingGroup" xmlns:wpi="http://schemas.microsoft.com/office/word/2010/wordprocessingInk" xmlns:wne="http://schemas.microsoft.com/office/word/2006/wordml" xmlns:wps="http://schemas.microsoft.com/office/word/2010/wordprocessingShape" mc:Ignorable="w14 w15 w16se w16cid w16 w16cex w16sdtdh w16sdtfl w16du wp14">
+<w:document xmlns:wpc="http://schemas.microsoft.com/office/word/2010/wordprocessingCanvas" xmlns:cx="http://schemas.microsoft.com/office/drawing/2014/chartex" xmlns:cx1="http://schemas.microsoft.com/office/drawing/2015/9/8/chartex" xmlns:cx2="http://schemas.microsoft.com/office/drawing/2015/10/21/chartex" xmlns:cx3="http://schemas.microsoft.com/office/drawing/2016/5/9/chartex" xmlns:cx4="http://schemas.microsoft.com/office/drawing/2016/5/10/chartex" xmlns:cx5="http://schemas.microsoft.com/office/drawing/2016/5/11/chartex" xmlns:cx6="http://schemas.microsoft.com/office/drawing/2016/5/12/chartex" xmlns:cx7="http://schemas.microsoft.com/office/drawing/2016/5/13/chartex" xmlns:cx8="http://schemas.microsoft.com/office/drawing/2016/5/14/chartex" xmlns:mc="http://schemas.openxmlformats.org/markup-compatibility/2006" xmlns:aink="http://schemas.microsoft.com/office/drawing/2016/ink" xmlns:am3d="http://schemas.microsoft.com/office/drawing/2017/model3d" xmlns:o="urn:schemas-microsoft-com:office:office" xmlns:oel="http://schemas.microsoft.com/office/2019/extlst" xmlns:r="http://schemas.openxmlformats.org/officeDocument/2006/relationships" xmlns:m="http://schemas.openxmlformats.org/officeDocument/2006/math" xmlns:v="urn:schemas-microsoft-com:vml" xmlns:wp14="http://schemas.microsoft.com/office/word/2010/wordprocessingDrawing" xmlns:wp="http://schemas.openxmlformats.org/drawingml/2006/wordprocessingDrawing" xmlns:w10="urn:schemas-microsoft-com:office:word" xmlns:w="http://schemas.openxmlformats.org/wordprocessingml/2006/main" xmlns:w14="http://schemas.microsoft.com/office/word/2010/wordml" xmlns:w15="http://schemas.microsoft.com/office/word/2012/wordml" xmlns:w16cex="http://schemas.microsoft.com/office/word/2018/wordml/cex" xmlns:w16cid="http://schemas.microsoft.com/office/word/2016/wordml/cid" xmlns:w16="http://schemas.microsoft.com/office/word/2018/wordml" xmlns:w16du="http://schemas.microsoft.com/office/word/2023/wordml/word16du" xmlns:w16sdtdh="http://schemas.microsoft.com/office/word/2020/wordml/sdtdatahash" xmlns:w16sdtfl="http://schemas.microsoft.com/office/word/2024/wordml/sdtformatlock" xmlns:w16se="http://schemas.microsoft.com/office/word/2015/wordml/symex" xmlns:wpg="http://schemas.microsoft.com/office/word/2010/wordprocessingGroup" xmlns:wpi="http://schemas.microsoft.com/office/word/2010/wordprocessingInk" xmlns:wne="http://schemas.microsoft.com/office/word/2006/wordml" xmlns:wps="http://schemas.microsoft.com/office/word/2010/wordprocessingShape" mc:Ignorable="w14 w15 w16se w16cid w16 w16cex w16sdtdh w16sdtfl w16du wp14">
   <w:body>
     <w:p>
       <w:pPr>
@@ -11764,7 +11764,29 @@
           <w:szCs w:val="24"/>
           <w:lang w:val="en-US"/>
         </w:rPr>
-        <w:t xml:space="preserve"> code we have -&gt; 1. Physical </w:t>
+        <w:t xml:space="preserve"> code we have -&gt; </w:t>
+      </w:r>
+    </w:p>
+    <w:p>
+      <w:pPr>
+        <w:spacing w:after="0"/>
+        <w:ind w:left="2880" w:firstLine="720"/>
+        <w:jc w:val="both"/>
+        <w:rPr>
+          <w:rFonts w:cstheme="minorHAnsi"/>
+          <w:sz w:val="24"/>
+          <w:szCs w:val="24"/>
+          <w:lang w:val="en-US"/>
+        </w:rPr>
+      </w:pPr>
+      <w:r>
+        <w:rPr>
+          <w:rFonts w:cstheme="minorHAnsi"/>
+          <w:sz w:val="24"/>
+          <w:szCs w:val="24"/>
+          <w:lang w:val="en-US"/>
+        </w:rPr>
+        <w:t xml:space="preserve">1. Physical </w:t>
       </w:r>
       <w:proofErr w:type="gramStart"/>
       <w:r>
@@ -11784,7 +11806,29 @@
           <w:szCs w:val="24"/>
           <w:lang w:val="en-US"/>
         </w:rPr>
-        <w:t>load module) 2. Symbolic map (Screen copybook)</w:t>
+        <w:t xml:space="preserve">load module) </w:t>
+      </w:r>
+    </w:p>
+    <w:p>
+      <w:pPr>
+        <w:spacing w:after="0"/>
+        <w:ind w:left="2880" w:firstLine="720"/>
+        <w:jc w:val="both"/>
+        <w:rPr>
+          <w:rFonts w:cstheme="minorHAnsi"/>
+          <w:sz w:val="24"/>
+          <w:szCs w:val="24"/>
+          <w:lang w:val="en-US"/>
+        </w:rPr>
+      </w:pPr>
+      <w:r>
+        <w:rPr>
+          <w:rFonts w:cstheme="minorHAnsi"/>
+          <w:sz w:val="24"/>
+          <w:szCs w:val="24"/>
+          <w:lang w:val="en-US"/>
+        </w:rPr>
+        <w:t>2. Symbolic map (Screen copybook)</w:t>
       </w:r>
     </w:p>
     <w:p>
@@ -12652,18 +12696,6 @@
         <w:tab/>
         <w:t>-&gt; helps in cursor positioning</w:t>
       </w:r>
-    </w:p>
-    <w:p>
-      <w:pPr>
-        <w:spacing w:after="0"/>
-        <w:jc w:val="both"/>
-        <w:rPr>
-          <w:rFonts w:cstheme="minorHAnsi"/>
-          <w:sz w:val="24"/>
-          <w:szCs w:val="24"/>
-          <w:lang w:val="en-US"/>
-        </w:rPr>
-      </w:pPr>
     </w:p>
     <w:p>
       <w:pPr>
@@ -17571,7 +17603,7 @@
           <w:szCs w:val="24"/>
           <w:lang w:val="en-US"/>
         </w:rPr>
-        <w:t xml:space="preserve"> is doing?? -&gt; It’s waiting for the control -&gt; this is called </w:t>
+        <w:t xml:space="preserve"> is doing? -&gt; It’s waiting for the control -&gt; this is called </w:t>
       </w:r>
       <w:r>
         <w:rPr>
@@ -21282,36 +21314,41 @@
         <w:spacing w:after="0"/>
         <w:jc w:val="both"/>
         <w:rPr>
-          <w:rFonts w:cstheme="minorHAnsi"/>
-          <w:sz w:val="24"/>
-          <w:szCs w:val="24"/>
-          <w:lang w:val="en-US"/>
-        </w:rPr>
-      </w:pPr>
-      <w:r>
-        <w:rPr>
-          <w:rFonts w:cstheme="minorHAnsi"/>
-          <w:sz w:val="24"/>
-          <w:szCs w:val="24"/>
-          <w:lang w:val="en-US"/>
-        </w:rPr>
-        <w:tab/>
-      </w:r>
-      <w:r>
-        <w:rPr>
-          <w:rFonts w:cstheme="minorHAnsi"/>
-          <w:sz w:val="24"/>
-          <w:szCs w:val="24"/>
-          <w:lang w:val="en-US"/>
-        </w:rPr>
-        <w:tab/>
+          <w:b/>
+          <w:bCs/>
+          <w:lang w:val="en-US"/>
+        </w:rPr>
+      </w:pPr>
+      <w:r>
+        <w:rPr>
+          <w:rFonts w:cstheme="minorHAnsi"/>
+          <w:sz w:val="24"/>
+          <w:szCs w:val="24"/>
+          <w:lang w:val="en-US"/>
+        </w:rPr>
+        <w:tab/>
+      </w:r>
+      <w:r>
+        <w:rPr>
+          <w:rFonts w:cstheme="minorHAnsi"/>
+          <w:sz w:val="24"/>
+          <w:szCs w:val="24"/>
+          <w:lang w:val="en-US"/>
+        </w:rPr>
+        <w:tab/>
+      </w:r>
+      <w:r>
+        <w:rPr>
+          <w:b/>
+          <w:bCs/>
+          <w:lang w:val="en-US"/>
+        </w:rPr>
         <w:t>PRINT NOGEN</w:t>
       </w:r>
       <w:r>
         <w:rPr>
-          <w:rFonts w:cstheme="minorHAnsi"/>
-          <w:sz w:val="24"/>
-          <w:szCs w:val="24"/>
+          <w:b/>
+          <w:bCs/>
           <w:lang w:val="en-US"/>
         </w:rPr>
         <w:tab/>
@@ -21319,69 +21356,16 @@
       </w:r>
       <w:r>
         <w:rPr>
-          <w:rFonts w:cstheme="minorHAnsi"/>
-          <w:sz w:val="24"/>
-          <w:szCs w:val="24"/>
-          <w:lang w:val="en-US"/>
-        </w:rPr>
-        <w:t>, don’t generate the ‘</w:t>
-      </w:r>
-      <w:r>
-        <w:rPr>
-          <w:rFonts w:cstheme="minorHAnsi"/>
-          <w:b/>
-          <w:bCs/>
-          <w:sz w:val="24"/>
-          <w:szCs w:val="24"/>
-          <w:lang w:val="en-US"/>
-        </w:rPr>
-        <w:t>m</w:t>
-      </w:r>
-      <w:r>
-        <w:rPr>
-          <w:rFonts w:cstheme="minorHAnsi"/>
-          <w:b/>
-          <w:bCs/>
-          <w:sz w:val="24"/>
-          <w:szCs w:val="24"/>
-          <w:lang w:val="en-US"/>
-        </w:rPr>
-        <w:t>acro expansion</w:t>
-      </w:r>
-      <w:r>
-        <w:rPr>
-          <w:rFonts w:cstheme="minorHAnsi"/>
-          <w:sz w:val="24"/>
-          <w:szCs w:val="24"/>
-          <w:lang w:val="en-US"/>
-        </w:rPr>
-        <w:t xml:space="preserve"> </w:t>
-      </w:r>
-      <w:r>
-        <w:rPr>
-          <w:rFonts w:cstheme="minorHAnsi"/>
-          <w:b/>
-          <w:bCs/>
-          <w:sz w:val="24"/>
-          <w:szCs w:val="24"/>
-          <w:lang w:val="en-US"/>
-        </w:rPr>
-        <w:t>code</w:t>
-      </w:r>
-      <w:r>
-        <w:rPr>
-          <w:rFonts w:cstheme="minorHAnsi"/>
-          <w:sz w:val="24"/>
-          <w:szCs w:val="24"/>
-          <w:lang w:val="en-US"/>
-        </w:rPr>
-        <w:t>’</w:t>
-      </w:r>
-      <w:r>
-        <w:rPr>
-          <w:rFonts w:cstheme="minorHAnsi"/>
-          <w:sz w:val="24"/>
-          <w:szCs w:val="24"/>
+          <w:b/>
+          <w:bCs/>
+          <w:lang w:val="en-US"/>
+        </w:rPr>
+        <w:t>, don’t generate the ‘macro expansion code’</w:t>
+      </w:r>
+      <w:r>
+        <w:rPr>
+          <w:b/>
+          <w:bCs/>
           <w:lang w:val="en-US"/>
         </w:rPr>
         <w:t xml:space="preserve"> when we compile the BMS </w:t>
@@ -21389,9 +21373,8 @@
       <w:proofErr w:type="spellStart"/>
       <w:r>
         <w:rPr>
-          <w:rFonts w:cstheme="minorHAnsi"/>
-          <w:sz w:val="24"/>
-          <w:szCs w:val="24"/>
+          <w:b/>
+          <w:bCs/>
           <w:lang w:val="en-US"/>
         </w:rPr>
         <w:t>mapset</w:t>
@@ -21399,9 +21382,8 @@
       <w:proofErr w:type="spellEnd"/>
       <w:r>
         <w:rPr>
-          <w:rFonts w:cstheme="minorHAnsi"/>
-          <w:sz w:val="24"/>
-          <w:szCs w:val="24"/>
+          <w:b/>
+          <w:bCs/>
           <w:lang w:val="en-US"/>
         </w:rPr>
         <w:t>]</w:t>
@@ -30154,6 +30136,8 @@
         <w:jc w:val="both"/>
         <w:rPr>
           <w:rFonts w:cstheme="minorHAnsi"/>
+          <w:b/>
+          <w:bCs/>
           <w:sz w:val="24"/>
           <w:szCs w:val="24"/>
           <w:lang w:val="en-US"/>
@@ -30175,7 +30159,18 @@
           <w:szCs w:val="24"/>
           <w:lang w:val="en-US"/>
         </w:rPr>
-        <w:t>he first thing that happens is Translation, the translator is DFHECP1$</w:t>
+        <w:t xml:space="preserve">he first thing that happens is Translation, the translator is </w:t>
+      </w:r>
+      <w:r>
+        <w:rPr>
+          <w:rFonts w:cstheme="minorHAnsi"/>
+          <w:b/>
+          <w:bCs/>
+          <w:sz w:val="24"/>
+          <w:szCs w:val="24"/>
+          <w:lang w:val="en-US"/>
+        </w:rPr>
+        <w:t>DFHECP1$</w:t>
       </w:r>
     </w:p>
     <w:p>
@@ -30934,7 +30929,55 @@
           <w:szCs w:val="24"/>
           <w:lang w:val="en-US"/>
         </w:rPr>
-        <w:t>We can do one more thing instead of INS (!!! Interview Question !!!)</w:t>
+        <w:t xml:space="preserve">We can do one more thing instead of INS (!!! </w:t>
+      </w:r>
+      <w:proofErr w:type="spellStart"/>
+      <w:r>
+        <w:rPr>
+          <w:rFonts w:cstheme="minorHAnsi"/>
+          <w:b/>
+          <w:bCs/>
+          <w:sz w:val="24"/>
+          <w:szCs w:val="24"/>
+          <w:lang w:val="en-US"/>
+        </w:rPr>
+        <w:t>Intervi</w:t>
+      </w:r>
+      <w:proofErr w:type="spellEnd"/>
+      <w:r>
+        <w:rPr>
+          <w:rFonts w:cstheme="minorHAnsi"/>
+          <w:b/>
+          <w:bCs/>
+          <w:sz w:val="24"/>
+          <w:szCs w:val="24"/>
+          <w:lang w:val="en-US"/>
+        </w:rPr>
+        <w:t xml:space="preserve"> </w:t>
+      </w:r>
+      <w:proofErr w:type="spellStart"/>
+      <w:r>
+        <w:rPr>
+          <w:rFonts w:cstheme="minorHAnsi"/>
+          <w:b/>
+          <w:bCs/>
+          <w:sz w:val="24"/>
+          <w:szCs w:val="24"/>
+          <w:lang w:val="en-US"/>
+        </w:rPr>
+        <w:t>ew</w:t>
+      </w:r>
+      <w:proofErr w:type="spellEnd"/>
+      <w:r>
+        <w:rPr>
+          <w:rFonts w:cstheme="minorHAnsi"/>
+          <w:b/>
+          <w:bCs/>
+          <w:sz w:val="24"/>
+          <w:szCs w:val="24"/>
+          <w:lang w:val="en-US"/>
+        </w:rPr>
+        <w:t xml:space="preserve"> Question !!!)</w:t>
       </w:r>
     </w:p>
     <w:p>
@@ -42679,7 +42722,7 @@
       <w:pPr>
         <w:pStyle w:val="ListParagraph"/>
         <w:numPr>
-          <w:ilvl w:val="0"/>
+          <w:ilvl w:val="7"/>
           <w:numId w:val="5"/>
         </w:numPr>
         <w:spacing w:after="0"/>
@@ -51801,7 +51844,7 @@
 </file>
 
 <file path=word/endnotes.xml><?xml version="1.0" encoding="utf-8"?>
-<w:endnotes xmlns:wpc="http://schemas.microsoft.com/office/word/2010/wordprocessingCanvas" xmlns:cx="http://schemas.microsoft.com/office/drawing/2014/chartex" xmlns:cx1="http://schemas.microsoft.com/office/drawing/2015/9/8/chartex" xmlns:cx2="http://schemas.microsoft.com/office/drawing/2015/10/21/chartex" xmlns:cx3="http://schemas.microsoft.com/office/drawing/2016/5/9/chartex" xmlns:cx4="http://schemas.microsoft.com/office/drawing/2016/5/10/chartex" xmlns:cx5="http://schemas.microsoft.com/office/drawing/2016/5/11/chartex" xmlns:cx6="http://schemas.microsoft.com/office/drawing/2016/5/12/chartex" xmlns:cx7="http://schemas.microsoft.com/office/drawing/2016/5/13/chartex" xmlns:cx8="http://schemas.microsoft.com/office/drawing/2016/5/14/chartex" xmlns:mc="http://schemas.openxmlformats.org/markup-compatibility/2006" xmlns:aink="http://schemas.microsoft.com/office/drawing/2016/ink" xmlns:am3d="http://schemas.microsoft.com/office/drawing/2017/model3d" xmlns:o="urn:schemas-microsoft-com:office:office" xmlns:oel="http://schemas.microsoft.com/office/2019/extlst" xmlns:r="http://schemas.openxmlformats.org/officeDocument/2006/relationships" xmlns:m="http://schemas.openxmlformats.org/officeDocument/2006/math" xmlns:v="urn:schemas-microsoft-com:vml" xmlns:wp14="http://schemas.microsoft.com/office/word/2010/wordprocessingDrawing" xmlns:wp="http://schemas.openxmlformats.org/drawingml/2006/wordprocessingDrawing" xmlns:w10="urn:schemas-microsoft-com:office:word" xmlns:w="http://schemas.openxmlformats.org/wordprocessingml/2006/main" xmlns:w14="http://schemas.microsoft.com/office/word/2010/wordml" xmlns:w15="http://schemas.microsoft.com/office/word/2012/wordml" xmlns:w16cei="http://schemas.microsoft.com/office/word/2026/wordml/cei" xmlns:w16cex="http://schemas.microsoft.com/office/word/2018/wordml/cex" xmlns:w16cid="http://schemas.microsoft.com/office/word/2016/wordml/cid" xmlns:w16="http://schemas.microsoft.com/office/word/2018/wordml" xmlns:w16du="http://schemas.microsoft.com/office/word/2023/wordml/word16du" xmlns:w16sdtdh="http://schemas.microsoft.com/office/word/2020/wordml/sdtdatahash" xmlns:w16sdtfl="http://schemas.microsoft.com/office/word/2024/wordml/sdtformatlock" xmlns:w16se="http://schemas.microsoft.com/office/word/2015/wordml/symex" xmlns:wpg="http://schemas.microsoft.com/office/word/2010/wordprocessingGroup" xmlns:wpi="http://schemas.microsoft.com/office/word/2010/wordprocessingInk" xmlns:wne="http://schemas.microsoft.com/office/word/2006/wordml" xmlns:wps="http://schemas.microsoft.com/office/word/2010/wordprocessingShape" mc:Ignorable="w14 w15 w16se w16cid w16 w16cex w16sdtdh w16sdtfl w16du wp14">
+<w:endnotes xmlns:wpc="http://schemas.microsoft.com/office/word/2010/wordprocessingCanvas" xmlns:cx="http://schemas.microsoft.com/office/drawing/2014/chartex" xmlns:cx1="http://schemas.microsoft.com/office/drawing/2015/9/8/chartex" xmlns:cx2="http://schemas.microsoft.com/office/drawing/2015/10/21/chartex" xmlns:cx3="http://schemas.microsoft.com/office/drawing/2016/5/9/chartex" xmlns:cx4="http://schemas.microsoft.com/office/drawing/2016/5/10/chartex" xmlns:cx5="http://schemas.microsoft.com/office/drawing/2016/5/11/chartex" xmlns:cx6="http://schemas.microsoft.com/office/drawing/2016/5/12/chartex" xmlns:cx7="http://schemas.microsoft.com/office/drawing/2016/5/13/chartex" xmlns:cx8="http://schemas.microsoft.com/office/drawing/2016/5/14/chartex" xmlns:mc="http://schemas.openxmlformats.org/markup-compatibility/2006" xmlns:aink="http://schemas.microsoft.com/office/drawing/2016/ink" xmlns:am3d="http://schemas.microsoft.com/office/drawing/2017/model3d" xmlns:o="urn:schemas-microsoft-com:office:office" xmlns:oel="http://schemas.microsoft.com/office/2019/extlst" xmlns:r="http://schemas.openxmlformats.org/officeDocument/2006/relationships" xmlns:m="http://schemas.openxmlformats.org/officeDocument/2006/math" xmlns:v="urn:schemas-microsoft-com:vml" xmlns:wp14="http://schemas.microsoft.com/office/word/2010/wordprocessingDrawing" xmlns:wp="http://schemas.openxmlformats.org/drawingml/2006/wordprocessingDrawing" xmlns:w10="urn:schemas-microsoft-com:office:word" xmlns:w="http://schemas.openxmlformats.org/wordprocessingml/2006/main" xmlns:w14="http://schemas.microsoft.com/office/word/2010/wordml" xmlns:w15="http://schemas.microsoft.com/office/word/2012/wordml" xmlns:w16cex="http://schemas.microsoft.com/office/word/2018/wordml/cex" xmlns:w16cid="http://schemas.microsoft.com/office/word/2016/wordml/cid" xmlns:w16="http://schemas.microsoft.com/office/word/2018/wordml" xmlns:w16du="http://schemas.microsoft.com/office/word/2023/wordml/word16du" xmlns:w16sdtdh="http://schemas.microsoft.com/office/word/2020/wordml/sdtdatahash" xmlns:w16sdtfl="http://schemas.microsoft.com/office/word/2024/wordml/sdtformatlock" xmlns:w16se="http://schemas.microsoft.com/office/word/2015/wordml/symex" xmlns:wpg="http://schemas.microsoft.com/office/word/2010/wordprocessingGroup" xmlns:wpi="http://schemas.microsoft.com/office/word/2010/wordprocessingInk" xmlns:wne="http://schemas.microsoft.com/office/word/2006/wordml" xmlns:wps="http://schemas.microsoft.com/office/word/2010/wordprocessingShape" mc:Ignorable="w14 w15 w16se w16cid w16 w16cex w16sdtdh w16sdtfl w16du wp14">
   <w:endnote w:type="separator" w:id="-1">
     <w:p>
       <w:pPr>
@@ -51826,7 +51869,7 @@
 </file>
 
 <file path=word/footer1.xml><?xml version="1.0" encoding="utf-8"?>
-<w:ftr xmlns:wpc="http://schemas.microsoft.com/office/word/2010/wordprocessingCanvas" xmlns:cx="http://schemas.microsoft.com/office/drawing/2014/chartex" xmlns:cx1="http://schemas.microsoft.com/office/drawing/2015/9/8/chartex" xmlns:cx2="http://schemas.microsoft.com/office/drawing/2015/10/21/chartex" xmlns:cx3="http://schemas.microsoft.com/office/drawing/2016/5/9/chartex" xmlns:cx4="http://schemas.microsoft.com/office/drawing/2016/5/10/chartex" xmlns:cx5="http://schemas.microsoft.com/office/drawing/2016/5/11/chartex" xmlns:cx6="http://schemas.microsoft.com/office/drawing/2016/5/12/chartex" xmlns:cx7="http://schemas.microsoft.com/office/drawing/2016/5/13/chartex" xmlns:cx8="http://schemas.microsoft.com/office/drawing/2016/5/14/chartex" xmlns:mc="http://schemas.openxmlformats.org/markup-compatibility/2006" xmlns:aink="http://schemas.microsoft.com/office/drawing/2016/ink" xmlns:am3d="http://schemas.microsoft.com/office/drawing/2017/model3d" xmlns:o="urn:schemas-microsoft-com:office:office" xmlns:oel="http://schemas.microsoft.com/office/2019/extlst" xmlns:r="http://schemas.openxmlformats.org/officeDocument/2006/relationships" xmlns:m="http://schemas.openxmlformats.org/officeDocument/2006/math" xmlns:v="urn:schemas-microsoft-com:vml" xmlns:wp14="http://schemas.microsoft.com/office/word/2010/wordprocessingDrawing" xmlns:wp="http://schemas.openxmlformats.org/drawingml/2006/wordprocessingDrawing" xmlns:w10="urn:schemas-microsoft-com:office:word" xmlns:w="http://schemas.openxmlformats.org/wordprocessingml/2006/main" xmlns:w14="http://schemas.microsoft.com/office/word/2010/wordml" xmlns:w15="http://schemas.microsoft.com/office/word/2012/wordml" xmlns:w16cei="http://schemas.microsoft.com/office/word/2026/wordml/cei" xmlns:w16cex="http://schemas.microsoft.com/office/word/2018/wordml/cex" xmlns:w16cid="http://schemas.microsoft.com/office/word/2016/wordml/cid" xmlns:w16="http://schemas.microsoft.com/office/word/2018/wordml" xmlns:w16du="http://schemas.microsoft.com/office/word/2023/wordml/word16du" xmlns:w16sdtdh="http://schemas.microsoft.com/office/word/2020/wordml/sdtdatahash" xmlns:w16sdtfl="http://schemas.microsoft.com/office/word/2024/wordml/sdtformatlock" xmlns:w16se="http://schemas.microsoft.com/office/word/2015/wordml/symex" xmlns:wpg="http://schemas.microsoft.com/office/word/2010/wordprocessingGroup" xmlns:wpi="http://schemas.microsoft.com/office/word/2010/wordprocessingInk" xmlns:wne="http://schemas.microsoft.com/office/word/2006/wordml" xmlns:wps="http://schemas.microsoft.com/office/word/2010/wordprocessingShape" mc:Ignorable="w14 w15 w16se w16cid w16 w16cex w16sdtdh w16sdtfl w16du wp14">
+<w:ftr xmlns:wpc="http://schemas.microsoft.com/office/word/2010/wordprocessingCanvas" xmlns:cx="http://schemas.microsoft.com/office/drawing/2014/chartex" xmlns:cx1="http://schemas.microsoft.com/office/drawing/2015/9/8/chartex" xmlns:cx2="http://schemas.microsoft.com/office/drawing/2015/10/21/chartex" xmlns:cx3="http://schemas.microsoft.com/office/drawing/2016/5/9/chartex" xmlns:cx4="http://schemas.microsoft.com/office/drawing/2016/5/10/chartex" xmlns:cx5="http://schemas.microsoft.com/office/drawing/2016/5/11/chartex" xmlns:cx6="http://schemas.microsoft.com/office/drawing/2016/5/12/chartex" xmlns:cx7="http://schemas.microsoft.com/office/drawing/2016/5/13/chartex" xmlns:cx8="http://schemas.microsoft.com/office/drawing/2016/5/14/chartex" xmlns:mc="http://schemas.openxmlformats.org/markup-compatibility/2006" xmlns:aink="http://schemas.microsoft.com/office/drawing/2016/ink" xmlns:am3d="http://schemas.microsoft.com/office/drawing/2017/model3d" xmlns:o="urn:schemas-microsoft-com:office:office" xmlns:oel="http://schemas.microsoft.com/office/2019/extlst" xmlns:r="http://schemas.openxmlformats.org/officeDocument/2006/relationships" xmlns:m="http://schemas.openxmlformats.org/officeDocument/2006/math" xmlns:v="urn:schemas-microsoft-com:vml" xmlns:wp14="http://schemas.microsoft.com/office/word/2010/wordprocessingDrawing" xmlns:wp="http://schemas.openxmlformats.org/drawingml/2006/wordprocessingDrawing" xmlns:w10="urn:schemas-microsoft-com:office:word" xmlns:w="http://schemas.openxmlformats.org/wordprocessingml/2006/main" xmlns:w14="http://schemas.microsoft.com/office/word/2010/wordml" xmlns:w15="http://schemas.microsoft.com/office/word/2012/wordml" xmlns:w16cex="http://schemas.microsoft.com/office/word/2018/wordml/cex" xmlns:w16cid="http://schemas.microsoft.com/office/word/2016/wordml/cid" xmlns:w16="http://schemas.microsoft.com/office/word/2018/wordml" xmlns:w16du="http://schemas.microsoft.com/office/word/2023/wordml/word16du" xmlns:w16sdtdh="http://schemas.microsoft.com/office/word/2020/wordml/sdtdatahash" xmlns:w16sdtfl="http://schemas.microsoft.com/office/word/2024/wordml/sdtformatlock" xmlns:w16se="http://schemas.microsoft.com/office/word/2015/wordml/symex" xmlns:wpg="http://schemas.microsoft.com/office/word/2010/wordprocessingGroup" xmlns:wpi="http://schemas.microsoft.com/office/word/2010/wordprocessingInk" xmlns:wne="http://schemas.microsoft.com/office/word/2006/wordml" xmlns:wps="http://schemas.microsoft.com/office/word/2010/wordprocessingShape" mc:Ignorable="w14 w15 w16se w16cid w16 w16cex w16sdtdh w16sdtfl w16du wp14">
   <w:p>
     <w:pPr>
       <w:pStyle w:val="Footer"/>
@@ -51884,7 +51927,7 @@
 </file>
 
 <file path=word/footnotes.xml><?xml version="1.0" encoding="utf-8"?>
-<w:footnotes xmlns:wpc="http://schemas.microsoft.com/office/word/2010/wordprocessingCanvas" xmlns:cx="http://schemas.microsoft.com/office/drawing/2014/chartex" xmlns:cx1="http://schemas.microsoft.com/office/drawing/2015/9/8/chartex" xmlns:cx2="http://schemas.microsoft.com/office/drawing/2015/10/21/chartex" xmlns:cx3="http://schemas.microsoft.com/office/drawing/2016/5/9/chartex" xmlns:cx4="http://schemas.microsoft.com/office/drawing/2016/5/10/chartex" xmlns:cx5="http://schemas.microsoft.com/office/drawing/2016/5/11/chartex" xmlns:cx6="http://schemas.microsoft.com/office/drawing/2016/5/12/chartex" xmlns:cx7="http://schemas.microsoft.com/office/drawing/2016/5/13/chartex" xmlns:cx8="http://schemas.microsoft.com/office/drawing/2016/5/14/chartex" xmlns:mc="http://schemas.openxmlformats.org/markup-compatibility/2006" xmlns:aink="http://schemas.microsoft.com/office/drawing/2016/ink" xmlns:am3d="http://schemas.microsoft.com/office/drawing/2017/model3d" xmlns:o="urn:schemas-microsoft-com:office:office" xmlns:oel="http://schemas.microsoft.com/office/2019/extlst" xmlns:r="http://schemas.openxmlformats.org/officeDocument/2006/relationships" xmlns:m="http://schemas.openxmlformats.org/officeDocument/2006/math" xmlns:v="urn:schemas-microsoft-com:vml" xmlns:wp14="http://schemas.microsoft.com/office/word/2010/wordprocessingDrawing" xmlns:wp="http://schemas.openxmlformats.org/drawingml/2006/wordprocessingDrawing" xmlns:w10="urn:schemas-microsoft-com:office:word" xmlns:w="http://schemas.openxmlformats.org/wordprocessingml/2006/main" xmlns:w14="http://schemas.microsoft.com/office/word/2010/wordml" xmlns:w15="http://schemas.microsoft.com/office/word/2012/wordml" xmlns:w16cei="http://schemas.microsoft.com/office/word/2026/wordml/cei" xmlns:w16cex="http://schemas.microsoft.com/office/word/2018/wordml/cex" xmlns:w16cid="http://schemas.microsoft.com/office/word/2016/wordml/cid" xmlns:w16="http://schemas.microsoft.com/office/word/2018/wordml" xmlns:w16du="http://schemas.microsoft.com/office/word/2023/wordml/word16du" xmlns:w16sdtdh="http://schemas.microsoft.com/office/word/2020/wordml/sdtdatahash" xmlns:w16sdtfl="http://schemas.microsoft.com/office/word/2024/wordml/sdtformatlock" xmlns:w16se="http://schemas.microsoft.com/office/word/2015/wordml/symex" xmlns:wpg="http://schemas.microsoft.com/office/word/2010/wordprocessingGroup" xmlns:wpi="http://schemas.microsoft.com/office/word/2010/wordprocessingInk" xmlns:wne="http://schemas.microsoft.com/office/word/2006/wordml" xmlns:wps="http://schemas.microsoft.com/office/word/2010/wordprocessingShape" mc:Ignorable="w14 w15 w16se w16cid w16 w16cex w16sdtdh w16sdtfl w16du wp14">
+<w:footnotes xmlns:wpc="http://schemas.microsoft.com/office/word/2010/wordprocessingCanvas" xmlns:cx="http://schemas.microsoft.com/office/drawing/2014/chartex" xmlns:cx1="http://schemas.microsoft.com/office/drawing/2015/9/8/chartex" xmlns:cx2="http://schemas.microsoft.com/office/drawing/2015/10/21/chartex" xmlns:cx3="http://schemas.microsoft.com/office/drawing/2016/5/9/chartex" xmlns:cx4="http://schemas.microsoft.com/office/drawing/2016/5/10/chartex" xmlns:cx5="http://schemas.microsoft.com/office/drawing/2016/5/11/chartex" xmlns:cx6="http://schemas.microsoft.com/office/drawing/2016/5/12/chartex" xmlns:cx7="http://schemas.microsoft.com/office/drawing/2016/5/13/chartex" xmlns:cx8="http://schemas.microsoft.com/office/drawing/2016/5/14/chartex" xmlns:mc="http://schemas.openxmlformats.org/markup-compatibility/2006" xmlns:aink="http://schemas.microsoft.com/office/drawing/2016/ink" xmlns:am3d="http://schemas.microsoft.com/office/drawing/2017/model3d" xmlns:o="urn:schemas-microsoft-com:office:office" xmlns:oel="http://schemas.microsoft.com/office/2019/extlst" xmlns:r="http://schemas.openxmlformats.org/officeDocument/2006/relationships" xmlns:m="http://schemas.openxmlformats.org/officeDocument/2006/math" xmlns:v="urn:schemas-microsoft-com:vml" xmlns:wp14="http://schemas.microsoft.com/office/word/2010/wordprocessingDrawing" xmlns:wp="http://schemas.openxmlformats.org/drawingml/2006/wordprocessingDrawing" xmlns:w10="urn:schemas-microsoft-com:office:word" xmlns:w="http://schemas.openxmlformats.org/wordprocessingml/2006/main" xmlns:w14="http://schemas.microsoft.com/office/word/2010/wordml" xmlns:w15="http://schemas.microsoft.com/office/word/2012/wordml" xmlns:w16cex="http://schemas.microsoft.com/office/word/2018/wordml/cex" xmlns:w16cid="http://schemas.microsoft.com/office/word/2016/wordml/cid" xmlns:w16="http://schemas.microsoft.com/office/word/2018/wordml" xmlns:w16du="http://schemas.microsoft.com/office/word/2023/wordml/word16du" xmlns:w16sdtdh="http://schemas.microsoft.com/office/word/2020/wordml/sdtdatahash" xmlns:w16sdtfl="http://schemas.microsoft.com/office/word/2024/wordml/sdtformatlock" xmlns:w16se="http://schemas.microsoft.com/office/word/2015/wordml/symex" xmlns:wpg="http://schemas.microsoft.com/office/word/2010/wordprocessingGroup" xmlns:wpi="http://schemas.microsoft.com/office/word/2010/wordprocessingInk" xmlns:wne="http://schemas.microsoft.com/office/word/2006/wordml" xmlns:wps="http://schemas.microsoft.com/office/word/2010/wordprocessingShape" mc:Ignorable="w14 w15 w16se w16cid w16 w16cex w16sdtdh w16sdtfl w16du wp14">
   <w:footnote w:type="separator" w:id="-1">
     <w:p>
       <w:pPr>
@@ -51909,7 +51952,7 @@
 </file>
 
 <file path=word/numbering.xml><?xml version="1.0" encoding="utf-8"?>
-<w:numbering xmlns:wpc="http://schemas.microsoft.com/office/word/2010/wordprocessingCanvas" xmlns:cx="http://schemas.microsoft.com/office/drawing/2014/chartex" xmlns:cx1="http://schemas.microsoft.com/office/drawing/2015/9/8/chartex" xmlns:cx2="http://schemas.microsoft.com/office/drawing/2015/10/21/chartex" xmlns:cx3="http://schemas.microsoft.com/office/drawing/2016/5/9/chartex" xmlns:cx4="http://schemas.microsoft.com/office/drawing/2016/5/10/chartex" xmlns:cx5="http://schemas.microsoft.com/office/drawing/2016/5/11/chartex" xmlns:cx6="http://schemas.microsoft.com/office/drawing/2016/5/12/chartex" xmlns:cx7="http://schemas.microsoft.com/office/drawing/2016/5/13/chartex" xmlns:cx8="http://schemas.microsoft.com/office/drawing/2016/5/14/chartex" xmlns:mc="http://schemas.openxmlformats.org/markup-compatibility/2006" xmlns:aink="http://schemas.microsoft.com/office/drawing/2016/ink" xmlns:am3d="http://schemas.microsoft.com/office/drawing/2017/model3d" xmlns:o="urn:schemas-microsoft-com:office:office" xmlns:oel="http://schemas.microsoft.com/office/2019/extlst" xmlns:r="http://schemas.openxmlformats.org/officeDocument/2006/relationships" xmlns:m="http://schemas.openxmlformats.org/officeDocument/2006/math" xmlns:v="urn:schemas-microsoft-com:vml" xmlns:wp14="http://schemas.microsoft.com/office/word/2010/wordprocessingDrawing" xmlns:wp="http://schemas.openxmlformats.org/drawingml/2006/wordprocessingDrawing" xmlns:w10="urn:schemas-microsoft-com:office:word" xmlns:w="http://schemas.openxmlformats.org/wordprocessingml/2006/main" xmlns:w14="http://schemas.microsoft.com/office/word/2010/wordml" xmlns:w15="http://schemas.microsoft.com/office/word/2012/wordml" xmlns:w16cei="http://schemas.microsoft.com/office/word/2026/wordml/cei" xmlns:w16cex="http://schemas.microsoft.com/office/word/2018/wordml/cex" xmlns:w16cid="http://schemas.microsoft.com/office/word/2016/wordml/cid" xmlns:w16="http://schemas.microsoft.com/office/word/2018/wordml" xmlns:w16du="http://schemas.microsoft.com/office/word/2023/wordml/word16du" xmlns:w16sdtdh="http://schemas.microsoft.com/office/word/2020/wordml/sdtdatahash" xmlns:w16sdtfl="http://schemas.microsoft.com/office/word/2024/wordml/sdtformatlock" xmlns:w16se="http://schemas.microsoft.com/office/word/2015/wordml/symex" xmlns:wpg="http://schemas.microsoft.com/office/word/2010/wordprocessingGroup" xmlns:wpi="http://schemas.microsoft.com/office/word/2010/wordprocessingInk" xmlns:wne="http://schemas.microsoft.com/office/word/2006/wordml" xmlns:wps="http://schemas.microsoft.com/office/word/2010/wordprocessingShape" mc:Ignorable="w14 w15 w16se w16cid w16 w16cex w16sdtdh w16sdtfl w16du wp14">
+<w:numbering xmlns:wpc="http://schemas.microsoft.com/office/word/2010/wordprocessingCanvas" xmlns:cx="http://schemas.microsoft.com/office/drawing/2014/chartex" xmlns:cx1="http://schemas.microsoft.com/office/drawing/2015/9/8/chartex" xmlns:cx2="http://schemas.microsoft.com/office/drawing/2015/10/21/chartex" xmlns:cx3="http://schemas.microsoft.com/office/drawing/2016/5/9/chartex" xmlns:cx4="http://schemas.microsoft.com/office/drawing/2016/5/10/chartex" xmlns:cx5="http://schemas.microsoft.com/office/drawing/2016/5/11/chartex" xmlns:cx6="http://schemas.microsoft.com/office/drawing/2016/5/12/chartex" xmlns:cx7="http://schemas.microsoft.com/office/drawing/2016/5/13/chartex" xmlns:cx8="http://schemas.microsoft.com/office/drawing/2016/5/14/chartex" xmlns:mc="http://schemas.openxmlformats.org/markup-compatibility/2006" xmlns:aink="http://schemas.microsoft.com/office/drawing/2016/ink" xmlns:am3d="http://schemas.microsoft.com/office/drawing/2017/model3d" xmlns:o="urn:schemas-microsoft-com:office:office" xmlns:oel="http://schemas.microsoft.com/office/2019/extlst" xmlns:r="http://schemas.openxmlformats.org/officeDocument/2006/relationships" xmlns:m="http://schemas.openxmlformats.org/officeDocument/2006/math" xmlns:v="urn:schemas-microsoft-com:vml" xmlns:wp14="http://schemas.microsoft.com/office/word/2010/wordprocessingDrawing" xmlns:wp="http://schemas.openxmlformats.org/drawingml/2006/wordprocessingDrawing" xmlns:w10="urn:schemas-microsoft-com:office:word" xmlns:w="http://schemas.openxmlformats.org/wordprocessingml/2006/main" xmlns:w14="http://schemas.microsoft.com/office/word/2010/wordml" xmlns:w15="http://schemas.microsoft.com/office/word/2012/wordml" xmlns:w16cex="http://schemas.microsoft.com/office/word/2018/wordml/cex" xmlns:w16cid="http://schemas.microsoft.com/office/word/2016/wordml/cid" xmlns:w16="http://schemas.microsoft.com/office/word/2018/wordml" xmlns:w16du="http://schemas.microsoft.com/office/word/2023/wordml/word16du" xmlns:w16sdtdh="http://schemas.microsoft.com/office/word/2020/wordml/sdtdatahash" xmlns:w16sdtfl="http://schemas.microsoft.com/office/word/2024/wordml/sdtformatlock" xmlns:w16se="http://schemas.microsoft.com/office/word/2015/wordml/symex" xmlns:wpg="http://schemas.microsoft.com/office/word/2010/wordprocessingGroup" xmlns:wpi="http://schemas.microsoft.com/office/word/2010/wordprocessingInk" xmlns:wne="http://schemas.microsoft.com/office/word/2006/wordml" xmlns:wps="http://schemas.microsoft.com/office/word/2010/wordprocessingShape" mc:Ignorable="w14 w15 w16se w16cid w16 w16cex w16sdtdh w16sdtfl w16du wp14">
   <w:abstractNum w:abstractNumId="0" w15:restartNumberingAfterBreak="0">
     <w:nsid w:val="057F06A2"/>
     <w:multiLevelType w:val="hybridMultilevel"/>
@@ -52640,7 +52683,7 @@
   <w:abstractNum w:abstractNumId="6" w15:restartNumberingAfterBreak="0">
     <w:nsid w:val="30F573B8"/>
     <w:multiLevelType w:val="hybridMultilevel"/>
-    <w:tmpl w:val="201C3960"/>
+    <w:tmpl w:val="08C244C8"/>
     <w:lvl w:ilvl="0" w:tplc="40090009">
       <w:start w:val="1"/>
       <w:numFmt w:val="bullet"/>
@@ -52725,16 +52768,15 @@
         <w:rFonts w:ascii="Symbol" w:hAnsi="Symbol" w:hint="default"/>
       </w:rPr>
     </w:lvl>
-    <w:lvl w:ilvl="7" w:tplc="40090003" w:tentative="1">
-      <w:start w:val="1"/>
+    <w:lvl w:ilvl="7" w:tplc="2EDC3890">
       <w:numFmt w:val="bullet"/>
-      <w:lvlText w:val="o"/>
+      <w:lvlText w:val="-"/>
       <w:lvlJc w:val="left"/>
       <w:pPr>
         <w:ind w:left="5760" w:hanging="360"/>
       </w:pPr>
       <w:rPr>
-        <w:rFonts w:ascii="Courier New" w:hAnsi="Courier New" w:cs="Courier New" w:hint="default"/>
+        <w:rFonts w:ascii="Calibri" w:eastAsiaTheme="minorHAnsi" w:hAnsi="Calibri" w:cs="Calibri" w:hint="default"/>
       </w:rPr>
     </w:lvl>
     <w:lvl w:ilvl="8" w:tplc="40090005" w:tentative="1">

--- a/Anil-Polsani-Mainframe/CICS/CICS.docx
+++ b/Anil-Polsani-Mainframe/CICS/CICS.docx
@@ -1182,25 +1182,14 @@
           <w:lang w:val="en-US"/>
         </w:rPr>
       </w:pPr>
-      <w:proofErr w:type="gramStart"/>
-      <w:r>
-        <w:rPr>
-          <w:rFonts w:cstheme="minorHAnsi"/>
-          <w:sz w:val="24"/>
-          <w:szCs w:val="24"/>
-          <w:lang w:val="en-US"/>
-        </w:rPr>
-        <w:t>DB :</w:t>
-      </w:r>
-      <w:proofErr w:type="gramEnd"/>
-      <w:r>
-        <w:rPr>
-          <w:rFonts w:cstheme="minorHAnsi"/>
-          <w:sz w:val="24"/>
-          <w:szCs w:val="24"/>
-          <w:lang w:val="en-US"/>
-        </w:rPr>
-        <w:t xml:space="preserve"> Data base -&gt; Store Data</w:t>
+      <w:r>
+        <w:rPr>
+          <w:rFonts w:cstheme="minorHAnsi"/>
+          <w:sz w:val="24"/>
+          <w:szCs w:val="24"/>
+          <w:lang w:val="en-US"/>
+        </w:rPr>
+        <w:t>DB : Data base -&gt; Store Data</w:t>
       </w:r>
     </w:p>
     <w:p>
@@ -1219,25 +1208,14 @@
           <w:lang w:val="en-US"/>
         </w:rPr>
       </w:pPr>
-      <w:proofErr w:type="gramStart"/>
-      <w:r>
-        <w:rPr>
-          <w:rFonts w:cstheme="minorHAnsi"/>
-          <w:sz w:val="24"/>
-          <w:szCs w:val="24"/>
-          <w:lang w:val="en-US"/>
-        </w:rPr>
-        <w:t>DC :</w:t>
-      </w:r>
-      <w:proofErr w:type="gramEnd"/>
-      <w:r>
-        <w:rPr>
-          <w:rFonts w:cstheme="minorHAnsi"/>
-          <w:sz w:val="24"/>
-          <w:szCs w:val="24"/>
-          <w:lang w:val="en-US"/>
-        </w:rPr>
-        <w:t xml:space="preserve"> Data communication -&gt; Pass the data</w:t>
+      <w:r>
+        <w:rPr>
+          <w:rFonts w:cstheme="minorHAnsi"/>
+          <w:sz w:val="24"/>
+          <w:szCs w:val="24"/>
+          <w:lang w:val="en-US"/>
+        </w:rPr>
+        <w:t>DC : Data communication -&gt; Pass the data</w:t>
       </w:r>
     </w:p>
     <w:p>
@@ -4208,19 +4186,8 @@
           <w:szCs w:val="24"/>
           <w:lang w:val="en-US"/>
         </w:rPr>
-        <w:t>Fields are of 2 types: [Ex: USERID: ______</w:t>
-      </w:r>
-      <w:proofErr w:type="gramStart"/>
-      <w:r>
-        <w:rPr>
-          <w:rFonts w:cstheme="minorHAnsi"/>
-          <w:sz w:val="24"/>
-          <w:szCs w:val="24"/>
-          <w:lang w:val="en-US"/>
-        </w:rPr>
-        <w:t>_ ]</w:t>
-      </w:r>
-      <w:proofErr w:type="gramEnd"/>
+        <w:t>Fields are of 2 types: [Ex: USERID: _______ ]</w:t>
+      </w:r>
     </w:p>
     <w:p>
       <w:pPr>
@@ -4319,27 +4286,7 @@
           <w:szCs w:val="24"/>
           <w:lang w:val="en-US"/>
         </w:rPr>
-        <w:t xml:space="preserve">To define these 3 components -&gt; we use 3 assembler </w:t>
-      </w:r>
-      <w:proofErr w:type="gramStart"/>
-      <w:r>
-        <w:rPr>
-          <w:rFonts w:cstheme="minorHAnsi"/>
-          <w:sz w:val="24"/>
-          <w:szCs w:val="24"/>
-          <w:lang w:val="en-US"/>
-        </w:rPr>
-        <w:t>MACRO</w:t>
-      </w:r>
-      <w:proofErr w:type="gramEnd"/>
-      <w:r>
-        <w:rPr>
-          <w:rFonts w:cstheme="minorHAnsi"/>
-          <w:sz w:val="24"/>
-          <w:szCs w:val="24"/>
-          <w:lang w:val="en-US"/>
-        </w:rPr>
-        <w:t xml:space="preserve"> (macro is a single word which contains set of statements, instead of we writing 100 lines of code we use macro to represent those 100 lines) [Basically it</w:t>
+        <w:t>To define these 3 components -&gt; we use 3 assembler MACRO (macro is a single word which contains set of statements, instead of we writing 100 lines of code we use macro to represent those 100 lines) [Basically it</w:t>
       </w:r>
       <w:r>
         <w:rPr>
@@ -4641,47 +4588,7 @@
           <w:lang w:val="en-US"/>
         </w:rPr>
         <w:tab/>
-        <w:t>PARA</w:t>
-      </w:r>
-      <w:proofErr w:type="gramStart"/>
-      <w:r>
-        <w:rPr>
-          <w:rFonts w:cstheme="minorHAnsi"/>
-          <w:sz w:val="24"/>
-          <w:szCs w:val="24"/>
-          <w:lang w:val="en-US"/>
-        </w:rPr>
-        <w:t>1,PARA2,…</w:t>
-      </w:r>
-      <w:proofErr w:type="gramEnd"/>
-      <w:r>
-        <w:rPr>
-          <w:rFonts w:cstheme="minorHAnsi"/>
-          <w:sz w:val="24"/>
-          <w:szCs w:val="24"/>
-          <w:lang w:val="en-US"/>
-        </w:rPr>
-        <w:t xml:space="preserve">     </w:t>
-      </w:r>
-      <w:proofErr w:type="gramStart"/>
-      <w:r>
-        <w:rPr>
-          <w:rFonts w:cstheme="minorHAnsi"/>
-          <w:sz w:val="24"/>
-          <w:szCs w:val="24"/>
-          <w:lang w:val="en-US"/>
-        </w:rPr>
-        <w:t>X(</w:t>
-      </w:r>
-      <w:proofErr w:type="gramEnd"/>
-      <w:r>
-        <w:rPr>
-          <w:rFonts w:cstheme="minorHAnsi"/>
-          <w:sz w:val="24"/>
-          <w:szCs w:val="24"/>
-          <w:lang w:val="en-US"/>
-        </w:rPr>
-        <w:t>72</w:t>
+        <w:t>PARA1,PARA2,…     X(72</w:t>
       </w:r>
       <w:r>
         <w:rPr>
@@ -4759,27 +4666,7 @@
           <w:lang w:val="en-US"/>
         </w:rPr>
         <w:tab/>
-        <w:t>PARA</w:t>
-      </w:r>
-      <w:proofErr w:type="gramStart"/>
-      <w:r>
-        <w:rPr>
-          <w:rFonts w:cstheme="minorHAnsi"/>
-          <w:sz w:val="24"/>
-          <w:szCs w:val="24"/>
-          <w:lang w:val="en-US"/>
-        </w:rPr>
-        <w:t>3,PARA</w:t>
-      </w:r>
-      <w:proofErr w:type="gramEnd"/>
-      <w:r>
-        <w:rPr>
-          <w:rFonts w:cstheme="minorHAnsi"/>
-          <w:sz w:val="24"/>
-          <w:szCs w:val="24"/>
-          <w:lang w:val="en-US"/>
-        </w:rPr>
-        <w:t>4</w:t>
+        <w:t>PARA3,PARA4</w:t>
       </w:r>
     </w:p>
     <w:p>
@@ -5456,31 +5343,7 @@
           <w:szCs w:val="24"/>
           <w:lang w:val="en-US"/>
         </w:rPr>
-        <w:t xml:space="preserve">2 Outputs are: (!!! Interview: What are the types of </w:t>
-      </w:r>
-      <w:proofErr w:type="gramStart"/>
-      <w:r>
-        <w:rPr>
-          <w:rFonts w:cstheme="minorHAnsi"/>
-          <w:b/>
-          <w:bCs/>
-          <w:sz w:val="24"/>
-          <w:szCs w:val="24"/>
-          <w:lang w:val="en-US"/>
-        </w:rPr>
-        <w:t>Map</w:t>
-      </w:r>
-      <w:proofErr w:type="gramEnd"/>
-      <w:r>
-        <w:rPr>
-          <w:rFonts w:cstheme="minorHAnsi"/>
-          <w:b/>
-          <w:bCs/>
-          <w:sz w:val="24"/>
-          <w:szCs w:val="24"/>
-          <w:lang w:val="en-US"/>
-        </w:rPr>
-        <w:t xml:space="preserve"> !!!)</w:t>
+        <w:t>2 Outputs are: (!!! Interview: What are the types of Map !!!)</w:t>
       </w:r>
     </w:p>
     <w:p>
@@ -7748,21 +7611,8 @@
           <w:szCs w:val="24"/>
           <w:lang w:val="en-US"/>
         </w:rPr>
-        <w:t>CTRL</w:t>
-      </w:r>
-      <w:proofErr w:type="gramStart"/>
-      <w:r>
-        <w:rPr>
-          <w:rFonts w:cstheme="minorHAnsi"/>
-          <w:b/>
-          <w:bCs/>
-          <w:sz w:val="24"/>
-          <w:szCs w:val="24"/>
-          <w:lang w:val="en-US"/>
-        </w:rPr>
-        <w:t>=(</w:t>
-      </w:r>
-      <w:proofErr w:type="gramEnd"/>
+        <w:t>CTRL=(</w:t>
+      </w:r>
       <w:r>
         <w:rPr>
           <w:rFonts w:cstheme="minorHAnsi"/>
@@ -7840,29 +7690,16 @@
         <w:t xml:space="preserve"> or </w:t>
       </w:r>
       <w:proofErr w:type="spellStart"/>
-      <w:proofErr w:type="gramStart"/>
-      <w:r>
-        <w:rPr>
-          <w:rFonts w:cstheme="minorHAnsi"/>
-          <w:b/>
-          <w:bCs/>
-          <w:sz w:val="24"/>
-          <w:szCs w:val="24"/>
-          <w:lang w:val="en-US"/>
-        </w:rPr>
-        <w:t>Map..</w:t>
-      </w:r>
-      <w:proofErr w:type="gramEnd"/>
-      <w:r>
-        <w:rPr>
-          <w:rFonts w:cstheme="minorHAnsi"/>
-          <w:b/>
-          <w:bCs/>
-          <w:sz w:val="24"/>
-          <w:szCs w:val="24"/>
-          <w:lang w:val="en-US"/>
-        </w:rPr>
-        <w:t>but</w:t>
+      <w:r>
+        <w:rPr>
+          <w:rFonts w:cstheme="minorHAnsi"/>
+          <w:b/>
+          <w:bCs/>
+          <w:sz w:val="24"/>
+          <w:szCs w:val="24"/>
+          <w:lang w:val="en-US"/>
+        </w:rPr>
+        <w:t>Map..but</w:t>
       </w:r>
       <w:proofErr w:type="spellEnd"/>
       <w:r>
@@ -8273,31 +8110,7 @@
           <w:szCs w:val="24"/>
           <w:lang w:val="en-US"/>
         </w:rPr>
-        <w:t xml:space="preserve">!!! Interview </w:t>
-      </w:r>
-      <w:proofErr w:type="gramStart"/>
-      <w:r>
-        <w:rPr>
-          <w:rFonts w:cstheme="minorHAnsi"/>
-          <w:b/>
-          <w:bCs/>
-          <w:sz w:val="24"/>
-          <w:szCs w:val="24"/>
-          <w:lang w:val="en-US"/>
-        </w:rPr>
-        <w:t>Question !!!</w:t>
-      </w:r>
-      <w:proofErr w:type="gramEnd"/>
-      <w:r>
-        <w:rPr>
-          <w:rFonts w:cstheme="minorHAnsi"/>
-          <w:b/>
-          <w:bCs/>
-          <w:sz w:val="24"/>
-          <w:szCs w:val="24"/>
-          <w:lang w:val="en-US"/>
-        </w:rPr>
-        <w:t xml:space="preserve"> In case user do not edit any fields -&gt; pressed enter -&gt; it’ll receive nothing -&gt; i.e. command fail -&gt; </w:t>
+        <w:t xml:space="preserve">!!! Interview Question !!! In case user do not edit any fields -&gt; pressed enter -&gt; it’ll receive nothing -&gt; i.e. command fail -&gt; </w:t>
       </w:r>
       <w:r>
         <w:rPr>
@@ -8780,47 +8593,7 @@
           <w:lang w:val="en-US"/>
         </w:rPr>
         <w:tab/>
-        <w:t>TERM=</w:t>
-      </w:r>
-      <w:proofErr w:type="gramStart"/>
-      <w:r>
-        <w:rPr>
-          <w:rFonts w:cstheme="minorHAnsi"/>
-          <w:sz w:val="24"/>
-          <w:szCs w:val="24"/>
-          <w:lang w:val="en-US"/>
-        </w:rPr>
-        <w:t>ALL,STORAGE</w:t>
-      </w:r>
-      <w:proofErr w:type="gramEnd"/>
-      <w:r>
-        <w:rPr>
-          <w:rFonts w:cstheme="minorHAnsi"/>
-          <w:sz w:val="24"/>
-          <w:szCs w:val="24"/>
-          <w:lang w:val="en-US"/>
-        </w:rPr>
-        <w:t>=</w:t>
-      </w:r>
-      <w:proofErr w:type="gramStart"/>
-      <w:r>
-        <w:rPr>
-          <w:rFonts w:cstheme="minorHAnsi"/>
-          <w:sz w:val="24"/>
-          <w:szCs w:val="24"/>
-          <w:lang w:val="en-US"/>
-        </w:rPr>
-        <w:t>AUTO,MAPATTS</w:t>
-      </w:r>
-      <w:proofErr w:type="gramEnd"/>
-      <w:r>
-        <w:rPr>
-          <w:rFonts w:cstheme="minorHAnsi"/>
-          <w:sz w:val="24"/>
-          <w:szCs w:val="24"/>
-          <w:lang w:val="en-US"/>
-        </w:rPr>
-        <w:t>=(COLOR),</w:t>
+        <w:t>TERM=ALL,STORAGE=AUTO,MAPATTS=(COLOR),</w:t>
       </w:r>
       <w:r>
         <w:rPr>
@@ -8881,47 +8654,7 @@
           <w:lang w:val="en-US"/>
         </w:rPr>
         <w:tab/>
-        <w:t>TIOAPFX=</w:t>
-      </w:r>
-      <w:proofErr w:type="gramStart"/>
-      <w:r>
-        <w:rPr>
-          <w:rFonts w:cstheme="minorHAnsi"/>
-          <w:sz w:val="24"/>
-          <w:szCs w:val="24"/>
-          <w:lang w:val="en-US"/>
-        </w:rPr>
-        <w:t>YES,CTRL</w:t>
-      </w:r>
-      <w:proofErr w:type="gramEnd"/>
-      <w:r>
-        <w:rPr>
-          <w:rFonts w:cstheme="minorHAnsi"/>
-          <w:sz w:val="24"/>
-          <w:szCs w:val="24"/>
-          <w:lang w:val="en-US"/>
-        </w:rPr>
-        <w:t>=(</w:t>
-      </w:r>
-      <w:proofErr w:type="gramStart"/>
-      <w:r>
-        <w:rPr>
-          <w:rFonts w:cstheme="minorHAnsi"/>
-          <w:sz w:val="24"/>
-          <w:szCs w:val="24"/>
-          <w:lang w:val="en-US"/>
-        </w:rPr>
-        <w:t>FREEKB,FRSET</w:t>
-      </w:r>
-      <w:proofErr w:type="gramEnd"/>
-      <w:r>
-        <w:rPr>
-          <w:rFonts w:cstheme="minorHAnsi"/>
-          <w:sz w:val="24"/>
-          <w:szCs w:val="24"/>
-          <w:lang w:val="en-US"/>
-        </w:rPr>
-        <w:t>)</w:t>
+        <w:t>TIOAPFX=YES,CTRL=(FREEKB,FRSET)</w:t>
       </w:r>
     </w:p>
     <w:p>
@@ -8984,67 +8717,7 @@
           <w:lang w:val="en-US"/>
         </w:rPr>
         <w:tab/>
-        <w:t>SIZE=(</w:t>
-      </w:r>
-      <w:proofErr w:type="gramStart"/>
-      <w:r>
-        <w:rPr>
-          <w:rFonts w:cstheme="minorHAnsi"/>
-          <w:sz w:val="24"/>
-          <w:szCs w:val="24"/>
-          <w:lang w:val="en-US"/>
-        </w:rPr>
-        <w:t>LL,CL),LINE</w:t>
-      </w:r>
-      <w:proofErr w:type="gramEnd"/>
-      <w:r>
-        <w:rPr>
-          <w:rFonts w:cstheme="minorHAnsi"/>
-          <w:sz w:val="24"/>
-          <w:szCs w:val="24"/>
-          <w:lang w:val="en-US"/>
-        </w:rPr>
-        <w:t>=</w:t>
-      </w:r>
-      <w:proofErr w:type="gramStart"/>
-      <w:r>
-        <w:rPr>
-          <w:rFonts w:cstheme="minorHAnsi"/>
-          <w:sz w:val="24"/>
-          <w:szCs w:val="24"/>
-          <w:lang w:val="en-US"/>
-        </w:rPr>
-        <w:t>1,COLUMN</w:t>
-      </w:r>
-      <w:proofErr w:type="gramEnd"/>
-      <w:r>
-        <w:rPr>
-          <w:rFonts w:cstheme="minorHAnsi"/>
-          <w:sz w:val="24"/>
-          <w:szCs w:val="24"/>
-          <w:lang w:val="en-US"/>
-        </w:rPr>
-        <w:t>=</w:t>
-      </w:r>
-      <w:proofErr w:type="gramStart"/>
-      <w:r>
-        <w:rPr>
-          <w:rFonts w:cstheme="minorHAnsi"/>
-          <w:sz w:val="24"/>
-          <w:szCs w:val="24"/>
-          <w:lang w:val="en-US"/>
-        </w:rPr>
-        <w:t>1,CTRL</w:t>
-      </w:r>
-      <w:proofErr w:type="gramEnd"/>
-      <w:r>
-        <w:rPr>
-          <w:rFonts w:cstheme="minorHAnsi"/>
-          <w:sz w:val="24"/>
-          <w:szCs w:val="24"/>
-          <w:lang w:val="en-US"/>
-        </w:rPr>
-        <w:t>()</w:t>
+        <w:t>SIZE=(LL,CL),LINE=1,COLUMN=1,CTRL()</w:t>
       </w:r>
     </w:p>
     <w:p>
@@ -9128,27 +8801,7 @@
           <w:szCs w:val="24"/>
           <w:lang w:val="en-US"/>
         </w:rPr>
-        <w:t>CICS screen -&gt; 24 Lines, 80 Cols -&gt; SIZE</w:t>
-      </w:r>
-      <w:proofErr w:type="gramStart"/>
-      <w:r>
-        <w:rPr>
-          <w:rFonts w:cstheme="minorHAnsi"/>
-          <w:sz w:val="24"/>
-          <w:szCs w:val="24"/>
-          <w:lang w:val="en-US"/>
-        </w:rPr>
-        <w:t>=(</w:t>
-      </w:r>
-      <w:proofErr w:type="gramEnd"/>
-      <w:r>
-        <w:rPr>
-          <w:rFonts w:cstheme="minorHAnsi"/>
-          <w:sz w:val="24"/>
-          <w:szCs w:val="24"/>
-          <w:lang w:val="en-US"/>
-        </w:rPr>
-        <w:t>24,80)</w:t>
+        <w:t>CICS screen -&gt; 24 Lines, 80 Cols -&gt; SIZE=(24,80)</w:t>
       </w:r>
     </w:p>
     <w:p>
@@ -9174,27 +8827,7 @@
           <w:szCs w:val="24"/>
           <w:lang w:val="en-US"/>
         </w:rPr>
-        <w:t>1 MAP -&gt; SIZE</w:t>
-      </w:r>
-      <w:proofErr w:type="gramStart"/>
-      <w:r>
-        <w:rPr>
-          <w:rFonts w:cstheme="minorHAnsi"/>
-          <w:sz w:val="24"/>
-          <w:szCs w:val="24"/>
-          <w:lang w:val="en-US"/>
-        </w:rPr>
-        <w:t>=(</w:t>
-      </w:r>
-      <w:proofErr w:type="gramEnd"/>
-      <w:r>
-        <w:rPr>
-          <w:rFonts w:cstheme="minorHAnsi"/>
-          <w:sz w:val="24"/>
-          <w:szCs w:val="24"/>
-          <w:lang w:val="en-US"/>
-        </w:rPr>
-        <w:t>24,80), LINE=1, COLUMN=1</w:t>
+        <w:t>1 MAP -&gt; SIZE=(24,80), LINE=1, COLUMN=1</w:t>
       </w:r>
     </w:p>
     <w:p>
@@ -9220,47 +8853,7 @@
           <w:szCs w:val="24"/>
           <w:lang w:val="en-US"/>
         </w:rPr>
-        <w:t>2 MAP -&gt; SIZE</w:t>
-      </w:r>
-      <w:proofErr w:type="gramStart"/>
-      <w:r>
-        <w:rPr>
-          <w:rFonts w:cstheme="minorHAnsi"/>
-          <w:sz w:val="24"/>
-          <w:szCs w:val="24"/>
-          <w:lang w:val="en-US"/>
-        </w:rPr>
-        <w:t>=(</w:t>
-      </w:r>
-      <w:proofErr w:type="gramEnd"/>
-      <w:r>
-        <w:rPr>
-          <w:rFonts w:cstheme="minorHAnsi"/>
-          <w:sz w:val="24"/>
-          <w:szCs w:val="24"/>
-          <w:lang w:val="en-US"/>
-        </w:rPr>
-        <w:t>04,80), LINE=</w:t>
-      </w:r>
-      <w:proofErr w:type="gramStart"/>
-      <w:r>
-        <w:rPr>
-          <w:rFonts w:cstheme="minorHAnsi"/>
-          <w:sz w:val="24"/>
-          <w:szCs w:val="24"/>
-          <w:lang w:val="en-US"/>
-        </w:rPr>
-        <w:t>1,COLUMN</w:t>
-      </w:r>
-      <w:proofErr w:type="gramEnd"/>
-      <w:r>
-        <w:rPr>
-          <w:rFonts w:cstheme="minorHAnsi"/>
-          <w:sz w:val="24"/>
-          <w:szCs w:val="24"/>
-          <w:lang w:val="en-US"/>
-        </w:rPr>
-        <w:t>=1</w:t>
+        <w:t>2 MAP -&gt; SIZE=(04,80), LINE=1,COLUMN=1</w:t>
       </w:r>
     </w:p>
     <w:p>
@@ -9283,47 +8876,7 @@
           <w:szCs w:val="24"/>
           <w:lang w:val="en-US"/>
         </w:rPr>
-        <w:t xml:space="preserve">     SIZE</w:t>
-      </w:r>
-      <w:proofErr w:type="gramStart"/>
-      <w:r>
-        <w:rPr>
-          <w:rFonts w:cstheme="minorHAnsi"/>
-          <w:sz w:val="24"/>
-          <w:szCs w:val="24"/>
-          <w:lang w:val="en-US"/>
-        </w:rPr>
-        <w:t>=(</w:t>
-      </w:r>
-      <w:proofErr w:type="gramEnd"/>
-      <w:r>
-        <w:rPr>
-          <w:rFonts w:cstheme="minorHAnsi"/>
-          <w:sz w:val="24"/>
-          <w:szCs w:val="24"/>
-          <w:lang w:val="en-US"/>
-        </w:rPr>
-        <w:t>20,80), LINE=</w:t>
-      </w:r>
-      <w:proofErr w:type="gramStart"/>
-      <w:r>
-        <w:rPr>
-          <w:rFonts w:cstheme="minorHAnsi"/>
-          <w:sz w:val="24"/>
-          <w:szCs w:val="24"/>
-          <w:lang w:val="en-US"/>
-        </w:rPr>
-        <w:t>5,COLUMN</w:t>
-      </w:r>
-      <w:proofErr w:type="gramEnd"/>
-      <w:r>
-        <w:rPr>
-          <w:rFonts w:cstheme="minorHAnsi"/>
-          <w:sz w:val="24"/>
-          <w:szCs w:val="24"/>
-          <w:lang w:val="en-US"/>
-        </w:rPr>
-        <w:t>=1</w:t>
+        <w:t xml:space="preserve">     SIZE=(20,80), LINE=5,COLUMN=1</w:t>
       </w:r>
     </w:p>
     <w:p>
@@ -9567,31 +9120,7 @@
           <w:szCs w:val="24"/>
           <w:lang w:val="en-US"/>
         </w:rPr>
-        <w:t>POS=(</w:t>
-      </w:r>
-      <w:proofErr w:type="gramStart"/>
-      <w:r>
-        <w:rPr>
-          <w:rFonts w:cstheme="minorHAnsi"/>
-          <w:b/>
-          <w:bCs/>
-          <w:sz w:val="24"/>
-          <w:szCs w:val="24"/>
-          <w:lang w:val="en-US"/>
-        </w:rPr>
-        <w:t>LL,COL</w:t>
-      </w:r>
-      <w:proofErr w:type="gramEnd"/>
-      <w:r>
-        <w:rPr>
-          <w:rFonts w:cstheme="minorHAnsi"/>
-          <w:b/>
-          <w:bCs/>
-          <w:sz w:val="24"/>
-          <w:szCs w:val="24"/>
-          <w:lang w:val="en-US"/>
-        </w:rPr>
-        <w:t>)</w:t>
+        <w:t>POS=(LL,COL)</w:t>
       </w:r>
     </w:p>
     <w:p>
@@ -9637,17 +9166,7 @@
           <w:szCs w:val="24"/>
           <w:lang w:val="en-US"/>
         </w:rPr>
-        <w:t>___</w:t>
-      </w:r>
-      <w:proofErr w:type="gramStart"/>
-      <w:r>
-        <w:rPr>
-          <w:rFonts w:cstheme="minorHAnsi"/>
-          <w:sz w:val="24"/>
-          <w:szCs w:val="24"/>
-          <w:lang w:val="en-US"/>
-        </w:rPr>
-        <w:t>_</w:t>
+        <w:t>____</w:t>
       </w:r>
       <w:r>
         <w:rPr>
@@ -9665,17 +9184,7 @@
           <w:szCs w:val="24"/>
           <w:lang w:val="en-US"/>
         </w:rPr>
-        <w:t>”</w:t>
-      </w:r>
-      <w:proofErr w:type="gramEnd"/>
-      <w:r>
-        <w:rPr>
-          <w:rFonts w:cstheme="minorHAnsi"/>
-          <w:sz w:val="24"/>
-          <w:szCs w:val="24"/>
-          <w:lang w:val="en-US"/>
-        </w:rPr>
-        <w:t xml:space="preserve"> “</w:t>
+        <w:t>” “</w:t>
       </w:r>
     </w:p>
     <w:p>
@@ -9703,48 +9212,17 @@
           <w:szCs w:val="24"/>
           <w:lang w:val="en-US"/>
         </w:rPr>
-        <w:t>USERID: -&gt; POS</w:t>
-      </w:r>
-      <w:proofErr w:type="gramStart"/>
-      <w:r>
-        <w:rPr>
-          <w:rFonts w:cstheme="minorHAnsi"/>
-          <w:sz w:val="24"/>
-          <w:szCs w:val="24"/>
-          <w:lang w:val="en-US"/>
-        </w:rPr>
-        <w:t>=(</w:t>
-      </w:r>
-      <w:proofErr w:type="gramEnd"/>
-      <w:r>
-        <w:rPr>
-          <w:rFonts w:cstheme="minorHAnsi"/>
-          <w:sz w:val="24"/>
-          <w:szCs w:val="24"/>
-          <w:lang w:val="en-US"/>
-        </w:rPr>
-        <w:t>10,30), LENGTH=7</w:t>
-      </w:r>
-      <w:r>
-        <w:rPr>
-          <w:rFonts w:cstheme="minorHAnsi"/>
-          <w:sz w:val="24"/>
-          <w:szCs w:val="24"/>
-          <w:lang w:val="en-US"/>
-        </w:rPr>
-        <w:t>, INITIAL=’</w:t>
-      </w:r>
-      <w:proofErr w:type="gramStart"/>
-      <w:r>
-        <w:rPr>
-          <w:rFonts w:cstheme="minorHAnsi"/>
-          <w:sz w:val="24"/>
-          <w:szCs w:val="24"/>
-          <w:lang w:val="en-US"/>
-        </w:rPr>
-        <w:t>USERID:‘</w:t>
-      </w:r>
-      <w:proofErr w:type="gramEnd"/>
+        <w:t>USERID: -&gt; POS=(10,30), LENGTH=7</w:t>
+      </w:r>
+      <w:r>
+        <w:rPr>
+          <w:rFonts w:cstheme="minorHAnsi"/>
+          <w:sz w:val="24"/>
+          <w:szCs w:val="24"/>
+          <w:lang w:val="en-US"/>
+        </w:rPr>
+        <w:t>, INITIAL=’USERID:‘</w:t>
+      </w:r>
     </w:p>
     <w:p>
       <w:pPr>
@@ -9771,48 +9249,17 @@
           <w:szCs w:val="24"/>
           <w:lang w:val="en-US"/>
         </w:rPr>
-        <w:t>____ -&gt; POS</w:t>
-      </w:r>
-      <w:proofErr w:type="gramStart"/>
-      <w:r>
-        <w:rPr>
-          <w:rFonts w:cstheme="minorHAnsi"/>
-          <w:sz w:val="24"/>
-          <w:szCs w:val="24"/>
-          <w:lang w:val="en-US"/>
-        </w:rPr>
-        <w:t>=(</w:t>
-      </w:r>
-      <w:proofErr w:type="gramEnd"/>
-      <w:r>
-        <w:rPr>
-          <w:rFonts w:cstheme="minorHAnsi"/>
-          <w:sz w:val="24"/>
-          <w:szCs w:val="24"/>
-          <w:lang w:val="en-US"/>
-        </w:rPr>
-        <w:t>10,38), LENGTH=4</w:t>
-      </w:r>
-      <w:r>
-        <w:rPr>
-          <w:rFonts w:cstheme="minorHAnsi"/>
-          <w:sz w:val="24"/>
-          <w:szCs w:val="24"/>
-          <w:lang w:val="en-US"/>
-        </w:rPr>
-        <w:t>, INITIAL=’___</w:t>
-      </w:r>
-      <w:proofErr w:type="gramStart"/>
-      <w:r>
-        <w:rPr>
-          <w:rFonts w:cstheme="minorHAnsi"/>
-          <w:sz w:val="24"/>
-          <w:szCs w:val="24"/>
-          <w:lang w:val="en-US"/>
-        </w:rPr>
-        <w:t>_‘</w:t>
-      </w:r>
-      <w:proofErr w:type="gramEnd"/>
+        <w:t>____ -&gt; POS=(10,38), LENGTH=4</w:t>
+      </w:r>
+      <w:r>
+        <w:rPr>
+          <w:rFonts w:cstheme="minorHAnsi"/>
+          <w:sz w:val="24"/>
+          <w:szCs w:val="24"/>
+          <w:lang w:val="en-US"/>
+        </w:rPr>
+        <w:t>, INITIAL=’____‘</w:t>
+      </w:r>
     </w:p>
     <w:p>
       <w:pPr>
@@ -9832,74 +9279,23 @@
           <w:lang w:val="en-US"/>
         </w:rPr>
       </w:pPr>
-      <w:proofErr w:type="gramStart"/>
-      <w:r>
-        <w:rPr>
-          <w:rFonts w:cstheme="minorHAnsi"/>
-          <w:sz w:val="24"/>
-          <w:szCs w:val="24"/>
-          <w:lang w:val="en-US"/>
-        </w:rPr>
-        <w:t>“ “</w:t>
-      </w:r>
-      <w:proofErr w:type="gramEnd"/>
-      <w:r>
-        <w:rPr>
-          <w:rFonts w:cstheme="minorHAnsi"/>
-          <w:sz w:val="24"/>
-          <w:szCs w:val="24"/>
-          <w:lang w:val="en-US"/>
-        </w:rPr>
-        <w:t xml:space="preserve"> -&gt; POS</w:t>
-      </w:r>
-      <w:proofErr w:type="gramStart"/>
-      <w:r>
-        <w:rPr>
-          <w:rFonts w:cstheme="minorHAnsi"/>
-          <w:sz w:val="24"/>
-          <w:szCs w:val="24"/>
-          <w:lang w:val="en-US"/>
-        </w:rPr>
-        <w:t>=(</w:t>
-      </w:r>
-      <w:proofErr w:type="gramEnd"/>
-      <w:r>
-        <w:rPr>
-          <w:rFonts w:cstheme="minorHAnsi"/>
-          <w:sz w:val="24"/>
-          <w:szCs w:val="24"/>
-          <w:lang w:val="en-US"/>
-        </w:rPr>
-        <w:t>10,43)</w:t>
-      </w:r>
-      <w:r>
-        <w:rPr>
-          <w:rFonts w:cstheme="minorHAnsi"/>
-          <w:sz w:val="24"/>
-          <w:szCs w:val="24"/>
-          <w:lang w:val="en-US"/>
-        </w:rPr>
-        <w:t>, LENGTH=</w:t>
-      </w:r>
-      <w:proofErr w:type="gramStart"/>
-      <w:r>
-        <w:rPr>
-          <w:rFonts w:cstheme="minorHAnsi"/>
-          <w:sz w:val="24"/>
-          <w:szCs w:val="24"/>
-          <w:lang w:val="en-US"/>
-        </w:rPr>
-        <w:t>1,INITIAL</w:t>
-      </w:r>
-      <w:proofErr w:type="gramEnd"/>
-      <w:r>
-        <w:rPr>
-          <w:rFonts w:cstheme="minorHAnsi"/>
-          <w:sz w:val="24"/>
-          <w:szCs w:val="24"/>
-          <w:lang w:val="en-US"/>
-        </w:rPr>
-        <w:t>=’ ‘</w:t>
+      <w:r>
+        <w:rPr>
+          <w:rFonts w:cstheme="minorHAnsi"/>
+          <w:sz w:val="24"/>
+          <w:szCs w:val="24"/>
+          <w:lang w:val="en-US"/>
+        </w:rPr>
+        <w:t>“ “ -&gt; POS=(10,43)</w:t>
+      </w:r>
+      <w:r>
+        <w:rPr>
+          <w:rFonts w:cstheme="minorHAnsi"/>
+          <w:sz w:val="24"/>
+          <w:szCs w:val="24"/>
+          <w:lang w:val="en-US"/>
+        </w:rPr>
+        <w:t>, LENGTH=1,INITIAL=’ ‘</w:t>
       </w:r>
     </w:p>
     <w:p>
@@ -9948,47 +9344,7 @@
           <w:lang w:val="en-US"/>
         </w:rPr>
         <w:lastRenderedPageBreak/>
-        <w:t xml:space="preserve">U    S    E   R   I    D  </w:t>
-      </w:r>
-      <w:proofErr w:type="gramStart"/>
-      <w:r>
-        <w:rPr>
-          <w:rFonts w:cstheme="minorHAnsi"/>
-          <w:sz w:val="24"/>
-          <w:szCs w:val="24"/>
-          <w:lang w:val="en-US"/>
-        </w:rPr>
-        <w:t xml:space="preserve">  :</w:t>
-      </w:r>
-      <w:proofErr w:type="gramEnd"/>
-      <w:r>
-        <w:rPr>
-          <w:rFonts w:cstheme="minorHAnsi"/>
-          <w:sz w:val="24"/>
-          <w:szCs w:val="24"/>
-          <w:lang w:val="en-US"/>
-        </w:rPr>
-        <w:t xml:space="preserve">        _    _    _   _    </w:t>
-      </w:r>
-      <w:proofErr w:type="gramStart"/>
-      <w:r>
-        <w:rPr>
-          <w:rFonts w:cstheme="minorHAnsi"/>
-          <w:sz w:val="24"/>
-          <w:szCs w:val="24"/>
-          <w:lang w:val="en-US"/>
-        </w:rPr>
-        <w:t xml:space="preserve">   “</w:t>
-      </w:r>
-      <w:proofErr w:type="gramEnd"/>
-      <w:r>
-        <w:rPr>
-          <w:rFonts w:cstheme="minorHAnsi"/>
-          <w:sz w:val="24"/>
-          <w:szCs w:val="24"/>
-          <w:lang w:val="en-US"/>
-        </w:rPr>
-        <w:t xml:space="preserve"> “</w:t>
+        <w:t>U    S    E   R   I    D    :        _    _    _   _       “ “</w:t>
       </w:r>
     </w:p>
     <w:p>
@@ -10074,27 +9430,7 @@
           <w:szCs w:val="24"/>
           <w:lang w:val="en-US"/>
         </w:rPr>
-        <w:t>&amp;</w:t>
-      </w:r>
-      <w:proofErr w:type="gramStart"/>
-      <w:r>
-        <w:rPr>
-          <w:rFonts w:cstheme="minorHAnsi"/>
-          <w:sz w:val="24"/>
-          <w:szCs w:val="24"/>
-          <w:lang w:val="en-US"/>
-        </w:rPr>
-        <w:t>USERID:&amp;</w:t>
-      </w:r>
-      <w:proofErr w:type="gramEnd"/>
-      <w:r>
-        <w:rPr>
-          <w:rFonts w:cstheme="minorHAnsi"/>
-          <w:sz w:val="24"/>
-          <w:szCs w:val="24"/>
-          <w:lang w:val="en-US"/>
-        </w:rPr>
-        <w:t>____&amp;</w:t>
+        <w:t>&amp;USERID:&amp;____&amp;</w:t>
       </w:r>
       <w:r>
         <w:rPr>
@@ -10164,31 +9500,7 @@
           <w:szCs w:val="24"/>
           <w:lang w:val="en-US"/>
         </w:rPr>
-        <w:t>ATTRB</w:t>
-      </w:r>
-      <w:proofErr w:type="gramStart"/>
-      <w:r>
-        <w:rPr>
-          <w:rFonts w:cstheme="minorHAnsi"/>
-          <w:b/>
-          <w:bCs/>
-          <w:sz w:val="24"/>
-          <w:szCs w:val="24"/>
-          <w:lang w:val="en-US"/>
-        </w:rPr>
-        <w:t>=(</w:t>
-      </w:r>
-      <w:proofErr w:type="gramEnd"/>
-      <w:r>
-        <w:rPr>
-          <w:rFonts w:cstheme="minorHAnsi"/>
-          <w:b/>
-          <w:bCs/>
-          <w:sz w:val="24"/>
-          <w:szCs w:val="24"/>
-          <w:lang w:val="en-US"/>
-        </w:rPr>
-        <w:t>)</w:t>
+        <w:t>ATTRB=()</w:t>
       </w:r>
     </w:p>
     <w:p>
@@ -11786,27 +11098,7 @@
           <w:szCs w:val="24"/>
           <w:lang w:val="en-US"/>
         </w:rPr>
-        <w:t xml:space="preserve">1. Physical </w:t>
-      </w:r>
-      <w:proofErr w:type="gramStart"/>
-      <w:r>
-        <w:rPr>
-          <w:rFonts w:cstheme="minorHAnsi"/>
-          <w:sz w:val="24"/>
-          <w:szCs w:val="24"/>
-          <w:lang w:val="en-US"/>
-        </w:rPr>
-        <w:t>map(</w:t>
-      </w:r>
-      <w:proofErr w:type="gramEnd"/>
-      <w:r>
-        <w:rPr>
-          <w:rFonts w:cstheme="minorHAnsi"/>
-          <w:sz w:val="24"/>
-          <w:szCs w:val="24"/>
-          <w:lang w:val="en-US"/>
-        </w:rPr>
-        <w:t xml:space="preserve">load module) </w:t>
+        <w:t xml:space="preserve">1. Physical map(load module) </w:t>
       </w:r>
     </w:p>
     <w:p>
@@ -11885,27 +11177,7 @@
           <w:szCs w:val="24"/>
           <w:lang w:val="en-US"/>
         </w:rPr>
-        <w:t xml:space="preserve"> </w:t>
-      </w:r>
-      <w:proofErr w:type="gramStart"/>
-      <w:r>
-        <w:rPr>
-          <w:rFonts w:cstheme="minorHAnsi"/>
-          <w:sz w:val="24"/>
-          <w:szCs w:val="24"/>
-          <w:lang w:val="en-US"/>
-        </w:rPr>
-        <w:t>name  -</w:t>
-      </w:r>
-      <w:proofErr w:type="gramEnd"/>
-      <w:r>
-        <w:rPr>
-          <w:rFonts w:cstheme="minorHAnsi"/>
-          <w:sz w:val="24"/>
-          <w:szCs w:val="24"/>
-          <w:lang w:val="en-US"/>
-        </w:rPr>
-        <w:t>&gt; Copybook member name</w:t>
+        <w:t xml:space="preserve"> name  -&gt; Copybook member name</w:t>
       </w:r>
     </w:p>
     <w:p>
@@ -14011,27 +13283,7 @@
           <w:lang w:val="en-US"/>
         </w:rPr>
         <w:tab/>
-        <w:t xml:space="preserve">PIC </w:t>
-      </w:r>
-      <w:proofErr w:type="gramStart"/>
-      <w:r>
-        <w:rPr>
-          <w:rFonts w:cstheme="minorHAnsi"/>
-          <w:sz w:val="24"/>
-          <w:szCs w:val="24"/>
-          <w:lang w:val="en-US"/>
-        </w:rPr>
-        <w:t>X(</w:t>
-      </w:r>
-      <w:proofErr w:type="gramEnd"/>
-      <w:r>
-        <w:rPr>
-          <w:rFonts w:cstheme="minorHAnsi"/>
-          <w:sz w:val="24"/>
-          <w:szCs w:val="24"/>
-          <w:lang w:val="en-US"/>
-        </w:rPr>
-        <w:t>01) VALUE ’1’.</w:t>
+        <w:t>PIC X(01) VALUE ’1’.</w:t>
       </w:r>
     </w:p>
     <w:p>
@@ -14063,27 +13315,7 @@
           <w:lang w:val="en-US"/>
         </w:rPr>
         <w:tab/>
-        <w:t xml:space="preserve">PIC </w:t>
-      </w:r>
-      <w:proofErr w:type="gramStart"/>
-      <w:r>
-        <w:rPr>
-          <w:rFonts w:cstheme="minorHAnsi"/>
-          <w:sz w:val="24"/>
-          <w:szCs w:val="24"/>
-          <w:lang w:val="en-US"/>
-        </w:rPr>
-        <w:t>X(</w:t>
-      </w:r>
-      <w:proofErr w:type="gramEnd"/>
-      <w:r>
-        <w:rPr>
-          <w:rFonts w:cstheme="minorHAnsi"/>
-          <w:sz w:val="24"/>
-          <w:szCs w:val="24"/>
-          <w:lang w:val="en-US"/>
-        </w:rPr>
-        <w:t>01) VALUE ’1’.</w:t>
+        <w:t>PIC X(01) VALUE ’1’.</w:t>
       </w:r>
     </w:p>
     <w:p>
@@ -14115,27 +13347,7 @@
           <w:lang w:val="en-US"/>
         </w:rPr>
         <w:tab/>
-        <w:t xml:space="preserve">PIC </w:t>
-      </w:r>
-      <w:proofErr w:type="gramStart"/>
-      <w:r>
-        <w:rPr>
-          <w:rFonts w:cstheme="minorHAnsi"/>
-          <w:sz w:val="24"/>
-          <w:szCs w:val="24"/>
-          <w:lang w:val="en-US"/>
-        </w:rPr>
-        <w:t>X(</w:t>
-      </w:r>
-      <w:proofErr w:type="gramEnd"/>
-      <w:r>
-        <w:rPr>
-          <w:rFonts w:cstheme="minorHAnsi"/>
-          <w:sz w:val="24"/>
-          <w:szCs w:val="24"/>
-          <w:lang w:val="en-US"/>
-        </w:rPr>
-        <w:t>01) VALUE ’1’.</w:t>
+        <w:t>PIC X(01) VALUE ’1’.</w:t>
       </w:r>
     </w:p>
     <w:p>
@@ -14167,27 +13379,7 @@
           <w:lang w:val="en-US"/>
         </w:rPr>
         <w:tab/>
-        <w:t xml:space="preserve">PIC </w:t>
-      </w:r>
-      <w:proofErr w:type="gramStart"/>
-      <w:r>
-        <w:rPr>
-          <w:rFonts w:cstheme="minorHAnsi"/>
-          <w:sz w:val="24"/>
-          <w:szCs w:val="24"/>
-          <w:lang w:val="en-US"/>
-        </w:rPr>
-        <w:t>X(</w:t>
-      </w:r>
-      <w:proofErr w:type="gramEnd"/>
-      <w:r>
-        <w:rPr>
-          <w:rFonts w:cstheme="minorHAnsi"/>
-          <w:sz w:val="24"/>
-          <w:szCs w:val="24"/>
-          <w:lang w:val="en-US"/>
-        </w:rPr>
-        <w:t>01) VALUE ’1’.</w:t>
+        <w:t>PIC X(01) VALUE ’1’.</w:t>
       </w:r>
     </w:p>
     <w:p>
@@ -14219,27 +13411,7 @@
           <w:lang w:val="en-US"/>
         </w:rPr>
         <w:tab/>
-        <w:t xml:space="preserve">PIC </w:t>
-      </w:r>
-      <w:proofErr w:type="gramStart"/>
-      <w:r>
-        <w:rPr>
-          <w:rFonts w:cstheme="minorHAnsi"/>
-          <w:sz w:val="24"/>
-          <w:szCs w:val="24"/>
-          <w:lang w:val="en-US"/>
-        </w:rPr>
-        <w:t>X(</w:t>
-      </w:r>
-      <w:proofErr w:type="gramEnd"/>
-      <w:r>
-        <w:rPr>
-          <w:rFonts w:cstheme="minorHAnsi"/>
-          <w:sz w:val="24"/>
-          <w:szCs w:val="24"/>
-          <w:lang w:val="en-US"/>
-        </w:rPr>
-        <w:t xml:space="preserve">01) VALUE </w:t>
+        <w:t xml:space="preserve">PIC X(01) VALUE </w:t>
       </w:r>
       <w:r>
         <w:rPr>
@@ -16113,19 +15285,8 @@
           <w:szCs w:val="24"/>
           <w:lang w:val="en-US"/>
         </w:rPr>
-        <w:t xml:space="preserve">- Input group of symbolic </w:t>
-      </w:r>
-      <w:proofErr w:type="gramStart"/>
-      <w:r>
-        <w:rPr>
-          <w:rFonts w:cstheme="minorHAnsi"/>
-          <w:sz w:val="24"/>
-          <w:szCs w:val="24"/>
-          <w:lang w:val="en-US"/>
-        </w:rPr>
-        <w:t>map</w:t>
-      </w:r>
-      <w:proofErr w:type="gramEnd"/>
+        <w:t>- Input group of symbolic map</w:t>
+      </w:r>
     </w:p>
     <w:p>
       <w:pPr>
@@ -17389,27 +16550,7 @@
           <w:szCs w:val="24"/>
           <w:lang w:val="en-US"/>
         </w:rPr>
-        <w:t xml:space="preserve">USER POV: Will take some time -&gt; provide the input -&gt; Press AID key (F1, F2, </w:t>
-      </w:r>
-      <w:proofErr w:type="gramStart"/>
-      <w:r>
-        <w:rPr>
-          <w:rFonts w:cstheme="minorHAnsi"/>
-          <w:sz w:val="24"/>
-          <w:szCs w:val="24"/>
-          <w:lang w:val="en-US"/>
-        </w:rPr>
-        <w:t>Enter..</w:t>
-      </w:r>
-      <w:proofErr w:type="gramEnd"/>
-      <w:r>
-        <w:rPr>
-          <w:rFonts w:cstheme="minorHAnsi"/>
-          <w:sz w:val="24"/>
-          <w:szCs w:val="24"/>
-          <w:lang w:val="en-US"/>
-        </w:rPr>
-        <w:t>)</w:t>
+        <w:t>USER POV: Will take some time -&gt; provide the input -&gt; Press AID key (F1, F2, Enter..)</w:t>
       </w:r>
     </w:p>
     <w:p>
@@ -17795,27 +16936,7 @@
           <w:szCs w:val="24"/>
           <w:lang w:val="en-US"/>
         </w:rPr>
-        <w:t xml:space="preserve">USER POV: Will take time -&gt; provide the input -&gt; Press AID key (F1, F2, </w:t>
-      </w:r>
-      <w:proofErr w:type="gramStart"/>
-      <w:r>
-        <w:rPr>
-          <w:rFonts w:cstheme="minorHAnsi"/>
-          <w:sz w:val="24"/>
-          <w:szCs w:val="24"/>
-          <w:lang w:val="en-US"/>
-        </w:rPr>
-        <w:t>Enter..</w:t>
-      </w:r>
-      <w:proofErr w:type="gramEnd"/>
-      <w:r>
-        <w:rPr>
-          <w:rFonts w:cstheme="minorHAnsi"/>
-          <w:sz w:val="24"/>
-          <w:szCs w:val="24"/>
-          <w:lang w:val="en-US"/>
-        </w:rPr>
-        <w:t>)</w:t>
+        <w:t>USER POV: Will take time -&gt; provide the input -&gt; Press AID key (F1, F2, Enter..)</w:t>
       </w:r>
     </w:p>
     <w:p>
@@ -19284,27 +18405,7 @@
           <w:lang w:val="en-US"/>
         </w:rPr>
         <w:tab/>
-        <w:t xml:space="preserve">PIC </w:t>
-      </w:r>
-      <w:proofErr w:type="gramStart"/>
-      <w:r>
-        <w:rPr>
-          <w:rFonts w:cstheme="minorHAnsi"/>
-          <w:sz w:val="24"/>
-          <w:szCs w:val="24"/>
-          <w:lang w:val="en-US"/>
-        </w:rPr>
-        <w:t>X(</w:t>
-      </w:r>
-      <w:proofErr w:type="gramEnd"/>
-      <w:r>
-        <w:rPr>
-          <w:rFonts w:cstheme="minorHAnsi"/>
-          <w:sz w:val="24"/>
-          <w:szCs w:val="24"/>
-          <w:lang w:val="en-US"/>
-        </w:rPr>
-        <w:t>01) VALUE ‘A’.</w:t>
+        <w:t>PIC X(01) VALUE ‘A’.</w:t>
       </w:r>
     </w:p>
     <w:p>
@@ -21428,67 +20529,7 @@
           <w:lang w:val="en-US"/>
         </w:rPr>
         <w:tab/>
-        <w:t>TYPE=&amp;</w:t>
-      </w:r>
-      <w:proofErr w:type="gramStart"/>
-      <w:r>
-        <w:rPr>
-          <w:rFonts w:cstheme="minorHAnsi"/>
-          <w:sz w:val="24"/>
-          <w:szCs w:val="24"/>
-          <w:lang w:val="en-US"/>
-        </w:rPr>
-        <w:t>SYSPARM,MODE</w:t>
-      </w:r>
-      <w:proofErr w:type="gramEnd"/>
-      <w:r>
-        <w:rPr>
-          <w:rFonts w:cstheme="minorHAnsi"/>
-          <w:sz w:val="24"/>
-          <w:szCs w:val="24"/>
-          <w:lang w:val="en-US"/>
-        </w:rPr>
-        <w:t>=</w:t>
-      </w:r>
-      <w:proofErr w:type="gramStart"/>
-      <w:r>
-        <w:rPr>
-          <w:rFonts w:cstheme="minorHAnsi"/>
-          <w:sz w:val="24"/>
-          <w:szCs w:val="24"/>
-          <w:lang w:val="en-US"/>
-        </w:rPr>
-        <w:t>INOUT,LANG</w:t>
-      </w:r>
-      <w:proofErr w:type="gramEnd"/>
-      <w:r>
-        <w:rPr>
-          <w:rFonts w:cstheme="minorHAnsi"/>
-          <w:sz w:val="24"/>
-          <w:szCs w:val="24"/>
-          <w:lang w:val="en-US"/>
-        </w:rPr>
-        <w:t>=</w:t>
-      </w:r>
-      <w:proofErr w:type="gramStart"/>
-      <w:r>
-        <w:rPr>
-          <w:rFonts w:cstheme="minorHAnsi"/>
-          <w:sz w:val="24"/>
-          <w:szCs w:val="24"/>
-          <w:lang w:val="en-US"/>
-        </w:rPr>
-        <w:t>COBOL,TERM</w:t>
-      </w:r>
-      <w:proofErr w:type="gramEnd"/>
-      <w:r>
-        <w:rPr>
-          <w:rFonts w:cstheme="minorHAnsi"/>
-          <w:sz w:val="24"/>
-          <w:szCs w:val="24"/>
-          <w:lang w:val="en-US"/>
-        </w:rPr>
-        <w:t>=ALL,</w:t>
+        <w:t>TYPE=&amp;SYSPARM,MODE=INOUT,LANG=COBOL,TERM=ALL,</w:t>
       </w:r>
       <w:r>
         <w:rPr>
@@ -21557,47 +20598,7 @@
           <w:lang w:val="en-US"/>
         </w:rPr>
         <w:tab/>
-        <w:t>STORAGE=</w:t>
-      </w:r>
-      <w:proofErr w:type="gramStart"/>
-      <w:r>
-        <w:rPr>
-          <w:rFonts w:cstheme="minorHAnsi"/>
-          <w:sz w:val="24"/>
-          <w:szCs w:val="24"/>
-          <w:lang w:val="en-US"/>
-        </w:rPr>
-        <w:t>AUTO,MAPATTS</w:t>
-      </w:r>
-      <w:proofErr w:type="gramEnd"/>
-      <w:r>
-        <w:rPr>
-          <w:rFonts w:cstheme="minorHAnsi"/>
-          <w:sz w:val="24"/>
-          <w:szCs w:val="24"/>
-          <w:lang w:val="en-US"/>
-        </w:rPr>
-        <w:t>=</w:t>
-      </w:r>
-      <w:proofErr w:type="gramStart"/>
-      <w:r>
-        <w:rPr>
-          <w:rFonts w:cstheme="minorHAnsi"/>
-          <w:sz w:val="24"/>
-          <w:szCs w:val="24"/>
-          <w:lang w:val="en-US"/>
-        </w:rPr>
-        <w:t>COLOR,TIOAPFX</w:t>
-      </w:r>
-      <w:proofErr w:type="gramEnd"/>
-      <w:r>
-        <w:rPr>
-          <w:rFonts w:cstheme="minorHAnsi"/>
-          <w:sz w:val="24"/>
-          <w:szCs w:val="24"/>
-          <w:lang w:val="en-US"/>
-        </w:rPr>
-        <w:t>=YES,</w:t>
+        <w:t>STORAGE=AUTO,MAPATTS=COLOR,TIOAPFX=YES,</w:t>
       </w:r>
       <w:r>
         <w:rPr>
@@ -21675,27 +20676,7 @@
           <w:lang w:val="en-US"/>
         </w:rPr>
         <w:tab/>
-        <w:t>CTRL=(</w:t>
-      </w:r>
-      <w:proofErr w:type="gramStart"/>
-      <w:r>
-        <w:rPr>
-          <w:rFonts w:cstheme="minorHAnsi"/>
-          <w:sz w:val="24"/>
-          <w:szCs w:val="24"/>
-          <w:lang w:val="en-US"/>
-        </w:rPr>
-        <w:t>FREEKB,FRSET</w:t>
-      </w:r>
-      <w:proofErr w:type="gramEnd"/>
-      <w:r>
-        <w:rPr>
-          <w:rFonts w:cstheme="minorHAnsi"/>
-          <w:sz w:val="24"/>
-          <w:szCs w:val="24"/>
-          <w:lang w:val="en-US"/>
-        </w:rPr>
-        <w:t>)</w:t>
+        <w:t>CTRL=(FREEKB,FRSET)</w:t>
       </w:r>
     </w:p>
     <w:p>
@@ -21750,67 +20731,7 @@
           <w:lang w:val="en-US"/>
         </w:rPr>
         <w:tab/>
-        <w:t>SIZE</w:t>
-      </w:r>
-      <w:proofErr w:type="gramStart"/>
-      <w:r>
-        <w:rPr>
-          <w:rFonts w:cstheme="minorHAnsi"/>
-          <w:sz w:val="24"/>
-          <w:szCs w:val="24"/>
-          <w:lang w:val="en-US"/>
-        </w:rPr>
-        <w:t>=(</w:t>
-      </w:r>
-      <w:proofErr w:type="gramEnd"/>
-      <w:r>
-        <w:rPr>
-          <w:rFonts w:cstheme="minorHAnsi"/>
-          <w:sz w:val="24"/>
-          <w:szCs w:val="24"/>
-          <w:lang w:val="en-US"/>
-        </w:rPr>
-        <w:t>24,80</w:t>
-      </w:r>
-      <w:proofErr w:type="gramStart"/>
-      <w:r>
-        <w:rPr>
-          <w:rFonts w:cstheme="minorHAnsi"/>
-          <w:sz w:val="24"/>
-          <w:szCs w:val="24"/>
-          <w:lang w:val="en-US"/>
-        </w:rPr>
-        <w:t>),LINE</w:t>
-      </w:r>
-      <w:proofErr w:type="gramEnd"/>
-      <w:r>
-        <w:rPr>
-          <w:rFonts w:cstheme="minorHAnsi"/>
-          <w:sz w:val="24"/>
-          <w:szCs w:val="24"/>
-          <w:lang w:val="en-US"/>
-        </w:rPr>
-        <w:t>=</w:t>
-      </w:r>
-      <w:proofErr w:type="gramStart"/>
-      <w:r>
-        <w:rPr>
-          <w:rFonts w:cstheme="minorHAnsi"/>
-          <w:sz w:val="24"/>
-          <w:szCs w:val="24"/>
-          <w:lang w:val="en-US"/>
-        </w:rPr>
-        <w:t>1,COLUMN</w:t>
-      </w:r>
-      <w:proofErr w:type="gramEnd"/>
-      <w:r>
-        <w:rPr>
-          <w:rFonts w:cstheme="minorHAnsi"/>
-          <w:sz w:val="24"/>
-          <w:szCs w:val="24"/>
-          <w:lang w:val="en-US"/>
-        </w:rPr>
-        <w:t>=1</w:t>
+        <w:t>SIZE=(24,80),LINE=1,COLUMN=1</w:t>
       </w:r>
     </w:p>
     <w:p>
@@ -21852,67 +20773,7 @@
           <w:lang w:val="en-US"/>
         </w:rPr>
         <w:tab/>
-        <w:t>POS</w:t>
-      </w:r>
-      <w:proofErr w:type="gramStart"/>
-      <w:r>
-        <w:rPr>
-          <w:rFonts w:cstheme="minorHAnsi"/>
-          <w:sz w:val="24"/>
-          <w:szCs w:val="24"/>
-          <w:lang w:val="en-US"/>
-        </w:rPr>
-        <w:t>=(</w:t>
-      </w:r>
-      <w:proofErr w:type="gramEnd"/>
-      <w:r>
-        <w:rPr>
-          <w:rFonts w:cstheme="minorHAnsi"/>
-          <w:sz w:val="24"/>
-          <w:szCs w:val="24"/>
-          <w:lang w:val="en-US"/>
-        </w:rPr>
-        <w:t>3,25</w:t>
-      </w:r>
-      <w:proofErr w:type="gramStart"/>
-      <w:r>
-        <w:rPr>
-          <w:rFonts w:cstheme="minorHAnsi"/>
-          <w:sz w:val="24"/>
-          <w:szCs w:val="24"/>
-          <w:lang w:val="en-US"/>
-        </w:rPr>
-        <w:t>),INITIAL</w:t>
-      </w:r>
-      <w:proofErr w:type="gramEnd"/>
-      <w:r>
-        <w:rPr>
-          <w:rFonts w:cstheme="minorHAnsi"/>
-          <w:sz w:val="24"/>
-          <w:szCs w:val="24"/>
-          <w:lang w:val="en-US"/>
-        </w:rPr>
-        <w:t>=’MULTIPLICATION OF 2 NUM</w:t>
-      </w:r>
-      <w:proofErr w:type="gramStart"/>
-      <w:r>
-        <w:rPr>
-          <w:rFonts w:cstheme="minorHAnsi"/>
-          <w:sz w:val="24"/>
-          <w:szCs w:val="24"/>
-          <w:lang w:val="en-US"/>
-        </w:rPr>
-        <w:t>’,LENGTH</w:t>
-      </w:r>
-      <w:proofErr w:type="gramEnd"/>
-      <w:r>
-        <w:rPr>
-          <w:rFonts w:cstheme="minorHAnsi"/>
-          <w:sz w:val="24"/>
-          <w:szCs w:val="24"/>
-          <w:lang w:val="en-US"/>
-        </w:rPr>
-        <w:t>=24,</w:t>
+        <w:t>POS=(3,25),INITIAL=’MULTIPLICATION OF 2 NUM’,LENGTH=24,</w:t>
       </w:r>
       <w:r>
         <w:rPr>
@@ -21972,27 +20833,7 @@
           <w:lang w:val="en-US"/>
         </w:rPr>
         <w:tab/>
-        <w:t>ATTRB=(</w:t>
-      </w:r>
-      <w:proofErr w:type="gramStart"/>
-      <w:r>
-        <w:rPr>
-          <w:rFonts w:cstheme="minorHAnsi"/>
-          <w:sz w:val="24"/>
-          <w:szCs w:val="24"/>
-          <w:lang w:val="en-US"/>
-        </w:rPr>
-        <w:t>ASKIP,BRT</w:t>
-      </w:r>
-      <w:proofErr w:type="gramEnd"/>
-      <w:r>
-        <w:rPr>
-          <w:rFonts w:cstheme="minorHAnsi"/>
-          <w:sz w:val="24"/>
-          <w:szCs w:val="24"/>
-          <w:lang w:val="en-US"/>
-        </w:rPr>
-        <w:t>)</w:t>
+        <w:t>ATTRB=(ASKIP,BRT)</w:t>
       </w:r>
     </w:p>
     <w:p>
@@ -22056,67 +20897,7 @@
           <w:lang w:val="en-US"/>
         </w:rPr>
         <w:tab/>
-        <w:t>POS</w:t>
-      </w:r>
-      <w:proofErr w:type="gramStart"/>
-      <w:r>
-        <w:rPr>
-          <w:rFonts w:cstheme="minorHAnsi"/>
-          <w:sz w:val="24"/>
-          <w:szCs w:val="24"/>
-          <w:lang w:val="en-US"/>
-        </w:rPr>
-        <w:t>=(</w:t>
-      </w:r>
-      <w:proofErr w:type="gramEnd"/>
-      <w:r>
-        <w:rPr>
-          <w:rFonts w:cstheme="minorHAnsi"/>
-          <w:sz w:val="24"/>
-          <w:szCs w:val="24"/>
-          <w:lang w:val="en-US"/>
-        </w:rPr>
-        <w:t>11,30</w:t>
-      </w:r>
-      <w:proofErr w:type="gramStart"/>
-      <w:r>
-        <w:rPr>
-          <w:rFonts w:cstheme="minorHAnsi"/>
-          <w:sz w:val="24"/>
-          <w:szCs w:val="24"/>
-          <w:lang w:val="en-US"/>
-        </w:rPr>
-        <w:t>),INITIAL</w:t>
-      </w:r>
-      <w:proofErr w:type="gramEnd"/>
-      <w:r>
-        <w:rPr>
-          <w:rFonts w:cstheme="minorHAnsi"/>
-          <w:sz w:val="24"/>
-          <w:szCs w:val="24"/>
-          <w:lang w:val="en-US"/>
-        </w:rPr>
-        <w:t xml:space="preserve">=’NO1: </w:t>
-      </w:r>
-      <w:proofErr w:type="gramStart"/>
-      <w:r>
-        <w:rPr>
-          <w:rFonts w:cstheme="minorHAnsi"/>
-          <w:sz w:val="24"/>
-          <w:szCs w:val="24"/>
-          <w:lang w:val="en-US"/>
-        </w:rPr>
-        <w:t>‘,LENGTH</w:t>
-      </w:r>
-      <w:proofErr w:type="gramEnd"/>
-      <w:r>
-        <w:rPr>
-          <w:rFonts w:cstheme="minorHAnsi"/>
-          <w:sz w:val="24"/>
-          <w:szCs w:val="24"/>
-          <w:lang w:val="en-US"/>
-        </w:rPr>
-        <w:t>=5,</w:t>
+        <w:t>POS=(11,30),INITIAL=’NO1: ‘,LENGTH=5,</w:t>
       </w:r>
       <w:r>
         <w:rPr>
@@ -22203,27 +20984,7 @@
           <w:lang w:val="en-US"/>
         </w:rPr>
         <w:tab/>
-        <w:t>ATTRB=(</w:t>
-      </w:r>
-      <w:proofErr w:type="gramStart"/>
-      <w:r>
-        <w:rPr>
-          <w:rFonts w:cstheme="minorHAnsi"/>
-          <w:sz w:val="24"/>
-          <w:szCs w:val="24"/>
-          <w:lang w:val="en-US"/>
-        </w:rPr>
-        <w:t>ASKIP,NORM</w:t>
-      </w:r>
-      <w:proofErr w:type="gramEnd"/>
-      <w:r>
-        <w:rPr>
-          <w:rFonts w:cstheme="minorHAnsi"/>
-          <w:sz w:val="24"/>
-          <w:szCs w:val="24"/>
-          <w:lang w:val="en-US"/>
-        </w:rPr>
-        <w:t>)</w:t>
+        <w:t>ATTRB=(ASKIP,NORM)</w:t>
       </w:r>
     </w:p>
     <w:p>
@@ -22274,67 +21035,7 @@
           <w:lang w:val="en-US"/>
         </w:rPr>
         <w:tab/>
-        <w:t>POS</w:t>
-      </w:r>
-      <w:proofErr w:type="gramStart"/>
-      <w:r>
-        <w:rPr>
-          <w:rFonts w:cstheme="minorHAnsi"/>
-          <w:sz w:val="24"/>
-          <w:szCs w:val="24"/>
-          <w:lang w:val="en-US"/>
-        </w:rPr>
-        <w:t>=(</w:t>
-      </w:r>
-      <w:proofErr w:type="gramEnd"/>
-      <w:r>
-        <w:rPr>
-          <w:rFonts w:cstheme="minorHAnsi"/>
-          <w:sz w:val="24"/>
-          <w:szCs w:val="24"/>
-          <w:lang w:val="en-US"/>
-        </w:rPr>
-        <w:t>11,36</w:t>
-      </w:r>
-      <w:proofErr w:type="gramStart"/>
-      <w:r>
-        <w:rPr>
-          <w:rFonts w:cstheme="minorHAnsi"/>
-          <w:sz w:val="24"/>
-          <w:szCs w:val="24"/>
-          <w:lang w:val="en-US"/>
-        </w:rPr>
-        <w:t>),INITIAL</w:t>
-      </w:r>
-      <w:proofErr w:type="gramEnd"/>
-      <w:r>
-        <w:rPr>
-          <w:rFonts w:cstheme="minorHAnsi"/>
-          <w:sz w:val="24"/>
-          <w:szCs w:val="24"/>
-          <w:lang w:val="en-US"/>
-        </w:rPr>
-        <w:t>=’____</w:t>
-      </w:r>
-      <w:proofErr w:type="gramStart"/>
-      <w:r>
-        <w:rPr>
-          <w:rFonts w:cstheme="minorHAnsi"/>
-          <w:sz w:val="24"/>
-          <w:szCs w:val="24"/>
-          <w:lang w:val="en-US"/>
-        </w:rPr>
-        <w:t>’,LENGTH</w:t>
-      </w:r>
-      <w:proofErr w:type="gramEnd"/>
-      <w:r>
-        <w:rPr>
-          <w:rFonts w:cstheme="minorHAnsi"/>
-          <w:sz w:val="24"/>
-          <w:szCs w:val="24"/>
-          <w:lang w:val="en-US"/>
-        </w:rPr>
-        <w:t>=4,</w:t>
+        <w:t>POS=(11,36),INITIAL=’____’,LENGTH=4,</w:t>
       </w:r>
       <w:r>
         <w:rPr>
@@ -22421,19 +21122,8 @@
           <w:lang w:val="en-US"/>
         </w:rPr>
         <w:tab/>
-        <w:t>ATTRB=(</w:t>
-      </w:r>
-      <w:proofErr w:type="gramStart"/>
-      <w:r>
-        <w:rPr>
-          <w:rFonts w:cstheme="minorHAnsi"/>
-          <w:sz w:val="24"/>
-          <w:szCs w:val="24"/>
-          <w:lang w:val="en-US"/>
-        </w:rPr>
-        <w:t>UNPROT,NORM</w:t>
-      </w:r>
-      <w:proofErr w:type="gramEnd"/>
+        <w:t>ATTRB=(UNPROT,NORM,IC,NUM)</w:t>
+      </w:r>
       <w:r>
         <w:rPr>
           <w:rFonts w:cstheme="minorHAnsi"/>
@@ -22443,25 +21133,531 @@
         </w:rPr>
         <w:t>,</w:t>
       </w:r>
-      <w:proofErr w:type="gramStart"/>
-      <w:r>
-        <w:rPr>
-          <w:rFonts w:cstheme="minorHAnsi"/>
-          <w:sz w:val="24"/>
-          <w:szCs w:val="24"/>
-          <w:lang w:val="en-US"/>
-        </w:rPr>
-        <w:t>IC,NUM</w:t>
-      </w:r>
-      <w:proofErr w:type="gramEnd"/>
-      <w:r>
-        <w:rPr>
-          <w:rFonts w:cstheme="minorHAnsi"/>
-          <w:sz w:val="24"/>
-          <w:szCs w:val="24"/>
-          <w:lang w:val="en-US"/>
-        </w:rPr>
-        <w:t>)</w:t>
+      <w:r>
+        <w:rPr>
+          <w:rFonts w:cstheme="minorHAnsi"/>
+          <w:sz w:val="24"/>
+          <w:szCs w:val="24"/>
+          <w:lang w:val="en-US"/>
+        </w:rPr>
+        <w:tab/>
+      </w:r>
+      <w:r>
+        <w:rPr>
+          <w:rFonts w:cstheme="minorHAnsi"/>
+          <w:sz w:val="24"/>
+          <w:szCs w:val="24"/>
+          <w:lang w:val="en-US"/>
+        </w:rPr>
+        <w:tab/>
+      </w:r>
+      <w:r>
+        <w:rPr>
+          <w:rFonts w:cstheme="minorHAnsi"/>
+          <w:sz w:val="24"/>
+          <w:szCs w:val="24"/>
+          <w:lang w:val="en-US"/>
+        </w:rPr>
+        <w:tab/>
+      </w:r>
+      <w:r>
+        <w:rPr>
+          <w:rFonts w:cstheme="minorHAnsi"/>
+          <w:sz w:val="24"/>
+          <w:szCs w:val="24"/>
+          <w:lang w:val="en-US"/>
+        </w:rPr>
+        <w:tab/>
+      </w:r>
+      <w:r>
+        <w:rPr>
+          <w:rFonts w:cstheme="minorHAnsi"/>
+          <w:sz w:val="24"/>
+          <w:szCs w:val="24"/>
+          <w:lang w:val="en-US"/>
+        </w:rPr>
+        <w:tab/>
+        <w:t>X</w:t>
+      </w:r>
+    </w:p>
+    <w:p>
+      <w:pPr>
+        <w:pStyle w:val="ListParagraph"/>
+        <w:spacing w:after="0"/>
+        <w:ind w:left="2880" w:firstLine="720"/>
+        <w:jc w:val="both"/>
+        <w:rPr>
+          <w:rFonts w:cstheme="minorHAnsi"/>
+          <w:sz w:val="24"/>
+          <w:szCs w:val="24"/>
+          <w:lang w:val="en-US"/>
+        </w:rPr>
+      </w:pPr>
+      <w:r>
+        <w:rPr>
+          <w:rFonts w:cstheme="minorHAnsi"/>
+          <w:sz w:val="24"/>
+          <w:szCs w:val="24"/>
+          <w:lang w:val="en-US"/>
+        </w:rPr>
+        <w:t>PICIN=‘9(04)’,PICOUT=‘9(04)’</w:t>
+      </w:r>
+    </w:p>
+    <w:p>
+      <w:pPr>
+        <w:pStyle w:val="ListParagraph"/>
+        <w:spacing w:after="0"/>
+        <w:jc w:val="both"/>
+        <w:rPr>
+          <w:rFonts w:cstheme="minorHAnsi"/>
+          <w:sz w:val="24"/>
+          <w:szCs w:val="24"/>
+          <w:lang w:val="en-US"/>
+        </w:rPr>
+      </w:pPr>
+      <w:r>
+        <w:rPr>
+          <w:rFonts w:cstheme="minorHAnsi"/>
+          <w:sz w:val="24"/>
+          <w:szCs w:val="24"/>
+          <w:lang w:val="en-US"/>
+        </w:rPr>
+        <w:tab/>
+      </w:r>
+      <w:r>
+        <w:rPr>
+          <w:rFonts w:cstheme="minorHAnsi"/>
+          <w:sz w:val="24"/>
+          <w:szCs w:val="24"/>
+          <w:lang w:val="en-US"/>
+        </w:rPr>
+        <w:tab/>
+        <w:t>DFHMDF</w:t>
+      </w:r>
+      <w:r>
+        <w:rPr>
+          <w:rFonts w:cstheme="minorHAnsi"/>
+          <w:sz w:val="24"/>
+          <w:szCs w:val="24"/>
+          <w:lang w:val="en-US"/>
+        </w:rPr>
+        <w:tab/>
+        <w:t>POS=(11,41),INITIAL=’ ‘,LENGTH=1,ATTRB=(ASKIP)</w:t>
+      </w:r>
+    </w:p>
+    <w:p>
+      <w:pPr>
+        <w:pStyle w:val="ListParagraph"/>
+        <w:spacing w:after="0"/>
+        <w:jc w:val="both"/>
+        <w:rPr>
+          <w:rFonts w:cstheme="minorHAnsi"/>
+          <w:sz w:val="24"/>
+          <w:szCs w:val="24"/>
+          <w:lang w:val="en-US"/>
+        </w:rPr>
+      </w:pPr>
+      <w:r>
+        <w:rPr>
+          <w:rFonts w:cstheme="minorHAnsi"/>
+          <w:sz w:val="24"/>
+          <w:szCs w:val="24"/>
+          <w:lang w:val="en-US"/>
+        </w:rPr>
+        <w:tab/>
+      </w:r>
+      <w:r>
+        <w:rPr>
+          <w:rFonts w:cstheme="minorHAnsi"/>
+          <w:sz w:val="24"/>
+          <w:szCs w:val="24"/>
+          <w:lang w:val="en-US"/>
+        </w:rPr>
+        <w:tab/>
+      </w:r>
+      <w:r>
+        <w:rPr>
+          <w:rFonts w:cstheme="minorHAnsi"/>
+          <w:sz w:val="24"/>
+          <w:szCs w:val="24"/>
+          <w:lang w:val="en-US"/>
+        </w:rPr>
+        <w:tab/>
+      </w:r>
+      <w:r>
+        <w:rPr>
+          <w:rFonts w:cstheme="minorHAnsi"/>
+          <w:sz w:val="24"/>
+          <w:szCs w:val="24"/>
+          <w:lang w:val="en-US"/>
+        </w:rPr>
+        <w:tab/>
+      </w:r>
+      <w:r>
+        <w:rPr>
+          <w:rFonts w:cstheme="minorHAnsi"/>
+          <w:sz w:val="24"/>
+          <w:szCs w:val="24"/>
+          <w:lang w:val="en-US"/>
+        </w:rPr>
+        <w:tab/>
+        <w:t>/* this will help to jump the cursor into the next record*/</w:t>
+      </w:r>
+    </w:p>
+    <w:p>
+      <w:pPr>
+        <w:pStyle w:val="ListParagraph"/>
+        <w:spacing w:after="0"/>
+        <w:jc w:val="both"/>
+        <w:rPr>
+          <w:rFonts w:cstheme="minorHAnsi"/>
+          <w:sz w:val="24"/>
+          <w:szCs w:val="24"/>
+          <w:lang w:val="en-US"/>
+        </w:rPr>
+      </w:pPr>
+      <w:r>
+        <w:rPr>
+          <w:rFonts w:cstheme="minorHAnsi"/>
+          <w:sz w:val="24"/>
+          <w:szCs w:val="24"/>
+          <w:lang w:val="en-US"/>
+        </w:rPr>
+        <w:tab/>
+      </w:r>
+      <w:r>
+        <w:rPr>
+          <w:rFonts w:cstheme="minorHAnsi"/>
+          <w:sz w:val="24"/>
+          <w:szCs w:val="24"/>
+          <w:lang w:val="en-US"/>
+        </w:rPr>
+        <w:tab/>
+      </w:r>
+      <w:r>
+        <w:rPr>
+          <w:rFonts w:cstheme="minorHAnsi"/>
+          <w:sz w:val="24"/>
+          <w:szCs w:val="24"/>
+          <w:lang w:val="en-US"/>
+        </w:rPr>
+        <w:tab/>
+      </w:r>
+      <w:r>
+        <w:rPr>
+          <w:rFonts w:cstheme="minorHAnsi"/>
+          <w:sz w:val="24"/>
+          <w:szCs w:val="24"/>
+          <w:lang w:val="en-US"/>
+        </w:rPr>
+        <w:tab/>
+      </w:r>
+      <w:r>
+        <w:rPr>
+          <w:rFonts w:cstheme="minorHAnsi"/>
+          <w:sz w:val="24"/>
+          <w:szCs w:val="24"/>
+          <w:lang w:val="en-US"/>
+        </w:rPr>
+        <w:tab/>
+      </w:r>
+      <w:r>
+        <w:rPr>
+          <w:rFonts w:cstheme="minorHAnsi"/>
+          <w:sz w:val="24"/>
+          <w:szCs w:val="24"/>
+          <w:lang w:val="en-US"/>
+        </w:rPr>
+        <w:t>/* this is a skipper technique*/</w:t>
+      </w:r>
+    </w:p>
+    <w:p>
+      <w:pPr>
+        <w:pStyle w:val="ListParagraph"/>
+        <w:spacing w:after="0"/>
+        <w:jc w:val="both"/>
+        <w:rPr>
+          <w:rFonts w:cstheme="minorHAnsi"/>
+          <w:sz w:val="24"/>
+          <w:szCs w:val="24"/>
+          <w:lang w:val="en-US"/>
+        </w:rPr>
+      </w:pPr>
+      <w:r>
+        <w:rPr>
+          <w:rFonts w:cstheme="minorHAnsi"/>
+          <w:sz w:val="24"/>
+          <w:szCs w:val="24"/>
+          <w:lang w:val="en-US"/>
+        </w:rPr>
+        <w:t>*********************************************************************************</w:t>
+      </w:r>
+    </w:p>
+    <w:p>
+      <w:pPr>
+        <w:pStyle w:val="ListParagraph"/>
+        <w:spacing w:after="0"/>
+        <w:jc w:val="both"/>
+        <w:rPr>
+          <w:rFonts w:cstheme="minorHAnsi"/>
+          <w:sz w:val="24"/>
+          <w:szCs w:val="24"/>
+          <w:lang w:val="en-US"/>
+        </w:rPr>
+      </w:pPr>
+      <w:r>
+        <w:rPr>
+          <w:rFonts w:cstheme="minorHAnsi"/>
+          <w:sz w:val="24"/>
+          <w:szCs w:val="24"/>
+          <w:lang w:val="en-US"/>
+        </w:rPr>
+        <w:tab/>
+      </w:r>
+      <w:r>
+        <w:rPr>
+          <w:rFonts w:cstheme="minorHAnsi"/>
+          <w:sz w:val="24"/>
+          <w:szCs w:val="24"/>
+          <w:lang w:val="en-US"/>
+        </w:rPr>
+        <w:tab/>
+        <w:t>DFHMDF</w:t>
+      </w:r>
+      <w:r>
+        <w:rPr>
+          <w:rFonts w:cstheme="minorHAnsi"/>
+          <w:sz w:val="24"/>
+          <w:szCs w:val="24"/>
+          <w:lang w:val="en-US"/>
+        </w:rPr>
+        <w:tab/>
+        <w:t>POS=(12,30),INITIAL=’NO2: ‘,LENGTH=5,</w:t>
+      </w:r>
+      <w:r>
+        <w:rPr>
+          <w:rFonts w:cstheme="minorHAnsi"/>
+          <w:sz w:val="24"/>
+          <w:szCs w:val="24"/>
+          <w:lang w:val="en-US"/>
+        </w:rPr>
+        <w:tab/>
+      </w:r>
+      <w:r>
+        <w:rPr>
+          <w:rFonts w:cstheme="minorHAnsi"/>
+          <w:sz w:val="24"/>
+          <w:szCs w:val="24"/>
+          <w:lang w:val="en-US"/>
+        </w:rPr>
+        <w:tab/>
+      </w:r>
+      <w:r>
+        <w:rPr>
+          <w:rFonts w:cstheme="minorHAnsi"/>
+          <w:sz w:val="24"/>
+          <w:szCs w:val="24"/>
+          <w:lang w:val="en-US"/>
+        </w:rPr>
+        <w:tab/>
+      </w:r>
+      <w:r>
+        <w:rPr>
+          <w:rFonts w:cstheme="minorHAnsi"/>
+          <w:sz w:val="24"/>
+          <w:szCs w:val="24"/>
+          <w:lang w:val="en-US"/>
+        </w:rPr>
+        <w:tab/>
+        <w:t>X</w:t>
+      </w:r>
+    </w:p>
+    <w:p>
+      <w:pPr>
+        <w:pStyle w:val="ListParagraph"/>
+        <w:spacing w:after="0"/>
+        <w:jc w:val="both"/>
+        <w:rPr>
+          <w:rFonts w:cstheme="minorHAnsi"/>
+          <w:sz w:val="24"/>
+          <w:szCs w:val="24"/>
+          <w:lang w:val="en-US"/>
+        </w:rPr>
+      </w:pPr>
+      <w:r>
+        <w:rPr>
+          <w:rFonts w:cstheme="minorHAnsi"/>
+          <w:sz w:val="24"/>
+          <w:szCs w:val="24"/>
+          <w:lang w:val="en-US"/>
+        </w:rPr>
+        <w:tab/>
+      </w:r>
+      <w:r>
+        <w:rPr>
+          <w:rFonts w:cstheme="minorHAnsi"/>
+          <w:sz w:val="24"/>
+          <w:szCs w:val="24"/>
+          <w:lang w:val="en-US"/>
+        </w:rPr>
+        <w:tab/>
+      </w:r>
+      <w:r>
+        <w:rPr>
+          <w:rFonts w:cstheme="minorHAnsi"/>
+          <w:sz w:val="24"/>
+          <w:szCs w:val="24"/>
+          <w:lang w:val="en-US"/>
+        </w:rPr>
+        <w:tab/>
+      </w:r>
+      <w:r>
+        <w:rPr>
+          <w:rFonts w:cstheme="minorHAnsi"/>
+          <w:sz w:val="24"/>
+          <w:szCs w:val="24"/>
+          <w:lang w:val="en-US"/>
+        </w:rPr>
+        <w:tab/>
+        <w:t>ATTRB=(ASKIP,NORM)</w:t>
+      </w:r>
+    </w:p>
+    <w:p>
+      <w:pPr>
+        <w:pStyle w:val="ListParagraph"/>
+        <w:spacing w:after="0"/>
+        <w:jc w:val="both"/>
+        <w:rPr>
+          <w:rFonts w:cstheme="minorHAnsi"/>
+          <w:sz w:val="24"/>
+          <w:szCs w:val="24"/>
+          <w:lang w:val="en-US"/>
+        </w:rPr>
+      </w:pPr>
+      <w:r>
+        <w:rPr>
+          <w:rFonts w:cstheme="minorHAnsi"/>
+          <w:sz w:val="24"/>
+          <w:szCs w:val="24"/>
+          <w:lang w:val="en-US"/>
+        </w:rPr>
+        <w:t>NO2</w:t>
+      </w:r>
+      <w:r>
+        <w:rPr>
+          <w:rFonts w:cstheme="minorHAnsi"/>
+          <w:sz w:val="24"/>
+          <w:szCs w:val="24"/>
+          <w:lang w:val="en-US"/>
+        </w:rPr>
+        <w:tab/>
+      </w:r>
+      <w:r>
+        <w:rPr>
+          <w:rFonts w:cstheme="minorHAnsi"/>
+          <w:sz w:val="24"/>
+          <w:szCs w:val="24"/>
+          <w:lang w:val="en-US"/>
+        </w:rPr>
+        <w:tab/>
+        <w:t>DFHMDF</w:t>
+      </w:r>
+      <w:r>
+        <w:rPr>
+          <w:rFonts w:cstheme="minorHAnsi"/>
+          <w:sz w:val="24"/>
+          <w:szCs w:val="24"/>
+          <w:lang w:val="en-US"/>
+        </w:rPr>
+        <w:tab/>
+        <w:t>POS=(12,36),INITIAL=’____’,LENGTH=4,</w:t>
+      </w:r>
+      <w:r>
+        <w:rPr>
+          <w:rFonts w:cstheme="minorHAnsi"/>
+          <w:sz w:val="24"/>
+          <w:szCs w:val="24"/>
+          <w:lang w:val="en-US"/>
+        </w:rPr>
+        <w:tab/>
+      </w:r>
+      <w:r>
+        <w:rPr>
+          <w:rFonts w:cstheme="minorHAnsi"/>
+          <w:sz w:val="24"/>
+          <w:szCs w:val="24"/>
+          <w:lang w:val="en-US"/>
+        </w:rPr>
+        <w:tab/>
+      </w:r>
+      <w:r>
+        <w:rPr>
+          <w:rFonts w:cstheme="minorHAnsi"/>
+          <w:sz w:val="24"/>
+          <w:szCs w:val="24"/>
+          <w:lang w:val="en-US"/>
+        </w:rPr>
+        <w:tab/>
+      </w:r>
+      <w:r>
+        <w:rPr>
+          <w:rFonts w:cstheme="minorHAnsi"/>
+          <w:sz w:val="24"/>
+          <w:szCs w:val="24"/>
+          <w:lang w:val="en-US"/>
+        </w:rPr>
+        <w:tab/>
+        <w:t>X</w:t>
+      </w:r>
+    </w:p>
+    <w:p>
+      <w:pPr>
+        <w:pStyle w:val="ListParagraph"/>
+        <w:spacing w:after="0"/>
+        <w:jc w:val="both"/>
+        <w:rPr>
+          <w:rFonts w:cstheme="minorHAnsi"/>
+          <w:sz w:val="24"/>
+          <w:szCs w:val="24"/>
+          <w:lang w:val="en-US"/>
+        </w:rPr>
+      </w:pPr>
+      <w:r>
+        <w:rPr>
+          <w:rFonts w:cstheme="minorHAnsi"/>
+          <w:sz w:val="24"/>
+          <w:szCs w:val="24"/>
+          <w:lang w:val="en-US"/>
+        </w:rPr>
+        <w:tab/>
+      </w:r>
+      <w:r>
+        <w:rPr>
+          <w:rFonts w:cstheme="minorHAnsi"/>
+          <w:sz w:val="24"/>
+          <w:szCs w:val="24"/>
+          <w:lang w:val="en-US"/>
+        </w:rPr>
+        <w:tab/>
+      </w:r>
+      <w:r>
+        <w:rPr>
+          <w:rFonts w:cstheme="minorHAnsi"/>
+          <w:sz w:val="24"/>
+          <w:szCs w:val="24"/>
+          <w:lang w:val="en-US"/>
+        </w:rPr>
+        <w:tab/>
+      </w:r>
+      <w:r>
+        <w:rPr>
+          <w:rFonts w:cstheme="minorHAnsi"/>
+          <w:sz w:val="24"/>
+          <w:szCs w:val="24"/>
+          <w:lang w:val="en-US"/>
+        </w:rPr>
+        <w:tab/>
+        <w:t>ATTRB=(UNPROT,NORM,IC,NUM)</w:t>
       </w:r>
       <w:r>
         <w:rPr>
@@ -22539,47 +21735,7 @@
           <w:szCs w:val="24"/>
           <w:lang w:val="en-US"/>
         </w:rPr>
-        <w:t>PICIN</w:t>
-      </w:r>
-      <w:proofErr w:type="gramStart"/>
-      <w:r>
-        <w:rPr>
-          <w:rFonts w:cstheme="minorHAnsi"/>
-          <w:sz w:val="24"/>
-          <w:szCs w:val="24"/>
-          <w:lang w:val="en-US"/>
-        </w:rPr>
-        <w:t>=‘</w:t>
-      </w:r>
-      <w:proofErr w:type="gramEnd"/>
-      <w:r>
-        <w:rPr>
-          <w:rFonts w:cstheme="minorHAnsi"/>
-          <w:sz w:val="24"/>
-          <w:szCs w:val="24"/>
-          <w:lang w:val="en-US"/>
-        </w:rPr>
-        <w:t>9(04)</w:t>
-      </w:r>
-      <w:proofErr w:type="gramStart"/>
-      <w:r>
-        <w:rPr>
-          <w:rFonts w:cstheme="minorHAnsi"/>
-          <w:sz w:val="24"/>
-          <w:szCs w:val="24"/>
-          <w:lang w:val="en-US"/>
-        </w:rPr>
-        <w:t>’,PICOUT=‘</w:t>
-      </w:r>
-      <w:proofErr w:type="gramEnd"/>
-      <w:r>
-        <w:rPr>
-          <w:rFonts w:cstheme="minorHAnsi"/>
-          <w:sz w:val="24"/>
-          <w:szCs w:val="24"/>
-          <w:lang w:val="en-US"/>
-        </w:rPr>
-        <w:t>9(04)’</w:t>
+        <w:t>PICIN=‘9(04)’,PICOUT=‘9(04)’</w:t>
       </w:r>
     </w:p>
     <w:p>
@@ -22621,922 +21777,7 @@
           <w:lang w:val="en-US"/>
         </w:rPr>
         <w:tab/>
-        <w:t>POS</w:t>
-      </w:r>
-      <w:proofErr w:type="gramStart"/>
-      <w:r>
-        <w:rPr>
-          <w:rFonts w:cstheme="minorHAnsi"/>
-          <w:sz w:val="24"/>
-          <w:szCs w:val="24"/>
-          <w:lang w:val="en-US"/>
-        </w:rPr>
-        <w:t>=(</w:t>
-      </w:r>
-      <w:proofErr w:type="gramEnd"/>
-      <w:r>
-        <w:rPr>
-          <w:rFonts w:cstheme="minorHAnsi"/>
-          <w:sz w:val="24"/>
-          <w:szCs w:val="24"/>
-          <w:lang w:val="en-US"/>
-        </w:rPr>
-        <w:t>11,41</w:t>
-      </w:r>
-      <w:proofErr w:type="gramStart"/>
-      <w:r>
-        <w:rPr>
-          <w:rFonts w:cstheme="minorHAnsi"/>
-          <w:sz w:val="24"/>
-          <w:szCs w:val="24"/>
-          <w:lang w:val="en-US"/>
-        </w:rPr>
-        <w:t>),INITIAL</w:t>
-      </w:r>
-      <w:proofErr w:type="gramEnd"/>
-      <w:r>
-        <w:rPr>
-          <w:rFonts w:cstheme="minorHAnsi"/>
-          <w:sz w:val="24"/>
-          <w:szCs w:val="24"/>
-          <w:lang w:val="en-US"/>
-        </w:rPr>
-        <w:t xml:space="preserve">=’ </w:t>
-      </w:r>
-      <w:proofErr w:type="gramStart"/>
-      <w:r>
-        <w:rPr>
-          <w:rFonts w:cstheme="minorHAnsi"/>
-          <w:sz w:val="24"/>
-          <w:szCs w:val="24"/>
-          <w:lang w:val="en-US"/>
-        </w:rPr>
-        <w:t>‘,LENGTH</w:t>
-      </w:r>
-      <w:proofErr w:type="gramEnd"/>
-      <w:r>
-        <w:rPr>
-          <w:rFonts w:cstheme="minorHAnsi"/>
-          <w:sz w:val="24"/>
-          <w:szCs w:val="24"/>
-          <w:lang w:val="en-US"/>
-        </w:rPr>
-        <w:t>=</w:t>
-      </w:r>
-      <w:proofErr w:type="gramStart"/>
-      <w:r>
-        <w:rPr>
-          <w:rFonts w:cstheme="minorHAnsi"/>
-          <w:sz w:val="24"/>
-          <w:szCs w:val="24"/>
-          <w:lang w:val="en-US"/>
-        </w:rPr>
-        <w:t>1,ATTRB</w:t>
-      </w:r>
-      <w:proofErr w:type="gramEnd"/>
-      <w:r>
-        <w:rPr>
-          <w:rFonts w:cstheme="minorHAnsi"/>
-          <w:sz w:val="24"/>
-          <w:szCs w:val="24"/>
-          <w:lang w:val="en-US"/>
-        </w:rPr>
-        <w:t>=(ASKIP)</w:t>
-      </w:r>
-    </w:p>
-    <w:p>
-      <w:pPr>
-        <w:pStyle w:val="ListParagraph"/>
-        <w:spacing w:after="0"/>
-        <w:jc w:val="both"/>
-        <w:rPr>
-          <w:rFonts w:cstheme="minorHAnsi"/>
-          <w:sz w:val="24"/>
-          <w:szCs w:val="24"/>
-          <w:lang w:val="en-US"/>
-        </w:rPr>
-      </w:pPr>
-      <w:r>
-        <w:rPr>
-          <w:rFonts w:cstheme="minorHAnsi"/>
-          <w:sz w:val="24"/>
-          <w:szCs w:val="24"/>
-          <w:lang w:val="en-US"/>
-        </w:rPr>
-        <w:tab/>
-      </w:r>
-      <w:r>
-        <w:rPr>
-          <w:rFonts w:cstheme="minorHAnsi"/>
-          <w:sz w:val="24"/>
-          <w:szCs w:val="24"/>
-          <w:lang w:val="en-US"/>
-        </w:rPr>
-        <w:tab/>
-      </w:r>
-      <w:r>
-        <w:rPr>
-          <w:rFonts w:cstheme="minorHAnsi"/>
-          <w:sz w:val="24"/>
-          <w:szCs w:val="24"/>
-          <w:lang w:val="en-US"/>
-        </w:rPr>
-        <w:tab/>
-      </w:r>
-      <w:r>
-        <w:rPr>
-          <w:rFonts w:cstheme="minorHAnsi"/>
-          <w:sz w:val="24"/>
-          <w:szCs w:val="24"/>
-          <w:lang w:val="en-US"/>
-        </w:rPr>
-        <w:tab/>
-      </w:r>
-      <w:r>
-        <w:rPr>
-          <w:rFonts w:cstheme="minorHAnsi"/>
-          <w:sz w:val="24"/>
-          <w:szCs w:val="24"/>
-          <w:lang w:val="en-US"/>
-        </w:rPr>
-        <w:tab/>
-        <w:t>/* this will help to jump the cursor into the next record*/</w:t>
-      </w:r>
-    </w:p>
-    <w:p>
-      <w:pPr>
-        <w:pStyle w:val="ListParagraph"/>
-        <w:spacing w:after="0"/>
-        <w:jc w:val="both"/>
-        <w:rPr>
-          <w:rFonts w:cstheme="minorHAnsi"/>
-          <w:sz w:val="24"/>
-          <w:szCs w:val="24"/>
-          <w:lang w:val="en-US"/>
-        </w:rPr>
-      </w:pPr>
-      <w:r>
-        <w:rPr>
-          <w:rFonts w:cstheme="minorHAnsi"/>
-          <w:sz w:val="24"/>
-          <w:szCs w:val="24"/>
-          <w:lang w:val="en-US"/>
-        </w:rPr>
-        <w:tab/>
-      </w:r>
-      <w:r>
-        <w:rPr>
-          <w:rFonts w:cstheme="minorHAnsi"/>
-          <w:sz w:val="24"/>
-          <w:szCs w:val="24"/>
-          <w:lang w:val="en-US"/>
-        </w:rPr>
-        <w:tab/>
-      </w:r>
-      <w:r>
-        <w:rPr>
-          <w:rFonts w:cstheme="minorHAnsi"/>
-          <w:sz w:val="24"/>
-          <w:szCs w:val="24"/>
-          <w:lang w:val="en-US"/>
-        </w:rPr>
-        <w:tab/>
-      </w:r>
-      <w:r>
-        <w:rPr>
-          <w:rFonts w:cstheme="minorHAnsi"/>
-          <w:sz w:val="24"/>
-          <w:szCs w:val="24"/>
-          <w:lang w:val="en-US"/>
-        </w:rPr>
-        <w:tab/>
-      </w:r>
-      <w:r>
-        <w:rPr>
-          <w:rFonts w:cstheme="minorHAnsi"/>
-          <w:sz w:val="24"/>
-          <w:szCs w:val="24"/>
-          <w:lang w:val="en-US"/>
-        </w:rPr>
-        <w:tab/>
-      </w:r>
-      <w:r>
-        <w:rPr>
-          <w:rFonts w:cstheme="minorHAnsi"/>
-          <w:sz w:val="24"/>
-          <w:szCs w:val="24"/>
-          <w:lang w:val="en-US"/>
-        </w:rPr>
-        <w:t>/* this is a skipper technique*/</w:t>
-      </w:r>
-    </w:p>
-    <w:p>
-      <w:pPr>
-        <w:pStyle w:val="ListParagraph"/>
-        <w:spacing w:after="0"/>
-        <w:jc w:val="both"/>
-        <w:rPr>
-          <w:rFonts w:cstheme="minorHAnsi"/>
-          <w:sz w:val="24"/>
-          <w:szCs w:val="24"/>
-          <w:lang w:val="en-US"/>
-        </w:rPr>
-      </w:pPr>
-      <w:r>
-        <w:rPr>
-          <w:rFonts w:cstheme="minorHAnsi"/>
-          <w:sz w:val="24"/>
-          <w:szCs w:val="24"/>
-          <w:lang w:val="en-US"/>
-        </w:rPr>
-        <w:t>*********************************************************************************</w:t>
-      </w:r>
-    </w:p>
-    <w:p>
-      <w:pPr>
-        <w:pStyle w:val="ListParagraph"/>
-        <w:spacing w:after="0"/>
-        <w:jc w:val="both"/>
-        <w:rPr>
-          <w:rFonts w:cstheme="minorHAnsi"/>
-          <w:sz w:val="24"/>
-          <w:szCs w:val="24"/>
-          <w:lang w:val="en-US"/>
-        </w:rPr>
-      </w:pPr>
-      <w:r>
-        <w:rPr>
-          <w:rFonts w:cstheme="minorHAnsi"/>
-          <w:sz w:val="24"/>
-          <w:szCs w:val="24"/>
-          <w:lang w:val="en-US"/>
-        </w:rPr>
-        <w:tab/>
-      </w:r>
-      <w:r>
-        <w:rPr>
-          <w:rFonts w:cstheme="minorHAnsi"/>
-          <w:sz w:val="24"/>
-          <w:szCs w:val="24"/>
-          <w:lang w:val="en-US"/>
-        </w:rPr>
-        <w:tab/>
-        <w:t>DFHMDF</w:t>
-      </w:r>
-      <w:r>
-        <w:rPr>
-          <w:rFonts w:cstheme="minorHAnsi"/>
-          <w:sz w:val="24"/>
-          <w:szCs w:val="24"/>
-          <w:lang w:val="en-US"/>
-        </w:rPr>
-        <w:tab/>
-        <w:t>POS</w:t>
-      </w:r>
-      <w:proofErr w:type="gramStart"/>
-      <w:r>
-        <w:rPr>
-          <w:rFonts w:cstheme="minorHAnsi"/>
-          <w:sz w:val="24"/>
-          <w:szCs w:val="24"/>
-          <w:lang w:val="en-US"/>
-        </w:rPr>
-        <w:t>=(</w:t>
-      </w:r>
-      <w:proofErr w:type="gramEnd"/>
-      <w:r>
-        <w:rPr>
-          <w:rFonts w:cstheme="minorHAnsi"/>
-          <w:sz w:val="24"/>
-          <w:szCs w:val="24"/>
-          <w:lang w:val="en-US"/>
-        </w:rPr>
-        <w:t>12,30</w:t>
-      </w:r>
-      <w:proofErr w:type="gramStart"/>
-      <w:r>
-        <w:rPr>
-          <w:rFonts w:cstheme="minorHAnsi"/>
-          <w:sz w:val="24"/>
-          <w:szCs w:val="24"/>
-          <w:lang w:val="en-US"/>
-        </w:rPr>
-        <w:t>),INITIAL</w:t>
-      </w:r>
-      <w:proofErr w:type="gramEnd"/>
-      <w:r>
-        <w:rPr>
-          <w:rFonts w:cstheme="minorHAnsi"/>
-          <w:sz w:val="24"/>
-          <w:szCs w:val="24"/>
-          <w:lang w:val="en-US"/>
-        </w:rPr>
-        <w:t xml:space="preserve">=’NO2: </w:t>
-      </w:r>
-      <w:proofErr w:type="gramStart"/>
-      <w:r>
-        <w:rPr>
-          <w:rFonts w:cstheme="minorHAnsi"/>
-          <w:sz w:val="24"/>
-          <w:szCs w:val="24"/>
-          <w:lang w:val="en-US"/>
-        </w:rPr>
-        <w:t>‘,LENGTH</w:t>
-      </w:r>
-      <w:proofErr w:type="gramEnd"/>
-      <w:r>
-        <w:rPr>
-          <w:rFonts w:cstheme="minorHAnsi"/>
-          <w:sz w:val="24"/>
-          <w:szCs w:val="24"/>
-          <w:lang w:val="en-US"/>
-        </w:rPr>
-        <w:t>=5,</w:t>
-      </w:r>
-      <w:r>
-        <w:rPr>
-          <w:rFonts w:cstheme="minorHAnsi"/>
-          <w:sz w:val="24"/>
-          <w:szCs w:val="24"/>
-          <w:lang w:val="en-US"/>
-        </w:rPr>
-        <w:tab/>
-      </w:r>
-      <w:r>
-        <w:rPr>
-          <w:rFonts w:cstheme="minorHAnsi"/>
-          <w:sz w:val="24"/>
-          <w:szCs w:val="24"/>
-          <w:lang w:val="en-US"/>
-        </w:rPr>
-        <w:tab/>
-      </w:r>
-      <w:r>
-        <w:rPr>
-          <w:rFonts w:cstheme="minorHAnsi"/>
-          <w:sz w:val="24"/>
-          <w:szCs w:val="24"/>
-          <w:lang w:val="en-US"/>
-        </w:rPr>
-        <w:tab/>
-      </w:r>
-      <w:r>
-        <w:rPr>
-          <w:rFonts w:cstheme="minorHAnsi"/>
-          <w:sz w:val="24"/>
-          <w:szCs w:val="24"/>
-          <w:lang w:val="en-US"/>
-        </w:rPr>
-        <w:tab/>
-        <w:t>X</w:t>
-      </w:r>
-    </w:p>
-    <w:p>
-      <w:pPr>
-        <w:pStyle w:val="ListParagraph"/>
-        <w:spacing w:after="0"/>
-        <w:jc w:val="both"/>
-        <w:rPr>
-          <w:rFonts w:cstheme="minorHAnsi"/>
-          <w:sz w:val="24"/>
-          <w:szCs w:val="24"/>
-          <w:lang w:val="en-US"/>
-        </w:rPr>
-      </w:pPr>
-      <w:r>
-        <w:rPr>
-          <w:rFonts w:cstheme="minorHAnsi"/>
-          <w:sz w:val="24"/>
-          <w:szCs w:val="24"/>
-          <w:lang w:val="en-US"/>
-        </w:rPr>
-        <w:tab/>
-      </w:r>
-      <w:r>
-        <w:rPr>
-          <w:rFonts w:cstheme="minorHAnsi"/>
-          <w:sz w:val="24"/>
-          <w:szCs w:val="24"/>
-          <w:lang w:val="en-US"/>
-        </w:rPr>
-        <w:tab/>
-      </w:r>
-      <w:r>
-        <w:rPr>
-          <w:rFonts w:cstheme="minorHAnsi"/>
-          <w:sz w:val="24"/>
-          <w:szCs w:val="24"/>
-          <w:lang w:val="en-US"/>
-        </w:rPr>
-        <w:tab/>
-      </w:r>
-      <w:r>
-        <w:rPr>
-          <w:rFonts w:cstheme="minorHAnsi"/>
-          <w:sz w:val="24"/>
-          <w:szCs w:val="24"/>
-          <w:lang w:val="en-US"/>
-        </w:rPr>
-        <w:tab/>
-        <w:t>ATTRB=(</w:t>
-      </w:r>
-      <w:proofErr w:type="gramStart"/>
-      <w:r>
-        <w:rPr>
-          <w:rFonts w:cstheme="minorHAnsi"/>
-          <w:sz w:val="24"/>
-          <w:szCs w:val="24"/>
-          <w:lang w:val="en-US"/>
-        </w:rPr>
-        <w:t>ASKIP,NORM</w:t>
-      </w:r>
-      <w:proofErr w:type="gramEnd"/>
-      <w:r>
-        <w:rPr>
-          <w:rFonts w:cstheme="minorHAnsi"/>
-          <w:sz w:val="24"/>
-          <w:szCs w:val="24"/>
-          <w:lang w:val="en-US"/>
-        </w:rPr>
-        <w:t>)</w:t>
-      </w:r>
-    </w:p>
-    <w:p>
-      <w:pPr>
-        <w:pStyle w:val="ListParagraph"/>
-        <w:spacing w:after="0"/>
-        <w:jc w:val="both"/>
-        <w:rPr>
-          <w:rFonts w:cstheme="minorHAnsi"/>
-          <w:sz w:val="24"/>
-          <w:szCs w:val="24"/>
-          <w:lang w:val="en-US"/>
-        </w:rPr>
-      </w:pPr>
-      <w:r>
-        <w:rPr>
-          <w:rFonts w:cstheme="minorHAnsi"/>
-          <w:sz w:val="24"/>
-          <w:szCs w:val="24"/>
-          <w:lang w:val="en-US"/>
-        </w:rPr>
-        <w:t>NO2</w:t>
-      </w:r>
-      <w:r>
-        <w:rPr>
-          <w:rFonts w:cstheme="minorHAnsi"/>
-          <w:sz w:val="24"/>
-          <w:szCs w:val="24"/>
-          <w:lang w:val="en-US"/>
-        </w:rPr>
-        <w:tab/>
-      </w:r>
-      <w:r>
-        <w:rPr>
-          <w:rFonts w:cstheme="minorHAnsi"/>
-          <w:sz w:val="24"/>
-          <w:szCs w:val="24"/>
-          <w:lang w:val="en-US"/>
-        </w:rPr>
-        <w:tab/>
-        <w:t>DFHMDF</w:t>
-      </w:r>
-      <w:r>
-        <w:rPr>
-          <w:rFonts w:cstheme="minorHAnsi"/>
-          <w:sz w:val="24"/>
-          <w:szCs w:val="24"/>
-          <w:lang w:val="en-US"/>
-        </w:rPr>
-        <w:tab/>
-        <w:t>POS</w:t>
-      </w:r>
-      <w:proofErr w:type="gramStart"/>
-      <w:r>
-        <w:rPr>
-          <w:rFonts w:cstheme="minorHAnsi"/>
-          <w:sz w:val="24"/>
-          <w:szCs w:val="24"/>
-          <w:lang w:val="en-US"/>
-        </w:rPr>
-        <w:t>=(</w:t>
-      </w:r>
-      <w:proofErr w:type="gramEnd"/>
-      <w:r>
-        <w:rPr>
-          <w:rFonts w:cstheme="minorHAnsi"/>
-          <w:sz w:val="24"/>
-          <w:szCs w:val="24"/>
-          <w:lang w:val="en-US"/>
-        </w:rPr>
-        <w:t>12,36</w:t>
-      </w:r>
-      <w:proofErr w:type="gramStart"/>
-      <w:r>
-        <w:rPr>
-          <w:rFonts w:cstheme="minorHAnsi"/>
-          <w:sz w:val="24"/>
-          <w:szCs w:val="24"/>
-          <w:lang w:val="en-US"/>
-        </w:rPr>
-        <w:t>),INITIAL</w:t>
-      </w:r>
-      <w:proofErr w:type="gramEnd"/>
-      <w:r>
-        <w:rPr>
-          <w:rFonts w:cstheme="minorHAnsi"/>
-          <w:sz w:val="24"/>
-          <w:szCs w:val="24"/>
-          <w:lang w:val="en-US"/>
-        </w:rPr>
-        <w:t>=’____</w:t>
-      </w:r>
-      <w:proofErr w:type="gramStart"/>
-      <w:r>
-        <w:rPr>
-          <w:rFonts w:cstheme="minorHAnsi"/>
-          <w:sz w:val="24"/>
-          <w:szCs w:val="24"/>
-          <w:lang w:val="en-US"/>
-        </w:rPr>
-        <w:t>’,LENGTH</w:t>
-      </w:r>
-      <w:proofErr w:type="gramEnd"/>
-      <w:r>
-        <w:rPr>
-          <w:rFonts w:cstheme="minorHAnsi"/>
-          <w:sz w:val="24"/>
-          <w:szCs w:val="24"/>
-          <w:lang w:val="en-US"/>
-        </w:rPr>
-        <w:t>=4,</w:t>
-      </w:r>
-      <w:r>
-        <w:rPr>
-          <w:rFonts w:cstheme="minorHAnsi"/>
-          <w:sz w:val="24"/>
-          <w:szCs w:val="24"/>
-          <w:lang w:val="en-US"/>
-        </w:rPr>
-        <w:tab/>
-      </w:r>
-      <w:r>
-        <w:rPr>
-          <w:rFonts w:cstheme="minorHAnsi"/>
-          <w:sz w:val="24"/>
-          <w:szCs w:val="24"/>
-          <w:lang w:val="en-US"/>
-        </w:rPr>
-        <w:tab/>
-      </w:r>
-      <w:r>
-        <w:rPr>
-          <w:rFonts w:cstheme="minorHAnsi"/>
-          <w:sz w:val="24"/>
-          <w:szCs w:val="24"/>
-          <w:lang w:val="en-US"/>
-        </w:rPr>
-        <w:tab/>
-      </w:r>
-      <w:r>
-        <w:rPr>
-          <w:rFonts w:cstheme="minorHAnsi"/>
-          <w:sz w:val="24"/>
-          <w:szCs w:val="24"/>
-          <w:lang w:val="en-US"/>
-        </w:rPr>
-        <w:tab/>
-        <w:t>X</w:t>
-      </w:r>
-    </w:p>
-    <w:p>
-      <w:pPr>
-        <w:pStyle w:val="ListParagraph"/>
-        <w:spacing w:after="0"/>
-        <w:jc w:val="both"/>
-        <w:rPr>
-          <w:rFonts w:cstheme="minorHAnsi"/>
-          <w:sz w:val="24"/>
-          <w:szCs w:val="24"/>
-          <w:lang w:val="en-US"/>
-        </w:rPr>
-      </w:pPr>
-      <w:r>
-        <w:rPr>
-          <w:rFonts w:cstheme="minorHAnsi"/>
-          <w:sz w:val="24"/>
-          <w:szCs w:val="24"/>
-          <w:lang w:val="en-US"/>
-        </w:rPr>
-        <w:tab/>
-      </w:r>
-      <w:r>
-        <w:rPr>
-          <w:rFonts w:cstheme="minorHAnsi"/>
-          <w:sz w:val="24"/>
-          <w:szCs w:val="24"/>
-          <w:lang w:val="en-US"/>
-        </w:rPr>
-        <w:tab/>
-      </w:r>
-      <w:r>
-        <w:rPr>
-          <w:rFonts w:cstheme="minorHAnsi"/>
-          <w:sz w:val="24"/>
-          <w:szCs w:val="24"/>
-          <w:lang w:val="en-US"/>
-        </w:rPr>
-        <w:tab/>
-      </w:r>
-      <w:r>
-        <w:rPr>
-          <w:rFonts w:cstheme="minorHAnsi"/>
-          <w:sz w:val="24"/>
-          <w:szCs w:val="24"/>
-          <w:lang w:val="en-US"/>
-        </w:rPr>
-        <w:tab/>
-        <w:t>ATTRB=(</w:t>
-      </w:r>
-      <w:proofErr w:type="gramStart"/>
-      <w:r>
-        <w:rPr>
-          <w:rFonts w:cstheme="minorHAnsi"/>
-          <w:sz w:val="24"/>
-          <w:szCs w:val="24"/>
-          <w:lang w:val="en-US"/>
-        </w:rPr>
-        <w:t>UNPROT,NORM</w:t>
-      </w:r>
-      <w:proofErr w:type="gramEnd"/>
-      <w:r>
-        <w:rPr>
-          <w:rFonts w:cstheme="minorHAnsi"/>
-          <w:sz w:val="24"/>
-          <w:szCs w:val="24"/>
-          <w:lang w:val="en-US"/>
-        </w:rPr>
-        <w:t>,</w:t>
-      </w:r>
-      <w:proofErr w:type="gramStart"/>
-      <w:r>
-        <w:rPr>
-          <w:rFonts w:cstheme="minorHAnsi"/>
-          <w:sz w:val="24"/>
-          <w:szCs w:val="24"/>
-          <w:lang w:val="en-US"/>
-        </w:rPr>
-        <w:t>IC,NUM</w:t>
-      </w:r>
-      <w:proofErr w:type="gramEnd"/>
-      <w:r>
-        <w:rPr>
-          <w:rFonts w:cstheme="minorHAnsi"/>
-          <w:sz w:val="24"/>
-          <w:szCs w:val="24"/>
-          <w:lang w:val="en-US"/>
-        </w:rPr>
-        <w:t>)</w:t>
-      </w:r>
-      <w:r>
-        <w:rPr>
-          <w:rFonts w:cstheme="minorHAnsi"/>
-          <w:sz w:val="24"/>
-          <w:szCs w:val="24"/>
-          <w:lang w:val="en-US"/>
-        </w:rPr>
-        <w:t>,</w:t>
-      </w:r>
-      <w:r>
-        <w:rPr>
-          <w:rFonts w:cstheme="minorHAnsi"/>
-          <w:sz w:val="24"/>
-          <w:szCs w:val="24"/>
-          <w:lang w:val="en-US"/>
-        </w:rPr>
-        <w:tab/>
-      </w:r>
-      <w:r>
-        <w:rPr>
-          <w:rFonts w:cstheme="minorHAnsi"/>
-          <w:sz w:val="24"/>
-          <w:szCs w:val="24"/>
-          <w:lang w:val="en-US"/>
-        </w:rPr>
-        <w:tab/>
-      </w:r>
-      <w:r>
-        <w:rPr>
-          <w:rFonts w:cstheme="minorHAnsi"/>
-          <w:sz w:val="24"/>
-          <w:szCs w:val="24"/>
-          <w:lang w:val="en-US"/>
-        </w:rPr>
-        <w:tab/>
-      </w:r>
-      <w:r>
-        <w:rPr>
-          <w:rFonts w:cstheme="minorHAnsi"/>
-          <w:sz w:val="24"/>
-          <w:szCs w:val="24"/>
-          <w:lang w:val="en-US"/>
-        </w:rPr>
-        <w:tab/>
-      </w:r>
-      <w:r>
-        <w:rPr>
-          <w:rFonts w:cstheme="minorHAnsi"/>
-          <w:sz w:val="24"/>
-          <w:szCs w:val="24"/>
-          <w:lang w:val="en-US"/>
-        </w:rPr>
-        <w:tab/>
-        <w:t>X</w:t>
-      </w:r>
-    </w:p>
-    <w:p>
-      <w:pPr>
-        <w:pStyle w:val="ListParagraph"/>
-        <w:spacing w:after="0"/>
-        <w:ind w:left="2880" w:firstLine="720"/>
-        <w:jc w:val="both"/>
-        <w:rPr>
-          <w:rFonts w:cstheme="minorHAnsi"/>
-          <w:sz w:val="24"/>
-          <w:szCs w:val="24"/>
-          <w:lang w:val="en-US"/>
-        </w:rPr>
-      </w:pPr>
-      <w:r>
-        <w:rPr>
-          <w:rFonts w:cstheme="minorHAnsi"/>
-          <w:sz w:val="24"/>
-          <w:szCs w:val="24"/>
-          <w:lang w:val="en-US"/>
-        </w:rPr>
-        <w:t>PICIN</w:t>
-      </w:r>
-      <w:proofErr w:type="gramStart"/>
-      <w:r>
-        <w:rPr>
-          <w:rFonts w:cstheme="minorHAnsi"/>
-          <w:sz w:val="24"/>
-          <w:szCs w:val="24"/>
-          <w:lang w:val="en-US"/>
-        </w:rPr>
-        <w:t>=‘</w:t>
-      </w:r>
-      <w:proofErr w:type="gramEnd"/>
-      <w:r>
-        <w:rPr>
-          <w:rFonts w:cstheme="minorHAnsi"/>
-          <w:sz w:val="24"/>
-          <w:szCs w:val="24"/>
-          <w:lang w:val="en-US"/>
-        </w:rPr>
-        <w:t>9(04)</w:t>
-      </w:r>
-      <w:proofErr w:type="gramStart"/>
-      <w:r>
-        <w:rPr>
-          <w:rFonts w:cstheme="minorHAnsi"/>
-          <w:sz w:val="24"/>
-          <w:szCs w:val="24"/>
-          <w:lang w:val="en-US"/>
-        </w:rPr>
-        <w:t>’,PICOUT=‘</w:t>
-      </w:r>
-      <w:proofErr w:type="gramEnd"/>
-      <w:r>
-        <w:rPr>
-          <w:rFonts w:cstheme="minorHAnsi"/>
-          <w:sz w:val="24"/>
-          <w:szCs w:val="24"/>
-          <w:lang w:val="en-US"/>
-        </w:rPr>
-        <w:t>9(04)’</w:t>
-      </w:r>
-    </w:p>
-    <w:p>
-      <w:pPr>
-        <w:pStyle w:val="ListParagraph"/>
-        <w:spacing w:after="0"/>
-        <w:jc w:val="both"/>
-        <w:rPr>
-          <w:rFonts w:cstheme="minorHAnsi"/>
-          <w:sz w:val="24"/>
-          <w:szCs w:val="24"/>
-          <w:lang w:val="en-US"/>
-        </w:rPr>
-      </w:pPr>
-      <w:r>
-        <w:rPr>
-          <w:rFonts w:cstheme="minorHAnsi"/>
-          <w:sz w:val="24"/>
-          <w:szCs w:val="24"/>
-          <w:lang w:val="en-US"/>
-        </w:rPr>
-        <w:tab/>
-      </w:r>
-      <w:r>
-        <w:rPr>
-          <w:rFonts w:cstheme="minorHAnsi"/>
-          <w:sz w:val="24"/>
-          <w:szCs w:val="24"/>
-          <w:lang w:val="en-US"/>
-        </w:rPr>
-        <w:tab/>
-        <w:t>DFHMDF</w:t>
-      </w:r>
-      <w:r>
-        <w:rPr>
-          <w:rFonts w:cstheme="minorHAnsi"/>
-          <w:sz w:val="24"/>
-          <w:szCs w:val="24"/>
-          <w:lang w:val="en-US"/>
-        </w:rPr>
-        <w:tab/>
-        <w:t>POS</w:t>
-      </w:r>
-      <w:proofErr w:type="gramStart"/>
-      <w:r>
-        <w:rPr>
-          <w:rFonts w:cstheme="minorHAnsi"/>
-          <w:sz w:val="24"/>
-          <w:szCs w:val="24"/>
-          <w:lang w:val="en-US"/>
-        </w:rPr>
-        <w:t>=(</w:t>
-      </w:r>
-      <w:proofErr w:type="gramEnd"/>
-      <w:r>
-        <w:rPr>
-          <w:rFonts w:cstheme="minorHAnsi"/>
-          <w:sz w:val="24"/>
-          <w:szCs w:val="24"/>
-          <w:lang w:val="en-US"/>
-        </w:rPr>
-        <w:t>12,41</w:t>
-      </w:r>
-      <w:proofErr w:type="gramStart"/>
-      <w:r>
-        <w:rPr>
-          <w:rFonts w:cstheme="minorHAnsi"/>
-          <w:sz w:val="24"/>
-          <w:szCs w:val="24"/>
-          <w:lang w:val="en-US"/>
-        </w:rPr>
-        <w:t>),INITIAL</w:t>
-      </w:r>
-      <w:proofErr w:type="gramEnd"/>
-      <w:r>
-        <w:rPr>
-          <w:rFonts w:cstheme="minorHAnsi"/>
-          <w:sz w:val="24"/>
-          <w:szCs w:val="24"/>
-          <w:lang w:val="en-US"/>
-        </w:rPr>
-        <w:t xml:space="preserve">=’ </w:t>
-      </w:r>
-      <w:proofErr w:type="gramStart"/>
-      <w:r>
-        <w:rPr>
-          <w:rFonts w:cstheme="minorHAnsi"/>
-          <w:sz w:val="24"/>
-          <w:szCs w:val="24"/>
-          <w:lang w:val="en-US"/>
-        </w:rPr>
-        <w:t>‘,LENGTH</w:t>
-      </w:r>
-      <w:proofErr w:type="gramEnd"/>
-      <w:r>
-        <w:rPr>
-          <w:rFonts w:cstheme="minorHAnsi"/>
-          <w:sz w:val="24"/>
-          <w:szCs w:val="24"/>
-          <w:lang w:val="en-US"/>
-        </w:rPr>
-        <w:t>=</w:t>
-      </w:r>
-      <w:proofErr w:type="gramStart"/>
-      <w:r>
-        <w:rPr>
-          <w:rFonts w:cstheme="minorHAnsi"/>
-          <w:sz w:val="24"/>
-          <w:szCs w:val="24"/>
-          <w:lang w:val="en-US"/>
-        </w:rPr>
-        <w:t>1,ATTRB</w:t>
-      </w:r>
-      <w:proofErr w:type="gramEnd"/>
-      <w:r>
-        <w:rPr>
-          <w:rFonts w:cstheme="minorHAnsi"/>
-          <w:sz w:val="24"/>
-          <w:szCs w:val="24"/>
-          <w:lang w:val="en-US"/>
-        </w:rPr>
-        <w:t>=(</w:t>
+        <w:t>POS=(12,41),INITIAL=’ ‘,LENGTH=1,ATTRB=(</w:t>
       </w:r>
       <w:r>
         <w:rPr>
@@ -23657,47 +21898,7 @@
           <w:lang w:val="en-US"/>
         </w:rPr>
         <w:tab/>
-        <w:t>POS</w:t>
-      </w:r>
-      <w:proofErr w:type="gramStart"/>
-      <w:r>
-        <w:rPr>
-          <w:rFonts w:cstheme="minorHAnsi"/>
-          <w:sz w:val="24"/>
-          <w:szCs w:val="24"/>
-          <w:lang w:val="en-US"/>
-        </w:rPr>
-        <w:t>=(</w:t>
-      </w:r>
-      <w:proofErr w:type="gramEnd"/>
-      <w:r>
-        <w:rPr>
-          <w:rFonts w:cstheme="minorHAnsi"/>
-          <w:sz w:val="24"/>
-          <w:szCs w:val="24"/>
-          <w:lang w:val="en-US"/>
-        </w:rPr>
-        <w:t>13,29</w:t>
-      </w:r>
-      <w:proofErr w:type="gramStart"/>
-      <w:r>
-        <w:rPr>
-          <w:rFonts w:cstheme="minorHAnsi"/>
-          <w:sz w:val="24"/>
-          <w:szCs w:val="24"/>
-          <w:lang w:val="en-US"/>
-        </w:rPr>
-        <w:t>),INITIAL</w:t>
-      </w:r>
-      <w:proofErr w:type="gramEnd"/>
-      <w:r>
-        <w:rPr>
-          <w:rFonts w:cstheme="minorHAnsi"/>
-          <w:sz w:val="24"/>
-          <w:szCs w:val="24"/>
-          <w:lang w:val="en-US"/>
-        </w:rPr>
-        <w:t>=</w:t>
+        <w:t>POS=(13,29),INITIAL=</w:t>
       </w:r>
       <w:r>
         <w:rPr>
@@ -23715,27 +21916,7 @@
           <w:szCs w:val="24"/>
           <w:lang w:val="en-US"/>
         </w:rPr>
-        <w:t xml:space="preserve">TOTAL: </w:t>
-      </w:r>
-      <w:proofErr w:type="gramStart"/>
-      <w:r>
-        <w:rPr>
-          <w:rFonts w:cstheme="minorHAnsi"/>
-          <w:sz w:val="24"/>
-          <w:szCs w:val="24"/>
-          <w:lang w:val="en-US"/>
-        </w:rPr>
-        <w:t>‘,LENGTH</w:t>
-      </w:r>
-      <w:proofErr w:type="gramEnd"/>
-      <w:r>
-        <w:rPr>
-          <w:rFonts w:cstheme="minorHAnsi"/>
-          <w:sz w:val="24"/>
-          <w:szCs w:val="24"/>
-          <w:lang w:val="en-US"/>
-        </w:rPr>
-        <w:t>=6,</w:t>
+        <w:t>TOTAL: ‘,LENGTH=6,</w:t>
       </w:r>
       <w:r>
         <w:rPr>
@@ -23822,27 +22003,7 @@
           <w:lang w:val="en-US"/>
         </w:rPr>
         <w:tab/>
-        <w:t>ATTRB=(</w:t>
-      </w:r>
-      <w:proofErr w:type="gramStart"/>
-      <w:r>
-        <w:rPr>
-          <w:rFonts w:cstheme="minorHAnsi"/>
-          <w:sz w:val="24"/>
-          <w:szCs w:val="24"/>
-          <w:lang w:val="en-US"/>
-        </w:rPr>
-        <w:t>ASKIP,NORM</w:t>
-      </w:r>
-      <w:proofErr w:type="gramEnd"/>
-      <w:r>
-        <w:rPr>
-          <w:rFonts w:cstheme="minorHAnsi"/>
-          <w:sz w:val="24"/>
-          <w:szCs w:val="24"/>
-          <w:lang w:val="en-US"/>
-        </w:rPr>
-        <w:t>)</w:t>
+        <w:t>ATTRB=(ASKIP,NORM)</w:t>
       </w:r>
     </w:p>
     <w:p>
@@ -23893,67 +22054,7 @@
           <w:lang w:val="en-US"/>
         </w:rPr>
         <w:tab/>
-        <w:t>POS</w:t>
-      </w:r>
-      <w:proofErr w:type="gramStart"/>
-      <w:r>
-        <w:rPr>
-          <w:rFonts w:cstheme="minorHAnsi"/>
-          <w:sz w:val="24"/>
-          <w:szCs w:val="24"/>
-          <w:lang w:val="en-US"/>
-        </w:rPr>
-        <w:t>=(</w:t>
-      </w:r>
-      <w:proofErr w:type="gramEnd"/>
-      <w:r>
-        <w:rPr>
-          <w:rFonts w:cstheme="minorHAnsi"/>
-          <w:sz w:val="24"/>
-          <w:szCs w:val="24"/>
-          <w:lang w:val="en-US"/>
-        </w:rPr>
-        <w:t>13,36</w:t>
-      </w:r>
-      <w:proofErr w:type="gramStart"/>
-      <w:r>
-        <w:rPr>
-          <w:rFonts w:cstheme="minorHAnsi"/>
-          <w:sz w:val="24"/>
-          <w:szCs w:val="24"/>
-          <w:lang w:val="en-US"/>
-        </w:rPr>
-        <w:t>),INITIAL</w:t>
-      </w:r>
-      <w:proofErr w:type="gramEnd"/>
-      <w:r>
-        <w:rPr>
-          <w:rFonts w:cstheme="minorHAnsi"/>
-          <w:sz w:val="24"/>
-          <w:szCs w:val="24"/>
-          <w:lang w:val="en-US"/>
-        </w:rPr>
-        <w:t>=’_____</w:t>
-      </w:r>
-      <w:proofErr w:type="gramStart"/>
-      <w:r>
-        <w:rPr>
-          <w:rFonts w:cstheme="minorHAnsi"/>
-          <w:sz w:val="24"/>
-          <w:szCs w:val="24"/>
-          <w:lang w:val="en-US"/>
-        </w:rPr>
-        <w:t>’,LENGTH</w:t>
-      </w:r>
-      <w:proofErr w:type="gramEnd"/>
-      <w:r>
-        <w:rPr>
-          <w:rFonts w:cstheme="minorHAnsi"/>
-          <w:sz w:val="24"/>
-          <w:szCs w:val="24"/>
-          <w:lang w:val="en-US"/>
-        </w:rPr>
-        <w:t>=5,</w:t>
+        <w:t>POS=(13,36),INITIAL=’_____’,LENGTH=5,</w:t>
       </w:r>
       <w:r>
         <w:rPr>
@@ -24040,27 +22141,7 @@
           <w:lang w:val="en-US"/>
         </w:rPr>
         <w:tab/>
-        <w:t>ATTRB=(</w:t>
-      </w:r>
-      <w:proofErr w:type="gramStart"/>
-      <w:r>
-        <w:rPr>
-          <w:rFonts w:cstheme="minorHAnsi"/>
-          <w:sz w:val="24"/>
-          <w:szCs w:val="24"/>
-          <w:lang w:val="en-US"/>
-        </w:rPr>
-        <w:t>PROT,NORM</w:t>
-      </w:r>
-      <w:proofErr w:type="gramEnd"/>
-      <w:r>
-        <w:rPr>
-          <w:rFonts w:cstheme="minorHAnsi"/>
-          <w:sz w:val="24"/>
-          <w:szCs w:val="24"/>
-          <w:lang w:val="en-US"/>
-        </w:rPr>
-        <w:t>,NUM)</w:t>
+        <w:t>ATTRB=(PROT,NORM,NUM)</w:t>
       </w:r>
       <w:r>
         <w:rPr>
@@ -24155,27 +22236,7 @@
           <w:szCs w:val="24"/>
           <w:lang w:val="en-US"/>
         </w:rPr>
-        <w:t>PICOUT</w:t>
-      </w:r>
-      <w:proofErr w:type="gramStart"/>
-      <w:r>
-        <w:rPr>
-          <w:rFonts w:cstheme="minorHAnsi"/>
-          <w:sz w:val="24"/>
-          <w:szCs w:val="24"/>
-          <w:lang w:val="en-US"/>
-        </w:rPr>
-        <w:t>=‘</w:t>
-      </w:r>
-      <w:proofErr w:type="gramEnd"/>
-      <w:r>
-        <w:rPr>
-          <w:rFonts w:cstheme="minorHAnsi"/>
-          <w:sz w:val="24"/>
-          <w:szCs w:val="24"/>
-          <w:lang w:val="en-US"/>
-        </w:rPr>
-        <w:t>9(05)’</w:t>
+        <w:t>PICOUT=‘9(05)’</w:t>
       </w:r>
     </w:p>
     <w:p>
@@ -24217,27 +22278,7 @@
           <w:lang w:val="en-US"/>
         </w:rPr>
         <w:tab/>
-        <w:t>POS</w:t>
-      </w:r>
-      <w:proofErr w:type="gramStart"/>
-      <w:r>
-        <w:rPr>
-          <w:rFonts w:cstheme="minorHAnsi"/>
-          <w:sz w:val="24"/>
-          <w:szCs w:val="24"/>
-          <w:lang w:val="en-US"/>
-        </w:rPr>
-        <w:t>=(</w:t>
-      </w:r>
-      <w:proofErr w:type="gramEnd"/>
-      <w:r>
-        <w:rPr>
-          <w:rFonts w:cstheme="minorHAnsi"/>
-          <w:sz w:val="24"/>
-          <w:szCs w:val="24"/>
-          <w:lang w:val="en-US"/>
-        </w:rPr>
-        <w:t>13,4</w:t>
+        <w:t>POS=(13,4</w:t>
       </w:r>
       <w:r>
         <w:rPr>
@@ -24248,65 +22289,14 @@
         </w:rPr>
         <w:t>2</w:t>
       </w:r>
-      <w:proofErr w:type="gramStart"/>
-      <w:r>
-        <w:rPr>
-          <w:rFonts w:cstheme="minorHAnsi"/>
-          <w:sz w:val="24"/>
-          <w:szCs w:val="24"/>
-          <w:lang w:val="en-US"/>
-        </w:rPr>
-        <w:t>),INITIAL</w:t>
-      </w:r>
-      <w:proofErr w:type="gramEnd"/>
-      <w:r>
-        <w:rPr>
-          <w:rFonts w:cstheme="minorHAnsi"/>
-          <w:sz w:val="24"/>
-          <w:szCs w:val="24"/>
-          <w:lang w:val="en-US"/>
-        </w:rPr>
-        <w:t xml:space="preserve">=’ </w:t>
-      </w:r>
-      <w:proofErr w:type="gramStart"/>
-      <w:r>
-        <w:rPr>
-          <w:rFonts w:cstheme="minorHAnsi"/>
-          <w:sz w:val="24"/>
-          <w:szCs w:val="24"/>
-          <w:lang w:val="en-US"/>
-        </w:rPr>
-        <w:t>‘,LENGTH</w:t>
-      </w:r>
-      <w:proofErr w:type="gramEnd"/>
-      <w:r>
-        <w:rPr>
-          <w:rFonts w:cstheme="minorHAnsi"/>
-          <w:sz w:val="24"/>
-          <w:szCs w:val="24"/>
-          <w:lang w:val="en-US"/>
-        </w:rPr>
-        <w:t>=</w:t>
-      </w:r>
-      <w:proofErr w:type="gramStart"/>
-      <w:r>
-        <w:rPr>
-          <w:rFonts w:cstheme="minorHAnsi"/>
-          <w:sz w:val="24"/>
-          <w:szCs w:val="24"/>
-          <w:lang w:val="en-US"/>
-        </w:rPr>
-        <w:t>1,ATTRB</w:t>
-      </w:r>
-      <w:proofErr w:type="gramEnd"/>
-      <w:r>
-        <w:rPr>
-          <w:rFonts w:cstheme="minorHAnsi"/>
-          <w:sz w:val="24"/>
-          <w:szCs w:val="24"/>
-          <w:lang w:val="en-US"/>
-        </w:rPr>
-        <w:t>=</w:t>
+      <w:r>
+        <w:rPr>
+          <w:rFonts w:cstheme="minorHAnsi"/>
+          <w:sz w:val="24"/>
+          <w:szCs w:val="24"/>
+          <w:lang w:val="en-US"/>
+        </w:rPr>
+        <w:t>),INITIAL=’ ‘,LENGTH=1,ATTRB=</w:t>
       </w:r>
       <w:r>
         <w:rPr>
@@ -24388,67 +22378,7 @@
           <w:lang w:val="en-US"/>
         </w:rPr>
         <w:tab/>
-        <w:t>POS</w:t>
-      </w:r>
-      <w:proofErr w:type="gramStart"/>
-      <w:r>
-        <w:rPr>
-          <w:rFonts w:cstheme="minorHAnsi"/>
-          <w:sz w:val="24"/>
-          <w:szCs w:val="24"/>
-          <w:lang w:val="en-US"/>
-        </w:rPr>
-        <w:t>=(</w:t>
-      </w:r>
-      <w:proofErr w:type="gramEnd"/>
-      <w:r>
-        <w:rPr>
-          <w:rFonts w:cstheme="minorHAnsi"/>
-          <w:sz w:val="24"/>
-          <w:szCs w:val="24"/>
-          <w:lang w:val="en-US"/>
-        </w:rPr>
-        <w:t>22,01</w:t>
-      </w:r>
-      <w:proofErr w:type="gramStart"/>
-      <w:r>
-        <w:rPr>
-          <w:rFonts w:cstheme="minorHAnsi"/>
-          <w:sz w:val="24"/>
-          <w:szCs w:val="24"/>
-          <w:lang w:val="en-US"/>
-        </w:rPr>
-        <w:t>),INITIAL</w:t>
-      </w:r>
-      <w:proofErr w:type="gramEnd"/>
-      <w:r>
-        <w:rPr>
-          <w:rFonts w:cstheme="minorHAnsi"/>
-          <w:sz w:val="24"/>
-          <w:szCs w:val="24"/>
-          <w:lang w:val="en-US"/>
-        </w:rPr>
-        <w:t xml:space="preserve">=’ </w:t>
-      </w:r>
-      <w:proofErr w:type="gramStart"/>
-      <w:r>
-        <w:rPr>
-          <w:rFonts w:cstheme="minorHAnsi"/>
-          <w:sz w:val="24"/>
-          <w:szCs w:val="24"/>
-          <w:lang w:val="en-US"/>
-        </w:rPr>
-        <w:t>‘,LENGTH</w:t>
-      </w:r>
-      <w:proofErr w:type="gramEnd"/>
-      <w:r>
-        <w:rPr>
-          <w:rFonts w:cstheme="minorHAnsi"/>
-          <w:sz w:val="24"/>
-          <w:szCs w:val="24"/>
-          <w:lang w:val="en-US"/>
-        </w:rPr>
-        <w:t>=70,</w:t>
+        <w:t>POS=(22,01),INITIAL=’ ‘,LENGTH=70,</w:t>
       </w:r>
       <w:r>
         <w:rPr>
@@ -24544,27 +22474,7 @@
           <w:lang w:val="en-US"/>
         </w:rPr>
         <w:tab/>
-        <w:t>ATTRB=(</w:t>
-      </w:r>
-      <w:proofErr w:type="gramStart"/>
-      <w:r>
-        <w:rPr>
-          <w:rFonts w:cstheme="minorHAnsi"/>
-          <w:sz w:val="24"/>
-          <w:szCs w:val="24"/>
-          <w:lang w:val="en-US"/>
-        </w:rPr>
-        <w:t>PORT,NORM</w:t>
-      </w:r>
-      <w:proofErr w:type="gramEnd"/>
-      <w:r>
-        <w:rPr>
-          <w:rFonts w:cstheme="minorHAnsi"/>
-          <w:sz w:val="24"/>
-          <w:szCs w:val="24"/>
-          <w:lang w:val="en-US"/>
-        </w:rPr>
-        <w:t>)</w:t>
+        <w:t>ATTRB=(PORT,NORM)</w:t>
       </w:r>
     </w:p>
     <w:p>
@@ -24606,47 +22516,7 @@
           <w:lang w:val="en-US"/>
         </w:rPr>
         <w:tab/>
-        <w:t>POS</w:t>
-      </w:r>
-      <w:proofErr w:type="gramStart"/>
-      <w:r>
-        <w:rPr>
-          <w:rFonts w:cstheme="minorHAnsi"/>
-          <w:sz w:val="24"/>
-          <w:szCs w:val="24"/>
-          <w:lang w:val="en-US"/>
-        </w:rPr>
-        <w:t>=(</w:t>
-      </w:r>
-      <w:proofErr w:type="gramEnd"/>
-      <w:r>
-        <w:rPr>
-          <w:rFonts w:cstheme="minorHAnsi"/>
-          <w:sz w:val="24"/>
-          <w:szCs w:val="24"/>
-          <w:lang w:val="en-US"/>
-        </w:rPr>
-        <w:t>23,01</w:t>
-      </w:r>
-      <w:proofErr w:type="gramStart"/>
-      <w:r>
-        <w:rPr>
-          <w:rFonts w:cstheme="minorHAnsi"/>
-          <w:sz w:val="24"/>
-          <w:szCs w:val="24"/>
-          <w:lang w:val="en-US"/>
-        </w:rPr>
-        <w:t>),INITIAL</w:t>
-      </w:r>
-      <w:proofErr w:type="gramEnd"/>
-      <w:r>
-        <w:rPr>
-          <w:rFonts w:cstheme="minorHAnsi"/>
-          <w:sz w:val="24"/>
-          <w:szCs w:val="24"/>
-          <w:lang w:val="en-US"/>
-        </w:rPr>
-        <w:t>=’F1 - PROCESS F2 – CLEAR F3 – EXIT’,</w:t>
+        <w:t>POS=(23,01),INITIAL=’F1 - PROCESS F2 – CLEAR F3 – EXIT’,</w:t>
       </w:r>
       <w:r>
         <w:rPr>
@@ -24715,47 +22585,7 @@
           <w:lang w:val="en-US"/>
         </w:rPr>
         <w:tab/>
-        <w:t>LENGTH=</w:t>
-      </w:r>
-      <w:proofErr w:type="gramStart"/>
-      <w:r>
-        <w:rPr>
-          <w:rFonts w:cstheme="minorHAnsi"/>
-          <w:sz w:val="24"/>
-          <w:szCs w:val="24"/>
-          <w:lang w:val="en-US"/>
-        </w:rPr>
-        <w:t>33,ATTRB</w:t>
-      </w:r>
-      <w:proofErr w:type="gramEnd"/>
-      <w:r>
-        <w:rPr>
-          <w:rFonts w:cstheme="minorHAnsi"/>
-          <w:sz w:val="24"/>
-          <w:szCs w:val="24"/>
-          <w:lang w:val="en-US"/>
-        </w:rPr>
-        <w:t>=(</w:t>
-      </w:r>
-      <w:proofErr w:type="gramStart"/>
-      <w:r>
-        <w:rPr>
-          <w:rFonts w:cstheme="minorHAnsi"/>
-          <w:sz w:val="24"/>
-          <w:szCs w:val="24"/>
-          <w:lang w:val="en-US"/>
-        </w:rPr>
-        <w:t>PROT,AKSIP</w:t>
-      </w:r>
-      <w:proofErr w:type="gramEnd"/>
-      <w:r>
-        <w:rPr>
-          <w:rFonts w:cstheme="minorHAnsi"/>
-          <w:sz w:val="24"/>
-          <w:szCs w:val="24"/>
-          <w:lang w:val="en-US"/>
-        </w:rPr>
-        <w:t>)</w:t>
+        <w:t>LENGTH=33,ATTRB=(PROT,AKSIP)</w:t>
       </w:r>
       <w:r>
         <w:rPr>
@@ -24964,67 +22794,7 @@
           <w:lang w:val="en-US"/>
         </w:rPr>
         <w:tab/>
-        <w:t>(285),’ANUBHAV</w:t>
-      </w:r>
-      <w:proofErr w:type="gramStart"/>
-      <w:r>
-        <w:rPr>
-          <w:rFonts w:cstheme="minorHAnsi"/>
-          <w:sz w:val="24"/>
-          <w:szCs w:val="24"/>
-          <w:lang w:val="en-US"/>
-        </w:rPr>
-        <w:t>’,CLASS</w:t>
-      </w:r>
-      <w:proofErr w:type="gramEnd"/>
-      <w:r>
-        <w:rPr>
-          <w:rFonts w:cstheme="minorHAnsi"/>
-          <w:sz w:val="24"/>
-          <w:szCs w:val="24"/>
-          <w:lang w:val="en-US"/>
-        </w:rPr>
-        <w:t>=</w:t>
-      </w:r>
-      <w:proofErr w:type="gramStart"/>
-      <w:r>
-        <w:rPr>
-          <w:rFonts w:cstheme="minorHAnsi"/>
-          <w:sz w:val="24"/>
-          <w:szCs w:val="24"/>
-          <w:lang w:val="en-US"/>
-        </w:rPr>
-        <w:t>A,MSGCLASS</w:t>
-      </w:r>
-      <w:proofErr w:type="gramEnd"/>
-      <w:r>
-        <w:rPr>
-          <w:rFonts w:cstheme="minorHAnsi"/>
-          <w:sz w:val="24"/>
-          <w:szCs w:val="24"/>
-          <w:lang w:val="en-US"/>
-        </w:rPr>
-        <w:t>=</w:t>
-      </w:r>
-      <w:proofErr w:type="gramStart"/>
-      <w:r>
-        <w:rPr>
-          <w:rFonts w:cstheme="minorHAnsi"/>
-          <w:sz w:val="24"/>
-          <w:szCs w:val="24"/>
-          <w:lang w:val="en-US"/>
-        </w:rPr>
-        <w:t>X,NOTIFY</w:t>
-      </w:r>
-      <w:proofErr w:type="gramEnd"/>
-      <w:r>
-        <w:rPr>
-          <w:rFonts w:cstheme="minorHAnsi"/>
-          <w:sz w:val="24"/>
-          <w:szCs w:val="24"/>
-          <w:lang w:val="en-US"/>
-        </w:rPr>
-        <w:t>=&amp;SYSUID</w:t>
+        <w:t>(285),’ANUBHAV’,CLASS=A,MSGCLASS=X,NOTIFY=&amp;SYSUID</w:t>
       </w:r>
     </w:p>
     <w:p>
@@ -25046,39 +22816,178 @@
           <w:szCs w:val="24"/>
           <w:lang w:val="en-US"/>
         </w:rPr>
+        <w:t>//PROCLIB</w:t>
+      </w:r>
+      <w:r>
+        <w:rPr>
+          <w:rFonts w:cstheme="minorHAnsi"/>
+          <w:sz w:val="24"/>
+          <w:szCs w:val="24"/>
+          <w:lang w:val="en-US"/>
+        </w:rPr>
+        <w:tab/>
+        <w:t>JCLLIB</w:t>
+      </w:r>
+      <w:r>
+        <w:rPr>
+          <w:rFonts w:cstheme="minorHAnsi"/>
+          <w:sz w:val="24"/>
+          <w:szCs w:val="24"/>
+          <w:lang w:val="en-US"/>
+        </w:rPr>
+        <w:tab/>
+        <w:t>ORDER=GLIV.CICS.PROC</w:t>
+      </w:r>
+    </w:p>
+    <w:p>
+      <w:pPr>
+        <w:spacing w:after="0"/>
+        <w:ind w:left="720"/>
+        <w:jc w:val="both"/>
+        <w:rPr>
+          <w:rFonts w:cstheme="minorHAnsi"/>
+          <w:sz w:val="24"/>
+          <w:szCs w:val="24"/>
+          <w:lang w:val="en-US"/>
+        </w:rPr>
+      </w:pPr>
+      <w:r>
+        <w:rPr>
+          <w:rFonts w:cstheme="minorHAnsi"/>
+          <w:sz w:val="24"/>
+          <w:szCs w:val="24"/>
+          <w:lang w:val="en-US"/>
+        </w:rPr>
+        <w:t>//MAPCOMP</w:t>
+      </w:r>
+      <w:r>
+        <w:rPr>
+          <w:rFonts w:cstheme="minorHAnsi"/>
+          <w:sz w:val="24"/>
+          <w:szCs w:val="24"/>
+          <w:lang w:val="en-US"/>
+        </w:rPr>
+        <w:tab/>
+        <w:t>EXEC</w:t>
+      </w:r>
+      <w:r>
+        <w:rPr>
+          <w:rFonts w:cstheme="minorHAnsi"/>
+          <w:sz w:val="24"/>
+          <w:szCs w:val="24"/>
+          <w:lang w:val="en-US"/>
+        </w:rPr>
+        <w:tab/>
+        <w:t>MAPCICS,MAPNAME=MSETMUL,</w:t>
+      </w:r>
+    </w:p>
+    <w:p>
+      <w:pPr>
+        <w:spacing w:after="0"/>
+        <w:ind w:left="720"/>
+        <w:jc w:val="both"/>
+        <w:rPr>
+          <w:rFonts w:cstheme="minorHAnsi"/>
+          <w:b/>
+          <w:bCs/>
+          <w:sz w:val="24"/>
+          <w:szCs w:val="24"/>
+          <w:lang w:val="en-US"/>
+        </w:rPr>
+      </w:pPr>
+      <w:r>
+        <w:rPr>
+          <w:rFonts w:cstheme="minorHAnsi"/>
+          <w:sz w:val="24"/>
+          <w:szCs w:val="24"/>
+          <w:lang w:val="en-US"/>
+        </w:rPr>
         <w:t>//</w:t>
       </w:r>
-      <w:proofErr w:type="gramStart"/>
-      <w:r>
-        <w:rPr>
-          <w:rFonts w:cstheme="minorHAnsi"/>
-          <w:sz w:val="24"/>
-          <w:szCs w:val="24"/>
-          <w:lang w:val="en-US"/>
-        </w:rPr>
-        <w:t>PROCLIB</w:t>
-      </w:r>
-      <w:r>
-        <w:rPr>
-          <w:rFonts w:cstheme="minorHAnsi"/>
-          <w:sz w:val="24"/>
-          <w:szCs w:val="24"/>
-          <w:lang w:val="en-US"/>
-        </w:rPr>
-        <w:tab/>
-        <w:t>JCLLIB</w:t>
-      </w:r>
-      <w:r>
-        <w:rPr>
-          <w:rFonts w:cstheme="minorHAnsi"/>
-          <w:sz w:val="24"/>
-          <w:szCs w:val="24"/>
-          <w:lang w:val="en-US"/>
-        </w:rPr>
-        <w:tab/>
-        <w:t>ORDER=GLIV.CICS.PROC</w:t>
-      </w:r>
-      <w:proofErr w:type="gramEnd"/>
+      <w:r>
+        <w:rPr>
+          <w:rFonts w:cstheme="minorHAnsi"/>
+          <w:sz w:val="24"/>
+          <w:szCs w:val="24"/>
+          <w:lang w:val="en-US"/>
+        </w:rPr>
+        <w:tab/>
+      </w:r>
+      <w:r>
+        <w:rPr>
+          <w:rFonts w:cstheme="minorHAnsi"/>
+          <w:sz w:val="24"/>
+          <w:szCs w:val="24"/>
+          <w:lang w:val="en-US"/>
+        </w:rPr>
+        <w:tab/>
+      </w:r>
+      <w:r>
+        <w:rPr>
+          <w:rFonts w:cstheme="minorHAnsi"/>
+          <w:sz w:val="24"/>
+          <w:szCs w:val="24"/>
+          <w:lang w:val="en-US"/>
+        </w:rPr>
+        <w:tab/>
+        <w:t>COPYLIB=GLIV.CICS.COPY</w:t>
+      </w:r>
+      <w:r>
+        <w:rPr>
+          <w:rFonts w:cstheme="minorHAnsi"/>
+          <w:sz w:val="24"/>
+          <w:szCs w:val="24"/>
+          <w:lang w:val="en-US"/>
+        </w:rPr>
+        <w:tab/>
+      </w:r>
+      <w:r>
+        <w:rPr>
+          <w:rFonts w:cstheme="minorHAnsi"/>
+          <w:sz w:val="24"/>
+          <w:szCs w:val="24"/>
+          <w:lang w:val="en-US"/>
+        </w:rPr>
+        <w:tab/>
+      </w:r>
+      <w:r>
+        <w:rPr>
+          <w:rFonts w:cstheme="minorHAnsi"/>
+          <w:sz w:val="24"/>
+          <w:szCs w:val="24"/>
+          <w:lang w:val="en-US"/>
+        </w:rPr>
+        <w:tab/>
+      </w:r>
+      <w:r>
+        <w:rPr>
+          <w:rFonts w:cstheme="minorHAnsi"/>
+          <w:sz w:val="24"/>
+          <w:szCs w:val="24"/>
+          <w:lang w:val="en-US"/>
+        </w:rPr>
+        <w:tab/>
+      </w:r>
+      <w:r>
+        <w:rPr>
+          <w:rFonts w:cstheme="minorHAnsi"/>
+          <w:sz w:val="24"/>
+          <w:szCs w:val="24"/>
+          <w:lang w:val="en-US"/>
+        </w:rPr>
+        <w:tab/>
+      </w:r>
+      <w:r>
+        <w:rPr>
+          <w:rFonts w:cstheme="minorHAnsi"/>
+          <w:b/>
+          <w:bCs/>
+          <w:sz w:val="24"/>
+          <w:szCs w:val="24"/>
+          <w:lang w:val="en-US"/>
+        </w:rPr>
+        <w:t>Symbolic Map</w:t>
+      </w:r>
     </w:p>
     <w:p>
       <w:pPr>
@@ -25099,46 +23008,47 @@
           <w:szCs w:val="24"/>
           <w:lang w:val="en-US"/>
         </w:rPr>
-        <w:t>//MAPCOMP</w:t>
-      </w:r>
-      <w:r>
-        <w:rPr>
-          <w:rFonts w:cstheme="minorHAnsi"/>
-          <w:sz w:val="24"/>
-          <w:szCs w:val="24"/>
-          <w:lang w:val="en-US"/>
-        </w:rPr>
-        <w:tab/>
-        <w:t>EXEC</w:t>
-      </w:r>
-      <w:r>
-        <w:rPr>
-          <w:rFonts w:cstheme="minorHAnsi"/>
-          <w:sz w:val="24"/>
-          <w:szCs w:val="24"/>
-          <w:lang w:val="en-US"/>
-        </w:rPr>
-        <w:tab/>
-      </w:r>
-      <w:proofErr w:type="gramStart"/>
-      <w:r>
-        <w:rPr>
-          <w:rFonts w:cstheme="minorHAnsi"/>
-          <w:sz w:val="24"/>
-          <w:szCs w:val="24"/>
-          <w:lang w:val="en-US"/>
-        </w:rPr>
-        <w:t>MAPCICS,MAPNAME</w:t>
-      </w:r>
-      <w:proofErr w:type="gramEnd"/>
-      <w:r>
-        <w:rPr>
-          <w:rFonts w:cstheme="minorHAnsi"/>
-          <w:sz w:val="24"/>
-          <w:szCs w:val="24"/>
-          <w:lang w:val="en-US"/>
-        </w:rPr>
-        <w:t>=MSETMUL,</w:t>
+        <w:t>//COPY.SYSUT1</w:t>
+      </w:r>
+      <w:r>
+        <w:rPr>
+          <w:rFonts w:cstheme="minorHAnsi"/>
+          <w:sz w:val="24"/>
+          <w:szCs w:val="24"/>
+          <w:lang w:val="en-US"/>
+        </w:rPr>
+        <w:tab/>
+        <w:t>DD</w:t>
+      </w:r>
+      <w:r>
+        <w:rPr>
+          <w:rFonts w:cstheme="minorHAnsi"/>
+          <w:sz w:val="24"/>
+          <w:szCs w:val="24"/>
+          <w:lang w:val="en-US"/>
+        </w:rPr>
+        <w:tab/>
+        <w:t>DSN=GLIV.CICS.SOURCE(&amp;MAPNAME),DISP=SHR</w:t>
+      </w:r>
+      <w:r>
+        <w:rPr>
+          <w:rFonts w:cstheme="minorHAnsi"/>
+          <w:sz w:val="24"/>
+          <w:szCs w:val="24"/>
+          <w:lang w:val="en-US"/>
+        </w:rPr>
+        <w:tab/>
+      </w:r>
+      <w:r>
+        <w:rPr>
+          <w:rFonts w:cstheme="minorHAnsi"/>
+          <w:b/>
+          <w:bCs/>
+          <w:sz w:val="24"/>
+          <w:szCs w:val="24"/>
+          <w:lang w:val="en-US"/>
+        </w:rPr>
+        <w:t>Input</w:t>
       </w:r>
     </w:p>
     <w:p>
@@ -25162,125 +23072,7 @@
           <w:szCs w:val="24"/>
           <w:lang w:val="en-US"/>
         </w:rPr>
-        <w:t>//</w:t>
-      </w:r>
-      <w:proofErr w:type="gramStart"/>
-      <w:r>
-        <w:rPr>
-          <w:rFonts w:cstheme="minorHAnsi"/>
-          <w:sz w:val="24"/>
-          <w:szCs w:val="24"/>
-          <w:lang w:val="en-US"/>
-        </w:rPr>
-        <w:tab/>
-      </w:r>
-      <w:r>
-        <w:rPr>
-          <w:rFonts w:cstheme="minorHAnsi"/>
-          <w:sz w:val="24"/>
-          <w:szCs w:val="24"/>
-          <w:lang w:val="en-US"/>
-        </w:rPr>
-        <w:tab/>
-      </w:r>
-      <w:r>
-        <w:rPr>
-          <w:rFonts w:cstheme="minorHAnsi"/>
-          <w:sz w:val="24"/>
-          <w:szCs w:val="24"/>
-          <w:lang w:val="en-US"/>
-        </w:rPr>
-        <w:tab/>
-        <w:t>COPYLIB=GLIV.CICS.COPY</w:t>
-      </w:r>
-      <w:proofErr w:type="gramEnd"/>
-      <w:r>
-        <w:rPr>
-          <w:rFonts w:cstheme="minorHAnsi"/>
-          <w:sz w:val="24"/>
-          <w:szCs w:val="24"/>
-          <w:lang w:val="en-US"/>
-        </w:rPr>
-        <w:tab/>
-      </w:r>
-      <w:r>
-        <w:rPr>
-          <w:rFonts w:cstheme="minorHAnsi"/>
-          <w:sz w:val="24"/>
-          <w:szCs w:val="24"/>
-          <w:lang w:val="en-US"/>
-        </w:rPr>
-        <w:tab/>
-      </w:r>
-      <w:r>
-        <w:rPr>
-          <w:rFonts w:cstheme="minorHAnsi"/>
-          <w:sz w:val="24"/>
-          <w:szCs w:val="24"/>
-          <w:lang w:val="en-US"/>
-        </w:rPr>
-        <w:tab/>
-      </w:r>
-      <w:r>
-        <w:rPr>
-          <w:rFonts w:cstheme="minorHAnsi"/>
-          <w:sz w:val="24"/>
-          <w:szCs w:val="24"/>
-          <w:lang w:val="en-US"/>
-        </w:rPr>
-        <w:tab/>
-      </w:r>
-      <w:r>
-        <w:rPr>
-          <w:rFonts w:cstheme="minorHAnsi"/>
-          <w:sz w:val="24"/>
-          <w:szCs w:val="24"/>
-          <w:lang w:val="en-US"/>
-        </w:rPr>
-        <w:tab/>
-      </w:r>
-      <w:r>
-        <w:rPr>
-          <w:rFonts w:cstheme="minorHAnsi"/>
-          <w:b/>
-          <w:bCs/>
-          <w:sz w:val="24"/>
-          <w:szCs w:val="24"/>
-          <w:lang w:val="en-US"/>
-        </w:rPr>
-        <w:t>Symbolic Map</w:t>
-      </w:r>
-    </w:p>
-    <w:p>
-      <w:pPr>
-        <w:spacing w:after="0"/>
-        <w:ind w:left="720"/>
-        <w:jc w:val="both"/>
-        <w:rPr>
-          <w:rFonts w:cstheme="minorHAnsi"/>
-          <w:sz w:val="24"/>
-          <w:szCs w:val="24"/>
-          <w:lang w:val="en-US"/>
-        </w:rPr>
-      </w:pPr>
-      <w:r>
-        <w:rPr>
-          <w:rFonts w:cstheme="minorHAnsi"/>
-          <w:sz w:val="24"/>
-          <w:szCs w:val="24"/>
-          <w:lang w:val="en-US"/>
-        </w:rPr>
-        <w:t>//COPY.SYSUT</w:t>
-      </w:r>
-      <w:proofErr w:type="gramStart"/>
-      <w:r>
-        <w:rPr>
-          <w:rFonts w:cstheme="minorHAnsi"/>
-          <w:sz w:val="24"/>
-          <w:szCs w:val="24"/>
-          <w:lang w:val="en-US"/>
-        </w:rPr>
-        <w:t>1</w:t>
+        <w:t>//LINKMAP.SYSLMOD</w:t>
       </w:r>
       <w:r>
         <w:rPr>
@@ -25300,132 +23092,7 @@
           <w:lang w:val="en-US"/>
         </w:rPr>
         <w:tab/>
-        <w:t>DSN=GLIV.CICS.SOURCE</w:t>
-      </w:r>
-      <w:proofErr w:type="gramEnd"/>
-      <w:r>
-        <w:rPr>
-          <w:rFonts w:cstheme="minorHAnsi"/>
-          <w:sz w:val="24"/>
-          <w:szCs w:val="24"/>
-          <w:lang w:val="en-US"/>
-        </w:rPr>
-        <w:t>(&amp;MAPNAME</w:t>
-      </w:r>
-      <w:proofErr w:type="gramStart"/>
-      <w:r>
-        <w:rPr>
-          <w:rFonts w:cstheme="minorHAnsi"/>
-          <w:sz w:val="24"/>
-          <w:szCs w:val="24"/>
-          <w:lang w:val="en-US"/>
-        </w:rPr>
-        <w:t>),DISP</w:t>
-      </w:r>
-      <w:proofErr w:type="gramEnd"/>
-      <w:r>
-        <w:rPr>
-          <w:rFonts w:cstheme="minorHAnsi"/>
-          <w:sz w:val="24"/>
-          <w:szCs w:val="24"/>
-          <w:lang w:val="en-US"/>
-        </w:rPr>
-        <w:t>=SHR</w:t>
-      </w:r>
-      <w:r>
-        <w:rPr>
-          <w:rFonts w:cstheme="minorHAnsi"/>
-          <w:sz w:val="24"/>
-          <w:szCs w:val="24"/>
-          <w:lang w:val="en-US"/>
-        </w:rPr>
-        <w:tab/>
-      </w:r>
-      <w:r>
-        <w:rPr>
-          <w:rFonts w:cstheme="minorHAnsi"/>
-          <w:b/>
-          <w:bCs/>
-          <w:sz w:val="24"/>
-          <w:szCs w:val="24"/>
-          <w:lang w:val="en-US"/>
-        </w:rPr>
-        <w:t>Input</w:t>
-      </w:r>
-    </w:p>
-    <w:p>
-      <w:pPr>
-        <w:spacing w:after="0"/>
-        <w:ind w:left="720"/>
-        <w:jc w:val="both"/>
-        <w:rPr>
-          <w:rFonts w:cstheme="minorHAnsi"/>
-          <w:b/>
-          <w:bCs/>
-          <w:sz w:val="24"/>
-          <w:szCs w:val="24"/>
-          <w:lang w:val="en-US"/>
-        </w:rPr>
-      </w:pPr>
-      <w:r>
-        <w:rPr>
-          <w:rFonts w:cstheme="minorHAnsi"/>
-          <w:sz w:val="24"/>
-          <w:szCs w:val="24"/>
-          <w:lang w:val="en-US"/>
-        </w:rPr>
-        <w:t>//LINKMAP.SYSLMOD</w:t>
-      </w:r>
-      <w:proofErr w:type="gramStart"/>
-      <w:r>
-        <w:rPr>
-          <w:rFonts w:cstheme="minorHAnsi"/>
-          <w:sz w:val="24"/>
-          <w:szCs w:val="24"/>
-          <w:lang w:val="en-US"/>
-        </w:rPr>
-        <w:tab/>
-        <w:t>DD</w:t>
-      </w:r>
-      <w:r>
-        <w:rPr>
-          <w:rFonts w:cstheme="minorHAnsi"/>
-          <w:sz w:val="24"/>
-          <w:szCs w:val="24"/>
-          <w:lang w:val="en-US"/>
-        </w:rPr>
-        <w:tab/>
-        <w:t>DSN=USER.CICS.LINKLIB</w:t>
-      </w:r>
-      <w:proofErr w:type="gramEnd"/>
-      <w:r>
-        <w:rPr>
-          <w:rFonts w:cstheme="minorHAnsi"/>
-          <w:sz w:val="24"/>
-          <w:szCs w:val="24"/>
-          <w:lang w:val="en-US"/>
-        </w:rPr>
-        <w:t>(&amp;MAPNAME</w:t>
-      </w:r>
-      <w:proofErr w:type="gramStart"/>
-      <w:r>
-        <w:rPr>
-          <w:rFonts w:cstheme="minorHAnsi"/>
-          <w:sz w:val="24"/>
-          <w:szCs w:val="24"/>
-          <w:lang w:val="en-US"/>
-        </w:rPr>
-        <w:t>),DISP</w:t>
-      </w:r>
-      <w:proofErr w:type="gramEnd"/>
-      <w:r>
-        <w:rPr>
-          <w:rFonts w:cstheme="minorHAnsi"/>
-          <w:sz w:val="24"/>
-          <w:szCs w:val="24"/>
-          <w:lang w:val="en-US"/>
-        </w:rPr>
-        <w:t xml:space="preserve">=SHR </w:t>
+        <w:t xml:space="preserve">DSN=USER.CICS.LINKLIB(&amp;MAPNAME),DISP=SHR </w:t>
       </w:r>
       <w:r>
         <w:rPr>
@@ -26193,27 +23860,7 @@
           <w:lang w:val="en-US"/>
         </w:rPr>
         <w:tab/>
-        <w:t xml:space="preserve">PIC </w:t>
-      </w:r>
-      <w:proofErr w:type="gramStart"/>
-      <w:r>
-        <w:rPr>
-          <w:rFonts w:cstheme="minorHAnsi"/>
-          <w:sz w:val="24"/>
-          <w:szCs w:val="24"/>
-          <w:lang w:val="en-US"/>
-        </w:rPr>
-        <w:t>X(</w:t>
-      </w:r>
-      <w:proofErr w:type="gramEnd"/>
-      <w:r>
-        <w:rPr>
-          <w:rFonts w:cstheme="minorHAnsi"/>
-          <w:sz w:val="24"/>
-          <w:szCs w:val="24"/>
-          <w:lang w:val="en-US"/>
-        </w:rPr>
-        <w:t>01) VALUE ‘A’.</w:t>
+        <w:t>PIC X(01) VALUE ‘A’.</w:t>
       </w:r>
     </w:p>
     <w:p>
@@ -26279,27 +23926,7 @@
           <w:lang w:val="en-US"/>
         </w:rPr>
         <w:tab/>
-        <w:t xml:space="preserve">PIC </w:t>
-      </w:r>
-      <w:proofErr w:type="gramStart"/>
-      <w:r>
-        <w:rPr>
-          <w:rFonts w:cstheme="minorHAnsi"/>
-          <w:sz w:val="24"/>
-          <w:szCs w:val="24"/>
-          <w:lang w:val="en-US"/>
-        </w:rPr>
-        <w:t>X(</w:t>
-      </w:r>
-      <w:proofErr w:type="gramEnd"/>
-      <w:r>
-        <w:rPr>
-          <w:rFonts w:cstheme="minorHAnsi"/>
-          <w:sz w:val="24"/>
-          <w:szCs w:val="24"/>
-          <w:lang w:val="en-US"/>
-        </w:rPr>
-        <w:t>30) VALUE ‘END OF THE PROCESS’.</w:t>
+        <w:t>PIC X(30) VALUE ‘END OF THE PROCESS’.</w:t>
       </w:r>
     </w:p>
     <w:p>
@@ -28605,67 +26232,7 @@
           <w:lang w:val="en-US"/>
         </w:rPr>
         <w:tab/>
-        <w:t>(285),’ANUBHAV</w:t>
-      </w:r>
-      <w:proofErr w:type="gramStart"/>
-      <w:r>
-        <w:rPr>
-          <w:rFonts w:cstheme="minorHAnsi"/>
-          <w:sz w:val="24"/>
-          <w:szCs w:val="24"/>
-          <w:lang w:val="en-US"/>
-        </w:rPr>
-        <w:t>’,CLASS</w:t>
-      </w:r>
-      <w:proofErr w:type="gramEnd"/>
-      <w:r>
-        <w:rPr>
-          <w:rFonts w:cstheme="minorHAnsi"/>
-          <w:sz w:val="24"/>
-          <w:szCs w:val="24"/>
-          <w:lang w:val="en-US"/>
-        </w:rPr>
-        <w:t>=</w:t>
-      </w:r>
-      <w:proofErr w:type="gramStart"/>
-      <w:r>
-        <w:rPr>
-          <w:rFonts w:cstheme="minorHAnsi"/>
-          <w:sz w:val="24"/>
-          <w:szCs w:val="24"/>
-          <w:lang w:val="en-US"/>
-        </w:rPr>
-        <w:t>A,MSGCLASS</w:t>
-      </w:r>
-      <w:proofErr w:type="gramEnd"/>
-      <w:r>
-        <w:rPr>
-          <w:rFonts w:cstheme="minorHAnsi"/>
-          <w:sz w:val="24"/>
-          <w:szCs w:val="24"/>
-          <w:lang w:val="en-US"/>
-        </w:rPr>
-        <w:t>=</w:t>
-      </w:r>
-      <w:proofErr w:type="gramStart"/>
-      <w:r>
-        <w:rPr>
-          <w:rFonts w:cstheme="minorHAnsi"/>
-          <w:sz w:val="24"/>
-          <w:szCs w:val="24"/>
-          <w:lang w:val="en-US"/>
-        </w:rPr>
-        <w:t>X,NOTIFY</w:t>
-      </w:r>
-      <w:proofErr w:type="gramEnd"/>
-      <w:r>
-        <w:rPr>
-          <w:rFonts w:cstheme="minorHAnsi"/>
-          <w:sz w:val="24"/>
-          <w:szCs w:val="24"/>
-          <w:lang w:val="en-US"/>
-        </w:rPr>
-        <w:t>=&amp;SYSUID</w:t>
+        <w:t>(285),’ANUBHAV’,CLASS=A,MSGCLASS=X,NOTIFY=&amp;SYSUID</w:t>
       </w:r>
     </w:p>
     <w:p>
@@ -28687,39 +26254,167 @@
           <w:szCs w:val="24"/>
           <w:lang w:val="en-US"/>
         </w:rPr>
+        <w:t>//PROCLIB</w:t>
+      </w:r>
+      <w:r>
+        <w:rPr>
+          <w:rFonts w:cstheme="minorHAnsi"/>
+          <w:sz w:val="24"/>
+          <w:szCs w:val="24"/>
+          <w:lang w:val="en-US"/>
+        </w:rPr>
+        <w:tab/>
+        <w:t>JCLLIB</w:t>
+      </w:r>
+      <w:r>
+        <w:rPr>
+          <w:rFonts w:cstheme="minorHAnsi"/>
+          <w:sz w:val="24"/>
+          <w:szCs w:val="24"/>
+          <w:lang w:val="en-US"/>
+        </w:rPr>
+        <w:tab/>
+        <w:t>ORDER=GLIV.CICS.PROC</w:t>
+      </w:r>
+    </w:p>
+    <w:p>
+      <w:pPr>
+        <w:spacing w:after="0"/>
+        <w:ind w:left="720"/>
+        <w:jc w:val="both"/>
+        <w:rPr>
+          <w:rFonts w:cstheme="minorHAnsi"/>
+          <w:sz w:val="24"/>
+          <w:szCs w:val="24"/>
+          <w:lang w:val="en-US"/>
+        </w:rPr>
+      </w:pPr>
+      <w:r>
+        <w:rPr>
+          <w:rFonts w:cstheme="minorHAnsi"/>
+          <w:sz w:val="24"/>
+          <w:szCs w:val="24"/>
+          <w:lang w:val="en-US"/>
+        </w:rPr>
+        <w:t>//MAPCOMP</w:t>
+      </w:r>
+      <w:r>
+        <w:rPr>
+          <w:rFonts w:cstheme="minorHAnsi"/>
+          <w:sz w:val="24"/>
+          <w:szCs w:val="24"/>
+          <w:lang w:val="en-US"/>
+        </w:rPr>
+        <w:tab/>
+        <w:t>EXEC</w:t>
+      </w:r>
+      <w:r>
+        <w:rPr>
+          <w:rFonts w:cstheme="minorHAnsi"/>
+          <w:sz w:val="24"/>
+          <w:szCs w:val="24"/>
+          <w:lang w:val="en-US"/>
+        </w:rPr>
+        <w:tab/>
+        <w:t>CICSCOMP,MAPNAME=MSETMUL,</w:t>
+      </w:r>
+    </w:p>
+    <w:p>
+      <w:pPr>
+        <w:spacing w:after="0"/>
+        <w:ind w:left="720"/>
+        <w:jc w:val="both"/>
+        <w:rPr>
+          <w:rFonts w:cstheme="minorHAnsi"/>
+          <w:b/>
+          <w:bCs/>
+          <w:sz w:val="24"/>
+          <w:szCs w:val="24"/>
+          <w:lang w:val="en-US"/>
+        </w:rPr>
+      </w:pPr>
+      <w:r>
+        <w:rPr>
+          <w:rFonts w:cstheme="minorHAnsi"/>
+          <w:sz w:val="24"/>
+          <w:szCs w:val="24"/>
+          <w:lang w:val="en-US"/>
+        </w:rPr>
         <w:t>//</w:t>
       </w:r>
-      <w:proofErr w:type="gramStart"/>
-      <w:r>
-        <w:rPr>
-          <w:rFonts w:cstheme="minorHAnsi"/>
-          <w:sz w:val="24"/>
-          <w:szCs w:val="24"/>
-          <w:lang w:val="en-US"/>
-        </w:rPr>
-        <w:t>PROCLIB</w:t>
-      </w:r>
-      <w:r>
-        <w:rPr>
-          <w:rFonts w:cstheme="minorHAnsi"/>
-          <w:sz w:val="24"/>
-          <w:szCs w:val="24"/>
-          <w:lang w:val="en-US"/>
-        </w:rPr>
-        <w:tab/>
-        <w:t>JCLLIB</w:t>
-      </w:r>
-      <w:r>
-        <w:rPr>
-          <w:rFonts w:cstheme="minorHAnsi"/>
-          <w:sz w:val="24"/>
-          <w:szCs w:val="24"/>
-          <w:lang w:val="en-US"/>
-        </w:rPr>
-        <w:tab/>
-        <w:t>ORDER=GLIV.CICS.PROC</w:t>
-      </w:r>
-      <w:proofErr w:type="gramEnd"/>
+      <w:r>
+        <w:rPr>
+          <w:rFonts w:cstheme="minorHAnsi"/>
+          <w:sz w:val="24"/>
+          <w:szCs w:val="24"/>
+          <w:lang w:val="en-US"/>
+        </w:rPr>
+        <w:tab/>
+      </w:r>
+      <w:r>
+        <w:rPr>
+          <w:rFonts w:cstheme="minorHAnsi"/>
+          <w:sz w:val="24"/>
+          <w:szCs w:val="24"/>
+          <w:lang w:val="en-US"/>
+        </w:rPr>
+        <w:tab/>
+      </w:r>
+      <w:r>
+        <w:rPr>
+          <w:rFonts w:cstheme="minorHAnsi"/>
+          <w:sz w:val="24"/>
+          <w:szCs w:val="24"/>
+          <w:lang w:val="en-US"/>
+        </w:rPr>
+        <w:tab/>
+        <w:t>COPYLIB=GLIV.CICS.COPY</w:t>
+      </w:r>
+      <w:r>
+        <w:rPr>
+          <w:rFonts w:cstheme="minorHAnsi"/>
+          <w:sz w:val="24"/>
+          <w:szCs w:val="24"/>
+          <w:lang w:val="en-US"/>
+        </w:rPr>
+        <w:tab/>
+      </w:r>
+      <w:r>
+        <w:rPr>
+          <w:rFonts w:cstheme="minorHAnsi"/>
+          <w:sz w:val="24"/>
+          <w:szCs w:val="24"/>
+          <w:lang w:val="en-US"/>
+        </w:rPr>
+        <w:tab/>
+      </w:r>
+      <w:r>
+        <w:rPr>
+          <w:rFonts w:cstheme="minorHAnsi"/>
+          <w:sz w:val="24"/>
+          <w:szCs w:val="24"/>
+          <w:lang w:val="en-US"/>
+        </w:rPr>
+        <w:tab/>
+      </w:r>
+      <w:r>
+        <w:rPr>
+          <w:rFonts w:cstheme="minorHAnsi"/>
+          <w:sz w:val="24"/>
+          <w:szCs w:val="24"/>
+          <w:lang w:val="en-US"/>
+        </w:rPr>
+        <w:tab/>
+      </w:r>
+      <w:r>
+        <w:rPr>
+          <w:rFonts w:cstheme="minorHAnsi"/>
+          <w:sz w:val="24"/>
+          <w:szCs w:val="24"/>
+          <w:lang w:val="en-US"/>
+        </w:rPr>
+        <w:tab/>
+      </w:r>
     </w:p>
     <w:p>
       <w:pPr>
@@ -28740,177 +26435,7 @@
           <w:szCs w:val="24"/>
           <w:lang w:val="en-US"/>
         </w:rPr>
-        <w:t>//MAPCOMP</w:t>
-      </w:r>
-      <w:r>
-        <w:rPr>
-          <w:rFonts w:cstheme="minorHAnsi"/>
-          <w:sz w:val="24"/>
-          <w:szCs w:val="24"/>
-          <w:lang w:val="en-US"/>
-        </w:rPr>
-        <w:tab/>
-        <w:t>EXEC</w:t>
-      </w:r>
-      <w:r>
-        <w:rPr>
-          <w:rFonts w:cstheme="minorHAnsi"/>
-          <w:sz w:val="24"/>
-          <w:szCs w:val="24"/>
-          <w:lang w:val="en-US"/>
-        </w:rPr>
-        <w:tab/>
-      </w:r>
-      <w:proofErr w:type="gramStart"/>
-      <w:r>
-        <w:rPr>
-          <w:rFonts w:cstheme="minorHAnsi"/>
-          <w:sz w:val="24"/>
-          <w:szCs w:val="24"/>
-          <w:lang w:val="en-US"/>
-        </w:rPr>
-        <w:t>CICSCOMP,MAPNAME</w:t>
-      </w:r>
-      <w:proofErr w:type="gramEnd"/>
-      <w:r>
-        <w:rPr>
-          <w:rFonts w:cstheme="minorHAnsi"/>
-          <w:sz w:val="24"/>
-          <w:szCs w:val="24"/>
-          <w:lang w:val="en-US"/>
-        </w:rPr>
-        <w:t>=MSETMUL,</w:t>
-      </w:r>
-    </w:p>
-    <w:p>
-      <w:pPr>
-        <w:spacing w:after="0"/>
-        <w:ind w:left="720"/>
-        <w:jc w:val="both"/>
-        <w:rPr>
-          <w:rFonts w:cstheme="minorHAnsi"/>
-          <w:b/>
-          <w:bCs/>
-          <w:sz w:val="24"/>
-          <w:szCs w:val="24"/>
-          <w:lang w:val="en-US"/>
-        </w:rPr>
-      </w:pPr>
-      <w:r>
-        <w:rPr>
-          <w:rFonts w:cstheme="minorHAnsi"/>
-          <w:sz w:val="24"/>
-          <w:szCs w:val="24"/>
-          <w:lang w:val="en-US"/>
-        </w:rPr>
-        <w:t>//</w:t>
-      </w:r>
-      <w:proofErr w:type="gramStart"/>
-      <w:r>
-        <w:rPr>
-          <w:rFonts w:cstheme="minorHAnsi"/>
-          <w:sz w:val="24"/>
-          <w:szCs w:val="24"/>
-          <w:lang w:val="en-US"/>
-        </w:rPr>
-        <w:tab/>
-      </w:r>
-      <w:r>
-        <w:rPr>
-          <w:rFonts w:cstheme="minorHAnsi"/>
-          <w:sz w:val="24"/>
-          <w:szCs w:val="24"/>
-          <w:lang w:val="en-US"/>
-        </w:rPr>
-        <w:tab/>
-      </w:r>
-      <w:r>
-        <w:rPr>
-          <w:rFonts w:cstheme="minorHAnsi"/>
-          <w:sz w:val="24"/>
-          <w:szCs w:val="24"/>
-          <w:lang w:val="en-US"/>
-        </w:rPr>
-        <w:tab/>
-        <w:t>COPYLIB=GLIV.CICS.COPY</w:t>
-      </w:r>
-      <w:proofErr w:type="gramEnd"/>
-      <w:r>
-        <w:rPr>
-          <w:rFonts w:cstheme="minorHAnsi"/>
-          <w:sz w:val="24"/>
-          <w:szCs w:val="24"/>
-          <w:lang w:val="en-US"/>
-        </w:rPr>
-        <w:tab/>
-      </w:r>
-      <w:r>
-        <w:rPr>
-          <w:rFonts w:cstheme="minorHAnsi"/>
-          <w:sz w:val="24"/>
-          <w:szCs w:val="24"/>
-          <w:lang w:val="en-US"/>
-        </w:rPr>
-        <w:tab/>
-      </w:r>
-      <w:r>
-        <w:rPr>
-          <w:rFonts w:cstheme="minorHAnsi"/>
-          <w:sz w:val="24"/>
-          <w:szCs w:val="24"/>
-          <w:lang w:val="en-US"/>
-        </w:rPr>
-        <w:tab/>
-      </w:r>
-      <w:r>
-        <w:rPr>
-          <w:rFonts w:cstheme="minorHAnsi"/>
-          <w:sz w:val="24"/>
-          <w:szCs w:val="24"/>
-          <w:lang w:val="en-US"/>
-        </w:rPr>
-        <w:tab/>
-      </w:r>
-      <w:r>
-        <w:rPr>
-          <w:rFonts w:cstheme="minorHAnsi"/>
-          <w:sz w:val="24"/>
-          <w:szCs w:val="24"/>
-          <w:lang w:val="en-US"/>
-        </w:rPr>
-        <w:tab/>
-      </w:r>
-    </w:p>
-    <w:p>
-      <w:pPr>
-        <w:spacing w:after="0"/>
-        <w:ind w:left="720"/>
-        <w:jc w:val="both"/>
-        <w:rPr>
-          <w:rFonts w:cstheme="minorHAnsi"/>
-          <w:sz w:val="24"/>
-          <w:szCs w:val="24"/>
-          <w:lang w:val="en-US"/>
-        </w:rPr>
-      </w:pPr>
-      <w:r>
-        <w:rPr>
-          <w:rFonts w:cstheme="minorHAnsi"/>
-          <w:sz w:val="24"/>
-          <w:szCs w:val="24"/>
-          <w:lang w:val="en-US"/>
-        </w:rPr>
-        <w:t>//COPY.SYSUT</w:t>
-      </w:r>
-      <w:proofErr w:type="gramStart"/>
-      <w:r>
-        <w:rPr>
-          <w:rFonts w:cstheme="minorHAnsi"/>
-          <w:sz w:val="24"/>
-          <w:szCs w:val="24"/>
-          <w:lang w:val="en-US"/>
-        </w:rPr>
-        <w:t>1</w:t>
+        <w:t>//COPY.SYSUT1</w:t>
       </w:r>
       <w:r>
         <w:rPr>
@@ -28930,37 +26455,7 @@
           <w:lang w:val="en-US"/>
         </w:rPr>
         <w:tab/>
-        <w:t>DSN=GLIV.CICS.SOURCE</w:t>
-      </w:r>
-      <w:proofErr w:type="gramEnd"/>
-      <w:r>
-        <w:rPr>
-          <w:rFonts w:cstheme="minorHAnsi"/>
-          <w:sz w:val="24"/>
-          <w:szCs w:val="24"/>
-          <w:lang w:val="en-US"/>
-        </w:rPr>
-        <w:t>(&amp;MAPNAME</w:t>
-      </w:r>
-      <w:proofErr w:type="gramStart"/>
-      <w:r>
-        <w:rPr>
-          <w:rFonts w:cstheme="minorHAnsi"/>
-          <w:sz w:val="24"/>
-          <w:szCs w:val="24"/>
-          <w:lang w:val="en-US"/>
-        </w:rPr>
-        <w:t>),DISP</w:t>
-      </w:r>
-      <w:proofErr w:type="gramEnd"/>
-      <w:r>
-        <w:rPr>
-          <w:rFonts w:cstheme="minorHAnsi"/>
-          <w:sz w:val="24"/>
-          <w:szCs w:val="24"/>
-          <w:lang w:val="en-US"/>
-        </w:rPr>
-        <w:t>=SHR</w:t>
+        <w:t>DSN=GLIV.CICS.SOURCE(&amp;MAPNAME),DISP=SHR</w:t>
       </w:r>
       <w:r>
         <w:rPr>
@@ -28993,7 +26488,6 @@
         </w:rPr>
         <w:t>//LINKMAP.SYSLMOD</w:t>
       </w:r>
-      <w:proofErr w:type="gramStart"/>
       <w:r>
         <w:rPr>
           <w:rFonts w:cstheme="minorHAnsi"/>
@@ -29012,37 +26506,7 @@
           <w:lang w:val="en-US"/>
         </w:rPr>
         <w:tab/>
-        <w:t>DSN=USER.CICS.LINKLIB</w:t>
-      </w:r>
-      <w:proofErr w:type="gramEnd"/>
-      <w:r>
-        <w:rPr>
-          <w:rFonts w:cstheme="minorHAnsi"/>
-          <w:sz w:val="24"/>
-          <w:szCs w:val="24"/>
-          <w:lang w:val="en-US"/>
-        </w:rPr>
-        <w:t>(&amp;MAPNAME</w:t>
-      </w:r>
-      <w:proofErr w:type="gramStart"/>
-      <w:r>
-        <w:rPr>
-          <w:rFonts w:cstheme="minorHAnsi"/>
-          <w:sz w:val="24"/>
-          <w:szCs w:val="24"/>
-          <w:lang w:val="en-US"/>
-        </w:rPr>
-        <w:t>),DISP</w:t>
-      </w:r>
-      <w:proofErr w:type="gramEnd"/>
-      <w:r>
-        <w:rPr>
-          <w:rFonts w:cstheme="minorHAnsi"/>
-          <w:sz w:val="24"/>
-          <w:szCs w:val="24"/>
-          <w:lang w:val="en-US"/>
-        </w:rPr>
-        <w:t>=SHR</w:t>
+        <w:t>DSN=USER.CICS.LINKLIB(&amp;MAPNAME),DISP=SHR</w:t>
       </w:r>
     </w:p>
     <w:p>
@@ -29510,19 +26974,8 @@
           <w:szCs w:val="24"/>
           <w:lang w:val="en-US"/>
         </w:rPr>
-        <w:t xml:space="preserve"> </w:t>
-      </w:r>
-      <w:proofErr w:type="gramStart"/>
-      <w:r>
-        <w:rPr>
-          <w:rFonts w:cstheme="minorHAnsi"/>
-          <w:sz w:val="24"/>
-          <w:szCs w:val="24"/>
-          <w:lang w:val="en-US"/>
-        </w:rPr>
-        <w:t>MSETMULP ]</w:t>
-      </w:r>
-      <w:proofErr w:type="gramEnd"/>
+        <w:t xml:space="preserve"> MSETMULP ]</w:t>
+      </w:r>
     </w:p>
     <w:p>
       <w:pPr>
@@ -29613,27 +27066,7 @@
           <w:szCs w:val="24"/>
           <w:lang w:val="en-US"/>
         </w:rPr>
-        <w:t xml:space="preserve"> execute the first thing will happen in PROCEDURE DIVISION is SEND </w:t>
-      </w:r>
-      <w:proofErr w:type="gramStart"/>
-      <w:r>
-        <w:rPr>
-          <w:rFonts w:cstheme="minorHAnsi"/>
-          <w:sz w:val="24"/>
-          <w:szCs w:val="24"/>
-          <w:lang w:val="en-US"/>
-        </w:rPr>
-        <w:t>MAP,  so</w:t>
-      </w:r>
-      <w:proofErr w:type="gramEnd"/>
-      <w:r>
-        <w:rPr>
-          <w:rFonts w:cstheme="minorHAnsi"/>
-          <w:sz w:val="24"/>
-          <w:szCs w:val="24"/>
-          <w:lang w:val="en-US"/>
-        </w:rPr>
-        <w:t xml:space="preserve"> when system sees the CICS SEND MAP command, again it’ll check the PPT entry for the MAPSET load (that we have done while MAPSET design compilation) </w:t>
+        <w:t xml:space="preserve"> execute the first thing will happen in PROCEDURE DIVISION is SEND MAP,  so when system sees the CICS SEND MAP command, again it’ll check the PPT entry for the MAPSET load (that we have done while MAPSET design compilation) </w:t>
       </w:r>
     </w:p>
     <w:p>
@@ -30500,47 +27933,7 @@
           <w:szCs w:val="24"/>
           <w:lang w:val="en-US"/>
         </w:rPr>
-        <w:t xml:space="preserve">CEDA DEF </w:t>
-      </w:r>
-      <w:proofErr w:type="gramStart"/>
-      <w:r>
-        <w:rPr>
-          <w:rFonts w:cstheme="minorHAnsi"/>
-          <w:sz w:val="24"/>
-          <w:szCs w:val="24"/>
-          <w:lang w:val="en-US"/>
-        </w:rPr>
-        <w:t>MAPSET(</w:t>
-      </w:r>
-      <w:proofErr w:type="gramEnd"/>
-      <w:r>
-        <w:rPr>
-          <w:rFonts w:cstheme="minorHAnsi"/>
-          <w:sz w:val="24"/>
-          <w:szCs w:val="24"/>
-          <w:lang w:val="en-US"/>
-        </w:rPr>
-        <w:t xml:space="preserve">) </w:t>
-      </w:r>
-      <w:proofErr w:type="gramStart"/>
-      <w:r>
-        <w:rPr>
-          <w:rFonts w:cstheme="minorHAnsi"/>
-          <w:sz w:val="24"/>
-          <w:szCs w:val="24"/>
-          <w:lang w:val="en-US"/>
-        </w:rPr>
-        <w:t>G(</w:t>
-      </w:r>
-      <w:proofErr w:type="gramEnd"/>
-      <w:r>
-        <w:rPr>
-          <w:rFonts w:cstheme="minorHAnsi"/>
-          <w:sz w:val="24"/>
-          <w:szCs w:val="24"/>
-          <w:lang w:val="en-US"/>
-        </w:rPr>
-        <w:t>)</w:t>
+        <w:t>CEDA DEF MAPSET() G()</w:t>
       </w:r>
       <w:r>
         <w:rPr>
@@ -30595,47 +27988,7 @@
           <w:szCs w:val="24"/>
           <w:lang w:val="en-US"/>
         </w:rPr>
-        <w:t xml:space="preserve">CEDA INS </w:t>
-      </w:r>
-      <w:proofErr w:type="gramStart"/>
-      <w:r>
-        <w:rPr>
-          <w:rFonts w:cstheme="minorHAnsi"/>
-          <w:sz w:val="24"/>
-          <w:szCs w:val="24"/>
-          <w:lang w:val="en-US"/>
-        </w:rPr>
-        <w:t>MAPSET(</w:t>
-      </w:r>
-      <w:proofErr w:type="gramEnd"/>
-      <w:r>
-        <w:rPr>
-          <w:rFonts w:cstheme="minorHAnsi"/>
-          <w:sz w:val="24"/>
-          <w:szCs w:val="24"/>
-          <w:lang w:val="en-US"/>
-        </w:rPr>
-        <w:t xml:space="preserve">) </w:t>
-      </w:r>
-      <w:proofErr w:type="gramStart"/>
-      <w:r>
-        <w:rPr>
-          <w:rFonts w:cstheme="minorHAnsi"/>
-          <w:sz w:val="24"/>
-          <w:szCs w:val="24"/>
-          <w:lang w:val="en-US"/>
-        </w:rPr>
-        <w:t>G(</w:t>
-      </w:r>
-      <w:proofErr w:type="gramEnd"/>
-      <w:r>
-        <w:rPr>
-          <w:rFonts w:cstheme="minorHAnsi"/>
-          <w:sz w:val="24"/>
-          <w:szCs w:val="24"/>
-          <w:lang w:val="en-US"/>
-        </w:rPr>
-        <w:t xml:space="preserve">) </w:t>
+        <w:t xml:space="preserve">CEDA INS MAPSET() G() </w:t>
       </w:r>
       <w:r>
         <w:rPr>
@@ -30734,47 +28087,7 @@
           <w:szCs w:val="24"/>
           <w:lang w:val="en-US"/>
         </w:rPr>
-        <w:t xml:space="preserve">CEDA DEF </w:t>
-      </w:r>
-      <w:proofErr w:type="gramStart"/>
-      <w:r>
-        <w:rPr>
-          <w:rFonts w:cstheme="minorHAnsi"/>
-          <w:sz w:val="24"/>
-          <w:szCs w:val="24"/>
-          <w:lang w:val="en-US"/>
-        </w:rPr>
-        <w:t>PROGRAM(</w:t>
-      </w:r>
-      <w:proofErr w:type="gramEnd"/>
-      <w:r>
-        <w:rPr>
-          <w:rFonts w:cstheme="minorHAnsi"/>
-          <w:sz w:val="24"/>
-          <w:szCs w:val="24"/>
-          <w:lang w:val="en-US"/>
-        </w:rPr>
-        <w:t xml:space="preserve">) </w:t>
-      </w:r>
-      <w:proofErr w:type="gramStart"/>
-      <w:r>
-        <w:rPr>
-          <w:rFonts w:cstheme="minorHAnsi"/>
-          <w:sz w:val="24"/>
-          <w:szCs w:val="24"/>
-          <w:lang w:val="en-US"/>
-        </w:rPr>
-        <w:t>G(</w:t>
-      </w:r>
-      <w:proofErr w:type="gramEnd"/>
-      <w:r>
-        <w:rPr>
-          <w:rFonts w:cstheme="minorHAnsi"/>
-          <w:sz w:val="24"/>
-          <w:szCs w:val="24"/>
-          <w:lang w:val="en-US"/>
-        </w:rPr>
-        <w:t>)</w:t>
+        <w:t>CEDA DEF PROGRAM() G()</w:t>
       </w:r>
       <w:r>
         <w:rPr>
@@ -30829,47 +28142,7 @@
           <w:szCs w:val="24"/>
           <w:lang w:val="en-US"/>
         </w:rPr>
-        <w:t xml:space="preserve">CEDA INS </w:t>
-      </w:r>
-      <w:proofErr w:type="gramStart"/>
-      <w:r>
-        <w:rPr>
-          <w:rFonts w:cstheme="minorHAnsi"/>
-          <w:sz w:val="24"/>
-          <w:szCs w:val="24"/>
-          <w:lang w:val="en-US"/>
-        </w:rPr>
-        <w:t>PROGRAM(</w:t>
-      </w:r>
-      <w:proofErr w:type="gramEnd"/>
-      <w:r>
-        <w:rPr>
-          <w:rFonts w:cstheme="minorHAnsi"/>
-          <w:sz w:val="24"/>
-          <w:szCs w:val="24"/>
-          <w:lang w:val="en-US"/>
-        </w:rPr>
-        <w:t xml:space="preserve">) </w:t>
-      </w:r>
-      <w:proofErr w:type="gramStart"/>
-      <w:r>
-        <w:rPr>
-          <w:rFonts w:cstheme="minorHAnsi"/>
-          <w:sz w:val="24"/>
-          <w:szCs w:val="24"/>
-          <w:lang w:val="en-US"/>
-        </w:rPr>
-        <w:t>G(</w:t>
-      </w:r>
-      <w:proofErr w:type="gramEnd"/>
-      <w:r>
-        <w:rPr>
-          <w:rFonts w:cstheme="minorHAnsi"/>
-          <w:sz w:val="24"/>
-          <w:szCs w:val="24"/>
-          <w:lang w:val="en-US"/>
-        </w:rPr>
-        <w:t>)</w:t>
+        <w:t>CEDA INS PROGRAM() G()</w:t>
       </w:r>
       <w:r>
         <w:rPr>
@@ -31451,47 +28724,7 @@
           <w:szCs w:val="24"/>
           <w:lang w:val="en-US"/>
         </w:rPr>
-        <w:t xml:space="preserve">CEDA DEF TRANS(XXXX) </w:t>
-      </w:r>
-      <w:proofErr w:type="gramStart"/>
-      <w:r>
-        <w:rPr>
-          <w:rFonts w:cstheme="minorHAnsi"/>
-          <w:sz w:val="24"/>
-          <w:szCs w:val="24"/>
-          <w:lang w:val="en-US"/>
-        </w:rPr>
-        <w:t>PROGRAM(</w:t>
-      </w:r>
-      <w:proofErr w:type="gramEnd"/>
-      <w:r>
-        <w:rPr>
-          <w:rFonts w:cstheme="minorHAnsi"/>
-          <w:sz w:val="24"/>
-          <w:szCs w:val="24"/>
-          <w:lang w:val="en-US"/>
-        </w:rPr>
-        <w:t xml:space="preserve">) </w:t>
-      </w:r>
-      <w:proofErr w:type="gramStart"/>
-      <w:r>
-        <w:rPr>
-          <w:rFonts w:cstheme="minorHAnsi"/>
-          <w:sz w:val="24"/>
-          <w:szCs w:val="24"/>
-          <w:lang w:val="en-US"/>
-        </w:rPr>
-        <w:t>G(</w:t>
-      </w:r>
-      <w:proofErr w:type="gramEnd"/>
-      <w:r>
-        <w:rPr>
-          <w:rFonts w:cstheme="minorHAnsi"/>
-          <w:sz w:val="24"/>
-          <w:szCs w:val="24"/>
-          <w:lang w:val="en-US"/>
-        </w:rPr>
-        <w:t>)</w:t>
+        <w:t>CEDA DEF TRANS(XXXX) PROGRAM() G()</w:t>
       </w:r>
     </w:p>
     <w:p>
@@ -31519,27 +28752,7 @@
           <w:szCs w:val="24"/>
           <w:lang w:val="en-US"/>
         </w:rPr>
-        <w:t xml:space="preserve">CEDA INS TRANS(XXXX) </w:t>
-      </w:r>
-      <w:proofErr w:type="gramStart"/>
-      <w:r>
-        <w:rPr>
-          <w:rFonts w:cstheme="minorHAnsi"/>
-          <w:sz w:val="24"/>
-          <w:szCs w:val="24"/>
-          <w:lang w:val="en-US"/>
-        </w:rPr>
-        <w:t>G(</w:t>
-      </w:r>
-      <w:proofErr w:type="gramEnd"/>
-      <w:r>
-        <w:rPr>
-          <w:rFonts w:cstheme="minorHAnsi"/>
-          <w:sz w:val="24"/>
-          <w:szCs w:val="24"/>
-          <w:lang w:val="en-US"/>
-        </w:rPr>
-        <w:t xml:space="preserve">) </w:t>
+        <w:t xml:space="preserve">CEDA INS TRANS(XXXX) G() </w:t>
       </w:r>
     </w:p>
     <w:p>
@@ -31595,19 +28808,8 @@
           <w:szCs w:val="24"/>
           <w:lang w:val="en-US"/>
         </w:rPr>
-        <w:t xml:space="preserve">Single screen for the project -&gt; TRANS-ID -&gt; Press </w:t>
-      </w:r>
-      <w:proofErr w:type="gramStart"/>
-      <w:r>
-        <w:rPr>
-          <w:rFonts w:cstheme="minorHAnsi"/>
-          <w:sz w:val="24"/>
-          <w:szCs w:val="24"/>
-          <w:lang w:val="en-US"/>
-        </w:rPr>
-        <w:t>enter</w:t>
-      </w:r>
-      <w:proofErr w:type="gramEnd"/>
+        <w:t>Single screen for the project -&gt; TRANS-ID -&gt; Press enter</w:t>
+      </w:r>
     </w:p>
     <w:p>
       <w:pPr>
@@ -33060,7 +30262,6 @@
         <w:t xml:space="preserve"> it will </w:t>
       </w:r>
       <w:proofErr w:type="spellStart"/>
-      <w:proofErr w:type="gramStart"/>
       <w:r>
         <w:rPr>
           <w:rFonts w:cstheme="minorHAnsi"/>
@@ -33071,7 +30272,6 @@
         <w:t>effect</w:t>
       </w:r>
       <w:proofErr w:type="spellEnd"/>
-      <w:proofErr w:type="gramEnd"/>
       <w:r>
         <w:rPr>
           <w:rFonts w:cstheme="minorHAnsi"/>
@@ -33750,87 +30950,7 @@
           <w:lang w:val="en-US"/>
         </w:rPr>
         <w:tab/>
-        <w:t>DFHMSD TYPE=&amp;</w:t>
-      </w:r>
-      <w:proofErr w:type="gramStart"/>
-      <w:r>
-        <w:rPr>
-          <w:rFonts w:cstheme="minorHAnsi"/>
-          <w:sz w:val="24"/>
-          <w:szCs w:val="24"/>
-          <w:lang w:val="en-US"/>
-        </w:rPr>
-        <w:t>SYSPARM,LANG</w:t>
-      </w:r>
-      <w:proofErr w:type="gramEnd"/>
-      <w:r>
-        <w:rPr>
-          <w:rFonts w:cstheme="minorHAnsi"/>
-          <w:sz w:val="24"/>
-          <w:szCs w:val="24"/>
-          <w:lang w:val="en-US"/>
-        </w:rPr>
-        <w:t>=</w:t>
-      </w:r>
-      <w:proofErr w:type="gramStart"/>
-      <w:r>
-        <w:rPr>
-          <w:rFonts w:cstheme="minorHAnsi"/>
-          <w:sz w:val="24"/>
-          <w:szCs w:val="24"/>
-          <w:lang w:val="en-US"/>
-        </w:rPr>
-        <w:t>COBOL,MODE</w:t>
-      </w:r>
-      <w:proofErr w:type="gramEnd"/>
-      <w:r>
-        <w:rPr>
-          <w:rFonts w:cstheme="minorHAnsi"/>
-          <w:sz w:val="24"/>
-          <w:szCs w:val="24"/>
-          <w:lang w:val="en-US"/>
-        </w:rPr>
-        <w:t>=</w:t>
-      </w:r>
-      <w:proofErr w:type="gramStart"/>
-      <w:r>
-        <w:rPr>
-          <w:rFonts w:cstheme="minorHAnsi"/>
-          <w:sz w:val="24"/>
-          <w:szCs w:val="24"/>
-          <w:lang w:val="en-US"/>
-        </w:rPr>
-        <w:t>INOUT,STORAGE</w:t>
-      </w:r>
-      <w:proofErr w:type="gramEnd"/>
-      <w:r>
-        <w:rPr>
-          <w:rFonts w:cstheme="minorHAnsi"/>
-          <w:sz w:val="24"/>
-          <w:szCs w:val="24"/>
-          <w:lang w:val="en-US"/>
-        </w:rPr>
-        <w:t>=</w:t>
-      </w:r>
-      <w:proofErr w:type="gramStart"/>
-      <w:r>
-        <w:rPr>
-          <w:rFonts w:cstheme="minorHAnsi"/>
-          <w:sz w:val="24"/>
-          <w:szCs w:val="24"/>
-          <w:lang w:val="en-US"/>
-        </w:rPr>
-        <w:t xml:space="preserve">AUTO,   </w:t>
-      </w:r>
-      <w:proofErr w:type="gramEnd"/>
-      <w:r>
-        <w:rPr>
-          <w:rFonts w:cstheme="minorHAnsi"/>
-          <w:sz w:val="24"/>
-          <w:szCs w:val="24"/>
-          <w:lang w:val="en-US"/>
-        </w:rPr>
-        <w:t xml:space="preserve">   </w:t>
+        <w:t xml:space="preserve">DFHMSD TYPE=&amp;SYSPARM,LANG=COBOL,MODE=INOUT,STORAGE=AUTO,      </w:t>
       </w:r>
       <w:r>
         <w:rPr>
@@ -33872,59 +30992,603 @@
           <w:lang w:val="en-US"/>
         </w:rPr>
         <w:tab/>
-        <w:t>TIOAPFX=</w:t>
-      </w:r>
-      <w:proofErr w:type="gramStart"/>
-      <w:r>
-        <w:rPr>
-          <w:rFonts w:cstheme="minorHAnsi"/>
-          <w:sz w:val="24"/>
-          <w:szCs w:val="24"/>
-          <w:lang w:val="en-US"/>
-        </w:rPr>
-        <w:t>YES,CTRL</w:t>
-      </w:r>
-      <w:proofErr w:type="gramEnd"/>
-      <w:r>
-        <w:rPr>
-          <w:rFonts w:cstheme="minorHAnsi"/>
-          <w:sz w:val="24"/>
-          <w:szCs w:val="24"/>
-          <w:lang w:val="en-US"/>
-        </w:rPr>
-        <w:t>=(</w:t>
-      </w:r>
-      <w:proofErr w:type="gramStart"/>
-      <w:r>
-        <w:rPr>
-          <w:rFonts w:cstheme="minorHAnsi"/>
-          <w:sz w:val="24"/>
-          <w:szCs w:val="24"/>
-          <w:lang w:val="en-US"/>
-        </w:rPr>
-        <w:t>FREEKB,FRSET</w:t>
-      </w:r>
-      <w:proofErr w:type="gramEnd"/>
-      <w:r>
-        <w:rPr>
-          <w:rFonts w:cstheme="minorHAnsi"/>
-          <w:sz w:val="24"/>
-          <w:szCs w:val="24"/>
-          <w:lang w:val="en-US"/>
-        </w:rPr>
-        <w:t>,ALARM</w:t>
-      </w:r>
-      <w:proofErr w:type="gramStart"/>
-      <w:r>
-        <w:rPr>
-          <w:rFonts w:cstheme="minorHAnsi"/>
-          <w:sz w:val="24"/>
-          <w:szCs w:val="24"/>
-          <w:lang w:val="en-US"/>
-        </w:rPr>
-        <w:t xml:space="preserve">),   </w:t>
-      </w:r>
-      <w:proofErr w:type="gramEnd"/>
+        <w:t xml:space="preserve">TIOAPFX=YES,CTRL=(FREEKB,FRSET,ALARM),                 </w:t>
+      </w:r>
+      <w:r>
+        <w:rPr>
+          <w:rFonts w:cstheme="minorHAnsi"/>
+          <w:sz w:val="24"/>
+          <w:szCs w:val="24"/>
+          <w:lang w:val="en-US"/>
+        </w:rPr>
+        <w:tab/>
+      </w:r>
+      <w:r>
+        <w:rPr>
+          <w:rFonts w:cstheme="minorHAnsi"/>
+          <w:sz w:val="24"/>
+          <w:szCs w:val="24"/>
+          <w:lang w:val="en-US"/>
+        </w:rPr>
+        <w:tab/>
+      </w:r>
+      <w:r>
+        <w:rPr>
+          <w:rFonts w:cstheme="minorHAnsi"/>
+          <w:sz w:val="24"/>
+          <w:szCs w:val="24"/>
+          <w:lang w:val="en-US"/>
+        </w:rPr>
+        <w:tab/>
+      </w:r>
+      <w:r>
+        <w:rPr>
+          <w:rFonts w:cstheme="minorHAnsi"/>
+          <w:sz w:val="24"/>
+          <w:szCs w:val="24"/>
+          <w:lang w:val="en-US"/>
+        </w:rPr>
+        <w:tab/>
+        <w:t>X</w:t>
+      </w:r>
+    </w:p>
+    <w:p>
+      <w:pPr>
+        <w:spacing w:after="0"/>
+        <w:ind w:left="720"/>
+        <w:jc w:val="both"/>
+        <w:rPr>
+          <w:rFonts w:cstheme="minorHAnsi"/>
+          <w:sz w:val="24"/>
+          <w:szCs w:val="24"/>
+          <w:lang w:val="en-US"/>
+        </w:rPr>
+      </w:pPr>
+      <w:r>
+        <w:rPr>
+          <w:rFonts w:cstheme="minorHAnsi"/>
+          <w:sz w:val="24"/>
+          <w:szCs w:val="24"/>
+          <w:lang w:val="en-US"/>
+        </w:rPr>
+        <w:t xml:space="preserve">               </w:t>
+      </w:r>
+      <w:r>
+        <w:rPr>
+          <w:rFonts w:cstheme="minorHAnsi"/>
+          <w:sz w:val="24"/>
+          <w:szCs w:val="24"/>
+          <w:lang w:val="en-US"/>
+        </w:rPr>
+        <w:tab/>
+        <w:t xml:space="preserve">MAPATTS=(COLOR,HILIGHT),                                </w:t>
+      </w:r>
+      <w:r>
+        <w:rPr>
+          <w:rFonts w:cstheme="minorHAnsi"/>
+          <w:sz w:val="24"/>
+          <w:szCs w:val="24"/>
+          <w:lang w:val="en-US"/>
+        </w:rPr>
+        <w:tab/>
+      </w:r>
+      <w:r>
+        <w:rPr>
+          <w:rFonts w:cstheme="minorHAnsi"/>
+          <w:sz w:val="24"/>
+          <w:szCs w:val="24"/>
+          <w:lang w:val="en-US"/>
+        </w:rPr>
+        <w:tab/>
+      </w:r>
+      <w:r>
+        <w:rPr>
+          <w:rFonts w:cstheme="minorHAnsi"/>
+          <w:sz w:val="24"/>
+          <w:szCs w:val="24"/>
+          <w:lang w:val="en-US"/>
+        </w:rPr>
+        <w:tab/>
+      </w:r>
+      <w:r>
+        <w:rPr>
+          <w:rFonts w:cstheme="minorHAnsi"/>
+          <w:sz w:val="24"/>
+          <w:szCs w:val="24"/>
+          <w:lang w:val="en-US"/>
+        </w:rPr>
+        <w:tab/>
+      </w:r>
+      <w:r>
+        <w:rPr>
+          <w:rFonts w:cstheme="minorHAnsi"/>
+          <w:sz w:val="24"/>
+          <w:szCs w:val="24"/>
+          <w:lang w:val="en-US"/>
+        </w:rPr>
+        <w:tab/>
+        <w:t>X</w:t>
+      </w:r>
+    </w:p>
+    <w:p>
+      <w:pPr>
+        <w:spacing w:after="0"/>
+        <w:ind w:left="720"/>
+        <w:jc w:val="both"/>
+        <w:rPr>
+          <w:rFonts w:cstheme="minorHAnsi"/>
+          <w:sz w:val="24"/>
+          <w:szCs w:val="24"/>
+          <w:lang w:val="en-US"/>
+        </w:rPr>
+      </w:pPr>
+      <w:r>
+        <w:rPr>
+          <w:rFonts w:cstheme="minorHAnsi"/>
+          <w:sz w:val="24"/>
+          <w:szCs w:val="24"/>
+          <w:lang w:val="en-US"/>
+        </w:rPr>
+        <w:t xml:space="preserve">               </w:t>
+      </w:r>
+      <w:r>
+        <w:rPr>
+          <w:rFonts w:cstheme="minorHAnsi"/>
+          <w:sz w:val="24"/>
+          <w:szCs w:val="24"/>
+          <w:lang w:val="en-US"/>
+        </w:rPr>
+        <w:tab/>
+        <w:t>DSATTS=(COLOR,HILIGHT)</w:t>
+      </w:r>
+    </w:p>
+    <w:p>
+      <w:pPr>
+        <w:spacing w:after="0"/>
+        <w:ind w:left="720"/>
+        <w:jc w:val="both"/>
+        <w:rPr>
+          <w:rFonts w:cstheme="minorHAnsi"/>
+          <w:sz w:val="24"/>
+          <w:szCs w:val="24"/>
+          <w:lang w:val="en-US"/>
+        </w:rPr>
+      </w:pPr>
+    </w:p>
+    <w:p>
+      <w:pPr>
+        <w:spacing w:after="0"/>
+        <w:ind w:left="720"/>
+        <w:jc w:val="both"/>
+        <w:rPr>
+          <w:rFonts w:cstheme="minorHAnsi"/>
+          <w:sz w:val="24"/>
+          <w:szCs w:val="24"/>
+          <w:lang w:val="en-US"/>
+        </w:rPr>
+      </w:pPr>
+      <w:r>
+        <w:rPr>
+          <w:rFonts w:cstheme="minorHAnsi"/>
+          <w:sz w:val="24"/>
+          <w:szCs w:val="24"/>
+          <w:lang w:val="en-US"/>
+        </w:rPr>
+        <w:t xml:space="preserve">MENUMAP </w:t>
+      </w:r>
+      <w:r>
+        <w:rPr>
+          <w:rFonts w:cstheme="minorHAnsi"/>
+          <w:sz w:val="24"/>
+          <w:szCs w:val="24"/>
+          <w:lang w:val="en-US"/>
+        </w:rPr>
+        <w:tab/>
+        <w:t>DFHMDI SIZE=(24,80),LINE=1,COLUMN=1,JUSTIFY=LEFT</w:t>
+      </w:r>
+    </w:p>
+    <w:p>
+      <w:pPr>
+        <w:spacing w:after="0"/>
+        <w:ind w:left="720"/>
+        <w:jc w:val="both"/>
+        <w:rPr>
+          <w:rFonts w:cstheme="minorHAnsi"/>
+          <w:sz w:val="24"/>
+          <w:szCs w:val="24"/>
+          <w:lang w:val="en-US"/>
+        </w:rPr>
+      </w:pPr>
+      <w:r>
+        <w:rPr>
+          <w:rFonts w:cstheme="minorHAnsi"/>
+          <w:sz w:val="24"/>
+          <w:szCs w:val="24"/>
+          <w:lang w:val="en-US"/>
+        </w:rPr>
+        <w:t xml:space="preserve">        </w:t>
+      </w:r>
+      <w:r>
+        <w:rPr>
+          <w:rFonts w:cstheme="minorHAnsi"/>
+          <w:sz w:val="24"/>
+          <w:szCs w:val="24"/>
+          <w:lang w:val="en-US"/>
+        </w:rPr>
+        <w:tab/>
+      </w:r>
+      <w:r>
+        <w:rPr>
+          <w:rFonts w:cstheme="minorHAnsi"/>
+          <w:sz w:val="24"/>
+          <w:szCs w:val="24"/>
+          <w:lang w:val="en-US"/>
+        </w:rPr>
+        <w:tab/>
+        <w:t xml:space="preserve">DFHMDF POS=(04,04),INITIAL='CHOOSE UR OPTION..',               </w:t>
+      </w:r>
+      <w:r>
+        <w:rPr>
+          <w:rFonts w:cstheme="minorHAnsi"/>
+          <w:sz w:val="24"/>
+          <w:szCs w:val="24"/>
+          <w:lang w:val="en-US"/>
+        </w:rPr>
+        <w:tab/>
+      </w:r>
+      <w:r>
+        <w:rPr>
+          <w:rFonts w:cstheme="minorHAnsi"/>
+          <w:sz w:val="24"/>
+          <w:szCs w:val="24"/>
+          <w:lang w:val="en-US"/>
+        </w:rPr>
+        <w:tab/>
+      </w:r>
+      <w:r>
+        <w:rPr>
+          <w:rFonts w:cstheme="minorHAnsi"/>
+          <w:sz w:val="24"/>
+          <w:szCs w:val="24"/>
+          <w:lang w:val="en-US"/>
+        </w:rPr>
+        <w:tab/>
+        <w:t>X</w:t>
+      </w:r>
+    </w:p>
+    <w:p>
+      <w:pPr>
+        <w:spacing w:after="0"/>
+        <w:ind w:left="720"/>
+        <w:jc w:val="both"/>
+        <w:rPr>
+          <w:rFonts w:cstheme="minorHAnsi"/>
+          <w:sz w:val="24"/>
+          <w:szCs w:val="24"/>
+          <w:lang w:val="en-US"/>
+        </w:rPr>
+      </w:pPr>
+      <w:r>
+        <w:rPr>
+          <w:rFonts w:cstheme="minorHAnsi"/>
+          <w:sz w:val="24"/>
+          <w:szCs w:val="24"/>
+          <w:lang w:val="en-US"/>
+        </w:rPr>
+        <w:t xml:space="preserve">               </w:t>
+      </w:r>
+      <w:r>
+        <w:rPr>
+          <w:rFonts w:cstheme="minorHAnsi"/>
+          <w:sz w:val="24"/>
+          <w:szCs w:val="24"/>
+          <w:lang w:val="en-US"/>
+        </w:rPr>
+        <w:tab/>
+      </w:r>
+      <w:r>
+        <w:rPr>
+          <w:rFonts w:cstheme="minorHAnsi"/>
+          <w:sz w:val="24"/>
+          <w:szCs w:val="24"/>
+          <w:lang w:val="en-US"/>
+        </w:rPr>
+        <w:tab/>
+      </w:r>
+      <w:r>
+        <w:rPr>
+          <w:rFonts w:cstheme="minorHAnsi"/>
+          <w:sz w:val="24"/>
+          <w:szCs w:val="24"/>
+          <w:lang w:val="en-US"/>
+        </w:rPr>
+        <w:tab/>
+        <w:t>LENGTH=19,ATTRB=(ASKIP)</w:t>
+      </w:r>
+    </w:p>
+    <w:p>
+      <w:pPr>
+        <w:spacing w:after="0"/>
+        <w:ind w:left="720"/>
+        <w:jc w:val="both"/>
+        <w:rPr>
+          <w:rFonts w:cstheme="minorHAnsi"/>
+          <w:sz w:val="24"/>
+          <w:szCs w:val="24"/>
+          <w:lang w:val="en-US"/>
+        </w:rPr>
+      </w:pPr>
+      <w:r>
+        <w:rPr>
+          <w:rFonts w:cstheme="minorHAnsi"/>
+          <w:sz w:val="24"/>
+          <w:szCs w:val="24"/>
+          <w:lang w:val="en-US"/>
+        </w:rPr>
+        <w:t xml:space="preserve">CHOICE  </w:t>
+      </w:r>
+      <w:r>
+        <w:rPr>
+          <w:rFonts w:cstheme="minorHAnsi"/>
+          <w:sz w:val="24"/>
+          <w:szCs w:val="24"/>
+          <w:lang w:val="en-US"/>
+        </w:rPr>
+        <w:tab/>
+        <w:t xml:space="preserve">DFHMDF POS=(04,24),INITIAL='_',LENGTH=1,ATTRB=(UNPROT,NUM,IC), </w:t>
+      </w:r>
+      <w:r>
+        <w:rPr>
+          <w:rFonts w:cstheme="minorHAnsi"/>
+          <w:sz w:val="24"/>
+          <w:szCs w:val="24"/>
+          <w:lang w:val="en-US"/>
+        </w:rPr>
+        <w:tab/>
+      </w:r>
+      <w:r>
+        <w:rPr>
+          <w:rFonts w:cstheme="minorHAnsi"/>
+          <w:sz w:val="24"/>
+          <w:szCs w:val="24"/>
+          <w:lang w:val="en-US"/>
+        </w:rPr>
+        <w:tab/>
+        <w:t>X</w:t>
+      </w:r>
+    </w:p>
+    <w:p>
+      <w:pPr>
+        <w:spacing w:after="0"/>
+        <w:ind w:left="720"/>
+        <w:jc w:val="both"/>
+        <w:rPr>
+          <w:rFonts w:cstheme="minorHAnsi"/>
+          <w:sz w:val="24"/>
+          <w:szCs w:val="24"/>
+          <w:lang w:val="en-US"/>
+        </w:rPr>
+      </w:pPr>
+      <w:r>
+        <w:rPr>
+          <w:rFonts w:cstheme="minorHAnsi"/>
+          <w:sz w:val="24"/>
+          <w:szCs w:val="24"/>
+          <w:lang w:val="en-US"/>
+        </w:rPr>
+        <w:t xml:space="preserve">               </w:t>
+      </w:r>
+      <w:r>
+        <w:rPr>
+          <w:rFonts w:cstheme="minorHAnsi"/>
+          <w:sz w:val="24"/>
+          <w:szCs w:val="24"/>
+          <w:lang w:val="en-US"/>
+        </w:rPr>
+        <w:tab/>
+      </w:r>
+      <w:r>
+        <w:rPr>
+          <w:rFonts w:cstheme="minorHAnsi"/>
+          <w:sz w:val="24"/>
+          <w:szCs w:val="24"/>
+          <w:lang w:val="en-US"/>
+        </w:rPr>
+        <w:tab/>
+      </w:r>
+      <w:r>
+        <w:rPr>
+          <w:rFonts w:cstheme="minorHAnsi"/>
+          <w:sz w:val="24"/>
+          <w:szCs w:val="24"/>
+          <w:lang w:val="en-US"/>
+        </w:rPr>
+        <w:tab/>
+        <w:t>PICIN='9(1)'</w:t>
+      </w:r>
+    </w:p>
+    <w:p>
+      <w:pPr>
+        <w:spacing w:after="0"/>
+        <w:ind w:left="720"/>
+        <w:jc w:val="both"/>
+        <w:rPr>
+          <w:rFonts w:cstheme="minorHAnsi"/>
+          <w:sz w:val="24"/>
+          <w:szCs w:val="24"/>
+          <w:lang w:val="en-US"/>
+        </w:rPr>
+      </w:pPr>
+      <w:r>
+        <w:rPr>
+          <w:rFonts w:cstheme="minorHAnsi"/>
+          <w:sz w:val="24"/>
+          <w:szCs w:val="24"/>
+          <w:lang w:val="en-US"/>
+        </w:rPr>
+        <w:t xml:space="preserve">        </w:t>
+      </w:r>
+      <w:r>
+        <w:rPr>
+          <w:rFonts w:cstheme="minorHAnsi"/>
+          <w:sz w:val="24"/>
+          <w:szCs w:val="24"/>
+          <w:lang w:val="en-US"/>
+        </w:rPr>
+        <w:tab/>
+      </w:r>
+      <w:r>
+        <w:rPr>
+          <w:rFonts w:cstheme="minorHAnsi"/>
+          <w:sz w:val="24"/>
+          <w:szCs w:val="24"/>
+          <w:lang w:val="en-US"/>
+        </w:rPr>
+        <w:tab/>
+        <w:t xml:space="preserve">DFHMDF POS=(04,26),INITIAL='1.ADDITION',LENGTH=10,ATTRB=ASKIP, </w:t>
+      </w:r>
+      <w:r>
+        <w:rPr>
+          <w:rFonts w:cstheme="minorHAnsi"/>
+          <w:sz w:val="24"/>
+          <w:szCs w:val="24"/>
+          <w:lang w:val="en-US"/>
+        </w:rPr>
+        <w:tab/>
+      </w:r>
+      <w:r>
+        <w:rPr>
+          <w:rFonts w:cstheme="minorHAnsi"/>
+          <w:sz w:val="24"/>
+          <w:szCs w:val="24"/>
+          <w:lang w:val="en-US"/>
+        </w:rPr>
+        <w:tab/>
+        <w:t>X</w:t>
+      </w:r>
+    </w:p>
+    <w:p>
+      <w:pPr>
+        <w:spacing w:after="0"/>
+        <w:ind w:left="720"/>
+        <w:jc w:val="both"/>
+        <w:rPr>
+          <w:rFonts w:cstheme="minorHAnsi"/>
+          <w:sz w:val="24"/>
+          <w:szCs w:val="24"/>
+          <w:lang w:val="en-US"/>
+        </w:rPr>
+      </w:pPr>
+      <w:r>
+        <w:rPr>
+          <w:rFonts w:cstheme="minorHAnsi"/>
+          <w:sz w:val="24"/>
+          <w:szCs w:val="24"/>
+          <w:lang w:val="en-US"/>
+        </w:rPr>
+        <w:t xml:space="preserve">               </w:t>
+      </w:r>
+      <w:r>
+        <w:rPr>
+          <w:rFonts w:cstheme="minorHAnsi"/>
+          <w:sz w:val="24"/>
+          <w:szCs w:val="24"/>
+          <w:lang w:val="en-US"/>
+        </w:rPr>
+        <w:tab/>
+      </w:r>
+      <w:r>
+        <w:rPr>
+          <w:rFonts w:cstheme="minorHAnsi"/>
+          <w:sz w:val="24"/>
+          <w:szCs w:val="24"/>
+          <w:lang w:val="en-US"/>
+        </w:rPr>
+        <w:tab/>
+        <w:t>COLOR=RED</w:t>
+      </w:r>
+    </w:p>
+    <w:p>
+      <w:pPr>
+        <w:spacing w:after="0"/>
+        <w:ind w:left="720"/>
+        <w:jc w:val="both"/>
+        <w:rPr>
+          <w:rFonts w:cstheme="minorHAnsi"/>
+          <w:sz w:val="24"/>
+          <w:szCs w:val="24"/>
+          <w:lang w:val="en-US"/>
+        </w:rPr>
+      </w:pPr>
+      <w:r>
+        <w:rPr>
+          <w:rFonts w:cstheme="minorHAnsi"/>
+          <w:sz w:val="24"/>
+          <w:szCs w:val="24"/>
+          <w:lang w:val="en-US"/>
+        </w:rPr>
+        <w:t xml:space="preserve">        </w:t>
+      </w:r>
+      <w:r>
+        <w:rPr>
+          <w:rFonts w:cstheme="minorHAnsi"/>
+          <w:sz w:val="24"/>
+          <w:szCs w:val="24"/>
+          <w:lang w:val="en-US"/>
+        </w:rPr>
+        <w:tab/>
+      </w:r>
+      <w:r>
+        <w:rPr>
+          <w:rFonts w:cstheme="minorHAnsi"/>
+          <w:sz w:val="24"/>
+          <w:szCs w:val="24"/>
+          <w:lang w:val="en-US"/>
+        </w:rPr>
+        <w:tab/>
+        <w:t xml:space="preserve">DFHMDF POS=(05,26),INITIAL='2.SUBRACTION',LENGTH=12,           </w:t>
+      </w:r>
+      <w:r>
+        <w:rPr>
+          <w:rFonts w:cstheme="minorHAnsi"/>
+          <w:sz w:val="24"/>
+          <w:szCs w:val="24"/>
+          <w:lang w:val="en-US"/>
+        </w:rPr>
+        <w:tab/>
+      </w:r>
+      <w:r>
+        <w:rPr>
+          <w:rFonts w:cstheme="minorHAnsi"/>
+          <w:sz w:val="24"/>
+          <w:szCs w:val="24"/>
+          <w:lang w:val="en-US"/>
+        </w:rPr>
+        <w:tab/>
+      </w:r>
+      <w:r>
+        <w:rPr>
+          <w:rFonts w:cstheme="minorHAnsi"/>
+          <w:sz w:val="24"/>
+          <w:szCs w:val="24"/>
+          <w:lang w:val="en-US"/>
+        </w:rPr>
+        <w:tab/>
+        <w:t>X</w:t>
+      </w:r>
+    </w:p>
+    <w:p>
+      <w:pPr>
+        <w:spacing w:after="0"/>
+        <w:ind w:left="720"/>
+        <w:jc w:val="both"/>
+        <w:rPr>
+          <w:rFonts w:cstheme="minorHAnsi"/>
+          <w:sz w:val="24"/>
+          <w:szCs w:val="24"/>
+          <w:lang w:val="en-US"/>
+        </w:rPr>
+      </w:pPr>
       <w:r>
         <w:rPr>
           <w:rFonts w:cstheme="minorHAnsi"/>
@@ -33951,6 +31615,48 @@
           <w:lang w:val="en-US"/>
         </w:rPr>
         <w:tab/>
+        <w:t>COLOR=YELLOW,ATTRB=ASKIP</w:t>
+      </w:r>
+    </w:p>
+    <w:p>
+      <w:pPr>
+        <w:spacing w:after="0"/>
+        <w:ind w:left="720"/>
+        <w:jc w:val="both"/>
+        <w:rPr>
+          <w:rFonts w:cstheme="minorHAnsi"/>
+          <w:sz w:val="24"/>
+          <w:szCs w:val="24"/>
+          <w:lang w:val="en-US"/>
+        </w:rPr>
+      </w:pPr>
+      <w:r>
+        <w:rPr>
+          <w:rFonts w:cstheme="minorHAnsi"/>
+          <w:sz w:val="24"/>
+          <w:szCs w:val="24"/>
+          <w:lang w:val="en-US"/>
+        </w:rPr>
+        <w:t xml:space="preserve">        </w:t>
+      </w:r>
+      <w:r>
+        <w:rPr>
+          <w:rFonts w:cstheme="minorHAnsi"/>
+          <w:sz w:val="24"/>
+          <w:szCs w:val="24"/>
+          <w:lang w:val="en-US"/>
+        </w:rPr>
+        <w:tab/>
+      </w:r>
+      <w:r>
+        <w:rPr>
+          <w:rFonts w:cstheme="minorHAnsi"/>
+          <w:sz w:val="24"/>
+          <w:szCs w:val="24"/>
+          <w:lang w:val="en-US"/>
+        </w:rPr>
+        <w:tab/>
+        <w:t xml:space="preserve">DFHMDF POS=(06,26),INITIAL='3.MULTIPY',LENGTH=12,ATTRB=ASKIP,  </w:t>
       </w:r>
       <w:r>
         <w:rPr>
@@ -34001,54 +31707,57 @@
           <w:lang w:val="en-US"/>
         </w:rPr>
         <w:tab/>
-        <w:t>MAPATTS=(</w:t>
-      </w:r>
-      <w:proofErr w:type="gramStart"/>
-      <w:r>
-        <w:rPr>
-          <w:rFonts w:cstheme="minorHAnsi"/>
-          <w:sz w:val="24"/>
-          <w:szCs w:val="24"/>
-          <w:lang w:val="en-US"/>
-        </w:rPr>
-        <w:t xml:space="preserve">COLOR,HILIGHT),   </w:t>
-      </w:r>
-      <w:proofErr w:type="gramEnd"/>
-      <w:r>
-        <w:rPr>
-          <w:rFonts w:cstheme="minorHAnsi"/>
-          <w:sz w:val="24"/>
-          <w:szCs w:val="24"/>
-          <w:lang w:val="en-US"/>
-        </w:rPr>
-        <w:t xml:space="preserve">                             </w:t>
-      </w:r>
-      <w:r>
-        <w:rPr>
-          <w:rFonts w:cstheme="minorHAnsi"/>
-          <w:sz w:val="24"/>
-          <w:szCs w:val="24"/>
-          <w:lang w:val="en-US"/>
-        </w:rPr>
-        <w:tab/>
-      </w:r>
-      <w:r>
-        <w:rPr>
-          <w:rFonts w:cstheme="minorHAnsi"/>
-          <w:sz w:val="24"/>
-          <w:szCs w:val="24"/>
-          <w:lang w:val="en-US"/>
-        </w:rPr>
-        <w:tab/>
-      </w:r>
-      <w:r>
-        <w:rPr>
-          <w:rFonts w:cstheme="minorHAnsi"/>
-          <w:sz w:val="24"/>
-          <w:szCs w:val="24"/>
-          <w:lang w:val="en-US"/>
-        </w:rPr>
-        <w:tab/>
+      </w:r>
+      <w:r>
+        <w:rPr>
+          <w:rFonts w:cstheme="minorHAnsi"/>
+          <w:sz w:val="24"/>
+          <w:szCs w:val="24"/>
+          <w:lang w:val="en-US"/>
+        </w:rPr>
+        <w:tab/>
+        <w:t>COLOR=GREEN</w:t>
+      </w:r>
+    </w:p>
+    <w:p>
+      <w:pPr>
+        <w:spacing w:after="0"/>
+        <w:ind w:left="720"/>
+        <w:jc w:val="both"/>
+        <w:rPr>
+          <w:rFonts w:cstheme="minorHAnsi"/>
+          <w:sz w:val="24"/>
+          <w:szCs w:val="24"/>
+          <w:lang w:val="en-US"/>
+        </w:rPr>
+      </w:pPr>
+      <w:r>
+        <w:rPr>
+          <w:rFonts w:cstheme="minorHAnsi"/>
+          <w:sz w:val="24"/>
+          <w:szCs w:val="24"/>
+          <w:lang w:val="en-US"/>
+        </w:rPr>
+        <w:t xml:space="preserve">        </w:t>
+      </w:r>
+      <w:r>
+        <w:rPr>
+          <w:rFonts w:cstheme="minorHAnsi"/>
+          <w:sz w:val="24"/>
+          <w:szCs w:val="24"/>
+          <w:lang w:val="en-US"/>
+        </w:rPr>
+        <w:tab/>
+      </w:r>
+      <w:r>
+        <w:rPr>
+          <w:rFonts w:cstheme="minorHAnsi"/>
+          <w:sz w:val="24"/>
+          <w:szCs w:val="24"/>
+          <w:lang w:val="en-US"/>
+        </w:rPr>
+        <w:tab/>
+        <w:t xml:space="preserve">DFHMDF POS=(07,26),INITIAL='4.DIVISION',LENGTH=12,ATTRB=ASKIP, </w:t>
       </w:r>
       <w:r>
         <w:rPr>
@@ -34099,27 +31808,16 @@
           <w:lang w:val="en-US"/>
         </w:rPr>
         <w:tab/>
-        <w:t>DSATTS=(</w:t>
-      </w:r>
-      <w:proofErr w:type="gramStart"/>
-      <w:r>
-        <w:rPr>
-          <w:rFonts w:cstheme="minorHAnsi"/>
-          <w:sz w:val="24"/>
-          <w:szCs w:val="24"/>
-          <w:lang w:val="en-US"/>
-        </w:rPr>
-        <w:t>COLOR,HILIGHT</w:t>
-      </w:r>
-      <w:proofErr w:type="gramEnd"/>
-      <w:r>
-        <w:rPr>
-          <w:rFonts w:cstheme="minorHAnsi"/>
-          <w:sz w:val="24"/>
-          <w:szCs w:val="24"/>
-          <w:lang w:val="en-US"/>
-        </w:rPr>
-        <w:t>)</w:t>
+      </w:r>
+      <w:r>
+        <w:rPr>
+          <w:rFonts w:cstheme="minorHAnsi"/>
+          <w:sz w:val="24"/>
+          <w:szCs w:val="24"/>
+          <w:lang w:val="en-US"/>
+        </w:rPr>
+        <w:tab/>
+        <w:t>COLOR=BLUE</w:t>
       </w:r>
     </w:p>
     <w:p>
@@ -34134,6 +31832,71 @@
           <w:lang w:val="en-US"/>
         </w:rPr>
       </w:pPr>
+      <w:r>
+        <w:rPr>
+          <w:rFonts w:cstheme="minorHAnsi"/>
+          <w:sz w:val="24"/>
+          <w:szCs w:val="24"/>
+          <w:lang w:val="en-US"/>
+        </w:rPr>
+        <w:t xml:space="preserve">DUMMY   </w:t>
+      </w:r>
+      <w:r>
+        <w:rPr>
+          <w:rFonts w:cstheme="minorHAnsi"/>
+          <w:sz w:val="24"/>
+          <w:szCs w:val="24"/>
+          <w:lang w:val="en-US"/>
+        </w:rPr>
+        <w:tab/>
+        <w:t xml:space="preserve">DFHMDF POS=(24,79),                                            </w:t>
+      </w:r>
+      <w:r>
+        <w:rPr>
+          <w:rFonts w:cstheme="minorHAnsi"/>
+          <w:sz w:val="24"/>
+          <w:szCs w:val="24"/>
+          <w:lang w:val="en-US"/>
+        </w:rPr>
+        <w:tab/>
+      </w:r>
+      <w:r>
+        <w:rPr>
+          <w:rFonts w:cstheme="minorHAnsi"/>
+          <w:sz w:val="24"/>
+          <w:szCs w:val="24"/>
+          <w:lang w:val="en-US"/>
+        </w:rPr>
+        <w:tab/>
+      </w:r>
+      <w:r>
+        <w:rPr>
+          <w:rFonts w:cstheme="minorHAnsi"/>
+          <w:sz w:val="24"/>
+          <w:szCs w:val="24"/>
+          <w:lang w:val="en-US"/>
+        </w:rPr>
+        <w:tab/>
+      </w:r>
+      <w:r>
+        <w:rPr>
+          <w:rFonts w:cstheme="minorHAnsi"/>
+          <w:sz w:val="24"/>
+          <w:szCs w:val="24"/>
+          <w:lang w:val="en-US"/>
+        </w:rPr>
+        <w:tab/>
+      </w:r>
+      <w:r>
+        <w:rPr>
+          <w:rFonts w:cstheme="minorHAnsi"/>
+          <w:sz w:val="24"/>
+          <w:szCs w:val="24"/>
+          <w:lang w:val="en-US"/>
+        </w:rPr>
+        <w:tab/>
+        <w:t>X</w:t>
+      </w:r>
     </w:p>
     <w:p>
       <w:pPr>
@@ -34154,97 +31917,81 @@
           <w:szCs w:val="24"/>
           <w:lang w:val="en-US"/>
         </w:rPr>
-        <w:t xml:space="preserve">MENUMAP </w:t>
-      </w:r>
-      <w:r>
-        <w:rPr>
-          <w:rFonts w:cstheme="minorHAnsi"/>
-          <w:sz w:val="24"/>
-          <w:szCs w:val="24"/>
-          <w:lang w:val="en-US"/>
-        </w:rPr>
-        <w:tab/>
-        <w:t>DFHMDI SIZE</w:t>
-      </w:r>
-      <w:proofErr w:type="gramStart"/>
-      <w:r>
-        <w:rPr>
-          <w:rFonts w:cstheme="minorHAnsi"/>
-          <w:sz w:val="24"/>
-          <w:szCs w:val="24"/>
-          <w:lang w:val="en-US"/>
-        </w:rPr>
-        <w:t>=(</w:t>
-      </w:r>
-      <w:proofErr w:type="gramEnd"/>
-      <w:r>
-        <w:rPr>
-          <w:rFonts w:cstheme="minorHAnsi"/>
-          <w:sz w:val="24"/>
-          <w:szCs w:val="24"/>
-          <w:lang w:val="en-US"/>
-        </w:rPr>
-        <w:t>24,80</w:t>
-      </w:r>
-      <w:proofErr w:type="gramStart"/>
-      <w:r>
-        <w:rPr>
-          <w:rFonts w:cstheme="minorHAnsi"/>
-          <w:sz w:val="24"/>
-          <w:szCs w:val="24"/>
-          <w:lang w:val="en-US"/>
-        </w:rPr>
-        <w:t>),LINE</w:t>
-      </w:r>
-      <w:proofErr w:type="gramEnd"/>
-      <w:r>
-        <w:rPr>
-          <w:rFonts w:cstheme="minorHAnsi"/>
-          <w:sz w:val="24"/>
-          <w:szCs w:val="24"/>
-          <w:lang w:val="en-US"/>
-        </w:rPr>
-        <w:t>=</w:t>
-      </w:r>
-      <w:proofErr w:type="gramStart"/>
-      <w:r>
-        <w:rPr>
-          <w:rFonts w:cstheme="minorHAnsi"/>
-          <w:sz w:val="24"/>
-          <w:szCs w:val="24"/>
-          <w:lang w:val="en-US"/>
-        </w:rPr>
-        <w:t>1,COLUMN</w:t>
-      </w:r>
-      <w:proofErr w:type="gramEnd"/>
-      <w:r>
-        <w:rPr>
-          <w:rFonts w:cstheme="minorHAnsi"/>
-          <w:sz w:val="24"/>
-          <w:szCs w:val="24"/>
-          <w:lang w:val="en-US"/>
-        </w:rPr>
-        <w:t>=</w:t>
-      </w:r>
-      <w:proofErr w:type="gramStart"/>
-      <w:r>
-        <w:rPr>
-          <w:rFonts w:cstheme="minorHAnsi"/>
-          <w:sz w:val="24"/>
-          <w:szCs w:val="24"/>
-          <w:lang w:val="en-US"/>
-        </w:rPr>
-        <w:t>1,JUSTIFY</w:t>
-      </w:r>
-      <w:proofErr w:type="gramEnd"/>
-      <w:r>
-        <w:rPr>
-          <w:rFonts w:cstheme="minorHAnsi"/>
-          <w:sz w:val="24"/>
-          <w:szCs w:val="24"/>
-          <w:lang w:val="en-US"/>
-        </w:rPr>
-        <w:t>=LEFT</w:t>
+        <w:t xml:space="preserve">               </w:t>
+      </w:r>
+      <w:r>
+        <w:rPr>
+          <w:rFonts w:cstheme="minorHAnsi"/>
+          <w:sz w:val="24"/>
+          <w:szCs w:val="24"/>
+          <w:lang w:val="en-US"/>
+        </w:rPr>
+        <w:tab/>
+      </w:r>
+      <w:r>
+        <w:rPr>
+          <w:rFonts w:cstheme="minorHAnsi"/>
+          <w:sz w:val="24"/>
+          <w:szCs w:val="24"/>
+          <w:lang w:val="en-US"/>
+        </w:rPr>
+        <w:tab/>
+        <w:t xml:space="preserve">LENGTH=1,                                              </w:t>
+      </w:r>
+      <w:r>
+        <w:rPr>
+          <w:rFonts w:cstheme="minorHAnsi"/>
+          <w:sz w:val="24"/>
+          <w:szCs w:val="24"/>
+          <w:lang w:val="en-US"/>
+        </w:rPr>
+        <w:tab/>
+      </w:r>
+      <w:r>
+        <w:rPr>
+          <w:rFonts w:cstheme="minorHAnsi"/>
+          <w:sz w:val="24"/>
+          <w:szCs w:val="24"/>
+          <w:lang w:val="en-US"/>
+        </w:rPr>
+        <w:tab/>
+      </w:r>
+      <w:r>
+        <w:rPr>
+          <w:rFonts w:cstheme="minorHAnsi"/>
+          <w:sz w:val="24"/>
+          <w:szCs w:val="24"/>
+          <w:lang w:val="en-US"/>
+        </w:rPr>
+        <w:tab/>
+      </w:r>
+      <w:r>
+        <w:rPr>
+          <w:rFonts w:cstheme="minorHAnsi"/>
+          <w:sz w:val="24"/>
+          <w:szCs w:val="24"/>
+          <w:lang w:val="en-US"/>
+        </w:rPr>
+        <w:tab/>
+      </w:r>
+      <w:r>
+        <w:rPr>
+          <w:rFonts w:cstheme="minorHAnsi"/>
+          <w:sz w:val="24"/>
+          <w:szCs w:val="24"/>
+          <w:lang w:val="en-US"/>
+        </w:rPr>
+        <w:tab/>
+      </w:r>
+      <w:r>
+        <w:rPr>
+          <w:rFonts w:cstheme="minorHAnsi"/>
+          <w:sz w:val="24"/>
+          <w:szCs w:val="24"/>
+          <w:lang w:val="en-US"/>
+        </w:rPr>
+        <w:tab/>
+        <w:t>X</w:t>
       </w:r>
     </w:p>
     <w:p>
@@ -34266,135 +32013,6 @@
           <w:szCs w:val="24"/>
           <w:lang w:val="en-US"/>
         </w:rPr>
-        <w:t xml:space="preserve">        </w:t>
-      </w:r>
-      <w:r>
-        <w:rPr>
-          <w:rFonts w:cstheme="minorHAnsi"/>
-          <w:sz w:val="24"/>
-          <w:szCs w:val="24"/>
-          <w:lang w:val="en-US"/>
-        </w:rPr>
-        <w:tab/>
-      </w:r>
-      <w:r>
-        <w:rPr>
-          <w:rFonts w:cstheme="minorHAnsi"/>
-          <w:sz w:val="24"/>
-          <w:szCs w:val="24"/>
-          <w:lang w:val="en-US"/>
-        </w:rPr>
-        <w:tab/>
-        <w:t>DFHMDF POS</w:t>
-      </w:r>
-      <w:proofErr w:type="gramStart"/>
-      <w:r>
-        <w:rPr>
-          <w:rFonts w:cstheme="minorHAnsi"/>
-          <w:sz w:val="24"/>
-          <w:szCs w:val="24"/>
-          <w:lang w:val="en-US"/>
-        </w:rPr>
-        <w:t>=(</w:t>
-      </w:r>
-      <w:proofErr w:type="gramEnd"/>
-      <w:r>
-        <w:rPr>
-          <w:rFonts w:cstheme="minorHAnsi"/>
-          <w:sz w:val="24"/>
-          <w:szCs w:val="24"/>
-          <w:lang w:val="en-US"/>
-        </w:rPr>
-        <w:t>04,04</w:t>
-      </w:r>
-      <w:proofErr w:type="gramStart"/>
-      <w:r>
-        <w:rPr>
-          <w:rFonts w:cstheme="minorHAnsi"/>
-          <w:sz w:val="24"/>
-          <w:szCs w:val="24"/>
-          <w:lang w:val="en-US"/>
-        </w:rPr>
-        <w:t>),INITIAL</w:t>
-      </w:r>
-      <w:proofErr w:type="gramEnd"/>
-      <w:r>
-        <w:rPr>
-          <w:rFonts w:cstheme="minorHAnsi"/>
-          <w:sz w:val="24"/>
-          <w:szCs w:val="24"/>
-          <w:lang w:val="en-US"/>
-        </w:rPr>
-        <w:t xml:space="preserve">='CHOOSE UR </w:t>
-      </w:r>
-      <w:proofErr w:type="gramStart"/>
-      <w:r>
-        <w:rPr>
-          <w:rFonts w:cstheme="minorHAnsi"/>
-          <w:sz w:val="24"/>
-          <w:szCs w:val="24"/>
-          <w:lang w:val="en-US"/>
-        </w:rPr>
-        <w:t xml:space="preserve">OPTION..',   </w:t>
-      </w:r>
-      <w:proofErr w:type="gramEnd"/>
-      <w:r>
-        <w:rPr>
-          <w:rFonts w:cstheme="minorHAnsi"/>
-          <w:sz w:val="24"/>
-          <w:szCs w:val="24"/>
-          <w:lang w:val="en-US"/>
-        </w:rPr>
-        <w:t xml:space="preserve">            </w:t>
-      </w:r>
-      <w:r>
-        <w:rPr>
-          <w:rFonts w:cstheme="minorHAnsi"/>
-          <w:sz w:val="24"/>
-          <w:szCs w:val="24"/>
-          <w:lang w:val="en-US"/>
-        </w:rPr>
-        <w:tab/>
-      </w:r>
-      <w:r>
-        <w:rPr>
-          <w:rFonts w:cstheme="minorHAnsi"/>
-          <w:sz w:val="24"/>
-          <w:szCs w:val="24"/>
-          <w:lang w:val="en-US"/>
-        </w:rPr>
-        <w:tab/>
-      </w:r>
-      <w:r>
-        <w:rPr>
-          <w:rFonts w:cstheme="minorHAnsi"/>
-          <w:sz w:val="24"/>
-          <w:szCs w:val="24"/>
-          <w:lang w:val="en-US"/>
-        </w:rPr>
-        <w:tab/>
-        <w:t>X</w:t>
-      </w:r>
-    </w:p>
-    <w:p>
-      <w:pPr>
-        <w:spacing w:after="0"/>
-        <w:ind w:left="720"/>
-        <w:jc w:val="both"/>
-        <w:rPr>
-          <w:rFonts w:cstheme="minorHAnsi"/>
-          <w:sz w:val="24"/>
-          <w:szCs w:val="24"/>
-          <w:lang w:val="en-US"/>
-        </w:rPr>
-      </w:pPr>
-      <w:r>
-        <w:rPr>
-          <w:rFonts w:cstheme="minorHAnsi"/>
-          <w:sz w:val="24"/>
-          <w:szCs w:val="24"/>
-          <w:lang w:val="en-US"/>
-        </w:rPr>
         <w:t xml:space="preserve">               </w:t>
       </w:r>
       <w:r>
@@ -34414,1286 +32032,7 @@
           <w:lang w:val="en-US"/>
         </w:rPr>
         <w:tab/>
-      </w:r>
-      <w:r>
-        <w:rPr>
-          <w:rFonts w:cstheme="minorHAnsi"/>
-          <w:sz w:val="24"/>
-          <w:szCs w:val="24"/>
-          <w:lang w:val="en-US"/>
-        </w:rPr>
-        <w:tab/>
-        <w:t>LENGTH=</w:t>
-      </w:r>
-      <w:proofErr w:type="gramStart"/>
-      <w:r>
-        <w:rPr>
-          <w:rFonts w:cstheme="minorHAnsi"/>
-          <w:sz w:val="24"/>
-          <w:szCs w:val="24"/>
-          <w:lang w:val="en-US"/>
-        </w:rPr>
-        <w:t>19,ATTRB</w:t>
-      </w:r>
-      <w:proofErr w:type="gramEnd"/>
-      <w:r>
-        <w:rPr>
-          <w:rFonts w:cstheme="minorHAnsi"/>
-          <w:sz w:val="24"/>
-          <w:szCs w:val="24"/>
-          <w:lang w:val="en-US"/>
-        </w:rPr>
-        <w:t>=(ASKIP)</w:t>
-      </w:r>
-    </w:p>
-    <w:p>
-      <w:pPr>
-        <w:spacing w:after="0"/>
-        <w:ind w:left="720"/>
-        <w:jc w:val="both"/>
-        <w:rPr>
-          <w:rFonts w:cstheme="minorHAnsi"/>
-          <w:sz w:val="24"/>
-          <w:szCs w:val="24"/>
-          <w:lang w:val="en-US"/>
-        </w:rPr>
-      </w:pPr>
-      <w:proofErr w:type="gramStart"/>
-      <w:r>
-        <w:rPr>
-          <w:rFonts w:cstheme="minorHAnsi"/>
-          <w:sz w:val="24"/>
-          <w:szCs w:val="24"/>
-          <w:lang w:val="en-US"/>
-        </w:rPr>
-        <w:t xml:space="preserve">CHOICE  </w:t>
-      </w:r>
-      <w:r>
-        <w:rPr>
-          <w:rFonts w:cstheme="minorHAnsi"/>
-          <w:sz w:val="24"/>
-          <w:szCs w:val="24"/>
-          <w:lang w:val="en-US"/>
-        </w:rPr>
-        <w:tab/>
-      </w:r>
-      <w:proofErr w:type="gramEnd"/>
-      <w:r>
-        <w:rPr>
-          <w:rFonts w:cstheme="minorHAnsi"/>
-          <w:sz w:val="24"/>
-          <w:szCs w:val="24"/>
-          <w:lang w:val="en-US"/>
-        </w:rPr>
-        <w:t>DFHMDF POS=(04,24</w:t>
-      </w:r>
-      <w:proofErr w:type="gramStart"/>
-      <w:r>
-        <w:rPr>
-          <w:rFonts w:cstheme="minorHAnsi"/>
-          <w:sz w:val="24"/>
-          <w:szCs w:val="24"/>
-          <w:lang w:val="en-US"/>
-        </w:rPr>
-        <w:t>),INITIAL</w:t>
-      </w:r>
-      <w:proofErr w:type="gramEnd"/>
-      <w:r>
-        <w:rPr>
-          <w:rFonts w:cstheme="minorHAnsi"/>
-          <w:sz w:val="24"/>
-          <w:szCs w:val="24"/>
-          <w:lang w:val="en-US"/>
-        </w:rPr>
-        <w:t>='_</w:t>
-      </w:r>
-      <w:proofErr w:type="gramStart"/>
-      <w:r>
-        <w:rPr>
-          <w:rFonts w:cstheme="minorHAnsi"/>
-          <w:sz w:val="24"/>
-          <w:szCs w:val="24"/>
-          <w:lang w:val="en-US"/>
-        </w:rPr>
-        <w:t>',LENGTH</w:t>
-      </w:r>
-      <w:proofErr w:type="gramEnd"/>
-      <w:r>
-        <w:rPr>
-          <w:rFonts w:cstheme="minorHAnsi"/>
-          <w:sz w:val="24"/>
-          <w:szCs w:val="24"/>
-          <w:lang w:val="en-US"/>
-        </w:rPr>
-        <w:t>=</w:t>
-      </w:r>
-      <w:proofErr w:type="gramStart"/>
-      <w:r>
-        <w:rPr>
-          <w:rFonts w:cstheme="minorHAnsi"/>
-          <w:sz w:val="24"/>
-          <w:szCs w:val="24"/>
-          <w:lang w:val="en-US"/>
-        </w:rPr>
-        <w:t>1,ATTRB</w:t>
-      </w:r>
-      <w:proofErr w:type="gramEnd"/>
-      <w:r>
-        <w:rPr>
-          <w:rFonts w:cstheme="minorHAnsi"/>
-          <w:sz w:val="24"/>
-          <w:szCs w:val="24"/>
-          <w:lang w:val="en-US"/>
-        </w:rPr>
-        <w:t>=(</w:t>
-      </w:r>
-      <w:proofErr w:type="gramStart"/>
-      <w:r>
-        <w:rPr>
-          <w:rFonts w:cstheme="minorHAnsi"/>
-          <w:sz w:val="24"/>
-          <w:szCs w:val="24"/>
-          <w:lang w:val="en-US"/>
-        </w:rPr>
-        <w:t>UNPROT,NUM</w:t>
-      </w:r>
-      <w:proofErr w:type="gramEnd"/>
-      <w:r>
-        <w:rPr>
-          <w:rFonts w:cstheme="minorHAnsi"/>
-          <w:sz w:val="24"/>
-          <w:szCs w:val="24"/>
-          <w:lang w:val="en-US"/>
-        </w:rPr>
-        <w:t xml:space="preserve">,IC), </w:t>
-      </w:r>
-      <w:r>
-        <w:rPr>
-          <w:rFonts w:cstheme="minorHAnsi"/>
-          <w:sz w:val="24"/>
-          <w:szCs w:val="24"/>
-          <w:lang w:val="en-US"/>
-        </w:rPr>
-        <w:tab/>
-      </w:r>
-      <w:r>
-        <w:rPr>
-          <w:rFonts w:cstheme="minorHAnsi"/>
-          <w:sz w:val="24"/>
-          <w:szCs w:val="24"/>
-          <w:lang w:val="en-US"/>
-        </w:rPr>
-        <w:tab/>
-        <w:t>X</w:t>
-      </w:r>
-    </w:p>
-    <w:p>
-      <w:pPr>
-        <w:spacing w:after="0"/>
-        <w:ind w:left="720"/>
-        <w:jc w:val="both"/>
-        <w:rPr>
-          <w:rFonts w:cstheme="minorHAnsi"/>
-          <w:sz w:val="24"/>
-          <w:szCs w:val="24"/>
-          <w:lang w:val="en-US"/>
-        </w:rPr>
-      </w:pPr>
-      <w:r>
-        <w:rPr>
-          <w:rFonts w:cstheme="minorHAnsi"/>
-          <w:sz w:val="24"/>
-          <w:szCs w:val="24"/>
-          <w:lang w:val="en-US"/>
-        </w:rPr>
-        <w:t xml:space="preserve">               </w:t>
-      </w:r>
-      <w:r>
-        <w:rPr>
-          <w:rFonts w:cstheme="minorHAnsi"/>
-          <w:sz w:val="24"/>
-          <w:szCs w:val="24"/>
-          <w:lang w:val="en-US"/>
-        </w:rPr>
-        <w:tab/>
-      </w:r>
-      <w:r>
-        <w:rPr>
-          <w:rFonts w:cstheme="minorHAnsi"/>
-          <w:sz w:val="24"/>
-          <w:szCs w:val="24"/>
-          <w:lang w:val="en-US"/>
-        </w:rPr>
-        <w:tab/>
-      </w:r>
-      <w:r>
-        <w:rPr>
-          <w:rFonts w:cstheme="minorHAnsi"/>
-          <w:sz w:val="24"/>
-          <w:szCs w:val="24"/>
-          <w:lang w:val="en-US"/>
-        </w:rPr>
-        <w:tab/>
-        <w:t>PICIN='9(1)'</w:t>
-      </w:r>
-    </w:p>
-    <w:p>
-      <w:pPr>
-        <w:spacing w:after="0"/>
-        <w:ind w:left="720"/>
-        <w:jc w:val="both"/>
-        <w:rPr>
-          <w:rFonts w:cstheme="minorHAnsi"/>
-          <w:sz w:val="24"/>
-          <w:szCs w:val="24"/>
-          <w:lang w:val="en-US"/>
-        </w:rPr>
-      </w:pPr>
-      <w:r>
-        <w:rPr>
-          <w:rFonts w:cstheme="minorHAnsi"/>
-          <w:sz w:val="24"/>
-          <w:szCs w:val="24"/>
-          <w:lang w:val="en-US"/>
-        </w:rPr>
-        <w:t xml:space="preserve">        </w:t>
-      </w:r>
-      <w:r>
-        <w:rPr>
-          <w:rFonts w:cstheme="minorHAnsi"/>
-          <w:sz w:val="24"/>
-          <w:szCs w:val="24"/>
-          <w:lang w:val="en-US"/>
-        </w:rPr>
-        <w:tab/>
-      </w:r>
-      <w:r>
-        <w:rPr>
-          <w:rFonts w:cstheme="minorHAnsi"/>
-          <w:sz w:val="24"/>
-          <w:szCs w:val="24"/>
-          <w:lang w:val="en-US"/>
-        </w:rPr>
-        <w:tab/>
-        <w:t>DFHMDF POS</w:t>
-      </w:r>
-      <w:proofErr w:type="gramStart"/>
-      <w:r>
-        <w:rPr>
-          <w:rFonts w:cstheme="minorHAnsi"/>
-          <w:sz w:val="24"/>
-          <w:szCs w:val="24"/>
-          <w:lang w:val="en-US"/>
-        </w:rPr>
-        <w:t>=(</w:t>
-      </w:r>
-      <w:proofErr w:type="gramEnd"/>
-      <w:r>
-        <w:rPr>
-          <w:rFonts w:cstheme="minorHAnsi"/>
-          <w:sz w:val="24"/>
-          <w:szCs w:val="24"/>
-          <w:lang w:val="en-US"/>
-        </w:rPr>
-        <w:t>04,26</w:t>
-      </w:r>
-      <w:proofErr w:type="gramStart"/>
-      <w:r>
-        <w:rPr>
-          <w:rFonts w:cstheme="minorHAnsi"/>
-          <w:sz w:val="24"/>
-          <w:szCs w:val="24"/>
-          <w:lang w:val="en-US"/>
-        </w:rPr>
-        <w:t>),INITIAL</w:t>
-      </w:r>
-      <w:proofErr w:type="gramEnd"/>
-      <w:r>
-        <w:rPr>
-          <w:rFonts w:cstheme="minorHAnsi"/>
-          <w:sz w:val="24"/>
-          <w:szCs w:val="24"/>
-          <w:lang w:val="en-US"/>
-        </w:rPr>
-        <w:t>='</w:t>
-      </w:r>
-      <w:proofErr w:type="gramStart"/>
-      <w:r>
-        <w:rPr>
-          <w:rFonts w:cstheme="minorHAnsi"/>
-          <w:sz w:val="24"/>
-          <w:szCs w:val="24"/>
-          <w:lang w:val="en-US"/>
-        </w:rPr>
-        <w:t>1.ADDITION',LENGTH</w:t>
-      </w:r>
-      <w:proofErr w:type="gramEnd"/>
-      <w:r>
-        <w:rPr>
-          <w:rFonts w:cstheme="minorHAnsi"/>
-          <w:sz w:val="24"/>
-          <w:szCs w:val="24"/>
-          <w:lang w:val="en-US"/>
-        </w:rPr>
-        <w:t>=</w:t>
-      </w:r>
-      <w:proofErr w:type="gramStart"/>
-      <w:r>
-        <w:rPr>
-          <w:rFonts w:cstheme="minorHAnsi"/>
-          <w:sz w:val="24"/>
-          <w:szCs w:val="24"/>
-          <w:lang w:val="en-US"/>
-        </w:rPr>
-        <w:t>10,ATTRB</w:t>
-      </w:r>
-      <w:proofErr w:type="gramEnd"/>
-      <w:r>
-        <w:rPr>
-          <w:rFonts w:cstheme="minorHAnsi"/>
-          <w:sz w:val="24"/>
-          <w:szCs w:val="24"/>
-          <w:lang w:val="en-US"/>
-        </w:rPr>
-        <w:t xml:space="preserve">=ASKIP, </w:t>
-      </w:r>
-      <w:r>
-        <w:rPr>
-          <w:rFonts w:cstheme="minorHAnsi"/>
-          <w:sz w:val="24"/>
-          <w:szCs w:val="24"/>
-          <w:lang w:val="en-US"/>
-        </w:rPr>
-        <w:tab/>
-      </w:r>
-      <w:r>
-        <w:rPr>
-          <w:rFonts w:cstheme="minorHAnsi"/>
-          <w:sz w:val="24"/>
-          <w:szCs w:val="24"/>
-          <w:lang w:val="en-US"/>
-        </w:rPr>
-        <w:tab/>
-        <w:t>X</w:t>
-      </w:r>
-    </w:p>
-    <w:p>
-      <w:pPr>
-        <w:spacing w:after="0"/>
-        <w:ind w:left="720"/>
-        <w:jc w:val="both"/>
-        <w:rPr>
-          <w:rFonts w:cstheme="minorHAnsi"/>
-          <w:sz w:val="24"/>
-          <w:szCs w:val="24"/>
-          <w:lang w:val="en-US"/>
-        </w:rPr>
-      </w:pPr>
-      <w:r>
-        <w:rPr>
-          <w:rFonts w:cstheme="minorHAnsi"/>
-          <w:sz w:val="24"/>
-          <w:szCs w:val="24"/>
-          <w:lang w:val="en-US"/>
-        </w:rPr>
-        <w:t xml:space="preserve">               </w:t>
-      </w:r>
-      <w:r>
-        <w:rPr>
-          <w:rFonts w:cstheme="minorHAnsi"/>
-          <w:sz w:val="24"/>
-          <w:szCs w:val="24"/>
-          <w:lang w:val="en-US"/>
-        </w:rPr>
-        <w:tab/>
-      </w:r>
-      <w:r>
-        <w:rPr>
-          <w:rFonts w:cstheme="minorHAnsi"/>
-          <w:sz w:val="24"/>
-          <w:szCs w:val="24"/>
-          <w:lang w:val="en-US"/>
-        </w:rPr>
-        <w:tab/>
-        <w:t>COLOR=RED</w:t>
-      </w:r>
-    </w:p>
-    <w:p>
-      <w:pPr>
-        <w:spacing w:after="0"/>
-        <w:ind w:left="720"/>
-        <w:jc w:val="both"/>
-        <w:rPr>
-          <w:rFonts w:cstheme="minorHAnsi"/>
-          <w:sz w:val="24"/>
-          <w:szCs w:val="24"/>
-          <w:lang w:val="en-US"/>
-        </w:rPr>
-      </w:pPr>
-      <w:r>
-        <w:rPr>
-          <w:rFonts w:cstheme="minorHAnsi"/>
-          <w:sz w:val="24"/>
-          <w:szCs w:val="24"/>
-          <w:lang w:val="en-US"/>
-        </w:rPr>
-        <w:t xml:space="preserve">        </w:t>
-      </w:r>
-      <w:r>
-        <w:rPr>
-          <w:rFonts w:cstheme="minorHAnsi"/>
-          <w:sz w:val="24"/>
-          <w:szCs w:val="24"/>
-          <w:lang w:val="en-US"/>
-        </w:rPr>
-        <w:tab/>
-      </w:r>
-      <w:r>
-        <w:rPr>
-          <w:rFonts w:cstheme="minorHAnsi"/>
-          <w:sz w:val="24"/>
-          <w:szCs w:val="24"/>
-          <w:lang w:val="en-US"/>
-        </w:rPr>
-        <w:tab/>
-        <w:t>DFHMDF POS</w:t>
-      </w:r>
-      <w:proofErr w:type="gramStart"/>
-      <w:r>
-        <w:rPr>
-          <w:rFonts w:cstheme="minorHAnsi"/>
-          <w:sz w:val="24"/>
-          <w:szCs w:val="24"/>
-          <w:lang w:val="en-US"/>
-        </w:rPr>
-        <w:t>=(</w:t>
-      </w:r>
-      <w:proofErr w:type="gramEnd"/>
-      <w:r>
-        <w:rPr>
-          <w:rFonts w:cstheme="minorHAnsi"/>
-          <w:sz w:val="24"/>
-          <w:szCs w:val="24"/>
-          <w:lang w:val="en-US"/>
-        </w:rPr>
-        <w:t>05,26</w:t>
-      </w:r>
-      <w:proofErr w:type="gramStart"/>
-      <w:r>
-        <w:rPr>
-          <w:rFonts w:cstheme="minorHAnsi"/>
-          <w:sz w:val="24"/>
-          <w:szCs w:val="24"/>
-          <w:lang w:val="en-US"/>
-        </w:rPr>
-        <w:t>),INITIAL</w:t>
-      </w:r>
-      <w:proofErr w:type="gramEnd"/>
-      <w:r>
-        <w:rPr>
-          <w:rFonts w:cstheme="minorHAnsi"/>
-          <w:sz w:val="24"/>
-          <w:szCs w:val="24"/>
-          <w:lang w:val="en-US"/>
-        </w:rPr>
-        <w:t>='</w:t>
-      </w:r>
-      <w:proofErr w:type="gramStart"/>
-      <w:r>
-        <w:rPr>
-          <w:rFonts w:cstheme="minorHAnsi"/>
-          <w:sz w:val="24"/>
-          <w:szCs w:val="24"/>
-          <w:lang w:val="en-US"/>
-        </w:rPr>
-        <w:t>2.SUBRACTION',LENGTH</w:t>
-      </w:r>
-      <w:proofErr w:type="gramEnd"/>
-      <w:r>
-        <w:rPr>
-          <w:rFonts w:cstheme="minorHAnsi"/>
-          <w:sz w:val="24"/>
-          <w:szCs w:val="24"/>
-          <w:lang w:val="en-US"/>
-        </w:rPr>
-        <w:t>=</w:t>
-      </w:r>
-      <w:proofErr w:type="gramStart"/>
-      <w:r>
-        <w:rPr>
-          <w:rFonts w:cstheme="minorHAnsi"/>
-          <w:sz w:val="24"/>
-          <w:szCs w:val="24"/>
-          <w:lang w:val="en-US"/>
-        </w:rPr>
-        <w:t xml:space="preserve">12,   </w:t>
-      </w:r>
-      <w:proofErr w:type="gramEnd"/>
-      <w:r>
-        <w:rPr>
-          <w:rFonts w:cstheme="minorHAnsi"/>
-          <w:sz w:val="24"/>
-          <w:szCs w:val="24"/>
-          <w:lang w:val="en-US"/>
-        </w:rPr>
-        <w:t xml:space="preserve">        </w:t>
-      </w:r>
-      <w:r>
-        <w:rPr>
-          <w:rFonts w:cstheme="minorHAnsi"/>
-          <w:sz w:val="24"/>
-          <w:szCs w:val="24"/>
-          <w:lang w:val="en-US"/>
-        </w:rPr>
-        <w:tab/>
-      </w:r>
-      <w:r>
-        <w:rPr>
-          <w:rFonts w:cstheme="minorHAnsi"/>
-          <w:sz w:val="24"/>
-          <w:szCs w:val="24"/>
-          <w:lang w:val="en-US"/>
-        </w:rPr>
-        <w:tab/>
-      </w:r>
-      <w:r>
-        <w:rPr>
-          <w:rFonts w:cstheme="minorHAnsi"/>
-          <w:sz w:val="24"/>
-          <w:szCs w:val="24"/>
-          <w:lang w:val="en-US"/>
-        </w:rPr>
-        <w:tab/>
-        <w:t>X</w:t>
-      </w:r>
-    </w:p>
-    <w:p>
-      <w:pPr>
-        <w:spacing w:after="0"/>
-        <w:ind w:left="720"/>
-        <w:jc w:val="both"/>
-        <w:rPr>
-          <w:rFonts w:cstheme="minorHAnsi"/>
-          <w:sz w:val="24"/>
-          <w:szCs w:val="24"/>
-          <w:lang w:val="en-US"/>
-        </w:rPr>
-      </w:pPr>
-      <w:r>
-        <w:rPr>
-          <w:rFonts w:cstheme="minorHAnsi"/>
-          <w:sz w:val="24"/>
-          <w:szCs w:val="24"/>
-          <w:lang w:val="en-US"/>
-        </w:rPr>
-        <w:t xml:space="preserve">              </w:t>
-      </w:r>
-      <w:r>
-        <w:rPr>
-          <w:rFonts w:cstheme="minorHAnsi"/>
-          <w:sz w:val="24"/>
-          <w:szCs w:val="24"/>
-          <w:lang w:val="en-US"/>
-        </w:rPr>
-        <w:tab/>
-      </w:r>
-      <w:r>
-        <w:rPr>
-          <w:rFonts w:cstheme="minorHAnsi"/>
-          <w:sz w:val="24"/>
-          <w:szCs w:val="24"/>
-          <w:lang w:val="en-US"/>
-        </w:rPr>
-        <w:tab/>
-        <w:t>COLOR=</w:t>
-      </w:r>
-      <w:proofErr w:type="gramStart"/>
-      <w:r>
-        <w:rPr>
-          <w:rFonts w:cstheme="minorHAnsi"/>
-          <w:sz w:val="24"/>
-          <w:szCs w:val="24"/>
-          <w:lang w:val="en-US"/>
-        </w:rPr>
-        <w:t>YELLOW,ATTRB</w:t>
-      </w:r>
-      <w:proofErr w:type="gramEnd"/>
-      <w:r>
-        <w:rPr>
-          <w:rFonts w:cstheme="minorHAnsi"/>
-          <w:sz w:val="24"/>
-          <w:szCs w:val="24"/>
-          <w:lang w:val="en-US"/>
-        </w:rPr>
-        <w:t>=ASKIP</w:t>
-      </w:r>
-    </w:p>
-    <w:p>
-      <w:pPr>
-        <w:spacing w:after="0"/>
-        <w:ind w:left="720"/>
-        <w:jc w:val="both"/>
-        <w:rPr>
-          <w:rFonts w:cstheme="minorHAnsi"/>
-          <w:sz w:val="24"/>
-          <w:szCs w:val="24"/>
-          <w:lang w:val="en-US"/>
-        </w:rPr>
-      </w:pPr>
-      <w:r>
-        <w:rPr>
-          <w:rFonts w:cstheme="minorHAnsi"/>
-          <w:sz w:val="24"/>
-          <w:szCs w:val="24"/>
-          <w:lang w:val="en-US"/>
-        </w:rPr>
-        <w:t xml:space="preserve">        </w:t>
-      </w:r>
-      <w:r>
-        <w:rPr>
-          <w:rFonts w:cstheme="minorHAnsi"/>
-          <w:sz w:val="24"/>
-          <w:szCs w:val="24"/>
-          <w:lang w:val="en-US"/>
-        </w:rPr>
-        <w:tab/>
-      </w:r>
-      <w:r>
-        <w:rPr>
-          <w:rFonts w:cstheme="minorHAnsi"/>
-          <w:sz w:val="24"/>
-          <w:szCs w:val="24"/>
-          <w:lang w:val="en-US"/>
-        </w:rPr>
-        <w:tab/>
-        <w:t>DFHMDF POS</w:t>
-      </w:r>
-      <w:proofErr w:type="gramStart"/>
-      <w:r>
-        <w:rPr>
-          <w:rFonts w:cstheme="minorHAnsi"/>
-          <w:sz w:val="24"/>
-          <w:szCs w:val="24"/>
-          <w:lang w:val="en-US"/>
-        </w:rPr>
-        <w:t>=(</w:t>
-      </w:r>
-      <w:proofErr w:type="gramEnd"/>
-      <w:r>
-        <w:rPr>
-          <w:rFonts w:cstheme="minorHAnsi"/>
-          <w:sz w:val="24"/>
-          <w:szCs w:val="24"/>
-          <w:lang w:val="en-US"/>
-        </w:rPr>
-        <w:t>06,26</w:t>
-      </w:r>
-      <w:proofErr w:type="gramStart"/>
-      <w:r>
-        <w:rPr>
-          <w:rFonts w:cstheme="minorHAnsi"/>
-          <w:sz w:val="24"/>
-          <w:szCs w:val="24"/>
-          <w:lang w:val="en-US"/>
-        </w:rPr>
-        <w:t>),INITIAL</w:t>
-      </w:r>
-      <w:proofErr w:type="gramEnd"/>
-      <w:r>
-        <w:rPr>
-          <w:rFonts w:cstheme="minorHAnsi"/>
-          <w:sz w:val="24"/>
-          <w:szCs w:val="24"/>
-          <w:lang w:val="en-US"/>
-        </w:rPr>
-        <w:t>='</w:t>
-      </w:r>
-      <w:proofErr w:type="gramStart"/>
-      <w:r>
-        <w:rPr>
-          <w:rFonts w:cstheme="minorHAnsi"/>
-          <w:sz w:val="24"/>
-          <w:szCs w:val="24"/>
-          <w:lang w:val="en-US"/>
-        </w:rPr>
-        <w:t>3.MULTIPY',LENGTH</w:t>
-      </w:r>
-      <w:proofErr w:type="gramEnd"/>
-      <w:r>
-        <w:rPr>
-          <w:rFonts w:cstheme="minorHAnsi"/>
-          <w:sz w:val="24"/>
-          <w:szCs w:val="24"/>
-          <w:lang w:val="en-US"/>
-        </w:rPr>
-        <w:t>=</w:t>
-      </w:r>
-      <w:proofErr w:type="gramStart"/>
-      <w:r>
-        <w:rPr>
-          <w:rFonts w:cstheme="minorHAnsi"/>
-          <w:sz w:val="24"/>
-          <w:szCs w:val="24"/>
-          <w:lang w:val="en-US"/>
-        </w:rPr>
-        <w:t>12,ATTRB</w:t>
-      </w:r>
-      <w:proofErr w:type="gramEnd"/>
-      <w:r>
-        <w:rPr>
-          <w:rFonts w:cstheme="minorHAnsi"/>
-          <w:sz w:val="24"/>
-          <w:szCs w:val="24"/>
-          <w:lang w:val="en-US"/>
-        </w:rPr>
-        <w:t>=</w:t>
-      </w:r>
-      <w:proofErr w:type="gramStart"/>
-      <w:r>
-        <w:rPr>
-          <w:rFonts w:cstheme="minorHAnsi"/>
-          <w:sz w:val="24"/>
-          <w:szCs w:val="24"/>
-          <w:lang w:val="en-US"/>
-        </w:rPr>
-        <w:t xml:space="preserve">ASKIP,  </w:t>
-      </w:r>
-      <w:r>
-        <w:rPr>
-          <w:rFonts w:cstheme="minorHAnsi"/>
-          <w:sz w:val="24"/>
-          <w:szCs w:val="24"/>
-          <w:lang w:val="en-US"/>
-        </w:rPr>
-        <w:tab/>
-      </w:r>
-      <w:proofErr w:type="gramEnd"/>
-      <w:r>
-        <w:rPr>
-          <w:rFonts w:cstheme="minorHAnsi"/>
-          <w:sz w:val="24"/>
-          <w:szCs w:val="24"/>
-          <w:lang w:val="en-US"/>
-        </w:rPr>
-        <w:tab/>
-        <w:t>X</w:t>
-      </w:r>
-    </w:p>
-    <w:p>
-      <w:pPr>
-        <w:spacing w:after="0"/>
-        <w:ind w:left="720"/>
-        <w:jc w:val="both"/>
-        <w:rPr>
-          <w:rFonts w:cstheme="minorHAnsi"/>
-          <w:sz w:val="24"/>
-          <w:szCs w:val="24"/>
-          <w:lang w:val="en-US"/>
-        </w:rPr>
-      </w:pPr>
-      <w:r>
-        <w:rPr>
-          <w:rFonts w:cstheme="minorHAnsi"/>
-          <w:sz w:val="24"/>
-          <w:szCs w:val="24"/>
-          <w:lang w:val="en-US"/>
-        </w:rPr>
-        <w:t xml:space="preserve">               </w:t>
-      </w:r>
-      <w:r>
-        <w:rPr>
-          <w:rFonts w:cstheme="minorHAnsi"/>
-          <w:sz w:val="24"/>
-          <w:szCs w:val="24"/>
-          <w:lang w:val="en-US"/>
-        </w:rPr>
-        <w:tab/>
-      </w:r>
-      <w:r>
-        <w:rPr>
-          <w:rFonts w:cstheme="minorHAnsi"/>
-          <w:sz w:val="24"/>
-          <w:szCs w:val="24"/>
-          <w:lang w:val="en-US"/>
-        </w:rPr>
-        <w:tab/>
-        <w:t>COLOR=GREEN</w:t>
-      </w:r>
-    </w:p>
-    <w:p>
-      <w:pPr>
-        <w:spacing w:after="0"/>
-        <w:ind w:left="720"/>
-        <w:jc w:val="both"/>
-        <w:rPr>
-          <w:rFonts w:cstheme="minorHAnsi"/>
-          <w:sz w:val="24"/>
-          <w:szCs w:val="24"/>
-          <w:lang w:val="en-US"/>
-        </w:rPr>
-      </w:pPr>
-      <w:r>
-        <w:rPr>
-          <w:rFonts w:cstheme="minorHAnsi"/>
-          <w:sz w:val="24"/>
-          <w:szCs w:val="24"/>
-          <w:lang w:val="en-US"/>
-        </w:rPr>
-        <w:t xml:space="preserve">        </w:t>
-      </w:r>
-      <w:r>
-        <w:rPr>
-          <w:rFonts w:cstheme="minorHAnsi"/>
-          <w:sz w:val="24"/>
-          <w:szCs w:val="24"/>
-          <w:lang w:val="en-US"/>
-        </w:rPr>
-        <w:tab/>
-      </w:r>
-      <w:r>
-        <w:rPr>
-          <w:rFonts w:cstheme="minorHAnsi"/>
-          <w:sz w:val="24"/>
-          <w:szCs w:val="24"/>
-          <w:lang w:val="en-US"/>
-        </w:rPr>
-        <w:tab/>
-        <w:t>DFHMDF POS</w:t>
-      </w:r>
-      <w:proofErr w:type="gramStart"/>
-      <w:r>
-        <w:rPr>
-          <w:rFonts w:cstheme="minorHAnsi"/>
-          <w:sz w:val="24"/>
-          <w:szCs w:val="24"/>
-          <w:lang w:val="en-US"/>
-        </w:rPr>
-        <w:t>=(</w:t>
-      </w:r>
-      <w:proofErr w:type="gramEnd"/>
-      <w:r>
-        <w:rPr>
-          <w:rFonts w:cstheme="minorHAnsi"/>
-          <w:sz w:val="24"/>
-          <w:szCs w:val="24"/>
-          <w:lang w:val="en-US"/>
-        </w:rPr>
-        <w:t>07,26</w:t>
-      </w:r>
-      <w:proofErr w:type="gramStart"/>
-      <w:r>
-        <w:rPr>
-          <w:rFonts w:cstheme="minorHAnsi"/>
-          <w:sz w:val="24"/>
-          <w:szCs w:val="24"/>
-          <w:lang w:val="en-US"/>
-        </w:rPr>
-        <w:t>),INITIAL</w:t>
-      </w:r>
-      <w:proofErr w:type="gramEnd"/>
-      <w:r>
-        <w:rPr>
-          <w:rFonts w:cstheme="minorHAnsi"/>
-          <w:sz w:val="24"/>
-          <w:szCs w:val="24"/>
-          <w:lang w:val="en-US"/>
-        </w:rPr>
-        <w:t>='</w:t>
-      </w:r>
-      <w:proofErr w:type="gramStart"/>
-      <w:r>
-        <w:rPr>
-          <w:rFonts w:cstheme="minorHAnsi"/>
-          <w:sz w:val="24"/>
-          <w:szCs w:val="24"/>
-          <w:lang w:val="en-US"/>
-        </w:rPr>
-        <w:t>4.DIVISION',LENGTH</w:t>
-      </w:r>
-      <w:proofErr w:type="gramEnd"/>
-      <w:r>
-        <w:rPr>
-          <w:rFonts w:cstheme="minorHAnsi"/>
-          <w:sz w:val="24"/>
-          <w:szCs w:val="24"/>
-          <w:lang w:val="en-US"/>
-        </w:rPr>
-        <w:t>=</w:t>
-      </w:r>
-      <w:proofErr w:type="gramStart"/>
-      <w:r>
-        <w:rPr>
-          <w:rFonts w:cstheme="minorHAnsi"/>
-          <w:sz w:val="24"/>
-          <w:szCs w:val="24"/>
-          <w:lang w:val="en-US"/>
-        </w:rPr>
-        <w:t>12,ATTRB</w:t>
-      </w:r>
-      <w:proofErr w:type="gramEnd"/>
-      <w:r>
-        <w:rPr>
-          <w:rFonts w:cstheme="minorHAnsi"/>
-          <w:sz w:val="24"/>
-          <w:szCs w:val="24"/>
-          <w:lang w:val="en-US"/>
-        </w:rPr>
-        <w:t xml:space="preserve">=ASKIP, </w:t>
-      </w:r>
-      <w:r>
-        <w:rPr>
-          <w:rFonts w:cstheme="minorHAnsi"/>
-          <w:sz w:val="24"/>
-          <w:szCs w:val="24"/>
-          <w:lang w:val="en-US"/>
-        </w:rPr>
-        <w:tab/>
-      </w:r>
-      <w:r>
-        <w:rPr>
-          <w:rFonts w:cstheme="minorHAnsi"/>
-          <w:sz w:val="24"/>
-          <w:szCs w:val="24"/>
-          <w:lang w:val="en-US"/>
-        </w:rPr>
-        <w:tab/>
-        <w:t>X</w:t>
-      </w:r>
-    </w:p>
-    <w:p>
-      <w:pPr>
-        <w:spacing w:after="0"/>
-        <w:ind w:left="720"/>
-        <w:jc w:val="both"/>
-        <w:rPr>
-          <w:rFonts w:cstheme="minorHAnsi"/>
-          <w:sz w:val="24"/>
-          <w:szCs w:val="24"/>
-          <w:lang w:val="en-US"/>
-        </w:rPr>
-      </w:pPr>
-      <w:r>
-        <w:rPr>
-          <w:rFonts w:cstheme="minorHAnsi"/>
-          <w:sz w:val="24"/>
-          <w:szCs w:val="24"/>
-          <w:lang w:val="en-US"/>
-        </w:rPr>
-        <w:t xml:space="preserve">               </w:t>
-      </w:r>
-      <w:r>
-        <w:rPr>
-          <w:rFonts w:cstheme="minorHAnsi"/>
-          <w:sz w:val="24"/>
-          <w:szCs w:val="24"/>
-          <w:lang w:val="en-US"/>
-        </w:rPr>
-        <w:tab/>
-      </w:r>
-      <w:r>
-        <w:rPr>
-          <w:rFonts w:cstheme="minorHAnsi"/>
-          <w:sz w:val="24"/>
-          <w:szCs w:val="24"/>
-          <w:lang w:val="en-US"/>
-        </w:rPr>
-        <w:tab/>
-        <w:t>COLOR=BLUE</w:t>
-      </w:r>
-    </w:p>
-    <w:p>
-      <w:pPr>
-        <w:spacing w:after="0"/>
-        <w:ind w:left="720"/>
-        <w:jc w:val="both"/>
-        <w:rPr>
-          <w:rFonts w:cstheme="minorHAnsi"/>
-          <w:sz w:val="24"/>
-          <w:szCs w:val="24"/>
-          <w:lang w:val="en-US"/>
-        </w:rPr>
-      </w:pPr>
-      <w:r>
-        <w:rPr>
-          <w:rFonts w:cstheme="minorHAnsi"/>
-          <w:sz w:val="24"/>
-          <w:szCs w:val="24"/>
-          <w:lang w:val="en-US"/>
-        </w:rPr>
-        <w:t xml:space="preserve">DUMMY   </w:t>
-      </w:r>
-      <w:r>
-        <w:rPr>
-          <w:rFonts w:cstheme="minorHAnsi"/>
-          <w:sz w:val="24"/>
-          <w:szCs w:val="24"/>
-          <w:lang w:val="en-US"/>
-        </w:rPr>
-        <w:tab/>
-        <w:t>DFHMDF POS</w:t>
-      </w:r>
-      <w:proofErr w:type="gramStart"/>
-      <w:r>
-        <w:rPr>
-          <w:rFonts w:cstheme="minorHAnsi"/>
-          <w:sz w:val="24"/>
-          <w:szCs w:val="24"/>
-          <w:lang w:val="en-US"/>
-        </w:rPr>
-        <w:t>=(</w:t>
-      </w:r>
-      <w:proofErr w:type="gramEnd"/>
-      <w:r>
-        <w:rPr>
-          <w:rFonts w:cstheme="minorHAnsi"/>
-          <w:sz w:val="24"/>
-          <w:szCs w:val="24"/>
-          <w:lang w:val="en-US"/>
-        </w:rPr>
-        <w:t>24,79</w:t>
-      </w:r>
-      <w:proofErr w:type="gramStart"/>
-      <w:r>
-        <w:rPr>
-          <w:rFonts w:cstheme="minorHAnsi"/>
-          <w:sz w:val="24"/>
-          <w:szCs w:val="24"/>
-          <w:lang w:val="en-US"/>
-        </w:rPr>
-        <w:t xml:space="preserve">),   </w:t>
-      </w:r>
-      <w:proofErr w:type="gramEnd"/>
-      <w:r>
-        <w:rPr>
-          <w:rFonts w:cstheme="minorHAnsi"/>
-          <w:sz w:val="24"/>
-          <w:szCs w:val="24"/>
-          <w:lang w:val="en-US"/>
-        </w:rPr>
-        <w:t xml:space="preserve">                                         </w:t>
-      </w:r>
-      <w:r>
-        <w:rPr>
-          <w:rFonts w:cstheme="minorHAnsi"/>
-          <w:sz w:val="24"/>
-          <w:szCs w:val="24"/>
-          <w:lang w:val="en-US"/>
-        </w:rPr>
-        <w:tab/>
-      </w:r>
-      <w:r>
-        <w:rPr>
-          <w:rFonts w:cstheme="minorHAnsi"/>
-          <w:sz w:val="24"/>
-          <w:szCs w:val="24"/>
-          <w:lang w:val="en-US"/>
-        </w:rPr>
-        <w:tab/>
-      </w:r>
-      <w:r>
-        <w:rPr>
-          <w:rFonts w:cstheme="minorHAnsi"/>
-          <w:sz w:val="24"/>
-          <w:szCs w:val="24"/>
-          <w:lang w:val="en-US"/>
-        </w:rPr>
-        <w:tab/>
-      </w:r>
-      <w:r>
-        <w:rPr>
-          <w:rFonts w:cstheme="minorHAnsi"/>
-          <w:sz w:val="24"/>
-          <w:szCs w:val="24"/>
-          <w:lang w:val="en-US"/>
-        </w:rPr>
-        <w:tab/>
-      </w:r>
-      <w:r>
-        <w:rPr>
-          <w:rFonts w:cstheme="minorHAnsi"/>
-          <w:sz w:val="24"/>
-          <w:szCs w:val="24"/>
-          <w:lang w:val="en-US"/>
-        </w:rPr>
-        <w:tab/>
-        <w:t>X</w:t>
-      </w:r>
-    </w:p>
-    <w:p>
-      <w:pPr>
-        <w:spacing w:after="0"/>
-        <w:ind w:left="720"/>
-        <w:jc w:val="both"/>
-        <w:rPr>
-          <w:rFonts w:cstheme="minorHAnsi"/>
-          <w:sz w:val="24"/>
-          <w:szCs w:val="24"/>
-          <w:lang w:val="en-US"/>
-        </w:rPr>
-      </w:pPr>
-      <w:r>
-        <w:rPr>
-          <w:rFonts w:cstheme="minorHAnsi"/>
-          <w:sz w:val="24"/>
-          <w:szCs w:val="24"/>
-          <w:lang w:val="en-US"/>
-        </w:rPr>
-        <w:t xml:space="preserve">               </w:t>
-      </w:r>
-      <w:r>
-        <w:rPr>
-          <w:rFonts w:cstheme="minorHAnsi"/>
-          <w:sz w:val="24"/>
-          <w:szCs w:val="24"/>
-          <w:lang w:val="en-US"/>
-        </w:rPr>
-        <w:tab/>
-      </w:r>
-      <w:r>
-        <w:rPr>
-          <w:rFonts w:cstheme="minorHAnsi"/>
-          <w:sz w:val="24"/>
-          <w:szCs w:val="24"/>
-          <w:lang w:val="en-US"/>
-        </w:rPr>
-        <w:tab/>
-        <w:t>LENGTH=</w:t>
-      </w:r>
-      <w:proofErr w:type="gramStart"/>
-      <w:r>
-        <w:rPr>
-          <w:rFonts w:cstheme="minorHAnsi"/>
-          <w:sz w:val="24"/>
-          <w:szCs w:val="24"/>
-          <w:lang w:val="en-US"/>
-        </w:rPr>
-        <w:t xml:space="preserve">1,   </w:t>
-      </w:r>
-      <w:proofErr w:type="gramEnd"/>
-      <w:r>
-        <w:rPr>
-          <w:rFonts w:cstheme="minorHAnsi"/>
-          <w:sz w:val="24"/>
-          <w:szCs w:val="24"/>
-          <w:lang w:val="en-US"/>
-        </w:rPr>
-        <w:t xml:space="preserve">                                           </w:t>
-      </w:r>
-      <w:r>
-        <w:rPr>
-          <w:rFonts w:cstheme="minorHAnsi"/>
-          <w:sz w:val="24"/>
-          <w:szCs w:val="24"/>
-          <w:lang w:val="en-US"/>
-        </w:rPr>
-        <w:tab/>
-      </w:r>
-      <w:r>
-        <w:rPr>
-          <w:rFonts w:cstheme="minorHAnsi"/>
-          <w:sz w:val="24"/>
-          <w:szCs w:val="24"/>
-          <w:lang w:val="en-US"/>
-        </w:rPr>
-        <w:tab/>
-      </w:r>
-      <w:r>
-        <w:rPr>
-          <w:rFonts w:cstheme="minorHAnsi"/>
-          <w:sz w:val="24"/>
-          <w:szCs w:val="24"/>
-          <w:lang w:val="en-US"/>
-        </w:rPr>
-        <w:tab/>
-      </w:r>
-      <w:r>
-        <w:rPr>
-          <w:rFonts w:cstheme="minorHAnsi"/>
-          <w:sz w:val="24"/>
-          <w:szCs w:val="24"/>
-          <w:lang w:val="en-US"/>
-        </w:rPr>
-        <w:tab/>
-      </w:r>
-      <w:r>
-        <w:rPr>
-          <w:rFonts w:cstheme="minorHAnsi"/>
-          <w:sz w:val="24"/>
-          <w:szCs w:val="24"/>
-          <w:lang w:val="en-US"/>
-        </w:rPr>
-        <w:tab/>
-      </w:r>
-      <w:r>
-        <w:rPr>
-          <w:rFonts w:cstheme="minorHAnsi"/>
-          <w:sz w:val="24"/>
-          <w:szCs w:val="24"/>
-          <w:lang w:val="en-US"/>
-        </w:rPr>
-        <w:tab/>
-        <w:t>X</w:t>
-      </w:r>
-    </w:p>
-    <w:p>
-      <w:pPr>
-        <w:spacing w:after="0"/>
-        <w:ind w:left="720"/>
-        <w:jc w:val="both"/>
-        <w:rPr>
-          <w:rFonts w:cstheme="minorHAnsi"/>
-          <w:sz w:val="24"/>
-          <w:szCs w:val="24"/>
-          <w:lang w:val="en-US"/>
-        </w:rPr>
-      </w:pPr>
-      <w:r>
-        <w:rPr>
-          <w:rFonts w:cstheme="minorHAnsi"/>
-          <w:sz w:val="24"/>
-          <w:szCs w:val="24"/>
-          <w:lang w:val="en-US"/>
-        </w:rPr>
-        <w:t xml:space="preserve">               </w:t>
-      </w:r>
-      <w:r>
-        <w:rPr>
-          <w:rFonts w:cstheme="minorHAnsi"/>
-          <w:sz w:val="24"/>
-          <w:szCs w:val="24"/>
-          <w:lang w:val="en-US"/>
-        </w:rPr>
-        <w:tab/>
-      </w:r>
-      <w:r>
-        <w:rPr>
-          <w:rFonts w:cstheme="minorHAnsi"/>
-          <w:sz w:val="24"/>
-          <w:szCs w:val="24"/>
-          <w:lang w:val="en-US"/>
-        </w:rPr>
-        <w:tab/>
-        <w:t>ATTRB=(</w:t>
-      </w:r>
-      <w:proofErr w:type="gramStart"/>
-      <w:r>
-        <w:rPr>
-          <w:rFonts w:cstheme="minorHAnsi"/>
-          <w:sz w:val="24"/>
-          <w:szCs w:val="24"/>
-          <w:lang w:val="en-US"/>
-        </w:rPr>
-        <w:t>DRK,ASKIP</w:t>
-      </w:r>
-      <w:proofErr w:type="gramEnd"/>
-      <w:r>
-        <w:rPr>
-          <w:rFonts w:cstheme="minorHAnsi"/>
-          <w:sz w:val="24"/>
-          <w:szCs w:val="24"/>
-          <w:lang w:val="en-US"/>
-        </w:rPr>
-        <w:t>,FSET)</w:t>
+        <w:t>ATTRB=(DRK,ASKIP,FSET)</w:t>
       </w:r>
     </w:p>
     <w:p>
@@ -36069,111 +32408,51 @@
           <w:szCs w:val="24"/>
           <w:lang w:val="en-US"/>
         </w:rPr>
-        <w:t xml:space="preserve">       01 WS-COMMAREA PIC </w:t>
-      </w:r>
-      <w:proofErr w:type="gramStart"/>
-      <w:r>
-        <w:rPr>
-          <w:rFonts w:cstheme="minorHAnsi"/>
-          <w:sz w:val="24"/>
-          <w:szCs w:val="24"/>
-          <w:lang w:val="en-US"/>
-        </w:rPr>
-        <w:t>X(</w:t>
-      </w:r>
-      <w:proofErr w:type="gramEnd"/>
-      <w:r>
-        <w:rPr>
-          <w:rFonts w:cstheme="minorHAnsi"/>
-          <w:sz w:val="24"/>
-          <w:szCs w:val="24"/>
-          <w:lang w:val="en-US"/>
-        </w:rPr>
-        <w:t xml:space="preserve">1).                                         </w:t>
-      </w:r>
-    </w:p>
-    <w:p>
-      <w:pPr>
-        <w:pStyle w:val="ListParagraph"/>
-        <w:spacing w:after="0"/>
-        <w:jc w:val="both"/>
-        <w:rPr>
-          <w:rFonts w:cstheme="minorHAnsi"/>
-          <w:sz w:val="24"/>
-          <w:szCs w:val="24"/>
-          <w:lang w:val="en-US"/>
-        </w:rPr>
-      </w:pPr>
-      <w:r>
-        <w:rPr>
-          <w:rFonts w:cstheme="minorHAnsi"/>
-          <w:sz w:val="24"/>
-          <w:szCs w:val="24"/>
-          <w:lang w:val="en-US"/>
-        </w:rPr>
-        <w:t xml:space="preserve">       01 WS-MSG      PIC </w:t>
-      </w:r>
-      <w:proofErr w:type="gramStart"/>
-      <w:r>
-        <w:rPr>
-          <w:rFonts w:cstheme="minorHAnsi"/>
-          <w:sz w:val="24"/>
-          <w:szCs w:val="24"/>
-          <w:lang w:val="en-US"/>
-        </w:rPr>
-        <w:t>X(</w:t>
-      </w:r>
-      <w:proofErr w:type="gramEnd"/>
-      <w:r>
-        <w:rPr>
-          <w:rFonts w:cstheme="minorHAnsi"/>
-          <w:sz w:val="24"/>
-          <w:szCs w:val="24"/>
-          <w:lang w:val="en-US"/>
-        </w:rPr>
-        <w:t xml:space="preserve">25) VALUE SPACE.                            </w:t>
-      </w:r>
-    </w:p>
-    <w:p>
-      <w:pPr>
-        <w:pStyle w:val="ListParagraph"/>
-        <w:spacing w:after="0"/>
-        <w:jc w:val="both"/>
-        <w:rPr>
-          <w:rFonts w:cstheme="minorHAnsi"/>
-          <w:sz w:val="24"/>
-          <w:szCs w:val="24"/>
-          <w:lang w:val="en-US"/>
-        </w:rPr>
-      </w:pPr>
-      <w:r>
-        <w:rPr>
-          <w:rFonts w:cstheme="minorHAnsi"/>
-          <w:sz w:val="24"/>
-          <w:szCs w:val="24"/>
-          <w:lang w:val="en-US"/>
-        </w:rPr>
-        <w:t xml:space="preserve">       01 WS-STR      PIC </w:t>
-      </w:r>
-      <w:proofErr w:type="gramStart"/>
-      <w:r>
-        <w:rPr>
-          <w:rFonts w:cstheme="minorHAnsi"/>
-          <w:sz w:val="24"/>
-          <w:szCs w:val="24"/>
-          <w:lang w:val="en-US"/>
-        </w:rPr>
-        <w:t>X(</w:t>
-      </w:r>
-      <w:proofErr w:type="gramEnd"/>
-      <w:r>
-        <w:rPr>
-          <w:rFonts w:cstheme="minorHAnsi"/>
-          <w:sz w:val="24"/>
-          <w:szCs w:val="24"/>
-          <w:lang w:val="en-US"/>
-        </w:rPr>
-        <w:t xml:space="preserve">35) VALUE                                   </w:t>
+        <w:t xml:space="preserve">       01 WS-COMMAREA PIC X(1).                                         </w:t>
+      </w:r>
+    </w:p>
+    <w:p>
+      <w:pPr>
+        <w:pStyle w:val="ListParagraph"/>
+        <w:spacing w:after="0"/>
+        <w:jc w:val="both"/>
+        <w:rPr>
+          <w:rFonts w:cstheme="minorHAnsi"/>
+          <w:sz w:val="24"/>
+          <w:szCs w:val="24"/>
+          <w:lang w:val="en-US"/>
+        </w:rPr>
+      </w:pPr>
+      <w:r>
+        <w:rPr>
+          <w:rFonts w:cstheme="minorHAnsi"/>
+          <w:sz w:val="24"/>
+          <w:szCs w:val="24"/>
+          <w:lang w:val="en-US"/>
+        </w:rPr>
+        <w:t xml:space="preserve">       01 WS-MSG      PIC X(25) VALUE SPACE.                            </w:t>
+      </w:r>
+    </w:p>
+    <w:p>
+      <w:pPr>
+        <w:pStyle w:val="ListParagraph"/>
+        <w:spacing w:after="0"/>
+        <w:jc w:val="both"/>
+        <w:rPr>
+          <w:rFonts w:cstheme="minorHAnsi"/>
+          <w:sz w:val="24"/>
+          <w:szCs w:val="24"/>
+          <w:lang w:val="en-US"/>
+        </w:rPr>
+      </w:pPr>
+      <w:r>
+        <w:rPr>
+          <w:rFonts w:cstheme="minorHAnsi"/>
+          <w:sz w:val="24"/>
+          <w:szCs w:val="24"/>
+          <w:lang w:val="en-US"/>
+        </w:rPr>
+        <w:t xml:space="preserve">       01 WS-STR      PIC X(35) VALUE                                   </w:t>
       </w:r>
     </w:p>
     <w:p>
@@ -36279,27 +32558,7 @@
           <w:szCs w:val="24"/>
           <w:lang w:val="en-US"/>
         </w:rPr>
-        <w:t xml:space="preserve">          88 </w:t>
-      </w:r>
-      <w:proofErr w:type="gramStart"/>
-      <w:r>
-        <w:rPr>
-          <w:rFonts w:cstheme="minorHAnsi"/>
-          <w:sz w:val="24"/>
-          <w:szCs w:val="24"/>
-          <w:lang w:val="en-US"/>
-        </w:rPr>
-        <w:t>ADDITION  VALUE</w:t>
-      </w:r>
-      <w:proofErr w:type="gramEnd"/>
-      <w:r>
-        <w:rPr>
-          <w:rFonts w:cstheme="minorHAnsi"/>
-          <w:sz w:val="24"/>
-          <w:szCs w:val="24"/>
-          <w:lang w:val="en-US"/>
-        </w:rPr>
-        <w:t xml:space="preserve"> 1.                                         </w:t>
+        <w:t xml:space="preserve">          88 ADDITION  VALUE 1.                                         </w:t>
       </w:r>
     </w:p>
     <w:p>
@@ -36475,27 +32734,7 @@
           <w:szCs w:val="24"/>
           <w:lang w:val="en-US"/>
         </w:rPr>
-        <w:t xml:space="preserve">           INITIALIZE WS-</w:t>
-      </w:r>
-      <w:proofErr w:type="gramStart"/>
-      <w:r>
-        <w:rPr>
-          <w:rFonts w:cstheme="minorHAnsi"/>
-          <w:sz w:val="24"/>
-          <w:szCs w:val="24"/>
-          <w:lang w:val="en-US"/>
-        </w:rPr>
-        <w:t>MSG ,</w:t>
-      </w:r>
-      <w:proofErr w:type="gramEnd"/>
-      <w:r>
-        <w:rPr>
-          <w:rFonts w:cstheme="minorHAnsi"/>
-          <w:sz w:val="24"/>
-          <w:szCs w:val="24"/>
-          <w:lang w:val="en-US"/>
-        </w:rPr>
-        <w:t xml:space="preserve"> WS-CHOICE.                               </w:t>
+        <w:t xml:space="preserve">           INITIALIZE WS-MSG , WS-CHOICE.                               </w:t>
       </w:r>
     </w:p>
     <w:p>
@@ -36737,27 +32976,7 @@
           <w:szCs w:val="24"/>
           <w:lang w:val="en-US"/>
         </w:rPr>
-        <w:t xml:space="preserve">                    MOVE 'INVALID KEY </w:t>
-      </w:r>
-      <w:proofErr w:type="gramStart"/>
-      <w:r>
-        <w:rPr>
-          <w:rFonts w:cstheme="minorHAnsi"/>
-          <w:sz w:val="24"/>
-          <w:szCs w:val="24"/>
-          <w:lang w:val="en-US"/>
-        </w:rPr>
-        <w:t>PRESSED..</w:t>
-      </w:r>
-      <w:proofErr w:type="gramEnd"/>
-      <w:r>
-        <w:rPr>
-          <w:rFonts w:cstheme="minorHAnsi"/>
-          <w:sz w:val="24"/>
-          <w:szCs w:val="24"/>
-          <w:lang w:val="en-US"/>
-        </w:rPr>
-        <w:t xml:space="preserve">' TO WS-MSG              </w:t>
+        <w:t xml:space="preserve">                    MOVE 'INVALID KEY PRESSED..' TO WS-MSG              </w:t>
       </w:r>
     </w:p>
     <w:p>
@@ -37638,27 +33857,7 @@
           <w:szCs w:val="24"/>
           <w:lang w:val="en-US"/>
         </w:rPr>
-        <w:t xml:space="preserve">           EXEC CICS SEND TEXT FROM(WS-STR) </w:t>
-      </w:r>
-      <w:proofErr w:type="gramStart"/>
-      <w:r>
-        <w:rPr>
-          <w:rFonts w:cstheme="minorHAnsi"/>
-          <w:sz w:val="24"/>
-          <w:szCs w:val="24"/>
-          <w:lang w:val="en-US"/>
-        </w:rPr>
-        <w:t>ERASE  END</w:t>
-      </w:r>
-      <w:proofErr w:type="gramEnd"/>
-      <w:r>
-        <w:rPr>
-          <w:rFonts w:cstheme="minorHAnsi"/>
-          <w:sz w:val="24"/>
-          <w:szCs w:val="24"/>
-          <w:lang w:val="en-US"/>
-        </w:rPr>
-        <w:t xml:space="preserve">-EXEC.            </w:t>
+        <w:t xml:space="preserve">           EXEC CICS SEND TEXT FROM(WS-STR) ERASE  END-EXEC.            </w:t>
       </w:r>
     </w:p>
     <w:p>
@@ -37834,27 +34033,7 @@
           <w:szCs w:val="24"/>
           <w:lang w:val="en-US"/>
         </w:rPr>
-        <w:t xml:space="preserve">                     </w:t>
-      </w:r>
-      <w:proofErr w:type="gramStart"/>
-      <w:r>
-        <w:rPr>
-          <w:rFonts w:cstheme="minorHAnsi"/>
-          <w:sz w:val="24"/>
-          <w:szCs w:val="24"/>
-          <w:lang w:val="en-US"/>
-        </w:rPr>
-        <w:t>LENGTH(</w:t>
-      </w:r>
-      <w:proofErr w:type="gramEnd"/>
-      <w:r>
-        <w:rPr>
-          <w:rFonts w:cstheme="minorHAnsi"/>
-          <w:sz w:val="24"/>
-          <w:szCs w:val="24"/>
-          <w:lang w:val="en-US"/>
-        </w:rPr>
-        <w:t xml:space="preserve">LENGTH OF WS-COMMAREA)                      </w:t>
+        <w:t xml:space="preserve">                     LENGTH(LENGTH OF WS-COMMAREA)                      </w:t>
       </w:r>
     </w:p>
     <w:p>
@@ -39404,19 +35583,8 @@
           <w:lang w:val="en-US"/>
         </w:rPr>
         <w:tab/>
-        <w:t xml:space="preserve">-&gt; </w:t>
-      </w:r>
-      <w:proofErr w:type="gramStart"/>
-      <w:r>
-        <w:rPr>
-          <w:rFonts w:cstheme="minorHAnsi"/>
-          <w:sz w:val="24"/>
-          <w:szCs w:val="24"/>
-          <w:lang w:val="en-US"/>
-        </w:rPr>
-        <w:t>Pre-compile</w:t>
-      </w:r>
-      <w:proofErr w:type="gramEnd"/>
+        <w:t>-&gt; Pre-compile</w:t>
+      </w:r>
     </w:p>
     <w:p>
       <w:pPr>
@@ -39918,19 +36086,8 @@
           <w:szCs w:val="24"/>
           <w:lang w:val="en-US"/>
         </w:rPr>
-        <w:t xml:space="preserve">Replace with CALL ‘DSNELI’ </w:t>
-      </w:r>
-      <w:proofErr w:type="gramStart"/>
-      <w:r>
-        <w:rPr>
-          <w:rFonts w:cstheme="minorHAnsi"/>
-          <w:sz w:val="24"/>
-          <w:szCs w:val="24"/>
-          <w:lang w:val="en-US"/>
-        </w:rPr>
-        <w:t>USING..</w:t>
-      </w:r>
-      <w:proofErr w:type="gramEnd"/>
+        <w:t>Replace with CALL ‘DSNELI’ USING..</w:t>
+      </w:r>
     </w:p>
     <w:p>
       <w:pPr>
@@ -40255,19 +36412,8 @@
           <w:lang w:val="en-US"/>
         </w:rPr>
         <w:tab/>
-        <w:t xml:space="preserve">-&gt; </w:t>
-      </w:r>
-      <w:proofErr w:type="gramStart"/>
-      <w:r>
-        <w:rPr>
-          <w:rFonts w:cstheme="minorHAnsi"/>
-          <w:sz w:val="24"/>
-          <w:szCs w:val="24"/>
-          <w:lang w:val="en-US"/>
-        </w:rPr>
-        <w:t>Pre-compile</w:t>
-      </w:r>
-      <w:proofErr w:type="gramEnd"/>
+        <w:t>-&gt; Pre-compile</w:t>
+      </w:r>
     </w:p>
     <w:p>
       <w:pPr>
@@ -40620,47 +36766,7 @@
           <w:szCs w:val="24"/>
           <w:lang w:val="en-US"/>
         </w:rPr>
-        <w:t xml:space="preserve">PPT Entry -&gt; CEDA DEF/INS </w:t>
-      </w:r>
-      <w:proofErr w:type="gramStart"/>
-      <w:r>
-        <w:rPr>
-          <w:rFonts w:cstheme="minorHAnsi"/>
-          <w:sz w:val="24"/>
-          <w:szCs w:val="24"/>
-          <w:lang w:val="en-US"/>
-        </w:rPr>
-        <w:t>MAPSET() ,</w:t>
-      </w:r>
-      <w:proofErr w:type="gramEnd"/>
-      <w:r>
-        <w:rPr>
-          <w:rFonts w:cstheme="minorHAnsi"/>
-          <w:sz w:val="24"/>
-          <w:szCs w:val="24"/>
-          <w:lang w:val="en-US"/>
-        </w:rPr>
-        <w:t xml:space="preserve">  CEDA DEF/INS </w:t>
-      </w:r>
-      <w:proofErr w:type="gramStart"/>
-      <w:r>
-        <w:rPr>
-          <w:rFonts w:cstheme="minorHAnsi"/>
-          <w:sz w:val="24"/>
-          <w:szCs w:val="24"/>
-          <w:lang w:val="en-US"/>
-        </w:rPr>
-        <w:t>PROG(</w:t>
-      </w:r>
-      <w:proofErr w:type="gramEnd"/>
-      <w:r>
-        <w:rPr>
-          <w:rFonts w:cstheme="minorHAnsi"/>
-          <w:sz w:val="24"/>
-          <w:szCs w:val="24"/>
-          <w:lang w:val="en-US"/>
-        </w:rPr>
-        <w:t>)</w:t>
+        <w:t>PPT Entry -&gt; CEDA DEF/INS MAPSET() ,  CEDA DEF/INS PROG()</w:t>
       </w:r>
     </w:p>
     <w:p>
@@ -40686,67 +36792,7 @@
           <w:szCs w:val="24"/>
           <w:lang w:val="en-US"/>
         </w:rPr>
-        <w:t xml:space="preserve">PCT Entry -&gt; CEDA DEF </w:t>
-      </w:r>
-      <w:proofErr w:type="gramStart"/>
-      <w:r>
-        <w:rPr>
-          <w:rFonts w:cstheme="minorHAnsi"/>
-          <w:sz w:val="24"/>
-          <w:szCs w:val="24"/>
-          <w:lang w:val="en-US"/>
-        </w:rPr>
-        <w:t>TRANS(</w:t>
-      </w:r>
-      <w:proofErr w:type="gramEnd"/>
-      <w:r>
-        <w:rPr>
-          <w:rFonts w:cstheme="minorHAnsi"/>
-          <w:sz w:val="24"/>
-          <w:szCs w:val="24"/>
-          <w:lang w:val="en-US"/>
-        </w:rPr>
-        <w:t xml:space="preserve">) </w:t>
-      </w:r>
-      <w:proofErr w:type="gramStart"/>
-      <w:r>
-        <w:rPr>
-          <w:rFonts w:cstheme="minorHAnsi"/>
-          <w:sz w:val="24"/>
-          <w:szCs w:val="24"/>
-          <w:lang w:val="en-US"/>
-        </w:rPr>
-        <w:t>PROG(</w:t>
-      </w:r>
-      <w:proofErr w:type="gramEnd"/>
-      <w:r>
-        <w:rPr>
-          <w:rFonts w:cstheme="minorHAnsi"/>
-          <w:sz w:val="24"/>
-          <w:szCs w:val="24"/>
-          <w:lang w:val="en-US"/>
-        </w:rPr>
-        <w:t xml:space="preserve">) </w:t>
-      </w:r>
-      <w:proofErr w:type="gramStart"/>
-      <w:r>
-        <w:rPr>
-          <w:rFonts w:cstheme="minorHAnsi"/>
-          <w:sz w:val="24"/>
-          <w:szCs w:val="24"/>
-          <w:lang w:val="en-US"/>
-        </w:rPr>
-        <w:t>G(</w:t>
-      </w:r>
-      <w:proofErr w:type="gramEnd"/>
-      <w:r>
-        <w:rPr>
-          <w:rFonts w:cstheme="minorHAnsi"/>
-          <w:sz w:val="24"/>
-          <w:szCs w:val="24"/>
-          <w:lang w:val="en-US"/>
-        </w:rPr>
-        <w:t>)</w:t>
+        <w:t>PCT Entry -&gt; CEDA DEF TRANS() PROG() G()</w:t>
       </w:r>
     </w:p>
     <w:p>
@@ -40918,31 +36964,7 @@
           <w:szCs w:val="24"/>
           <w:lang w:val="en-US"/>
         </w:rPr>
-        <w:t>CEDA DEF DB2</w:t>
-      </w:r>
-      <w:proofErr w:type="gramStart"/>
-      <w:r>
-        <w:rPr>
-          <w:rFonts w:cstheme="minorHAnsi"/>
-          <w:b/>
-          <w:bCs/>
-          <w:sz w:val="24"/>
-          <w:szCs w:val="24"/>
-          <w:lang w:val="en-US"/>
-        </w:rPr>
-        <w:t>E(</w:t>
-      </w:r>
-      <w:proofErr w:type="gramEnd"/>
-      <w:r>
-        <w:rPr>
-          <w:rFonts w:cstheme="minorHAnsi"/>
-          <w:b/>
-          <w:bCs/>
-          <w:sz w:val="24"/>
-          <w:szCs w:val="24"/>
-          <w:lang w:val="en-US"/>
-        </w:rPr>
-        <w:t xml:space="preserve">) </w:t>
+        <w:t xml:space="preserve">CEDA DEF DB2E() </w:t>
       </w:r>
       <w:r>
         <w:rPr>
@@ -41082,31 +37104,7 @@
           <w:szCs w:val="24"/>
           <w:lang w:val="en-US"/>
         </w:rPr>
-        <w:t>CEDA DEF DB2</w:t>
-      </w:r>
-      <w:proofErr w:type="gramStart"/>
-      <w:r>
-        <w:rPr>
-          <w:rFonts w:cstheme="minorHAnsi"/>
-          <w:b/>
-          <w:bCs/>
-          <w:sz w:val="24"/>
-          <w:szCs w:val="24"/>
-          <w:lang w:val="en-US"/>
-        </w:rPr>
-        <w:t>T(</w:t>
-      </w:r>
-      <w:proofErr w:type="gramEnd"/>
-      <w:r>
-        <w:rPr>
-          <w:rFonts w:cstheme="minorHAnsi"/>
-          <w:b/>
-          <w:bCs/>
-          <w:sz w:val="24"/>
-          <w:szCs w:val="24"/>
-          <w:lang w:val="en-US"/>
-        </w:rPr>
-        <w:t>)</w:t>
+        <w:t>CEDA DEF DB2T()</w:t>
       </w:r>
     </w:p>
     <w:p>
@@ -41345,7 +37343,25 @@
           <w:lang w:val="en-US"/>
         </w:rPr>
         <w:tab/>
-        <w:t>-&gt; ENTRY-ID &lt;-- |</w:t>
+        <w:t>-&gt; ENTRY-ID &lt;--</w:t>
+      </w:r>
+      <w:r>
+        <w:rPr>
+          <w:rFonts w:cstheme="minorHAnsi"/>
+          <w:sz w:val="24"/>
+          <w:szCs w:val="24"/>
+          <w:lang w:val="en-US"/>
+        </w:rPr>
+        <w:t xml:space="preserve"> </w:t>
+      </w:r>
+      <w:r>
+        <w:rPr>
+          <w:rFonts w:cstheme="minorHAnsi"/>
+          <w:sz w:val="24"/>
+          <w:szCs w:val="24"/>
+          <w:lang w:val="en-US"/>
+        </w:rPr>
+        <w:t>|</w:t>
       </w:r>
     </w:p>
     <w:p>
@@ -41499,31 +37515,7 @@
           <w:lang w:val="en-US"/>
         </w:rPr>
         <w:tab/>
-        <w:t>|_________DB2</w:t>
-      </w:r>
-      <w:proofErr w:type="gramStart"/>
-      <w:r>
-        <w:rPr>
-          <w:rFonts w:cstheme="minorHAnsi"/>
-          <w:b/>
-          <w:bCs/>
-          <w:sz w:val="24"/>
-          <w:szCs w:val="24"/>
-          <w:lang w:val="en-US"/>
-        </w:rPr>
-        <w:t>T(</w:t>
-      </w:r>
-      <w:proofErr w:type="gramEnd"/>
-      <w:r>
-        <w:rPr>
-          <w:rFonts w:cstheme="minorHAnsi"/>
-          <w:b/>
-          <w:bCs/>
-          <w:sz w:val="24"/>
-          <w:szCs w:val="24"/>
-          <w:lang w:val="en-US"/>
-        </w:rPr>
-        <w:t>)________|</w:t>
+        <w:t>|_________DB2T()________|</w:t>
       </w:r>
     </w:p>
     <w:p>
@@ -43921,27 +39913,7 @@
           <w:szCs w:val="24"/>
           <w:lang w:val="en-US"/>
         </w:rPr>
-        <w:t>Batch -&gt; Update of the file data -&gt; DISP=</w:t>
-      </w:r>
-      <w:proofErr w:type="gramStart"/>
-      <w:r>
-        <w:rPr>
-          <w:rFonts w:cstheme="minorHAnsi"/>
-          <w:sz w:val="24"/>
-          <w:szCs w:val="24"/>
-          <w:lang w:val="en-US"/>
-        </w:rPr>
-        <w:t>OLD(</w:t>
-      </w:r>
-      <w:proofErr w:type="gramEnd"/>
-      <w:r>
-        <w:rPr>
-          <w:rFonts w:cstheme="minorHAnsi"/>
-          <w:sz w:val="24"/>
-          <w:szCs w:val="24"/>
-          <w:lang w:val="en-US"/>
-        </w:rPr>
-        <w:t>this lock the file)</w:t>
+        <w:t>Batch -&gt; Update of the file data -&gt; DISP=OLD(this lock the file)</w:t>
       </w:r>
     </w:p>
     <w:p>
@@ -46008,27 +41980,7 @@
           <w:szCs w:val="24"/>
           <w:lang w:val="en-US"/>
         </w:rPr>
-        <w:t xml:space="preserve">When we press </w:t>
-      </w:r>
-      <w:proofErr w:type="gramStart"/>
-      <w:r>
-        <w:rPr>
-          <w:rFonts w:cstheme="minorHAnsi"/>
-          <w:sz w:val="24"/>
-          <w:szCs w:val="24"/>
-          <w:lang w:val="en-US"/>
-        </w:rPr>
-        <w:t>enter</w:t>
-      </w:r>
-      <w:proofErr w:type="gramEnd"/>
-      <w:r>
-        <w:rPr>
-          <w:rFonts w:cstheme="minorHAnsi"/>
-          <w:sz w:val="24"/>
-          <w:szCs w:val="24"/>
-          <w:lang w:val="en-US"/>
-        </w:rPr>
-        <w:t xml:space="preserve"> we need to provide below details similar to DB2E</w:t>
+        <w:t>When we press enter we need to provide below details similar to DB2E</w:t>
       </w:r>
     </w:p>
     <w:p>
@@ -46729,25 +42681,14 @@
           <w:lang w:val="en-US"/>
         </w:rPr>
       </w:pPr>
-      <w:proofErr w:type="gramStart"/>
-      <w:r>
-        <w:rPr>
-          <w:rFonts w:cstheme="minorHAnsi"/>
-          <w:sz w:val="24"/>
-          <w:szCs w:val="24"/>
-          <w:lang w:val="en-US"/>
-        </w:rPr>
-        <w:t>CEMT</w:t>
-      </w:r>
-      <w:proofErr w:type="gramEnd"/>
-      <w:r>
-        <w:rPr>
-          <w:rFonts w:cstheme="minorHAnsi"/>
-          <w:sz w:val="24"/>
-          <w:szCs w:val="24"/>
-          <w:lang w:val="en-US"/>
-        </w:rPr>
-        <w:t xml:space="preserve"> I FILE(NICK-NAME)</w:t>
+      <w:r>
+        <w:rPr>
+          <w:rFonts w:cstheme="minorHAnsi"/>
+          <w:sz w:val="24"/>
+          <w:szCs w:val="24"/>
+          <w:lang w:val="en-US"/>
+        </w:rPr>
+        <w:t>CEMT I FILE(NICK-NAME)</w:t>
       </w:r>
       <w:r>
         <w:rPr>
@@ -47039,26 +42980,7 @@
           <w:lang w:val="en-US"/>
         </w:rPr>
         <w:tab/>
-      </w:r>
-      <w:proofErr w:type="gramStart"/>
-      <w:r>
-        <w:rPr>
-          <w:rFonts w:cstheme="minorHAnsi"/>
-          <w:sz w:val="24"/>
-          <w:szCs w:val="24"/>
-          <w:lang w:val="en-US"/>
-        </w:rPr>
-        <w:t>DATESEP(</w:t>
-      </w:r>
-      <w:proofErr w:type="gramEnd"/>
-      <w:r>
-        <w:rPr>
-          <w:rFonts w:cstheme="minorHAnsi"/>
-          <w:sz w:val="24"/>
-          <w:szCs w:val="24"/>
-          <w:lang w:val="en-US"/>
-        </w:rPr>
-        <w:t>‘/’)</w:t>
+        <w:t>DATESEP(‘/’)</w:t>
       </w:r>
       <w:r>
         <w:rPr>
@@ -47143,26 +43065,7 @@
           <w:lang w:val="en-US"/>
         </w:rPr>
         <w:tab/>
-      </w:r>
-      <w:proofErr w:type="gramStart"/>
-      <w:r>
-        <w:rPr>
-          <w:rFonts w:cstheme="minorHAnsi"/>
-          <w:sz w:val="24"/>
-          <w:szCs w:val="24"/>
-          <w:lang w:val="en-US"/>
-        </w:rPr>
-        <w:t>TIMESEP(</w:t>
-      </w:r>
-      <w:proofErr w:type="gramEnd"/>
-      <w:r>
-        <w:rPr>
-          <w:rFonts w:cstheme="minorHAnsi"/>
-          <w:sz w:val="24"/>
-          <w:szCs w:val="24"/>
-          <w:lang w:val="en-US"/>
-        </w:rPr>
-        <w:t>‘:’)</w:t>
+        <w:t>TIMESEP(‘:’)</w:t>
       </w:r>
       <w:r>
         <w:rPr>
@@ -47533,27 +43436,7 @@
           <w:szCs w:val="24"/>
           <w:lang w:val="en-US"/>
         </w:rPr>
-        <w:t xml:space="preserve">In case of any error in any CICS command in the program system will come </w:t>
-      </w:r>
-      <w:proofErr w:type="gramStart"/>
-      <w:r>
-        <w:rPr>
-          <w:rFonts w:cstheme="minorHAnsi"/>
-          <w:sz w:val="24"/>
-          <w:szCs w:val="24"/>
-          <w:lang w:val="en-US"/>
-        </w:rPr>
-        <w:t>an</w:t>
-      </w:r>
-      <w:proofErr w:type="gramEnd"/>
-      <w:r>
-        <w:rPr>
-          <w:rFonts w:cstheme="minorHAnsi"/>
-          <w:sz w:val="24"/>
-          <w:szCs w:val="24"/>
-          <w:lang w:val="en-US"/>
-        </w:rPr>
-        <w:t xml:space="preserve"> check for the match in this handle condition command, and if it is found control will be passed to another paragraph.</w:t>
+        <w:t>In case of any error in any CICS command in the program system will come an check for the match in this handle condition command, and if it is found control will be passed to another paragraph.</w:t>
       </w:r>
     </w:p>
     <w:p>
@@ -47618,25 +43501,14 @@
           <w:lang w:val="en-US"/>
         </w:rPr>
       </w:pPr>
-      <w:proofErr w:type="gramStart"/>
-      <w:r>
-        <w:rPr>
-          <w:rFonts w:cstheme="minorHAnsi"/>
-          <w:sz w:val="24"/>
-          <w:szCs w:val="24"/>
-          <w:lang w:val="en-US"/>
-        </w:rPr>
-        <w:t>NOTFND(</w:t>
-      </w:r>
-      <w:proofErr w:type="gramEnd"/>
-      <w:r>
-        <w:rPr>
-          <w:rFonts w:cstheme="minorHAnsi"/>
-          <w:sz w:val="24"/>
-          <w:szCs w:val="24"/>
-          <w:lang w:val="en-US"/>
-        </w:rPr>
-        <w:t>999-NOTFND-PARA)</w:t>
+      <w:r>
+        <w:rPr>
+          <w:rFonts w:cstheme="minorHAnsi"/>
+          <w:sz w:val="24"/>
+          <w:szCs w:val="24"/>
+          <w:lang w:val="en-US"/>
+        </w:rPr>
+        <w:t>NOTFND(999-NOTFND-PARA)</w:t>
       </w:r>
     </w:p>
     <w:p>
@@ -47652,25 +43524,14 @@
           <w:lang w:val="en-US"/>
         </w:rPr>
       </w:pPr>
-      <w:proofErr w:type="gramStart"/>
-      <w:r>
-        <w:rPr>
-          <w:rFonts w:cstheme="minorHAnsi"/>
-          <w:sz w:val="24"/>
-          <w:szCs w:val="24"/>
-          <w:lang w:val="en-US"/>
-        </w:rPr>
-        <w:t>ERROR(</w:t>
-      </w:r>
-      <w:proofErr w:type="gramEnd"/>
-      <w:r>
-        <w:rPr>
-          <w:rFonts w:cstheme="minorHAnsi"/>
-          <w:sz w:val="24"/>
-          <w:szCs w:val="24"/>
-          <w:lang w:val="en-US"/>
-        </w:rPr>
-        <w:t>999-ERROR-PARA)</w:t>
+      <w:r>
+        <w:rPr>
+          <w:rFonts w:cstheme="minorHAnsi"/>
+          <w:sz w:val="24"/>
+          <w:szCs w:val="24"/>
+          <w:lang w:val="en-US"/>
+        </w:rPr>
+        <w:t>ERROR(999-ERROR-PARA)</w:t>
       </w:r>
     </w:p>
     <w:p>
@@ -47730,27 +43591,7 @@
           <w:szCs w:val="24"/>
           <w:lang w:val="en-US"/>
         </w:rPr>
-        <w:t xml:space="preserve">EXEC CICS READ </w:t>
-      </w:r>
-      <w:proofErr w:type="gramStart"/>
-      <w:r>
-        <w:rPr>
-          <w:rFonts w:cstheme="minorHAnsi"/>
-          <w:sz w:val="24"/>
-          <w:szCs w:val="24"/>
-          <w:lang w:val="en-US"/>
-        </w:rPr>
-        <w:t>FILE(</w:t>
-      </w:r>
-      <w:proofErr w:type="gramEnd"/>
-      <w:r>
-        <w:rPr>
-          <w:rFonts w:cstheme="minorHAnsi"/>
-          <w:sz w:val="24"/>
-          <w:szCs w:val="24"/>
-          <w:lang w:val="en-US"/>
-        </w:rPr>
-        <w:t xml:space="preserve">) -&gt; If NOTFND -&gt; control </w:t>
+        <w:t xml:space="preserve">EXEC CICS READ FILE() -&gt; If NOTFND -&gt; control </w:t>
       </w:r>
       <w:proofErr w:type="spellStart"/>
       <w:r>
@@ -48004,19 +43845,8 @@
           <w:szCs w:val="24"/>
           <w:lang w:val="en-US"/>
         </w:rPr>
-        <w:t>READ</w:t>
-      </w:r>
-      <w:proofErr w:type="gramStart"/>
-      <w:r>
-        <w:rPr>
-          <w:rFonts w:cstheme="minorHAnsi"/>
-          <w:sz w:val="24"/>
-          <w:szCs w:val="24"/>
-          <w:lang w:val="en-US"/>
-        </w:rPr>
-        <w:t xml:space="preserve"> ..</w:t>
-      </w:r>
-      <w:proofErr w:type="gramEnd"/>
+        <w:t>READ ..</w:t>
+      </w:r>
     </w:p>
     <w:p>
       <w:pPr>
@@ -49032,7 +44862,40 @@
           <w:szCs w:val="24"/>
           <w:lang w:val="en-US"/>
         </w:rPr>
-        <w:t>TST entry is optional</w:t>
+        <w:t>TST</w:t>
+      </w:r>
+      <w:r>
+        <w:rPr>
+          <w:rFonts w:cstheme="minorHAnsi"/>
+          <w:b/>
+          <w:bCs/>
+          <w:sz w:val="24"/>
+          <w:szCs w:val="24"/>
+          <w:lang w:val="en-US"/>
+        </w:rPr>
+        <w:t xml:space="preserve"> </w:t>
+      </w:r>
+      <w:r>
+        <w:rPr>
+          <w:rFonts w:cstheme="minorHAnsi"/>
+          <w:b/>
+          <w:bCs/>
+          <w:sz w:val="24"/>
+          <w:szCs w:val="24"/>
+          <w:lang w:val="en-US"/>
+        </w:rPr>
+        <w:t>(Temporary Storage Table)</w:t>
+      </w:r>
+      <w:r>
+        <w:rPr>
+          <w:rFonts w:cstheme="minorHAnsi"/>
+          <w:b/>
+          <w:bCs/>
+          <w:sz w:val="24"/>
+          <w:szCs w:val="24"/>
+          <w:lang w:val="en-US"/>
+        </w:rPr>
+        <w:t xml:space="preserve"> entry is optional</w:t>
       </w:r>
     </w:p>
     <w:p>
@@ -49330,6 +45193,28 @@
           <w:lang w:val="en-US"/>
         </w:rPr>
         <w:t>DCT</w:t>
+      </w:r>
+      <w:r>
+        <w:rPr>
+          <w:rFonts w:cstheme="minorHAnsi"/>
+          <w:b/>
+          <w:bCs/>
+          <w:sz w:val="24"/>
+          <w:szCs w:val="24"/>
+          <w:lang w:val="en-US"/>
+        </w:rPr>
+        <w:t xml:space="preserve"> (</w:t>
+      </w:r>
+      <w:r>
+        <w:rPr>
+          <w:rFonts w:cstheme="minorHAnsi"/>
+          <w:b/>
+          <w:bCs/>
+          <w:sz w:val="24"/>
+          <w:szCs w:val="24"/>
+          <w:lang w:val="en-US"/>
+        </w:rPr>
+        <w:t>Destination Control Table)</w:t>
       </w:r>
       <w:r>
         <w:rPr>
@@ -51476,9 +47361,8 @@
           <w:rFonts w:cstheme="minorHAnsi"/>
           <w:sz w:val="24"/>
           <w:szCs w:val="24"/>
-          <w:lang w:val="en-US"/>
-        </w:rPr>
-        <w:t>ITEM(WS-ITEM-NUM)</w:t>
+        </w:rPr>
+        <w:t>LENGTH(WS-LENGTH)</w:t>
       </w:r>
     </w:p>
     <w:p>
@@ -54836,7 +50720,6 @@
   <w:style w:type="character" w:default="1" w:styleId="DefaultParagraphFont">
     <w:name w:val="Default Paragraph Font"/>
     <w:uiPriority w:val="1"/>
-    <w:semiHidden/>
     <w:unhideWhenUsed/>
   </w:style>
   <w:style w:type="table" w:default="1" w:styleId="TableNormal">
